--- a/Lõputöö dokumentatsioon.docx
+++ b/Lõputöö dokumentatsioon.docx
@@ -40,6 +40,12 @@
         </w:rPr>
         <w:t>Projekti lühitutvustus</w:t>
       </w:r>
+      <w:r>
+        <w:rPr>
+          <w:noProof/>
+        </w:rPr>
+        <w:t>:</w:t>
+      </w:r>
     </w:p>
     <w:p>
       <w:pPr>
@@ -251,7 +257,13 @@
         <w:rPr>
           <w:noProof/>
         </w:rPr>
-        <w:t>Uuritakse, kas keskmise palgaga töötaja palk suudab sammu pidada kinnisvarahindade kasvuga</w:t>
+        <w:t>K</w:t>
+      </w:r>
+      <w:r>
+        <w:rPr>
+          <w:noProof/>
+        </w:rPr>
+        <w:t>as keskmise palgaga töötaja palk suudab sammu pidada kinnisvarahindade kasvuga</w:t>
       </w:r>
       <w:r>
         <w:rPr>
@@ -280,13 +292,31 @@
         <w:rPr>
           <w:noProof/>
         </w:rPr>
-        <w:t>Võrreldakse korterite ruutmeetri hin</w:t>
-      </w:r>
-      <w:r>
-        <w:rPr>
-          <w:noProof/>
-        </w:rPr>
-        <w:t>da</w:t>
+        <w:t>Võr</w:t>
+      </w:r>
+      <w:r>
+        <w:rPr>
+          <w:noProof/>
+        </w:rPr>
+        <w:t>dleme k</w:t>
+      </w:r>
+      <w:r>
+        <w:rPr>
+          <w:noProof/>
+        </w:rPr>
+        <w:t>orterite ruutmeetri hin</w:t>
+      </w:r>
+      <w:r>
+        <w:rPr>
+          <w:noProof/>
+        </w:rPr>
+        <w:t>d</w:t>
+      </w:r>
+      <w:r>
+        <w:rPr>
+          <w:noProof/>
+        </w:rPr>
+        <w:t>a</w:t>
       </w:r>
       <w:r>
         <w:rPr>
@@ -298,7 +328,25 @@
         <w:rPr>
           <w:noProof/>
         </w:rPr>
-        <w:t>ka, intressimäära</w:t>
+        <w:t>k</w:t>
+      </w:r>
+      <w:r>
+        <w:rPr>
+          <w:noProof/>
+        </w:rPr>
+        <w:t>a</w:t>
+      </w:r>
+      <w:r>
+        <w:rPr>
+          <w:noProof/>
+        </w:rPr>
+        <w:t>, intressimäär</w:t>
+      </w:r>
+      <w:r>
+        <w:rPr>
+          <w:noProof/>
+        </w:rPr>
+        <w:t>a</w:t>
       </w:r>
       <w:r>
         <w:rPr>
@@ -310,7 +358,25 @@
         <w:rPr>
           <w:noProof/>
         </w:rPr>
-        <w:t>tarbijahinna  indeksit (</w:t>
+        <w:t>tarbijahinna  indeks</w:t>
+      </w:r>
+      <w:r>
+        <w:rPr>
+          <w:noProof/>
+        </w:rPr>
+        <w:t>it</w:t>
+      </w:r>
+      <w:r>
+        <w:rPr>
+          <w:noProof/>
+        </w:rPr>
+        <w:t xml:space="preserve"> (</w:t>
+      </w:r>
+      <w:r>
+        <w:rPr>
+          <w:noProof/>
+        </w:rPr>
+        <w:t xml:space="preserve">edaspidi </w:t>
       </w:r>
       <w:r>
         <w:rPr>
@@ -1130,7 +1196,15 @@
         <w:t xml:space="preserve"> </w:t>
       </w:r>
       <w:r>
-        <w:t>laetuna csv failidena.</w:t>
+        <w:t xml:space="preserve">laetuna </w:t>
+      </w:r>
+      <w:proofErr w:type="spellStart"/>
+      <w:r>
+        <w:t>csv</w:t>
+      </w:r>
+      <w:proofErr w:type="spellEnd"/>
+      <w:r>
+        <w:t xml:space="preserve"> failidena.</w:t>
       </w:r>
       <w:r>
         <w:t xml:space="preserve"> </w:t>
@@ -1663,11 +1737,16 @@
       <w:r>
         <w:t xml:space="preserve">Struktureeritud failide import kohalikule </w:t>
       </w:r>
+      <w:proofErr w:type="spellStart"/>
       <w:r>
         <w:t>Postgres</w:t>
       </w:r>
       <w:r>
-        <w:t>SQL andmebaasi</w:t>
+        <w:t>SQL</w:t>
+      </w:r>
+      <w:proofErr w:type="spellEnd"/>
+      <w:r>
+        <w:t xml:space="preserve"> andmebaasi</w:t>
       </w:r>
       <w:r>
         <w:t>le</w:t>
@@ -1727,6 +1806,7 @@
       </w:r>
     </w:p>
     <w:p>
+      <w:proofErr w:type="spellStart"/>
       <w:r>
         <w:rPr>
           <w:b/>
@@ -1734,14 +1814,20 @@
         </w:rPr>
         <w:t>fact_kv</w:t>
       </w:r>
+      <w:proofErr w:type="spellEnd"/>
       <w:r>
         <w:t xml:space="preserve"> </w:t>
       </w:r>
       <w:r>
         <w:t xml:space="preserve">= </w:t>
       </w:r>
-      <w:r>
-        <w:t>grain on</w:t>
+      <w:proofErr w:type="spellStart"/>
+      <w:r>
+        <w:t>grain</w:t>
+      </w:r>
+      <w:proofErr w:type="spellEnd"/>
+      <w:r>
+        <w:t xml:space="preserve"> on</w:t>
       </w:r>
       <w:r>
         <w:t xml:space="preserve"> ühe maakonna korterite keskmine m2 hind ühes kvartalis.</w:t>
@@ -1751,6 +1837,7 @@
       </w:r>
     </w:p>
     <w:p>
+      <w:proofErr w:type="spellStart"/>
       <w:r>
         <w:rPr>
           <w:b/>
@@ -1765,20 +1852,27 @@
         </w:rPr>
         <w:t>act_palk</w:t>
       </w:r>
+      <w:proofErr w:type="spellEnd"/>
       <w:r>
         <w:t xml:space="preserve"> </w:t>
       </w:r>
       <w:r>
         <w:t xml:space="preserve">= </w:t>
       </w:r>
-      <w:r>
-        <w:t>grain on ühe maakonna keskmine brutopalk ühes kvartalis.</w:t>
+      <w:proofErr w:type="spellStart"/>
+      <w:r>
+        <w:t>grain</w:t>
+      </w:r>
+      <w:proofErr w:type="spellEnd"/>
+      <w:r>
+        <w:t xml:space="preserve"> on ühe maakonna keskmine brutopalk ühes kvartalis.</w:t>
       </w:r>
       <w:r>
         <w:t xml:space="preserve"> 3 veergu, 1290 rida. Ajaperiood 2005-2026, 15 maakonda.</w:t>
       </w:r>
     </w:p>
     <w:p>
+      <w:proofErr w:type="spellStart"/>
       <w:r>
         <w:rPr>
           <w:b/>
@@ -1793,20 +1887,27 @@
         </w:rPr>
         <w:t>act_intressid</w:t>
       </w:r>
+      <w:proofErr w:type="spellEnd"/>
       <w:r>
         <w:t xml:space="preserve"> </w:t>
       </w:r>
       <w:r>
         <w:t xml:space="preserve">= </w:t>
       </w:r>
-      <w:r>
-        <w:t>grain on Eesti keskmine laenuintressi määr ühes kvartalis.</w:t>
+      <w:proofErr w:type="spellStart"/>
+      <w:r>
+        <w:t>grain</w:t>
+      </w:r>
+      <w:proofErr w:type="spellEnd"/>
+      <w:r>
+        <w:t xml:space="preserve"> on Eesti keskmine laenuintressi määr ühes kvartalis.</w:t>
       </w:r>
       <w:r>
         <w:t xml:space="preserve"> 2 veergu, 86 rida. Ajaperiood 2005-2026.</w:t>
       </w:r>
     </w:p>
     <w:p>
+      <w:proofErr w:type="spellStart"/>
       <w:r>
         <w:rPr>
           <w:b/>
@@ -1821,14 +1922,20 @@
         </w:rPr>
         <w:t>act_thi</w:t>
       </w:r>
+      <w:proofErr w:type="spellEnd"/>
       <w:r>
         <w:t xml:space="preserve"> </w:t>
       </w:r>
       <w:r>
         <w:t xml:space="preserve">= </w:t>
       </w:r>
-      <w:r>
-        <w:t>grain on Eesti keskmine THI indeks ühes kvartalis.</w:t>
+      <w:proofErr w:type="spellStart"/>
+      <w:r>
+        <w:t>grain</w:t>
+      </w:r>
+      <w:proofErr w:type="spellEnd"/>
+      <w:r>
+        <w:t xml:space="preserve"> on Eesti keskmine THI indeks ühes kvartalis.</w:t>
       </w:r>
       <w:r>
         <w:t xml:space="preserve"> 2 veergu, 86 rida. Ajaperiood 2005-2026.</w:t>
@@ -1852,6 +1959,7 @@
       </w:r>
     </w:p>
     <w:p>
+      <w:proofErr w:type="spellStart"/>
       <w:r>
         <w:rPr>
           <w:b/>
@@ -1859,20 +1967,27 @@
         </w:rPr>
         <w:t>dim_county</w:t>
       </w:r>
+      <w:proofErr w:type="spellEnd"/>
       <w:r>
         <w:t xml:space="preserve"> </w:t>
       </w:r>
       <w:r>
         <w:t xml:space="preserve">= </w:t>
       </w:r>
-      <w:r>
-        <w:t>grain on üks unikaalne maakond.</w:t>
+      <w:proofErr w:type="spellStart"/>
+      <w:r>
+        <w:t>grain</w:t>
+      </w:r>
+      <w:proofErr w:type="spellEnd"/>
+      <w:r>
+        <w:t xml:space="preserve"> on üks unikaalne maakond.</w:t>
       </w:r>
       <w:r>
         <w:t xml:space="preserve"> 2 veergu, 15 rida, 15 maakonda.</w:t>
       </w:r>
     </w:p>
     <w:p>
+      <w:proofErr w:type="spellStart"/>
       <w:r>
         <w:rPr>
           <w:b/>
@@ -1880,14 +1995,20 @@
         </w:rPr>
         <w:t>dim_time</w:t>
       </w:r>
+      <w:proofErr w:type="spellEnd"/>
       <w:r>
         <w:t xml:space="preserve"> </w:t>
       </w:r>
       <w:r>
         <w:t xml:space="preserve">= </w:t>
       </w:r>
-      <w:r>
-        <w:t>grain on üks kvartal.</w:t>
+      <w:proofErr w:type="spellStart"/>
+      <w:r>
+        <w:t>grain</w:t>
+      </w:r>
+      <w:proofErr w:type="spellEnd"/>
+      <w:r>
+        <w:t xml:space="preserve"> on üks kvartal.</w:t>
       </w:r>
       <w:r>
         <w:t xml:space="preserve"> 5 veergu, 86 rida. Ajaperiood 2005-2026 kvartalid</w:t>
@@ -1908,7 +2029,15 @@
         <w:t>1.</w:t>
       </w:r>
       <w:r>
-        <w:t>Maakondade dimensioon (grupitoo_kv.Dim_County)</w:t>
+        <w:t>Maakondade dimensioon (</w:t>
+      </w:r>
+      <w:proofErr w:type="spellStart"/>
+      <w:r>
+        <w:t>grupitoo_kv.Dim_County</w:t>
+      </w:r>
+      <w:proofErr w:type="spellEnd"/>
+      <w:r>
+        <w:t>)</w:t>
       </w:r>
     </w:p>
     <w:p>
@@ -2228,7 +2357,15 @@
         <w:pStyle w:val="Heading2"/>
       </w:pPr>
       <w:r>
-        <w:t>2. Aja dimensioon (grupitoo_kv.Dim_Time)</w:t>
+        <w:t>2. Aja dimensioon (</w:t>
+      </w:r>
+      <w:proofErr w:type="spellStart"/>
+      <w:r>
+        <w:t>grupitoo_kv.Dim_Time</w:t>
+      </w:r>
+      <w:proofErr w:type="spellEnd"/>
+      <w:r>
+        <w:t>)</w:t>
       </w:r>
     </w:p>
     <w:tbl>
@@ -4439,7 +4576,19 @@
         <w:rPr>
           <w:noProof/>
         </w:rPr>
-        <w:t>väga hea.</w:t>
+        <w:t>väga hea</w:t>
+      </w:r>
+      <w:r>
+        <w:rPr>
+          <w:noProof/>
+        </w:rPr>
+        <w:t xml:space="preserve"> ja struktureeritud</w:t>
+      </w:r>
+      <w:r>
+        <w:rPr>
+          <w:noProof/>
+        </w:rPr>
+        <w:t>.</w:t>
       </w:r>
     </w:p>
     <w:p>
@@ -4552,13 +4701,7 @@
         <w:rPr>
           <w:noProof/>
         </w:rPr>
-        <w:t>te kohta, j</w:t>
-      </w:r>
-      <w:r>
-        <w:rPr>
-          <w:noProof/>
-        </w:rPr>
-        <w:t>ätsime need andmed null väärtusega</w:t>
+        <w:t>te kohta, jätsime need andmed null väärtusega</w:t>
       </w:r>
       <w:r>
         <w:rPr>
@@ -5348,13 +5491,7 @@
         <w:rPr>
           <w:noProof/>
         </w:rPr>
-        <w:t>2</w:t>
-      </w:r>
-      <w:r>
-        <w:rPr>
-          <w:noProof/>
-        </w:rPr>
-        <w:t xml:space="preserve">. </w:t>
+        <w:t xml:space="preserve">2. </w:t>
       </w:r>
       <w:r>
         <w:rPr>
@@ -5443,7 +5580,15 @@
         <w:t>e</w:t>
       </w:r>
       <w:r>
-        <w:t>elarve kriteeriumite ja laenukoormuse soojuskaart (Heatmap)</w:t>
+        <w:t>elarve kriteeriumite ja laenukoormuse soojuskaart (</w:t>
+      </w:r>
+      <w:proofErr w:type="spellStart"/>
+      <w:r>
+        <w:t>Heatmap</w:t>
+      </w:r>
+      <w:proofErr w:type="spellEnd"/>
+      <w:r>
+        <w:t>)</w:t>
       </w:r>
     </w:p>
     <w:p>
@@ -5536,7 +5681,15 @@
       </w:pPr>
       <w:r>
         <w:lastRenderedPageBreak/>
-        <w:t>Ajaline juhtkontroll ehk millist näitajat enne vaadata (Granger kausaalsuse meetodil tehtud regressioonmudel)</w:t>
+        <w:t>Ajaline juhtkontroll ehk millist näitajat enne vaadata (</w:t>
+      </w:r>
+      <w:proofErr w:type="spellStart"/>
+      <w:r>
+        <w:t>Granger</w:t>
+      </w:r>
+      <w:proofErr w:type="spellEnd"/>
+      <w:r>
+        <w:t xml:space="preserve"> kausaalsuse meetodil tehtud regressioonmudel)</w:t>
       </w:r>
     </w:p>
     <w:p>
@@ -5668,7 +5821,7 @@
 <w:numbering xmlns:wpc="http://schemas.microsoft.com/office/word/2010/wordprocessingCanvas" xmlns:cx="http://schemas.microsoft.com/office/drawing/2014/chartex" xmlns:cx1="http://schemas.microsoft.com/office/drawing/2015/9/8/chartex" xmlns:cx2="http://schemas.microsoft.com/office/drawing/2015/10/21/chartex" xmlns:cx3="http://schemas.microsoft.com/office/drawing/2016/5/9/chartex" xmlns:cx4="http://schemas.microsoft.com/office/drawing/2016/5/10/chartex" xmlns:cx5="http://schemas.microsoft.com/office/drawing/2016/5/11/chartex" xmlns:cx6="http://schemas.microsoft.com/office/drawing/2016/5/12/chartex" xmlns:cx7="http://schemas.microsoft.com/office/drawing/2016/5/13/chartex" xmlns:cx8="http://schemas.microsoft.com/office/drawing/2016/5/14/chartex" xmlns:mc="http://schemas.openxmlformats.org/markup-compatibility/2006" xmlns:aink="http://schemas.microsoft.com/office/drawing/2016/ink" xmlns:am3d="http://schemas.microsoft.com/office/drawing/2017/model3d" xmlns:o="urn:schemas-microsoft-com:office:office" xmlns:oel="http://schemas.microsoft.com/office/2019/extlst" xmlns:r="http://schemas.openxmlformats.org/officeDocument/2006/relationships" xmlns:m="http://schemas.openxmlformats.org/officeDocument/2006/math" xmlns:v="urn:schemas-microsoft-com:vml" xmlns:wp14="http://schemas.microsoft.com/office/word/2010/wordprocessingDrawing" xmlns:wp="http://schemas.openxmlformats.org/drawingml/2006/wordprocessingDrawing" xmlns:w10="urn:schemas-microsoft-com:office:word" xmlns:w="http://schemas.openxmlformats.org/wordprocessingml/2006/main" xmlns:w14="http://schemas.microsoft.com/office/word/2010/wordml" xmlns:w15="http://schemas.microsoft.com/office/word/2012/wordml" xmlns:w16cex="http://schemas.microsoft.com/office/word/2018/wordml/cex" xmlns:w16cid="http://schemas.microsoft.com/office/word/2016/wordml/cid" xmlns:w16="http://schemas.microsoft.com/office/word/2018/wordml" xmlns:w16sdtdh="http://schemas.microsoft.com/office/word/2020/wordml/sdtdatahash" xmlns:w16se="http://schemas.microsoft.com/office/word/2015/wordml/symex" xmlns:wpg="http://schemas.microsoft.com/office/word/2010/wordprocessingGroup" xmlns:wpi="http://schemas.microsoft.com/office/word/2010/wordprocessingInk" xmlns:wne="http://schemas.microsoft.com/office/word/2006/wordml" xmlns:wps="http://schemas.microsoft.com/office/word/2010/wordprocessingShape" mc:Ignorable="w14 w15 w16se w16cid w16 w16cex w16sdtdh wp14">
   <w:numPicBullet w:numPicBulletId="0">
     <w:pict>
-      <v:rect id="_x0000_i1050" style="width:0;height:1.5pt" o:hralign="center" o:bullet="t" o:hrstd="t" o:hr="t" fillcolor="#a0a0a0" stroked="f"/>
+      <v:rect id="_x0000_i1029" style="width:0;height:1.5pt" o:hralign="center" o:bullet="t" o:hrstd="t" o:hr="t" fillcolor="#a0a0a0" stroked="f"/>
     </w:pict>
   </w:numPicBullet>
   <w:abstractNum w:abstractNumId="0" w15:restartNumberingAfterBreak="0">

--- a/Lõputöö dokumentatsioon.docx
+++ b/Lõputöö dokumentatsioon.docx
@@ -1657,6 +1657,13 @@
         </w:rPr>
         <w:t xml:space="preserve"> </w:t>
       </w:r>
+    </w:p>
+    <w:p>
+      <w:pPr>
+        <w:rPr>
+          <w:noProof/>
+        </w:rPr>
+      </w:pPr>
     </w:p>
     <w:p>
       <w:pPr>
@@ -1735,36 +1742,309 @@
     </w:p>
     <w:p>
       <w:r>
-        <w:t xml:space="preserve">Struktureeritud failide import kohalikule </w:t>
+        <w:t xml:space="preserve">Struktureeritud failide impordi tulemusena on kohalikus </w:t>
       </w:r>
       <w:proofErr w:type="spellStart"/>
       <w:r>
-        <w:t>Postgres</w:t>
-      </w:r>
-      <w:r>
-        <w:t>SQL</w:t>
+        <w:t>PostgreSQL</w:t>
       </w:r>
       <w:proofErr w:type="spellEnd"/>
       <w:r>
-        <w:t xml:space="preserve"> andmebaasi</w:t>
-      </w:r>
-      <w:r>
-        <w:t>le</w:t>
-      </w:r>
-      <w:r>
-        <w:t>.</w:t>
+        <w:t xml:space="preserve"> andmebaasis üles ehitatud </w:t>
+      </w:r>
+      <w:proofErr w:type="spellStart"/>
+      <w:r>
+        <w:t>relatsiooniline</w:t>
+      </w:r>
+      <w:proofErr w:type="spellEnd"/>
+      <w:r>
+        <w:t xml:space="preserve"> andmemudel (andmebaasi skeemis </w:t>
+      </w:r>
+      <w:proofErr w:type="spellStart"/>
+      <w:r>
+        <w:t>grupitoo_kv</w:t>
+      </w:r>
+      <w:proofErr w:type="spellEnd"/>
+      <w:r>
+        <w:t xml:space="preserve">). </w:t>
+      </w:r>
+      <w:r>
+        <w:t>Kuna m</w:t>
+      </w:r>
+      <w:r>
+        <w:t>eie projektis</w:t>
+      </w:r>
+      <w:r>
+        <w:t xml:space="preserve"> </w:t>
+      </w:r>
+      <w:r>
+        <w:t xml:space="preserve">on </w:t>
+      </w:r>
+      <w:r>
+        <w:t>mitu erinevat fookust (kinnisvara, palgad, intressid ja inflatsioon)</w:t>
+      </w:r>
+      <w:r>
+        <w:t xml:space="preserve"> siis</w:t>
+      </w:r>
+      <w:r>
+        <w:t xml:space="preserve"> on </w:t>
+      </w:r>
+      <w:r>
+        <w:t xml:space="preserve">antud </w:t>
+      </w:r>
+      <w:r>
+        <w:t xml:space="preserve">mudeli ülesehituseks klassikalise tähtskeemi edasiarendus ehk </w:t>
+      </w:r>
+      <w:r>
+        <w:rPr>
+          <w:b/>
+          <w:bCs/>
+        </w:rPr>
+        <w:t>galaktika skeem</w:t>
+      </w:r>
+      <w:r>
+        <w:t xml:space="preserve"> (ingl </w:t>
+      </w:r>
+      <w:r>
+        <w:rPr>
+          <w:i/>
+          <w:iCs/>
+        </w:rPr>
+        <w:t xml:space="preserve">Galaxy </w:t>
+      </w:r>
+      <w:proofErr w:type="spellStart"/>
+      <w:r>
+        <w:rPr>
+          <w:i/>
+          <w:iCs/>
+        </w:rPr>
+        <w:t>Schema</w:t>
+      </w:r>
+      <w:proofErr w:type="spellEnd"/>
+      <w:r>
+        <w:t xml:space="preserve"> või </w:t>
+      </w:r>
+      <w:proofErr w:type="spellStart"/>
+      <w:r>
+        <w:rPr>
+          <w:i/>
+          <w:iCs/>
+        </w:rPr>
+        <w:t>Fact</w:t>
+      </w:r>
+      <w:proofErr w:type="spellEnd"/>
+      <w:r>
+        <w:rPr>
+          <w:i/>
+          <w:iCs/>
+        </w:rPr>
+        <w:t xml:space="preserve"> </w:t>
+      </w:r>
+      <w:proofErr w:type="spellStart"/>
+      <w:r>
+        <w:rPr>
+          <w:i/>
+          <w:iCs/>
+        </w:rPr>
+        <w:t>Constellation</w:t>
+      </w:r>
+      <w:proofErr w:type="spellEnd"/>
+      <w:r>
+        <w:rPr>
+          <w:i/>
+          <w:iCs/>
+        </w:rPr>
+        <w:t xml:space="preserve"> </w:t>
+      </w:r>
+      <w:proofErr w:type="spellStart"/>
+      <w:r>
+        <w:rPr>
+          <w:i/>
+          <w:iCs/>
+        </w:rPr>
+        <w:t>Schema</w:t>
+      </w:r>
+      <w:proofErr w:type="spellEnd"/>
+      <w:r>
+        <w:t>).</w:t>
       </w:r>
     </w:p>
     <w:p>
       <w:r>
+        <w:t>Meie</w:t>
+      </w:r>
+      <w:r>
+        <w:t xml:space="preserve"> mudelis seob kõiki nelja faktitabelit ühine ajadimensioon (</w:t>
+      </w:r>
+      <w:proofErr w:type="spellStart"/>
+      <w:r>
+        <w:t>dim_time</w:t>
+      </w:r>
+      <w:proofErr w:type="spellEnd"/>
+      <w:r>
+        <w:t>) ning piirkondlikke tabeleid asukohadimensioon (</w:t>
+      </w:r>
+      <w:proofErr w:type="spellStart"/>
+      <w:r>
+        <w:t>dim_county</w:t>
+      </w:r>
+      <w:proofErr w:type="spellEnd"/>
+      <w:r>
+        <w:t>).</w:t>
+      </w:r>
+    </w:p>
+    <w:p>
+      <w:r>
+        <w:t>Tabelite</w:t>
+      </w:r>
+      <w:r>
+        <w:t xml:space="preserve"> </w:t>
+      </w:r>
+      <w:r>
+        <w:t xml:space="preserve">vaheliste seoste loomisel on lähtutud andmete </w:t>
+      </w:r>
+      <w:proofErr w:type="spellStart"/>
+      <w:r>
+        <w:t>normaliseerituse</w:t>
+      </w:r>
+      <w:proofErr w:type="spellEnd"/>
+      <w:r>
+        <w:t xml:space="preserve"> tasemest ja optimeerimise vajadusest Power BI raportite jaoks, kasutades </w:t>
+      </w:r>
+      <w:r>
+        <w:rPr>
+          <w:b/>
+          <w:bCs/>
+        </w:rPr>
+        <w:t>üks-mitmele (</w:t>
+      </w:r>
+      <w:proofErr w:type="spellStart"/>
+      <w:r>
+        <w:rPr>
+          <w:b/>
+          <w:bCs/>
+        </w:rPr>
+        <w:t>One-to-Many</w:t>
+      </w:r>
+      <w:proofErr w:type="spellEnd"/>
+      <w:r>
+        <w:rPr>
+          <w:b/>
+          <w:bCs/>
+        </w:rPr>
+        <w:t>)</w:t>
+      </w:r>
+      <w:r>
+        <w:t xml:space="preserve"> seoseid.</w:t>
+      </w:r>
+    </w:p>
+    <w:p>
+      <w:r>
+        <w:rPr>
+          <w:b/>
+          <w:bCs/>
+        </w:rPr>
+        <w:t>M</w:t>
+      </w:r>
+      <w:r>
+        <w:rPr>
+          <w:b/>
+          <w:bCs/>
+        </w:rPr>
+        <w:t>udeli legend:</w:t>
+      </w:r>
+    </w:p>
+    <w:p>
+      <w:pPr>
+        <w:numPr>
+          <w:ilvl w:val="0"/>
+          <w:numId w:val="68"/>
+        </w:numPr>
+      </w:pPr>
+      <w:r>
+        <w:rPr>
+          <w:b/>
+          <w:bCs/>
+        </w:rPr>
+        <w:t>1 (üks / unikaalne kirje)</w:t>
+      </w:r>
+      <w:r>
+        <w:t xml:space="preserve"> = • (täpp seoseotsal näitab dimensioonitabeli primaarvõtit, kus väärtused ei kordu).</w:t>
+      </w:r>
+    </w:p>
+    <w:p>
+      <w:pPr>
+        <w:numPr>
+          <w:ilvl w:val="0"/>
+          <w:numId w:val="68"/>
+        </w:numPr>
+      </w:pPr>
+      <w:proofErr w:type="spellStart"/>
+      <w:r>
+        <w:rPr>
+          <w:b/>
+          <w:bCs/>
+        </w:rPr>
+        <w:t>many</w:t>
+      </w:r>
+      <w:proofErr w:type="spellEnd"/>
+      <w:r>
+        <w:rPr>
+          <w:b/>
+          <w:bCs/>
+        </w:rPr>
+        <w:t xml:space="preserve"> (mitu / korduv kirje)</w:t>
+      </w:r>
+      <w:r>
+        <w:t xml:space="preserve"> = ◊ (romb seoseotsal näitab faktitabeli </w:t>
+      </w:r>
+      <w:proofErr w:type="spellStart"/>
+      <w:r>
+        <w:t>välisvõtit</w:t>
+      </w:r>
+      <w:proofErr w:type="spellEnd"/>
+      <w:r>
+        <w:t>, kus sama dimensiooni väärtus võib esineda mitmeid kordi).</w:t>
+      </w:r>
+    </w:p>
+    <w:p>
+      <w:r>
+        <w:t>Selle tulemusel</w:t>
+      </w:r>
+      <w:r>
+        <w:t xml:space="preserve"> filtrid liiguvad andmemudelis korrektselt dimensioonidest kõikidesse seotud faktitabelitesse korraga (suunaga 1 </w:t>
+      </w:r>
+      <w:r>
+        <w:rPr>
+          <w:rFonts w:ascii="Segoe UI Symbol" w:hAnsi="Segoe UI Symbol" w:cs="Segoe UI Symbol"/>
+        </w:rPr>
+        <w:t>➔</w:t>
+      </w:r>
+      <w:r>
+        <w:t xml:space="preserve"> </w:t>
+      </w:r>
+      <w:proofErr w:type="spellStart"/>
+      <w:r>
+        <w:t>many</w:t>
+      </w:r>
+      <w:proofErr w:type="spellEnd"/>
+      <w:r>
+        <w:t>), mis väldib andmete dubleerimist ja tagab optimaalse päringukiiruse raporti kuvaritel.</w:t>
+      </w:r>
+    </w:p>
+    <w:p>
+      <w:pPr>
+        <w:jc w:val="center"/>
+      </w:pPr>
+      <w:r>
         <w:rPr>
           <w:noProof/>
         </w:rPr>
         <w:drawing>
-          <wp:inline distT="0" distB="0" distL="0" distR="0" wp14:anchorId="69265019" wp14:editId="3ED47783">
-            <wp:extent cx="5731510" cy="4277995"/>
-            <wp:effectExtent l="0" t="0" r="2540" b="8255"/>
-            <wp:docPr id="2" name="Picture 2"/>
+          <wp:inline distT="0" distB="0" distL="0" distR="0" wp14:anchorId="368D4F92" wp14:editId="0AAC43EF">
+            <wp:extent cx="4584572" cy="3829035"/>
+            <wp:effectExtent l="0" t="0" r="6985" b="635"/>
+            <wp:docPr id="1" name="Picture 1"/>
             <wp:cNvGraphicFramePr>
               <a:graphicFrameLocks xmlns:a="http://schemas.openxmlformats.org/drawingml/2006/main" noChangeAspect="1"/>
             </wp:cNvGraphicFramePr>
@@ -1784,7 +2064,7 @@
                   <pic:spPr>
                     <a:xfrm>
                       <a:off x="0" y="0"/>
-                      <a:ext cx="5731510" cy="4277995"/>
+                      <a:ext cx="4603721" cy="3845029"/>
                     </a:xfrm>
                     <a:prstGeom prst="rect">
                       <a:avLst/>
@@ -1800,9 +2080,63 @@
     <w:p>
       <w:pPr>
         <w:pStyle w:val="Heading2"/>
-      </w:pPr>
-      <w:r>
-        <w:t>Faktitabelid:</w:t>
+        <w:rPr>
+          <w:rFonts w:asciiTheme="minorHAnsi" w:eastAsiaTheme="minorHAnsi" w:hAnsiTheme="minorHAnsi" w:cstheme="minorBidi"/>
+          <w:color w:val="auto"/>
+          <w:sz w:val="24"/>
+          <w:szCs w:val="24"/>
+        </w:rPr>
+      </w:pPr>
+      <w:r>
+        <w:rPr>
+          <w:rFonts w:asciiTheme="minorHAnsi" w:eastAsiaTheme="minorHAnsi" w:hAnsiTheme="minorHAnsi" w:cstheme="minorBidi"/>
+          <w:color w:val="auto"/>
+          <w:sz w:val="24"/>
+          <w:szCs w:val="24"/>
+        </w:rPr>
+        <w:lastRenderedPageBreak/>
+        <w:t>Kõik</w:t>
+      </w:r>
+      <w:r>
+        <w:rPr>
+          <w:rFonts w:asciiTheme="minorHAnsi" w:eastAsiaTheme="minorHAnsi" w:hAnsiTheme="minorHAnsi" w:cstheme="minorBidi"/>
+          <w:color w:val="auto"/>
+          <w:sz w:val="24"/>
+          <w:szCs w:val="24"/>
+        </w:rPr>
+        <w:t xml:space="preserve"> andmekorralduse kirjeldused asuvad Word- dokumendis ja mõõdikute kirjeldused on </w:t>
+      </w:r>
+      <w:proofErr w:type="spellStart"/>
+      <w:r>
+        <w:rPr>
+          <w:rFonts w:asciiTheme="minorHAnsi" w:eastAsiaTheme="minorHAnsi" w:hAnsiTheme="minorHAnsi" w:cstheme="minorBidi"/>
+          <w:color w:val="auto"/>
+          <w:sz w:val="24"/>
+          <w:szCs w:val="24"/>
+        </w:rPr>
+        <w:t>PowerBI</w:t>
+      </w:r>
+      <w:proofErr w:type="spellEnd"/>
+      <w:r>
+        <w:rPr>
+          <w:rFonts w:asciiTheme="minorHAnsi" w:eastAsiaTheme="minorHAnsi" w:hAnsiTheme="minorHAnsi" w:cstheme="minorBidi"/>
+          <w:color w:val="auto"/>
+          <w:sz w:val="24"/>
+          <w:szCs w:val="24"/>
+        </w:rPr>
+        <w:t xml:space="preserve"> infolehel.</w:t>
+      </w:r>
+    </w:p>
+    <w:p/>
+    <w:p>
+      <w:pPr>
+        <w:pStyle w:val="Heading2"/>
+      </w:pPr>
+      <w:r>
+        <w:t>Faktitabeli</w:t>
+      </w:r>
+      <w:r>
+        <w:t>te legend:</w:t>
       </w:r>
     </w:p>
     <w:p>
@@ -1944,18 +2278,38 @@
     <w:p>
       <w:pPr>
         <w:pStyle w:val="Heading1"/>
-      </w:pPr>
-      <w:r>
+        <w:rPr>
+          <w:sz w:val="32"/>
+          <w:szCs w:val="32"/>
+        </w:rPr>
+      </w:pPr>
+      <w:r>
+        <w:rPr>
+          <w:sz w:val="32"/>
+          <w:szCs w:val="32"/>
+        </w:rPr>
         <w:t>Dim</w:t>
       </w:r>
       <w:r>
+        <w:rPr>
+          <w:sz w:val="32"/>
+          <w:szCs w:val="32"/>
+        </w:rPr>
         <w:t>ensiooni</w:t>
       </w:r>
       <w:r>
+        <w:rPr>
+          <w:sz w:val="32"/>
+          <w:szCs w:val="32"/>
+        </w:rPr>
         <w:t>tabeli</w:t>
       </w:r>
       <w:r>
-        <w:t>d:</w:t>
+        <w:rPr>
+          <w:sz w:val="32"/>
+          <w:szCs w:val="32"/>
+        </w:rPr>
+        <w:t>te legend:</w:t>
       </w:r>
     </w:p>
     <w:p>
@@ -2020,12 +2374,12 @@
         <w:t>.</w:t>
       </w:r>
     </w:p>
+    <w:p/>
     <w:p>
       <w:pPr>
         <w:pStyle w:val="Heading2"/>
       </w:pPr>
       <w:r>
-        <w:lastRenderedPageBreak/>
         <w:t>1.</w:t>
       </w:r>
       <w:r>
@@ -2689,6 +3043,7 @@
               <w:rPr>
                 <w:noProof/>
               </w:rPr>
+              <w:lastRenderedPageBreak/>
               <w:t>quarter_number</w:t>
             </w:r>
           </w:p>
@@ -3457,14 +3812,6 @@
           <w:noProof/>
         </w:rPr>
       </w:pPr>
-    </w:p>
-    <w:p>
-      <w:pPr>
-        <w:pStyle w:val="Heading2"/>
-        <w:rPr>
-          <w:noProof/>
-        </w:rPr>
-      </w:pPr>
       <w:r>
         <w:rPr>
           <w:noProof/>
@@ -4110,6 +4457,7 @@
               <w:rPr>
                 <w:noProof/>
               </w:rPr>
+              <w:lastRenderedPageBreak/>
               <w:t>intress</w:t>
             </w:r>
           </w:p>
@@ -4552,7 +4900,6 @@
           <w:bCs/>
           <w:noProof/>
         </w:rPr>
-        <w:lastRenderedPageBreak/>
         <w:t>Andmekvaliteet</w:t>
       </w:r>
     </w:p>
@@ -4889,6 +5236,7 @@
           <w:bCs/>
           <w:noProof/>
         </w:rPr>
+        <w:lastRenderedPageBreak/>
         <w:t>Rikastamine</w:t>
       </w:r>
     </w:p>
@@ -5089,7 +5437,6 @@
         <w:rPr>
           <w:noProof/>
         </w:rPr>
-        <w:lastRenderedPageBreak/>
         <w:drawing>
           <wp:inline distT="0" distB="0" distL="0" distR="0" wp14:anchorId="25829CFD" wp14:editId="0C808429">
             <wp:extent cx="5731510" cy="2243455"/>
@@ -5339,7 +5686,6 @@
         <w:rPr>
           <w:noProof/>
         </w:rPr>
-        <w:lastRenderedPageBreak/>
         <w:t xml:space="preserve">Graafik näitab </w:t>
       </w:r>
       <w:r>
@@ -5442,6 +5788,7 @@
         <w:rPr>
           <w:noProof/>
         </w:rPr>
+        <w:lastRenderedPageBreak/>
         <w:drawing>
           <wp:inline distT="0" distB="0" distL="0" distR="0" wp14:anchorId="2A2EAC2A" wp14:editId="1BA65F58">
             <wp:extent cx="5731510" cy="1902460"/>
@@ -5680,7 +6027,6 @@
         </w:numPr>
       </w:pPr>
       <w:r>
-        <w:lastRenderedPageBreak/>
         <w:t>Ajaline juhtkontroll ehk millist näitajat enne vaadata (</w:t>
       </w:r>
       <w:proofErr w:type="spellStart"/>
@@ -5821,7 +6167,7 @@
 <w:numbering xmlns:wpc="http://schemas.microsoft.com/office/word/2010/wordprocessingCanvas" xmlns:cx="http://schemas.microsoft.com/office/drawing/2014/chartex" xmlns:cx1="http://schemas.microsoft.com/office/drawing/2015/9/8/chartex" xmlns:cx2="http://schemas.microsoft.com/office/drawing/2015/10/21/chartex" xmlns:cx3="http://schemas.microsoft.com/office/drawing/2016/5/9/chartex" xmlns:cx4="http://schemas.microsoft.com/office/drawing/2016/5/10/chartex" xmlns:cx5="http://schemas.microsoft.com/office/drawing/2016/5/11/chartex" xmlns:cx6="http://schemas.microsoft.com/office/drawing/2016/5/12/chartex" xmlns:cx7="http://schemas.microsoft.com/office/drawing/2016/5/13/chartex" xmlns:cx8="http://schemas.microsoft.com/office/drawing/2016/5/14/chartex" xmlns:mc="http://schemas.openxmlformats.org/markup-compatibility/2006" xmlns:aink="http://schemas.microsoft.com/office/drawing/2016/ink" xmlns:am3d="http://schemas.microsoft.com/office/drawing/2017/model3d" xmlns:o="urn:schemas-microsoft-com:office:office" xmlns:oel="http://schemas.microsoft.com/office/2019/extlst" xmlns:r="http://schemas.openxmlformats.org/officeDocument/2006/relationships" xmlns:m="http://schemas.openxmlformats.org/officeDocument/2006/math" xmlns:v="urn:schemas-microsoft-com:vml" xmlns:wp14="http://schemas.microsoft.com/office/word/2010/wordprocessingDrawing" xmlns:wp="http://schemas.openxmlformats.org/drawingml/2006/wordprocessingDrawing" xmlns:w10="urn:schemas-microsoft-com:office:word" xmlns:w="http://schemas.openxmlformats.org/wordprocessingml/2006/main" xmlns:w14="http://schemas.microsoft.com/office/word/2010/wordml" xmlns:w15="http://schemas.microsoft.com/office/word/2012/wordml" xmlns:w16cex="http://schemas.microsoft.com/office/word/2018/wordml/cex" xmlns:w16cid="http://schemas.microsoft.com/office/word/2016/wordml/cid" xmlns:w16="http://schemas.microsoft.com/office/word/2018/wordml" xmlns:w16sdtdh="http://schemas.microsoft.com/office/word/2020/wordml/sdtdatahash" xmlns:w16se="http://schemas.microsoft.com/office/word/2015/wordml/symex" xmlns:wpg="http://schemas.microsoft.com/office/word/2010/wordprocessingGroup" xmlns:wpi="http://schemas.microsoft.com/office/word/2010/wordprocessingInk" xmlns:wne="http://schemas.microsoft.com/office/word/2006/wordml" xmlns:wps="http://schemas.microsoft.com/office/word/2010/wordprocessingShape" mc:Ignorable="w14 w15 w16se w16cid w16 w16cex w16sdtdh wp14">
   <w:numPicBullet w:numPicBulletId="0">
     <w:pict>
-      <v:rect id="_x0000_i1029" style="width:0;height:1.5pt" o:hralign="center" o:bullet="t" o:hrstd="t" o:hr="t" fillcolor="#a0a0a0" stroked="f"/>
+      <v:rect id="_x0000_i1057" style="width:0;height:1.5pt" o:hralign="center" o:bullet="t" o:hrstd="t" o:hr="t" fillcolor="#a0a0a0" stroked="f"/>
     </w:pict>
   </w:numPicBullet>
   <w:abstractNum w:abstractNumId="0" w15:restartNumberingAfterBreak="0">
@@ -11219,6 +11565,304 @@
     </w:lvl>
   </w:abstractNum>
   <w:abstractNum w:abstractNumId="38" w15:restartNumberingAfterBreak="0">
+    <w:nsid w:val="567B7DE8"/>
+    <w:multiLevelType w:val="multilevel"/>
+    <w:tmpl w:val="1682B8D4"/>
+    <w:lvl w:ilvl="0">
+      <w:start w:val="1"/>
+      <w:numFmt w:val="bullet"/>
+      <w:lvlText w:val=""/>
+      <w:lvlJc w:val="left"/>
+      <w:pPr>
+        <w:tabs>
+          <w:tab w:val="num" w:pos="720"/>
+        </w:tabs>
+        <w:ind w:left="720" w:hanging="360"/>
+      </w:pPr>
+      <w:rPr>
+        <w:rFonts w:ascii="Symbol" w:hAnsi="Symbol" w:hint="default"/>
+        <w:sz w:val="20"/>
+      </w:rPr>
+    </w:lvl>
+    <w:lvl w:ilvl="1" w:tentative="1">
+      <w:start w:val="1"/>
+      <w:numFmt w:val="bullet"/>
+      <w:lvlText w:val="o"/>
+      <w:lvlJc w:val="left"/>
+      <w:pPr>
+        <w:tabs>
+          <w:tab w:val="num" w:pos="1440"/>
+        </w:tabs>
+        <w:ind w:left="1440" w:hanging="360"/>
+      </w:pPr>
+      <w:rPr>
+        <w:rFonts w:ascii="Courier New" w:hAnsi="Courier New" w:hint="default"/>
+        <w:sz w:val="20"/>
+      </w:rPr>
+    </w:lvl>
+    <w:lvl w:ilvl="2" w:tentative="1">
+      <w:start w:val="1"/>
+      <w:numFmt w:val="bullet"/>
+      <w:lvlText w:val=""/>
+      <w:lvlJc w:val="left"/>
+      <w:pPr>
+        <w:tabs>
+          <w:tab w:val="num" w:pos="2160"/>
+        </w:tabs>
+        <w:ind w:left="2160" w:hanging="360"/>
+      </w:pPr>
+      <w:rPr>
+        <w:rFonts w:ascii="Wingdings" w:hAnsi="Wingdings" w:hint="default"/>
+        <w:sz w:val="20"/>
+      </w:rPr>
+    </w:lvl>
+    <w:lvl w:ilvl="3" w:tentative="1">
+      <w:start w:val="1"/>
+      <w:numFmt w:val="bullet"/>
+      <w:lvlText w:val=""/>
+      <w:lvlJc w:val="left"/>
+      <w:pPr>
+        <w:tabs>
+          <w:tab w:val="num" w:pos="2880"/>
+        </w:tabs>
+        <w:ind w:left="2880" w:hanging="360"/>
+      </w:pPr>
+      <w:rPr>
+        <w:rFonts w:ascii="Wingdings" w:hAnsi="Wingdings" w:hint="default"/>
+        <w:sz w:val="20"/>
+      </w:rPr>
+    </w:lvl>
+    <w:lvl w:ilvl="4" w:tentative="1">
+      <w:start w:val="1"/>
+      <w:numFmt w:val="bullet"/>
+      <w:lvlText w:val=""/>
+      <w:lvlJc w:val="left"/>
+      <w:pPr>
+        <w:tabs>
+          <w:tab w:val="num" w:pos="3600"/>
+        </w:tabs>
+        <w:ind w:left="3600" w:hanging="360"/>
+      </w:pPr>
+      <w:rPr>
+        <w:rFonts w:ascii="Wingdings" w:hAnsi="Wingdings" w:hint="default"/>
+        <w:sz w:val="20"/>
+      </w:rPr>
+    </w:lvl>
+    <w:lvl w:ilvl="5" w:tentative="1">
+      <w:start w:val="1"/>
+      <w:numFmt w:val="bullet"/>
+      <w:lvlText w:val=""/>
+      <w:lvlJc w:val="left"/>
+      <w:pPr>
+        <w:tabs>
+          <w:tab w:val="num" w:pos="4320"/>
+        </w:tabs>
+        <w:ind w:left="4320" w:hanging="360"/>
+      </w:pPr>
+      <w:rPr>
+        <w:rFonts w:ascii="Wingdings" w:hAnsi="Wingdings" w:hint="default"/>
+        <w:sz w:val="20"/>
+      </w:rPr>
+    </w:lvl>
+    <w:lvl w:ilvl="6" w:tentative="1">
+      <w:start w:val="1"/>
+      <w:numFmt w:val="bullet"/>
+      <w:lvlText w:val=""/>
+      <w:lvlJc w:val="left"/>
+      <w:pPr>
+        <w:tabs>
+          <w:tab w:val="num" w:pos="5040"/>
+        </w:tabs>
+        <w:ind w:left="5040" w:hanging="360"/>
+      </w:pPr>
+      <w:rPr>
+        <w:rFonts w:ascii="Wingdings" w:hAnsi="Wingdings" w:hint="default"/>
+        <w:sz w:val="20"/>
+      </w:rPr>
+    </w:lvl>
+    <w:lvl w:ilvl="7" w:tentative="1">
+      <w:start w:val="1"/>
+      <w:numFmt w:val="bullet"/>
+      <w:lvlText w:val=""/>
+      <w:lvlJc w:val="left"/>
+      <w:pPr>
+        <w:tabs>
+          <w:tab w:val="num" w:pos="5760"/>
+        </w:tabs>
+        <w:ind w:left="5760" w:hanging="360"/>
+      </w:pPr>
+      <w:rPr>
+        <w:rFonts w:ascii="Wingdings" w:hAnsi="Wingdings" w:hint="default"/>
+        <w:sz w:val="20"/>
+      </w:rPr>
+    </w:lvl>
+    <w:lvl w:ilvl="8" w:tentative="1">
+      <w:start w:val="1"/>
+      <w:numFmt w:val="bullet"/>
+      <w:lvlText w:val=""/>
+      <w:lvlJc w:val="left"/>
+      <w:pPr>
+        <w:tabs>
+          <w:tab w:val="num" w:pos="6480"/>
+        </w:tabs>
+        <w:ind w:left="6480" w:hanging="360"/>
+      </w:pPr>
+      <w:rPr>
+        <w:rFonts w:ascii="Wingdings" w:hAnsi="Wingdings" w:hint="default"/>
+        <w:sz w:val="20"/>
+      </w:rPr>
+    </w:lvl>
+  </w:abstractNum>
+  <w:abstractNum w:abstractNumId="39" w15:restartNumberingAfterBreak="0">
+    <w:nsid w:val="57D84DB2"/>
+    <w:multiLevelType w:val="multilevel"/>
+    <w:tmpl w:val="D8281788"/>
+    <w:lvl w:ilvl="0">
+      <w:start w:val="1"/>
+      <w:numFmt w:val="bullet"/>
+      <w:lvlText w:val=""/>
+      <w:lvlJc w:val="left"/>
+      <w:pPr>
+        <w:tabs>
+          <w:tab w:val="num" w:pos="720"/>
+        </w:tabs>
+        <w:ind w:left="720" w:hanging="360"/>
+      </w:pPr>
+      <w:rPr>
+        <w:rFonts w:ascii="Symbol" w:hAnsi="Symbol" w:hint="default"/>
+        <w:sz w:val="20"/>
+      </w:rPr>
+    </w:lvl>
+    <w:lvl w:ilvl="1" w:tentative="1">
+      <w:start w:val="1"/>
+      <w:numFmt w:val="bullet"/>
+      <w:lvlText w:val="o"/>
+      <w:lvlJc w:val="left"/>
+      <w:pPr>
+        <w:tabs>
+          <w:tab w:val="num" w:pos="1440"/>
+        </w:tabs>
+        <w:ind w:left="1440" w:hanging="360"/>
+      </w:pPr>
+      <w:rPr>
+        <w:rFonts w:ascii="Courier New" w:hAnsi="Courier New" w:hint="default"/>
+        <w:sz w:val="20"/>
+      </w:rPr>
+    </w:lvl>
+    <w:lvl w:ilvl="2" w:tentative="1">
+      <w:start w:val="1"/>
+      <w:numFmt w:val="bullet"/>
+      <w:lvlText w:val=""/>
+      <w:lvlJc w:val="left"/>
+      <w:pPr>
+        <w:tabs>
+          <w:tab w:val="num" w:pos="2160"/>
+        </w:tabs>
+        <w:ind w:left="2160" w:hanging="360"/>
+      </w:pPr>
+      <w:rPr>
+        <w:rFonts w:ascii="Wingdings" w:hAnsi="Wingdings" w:hint="default"/>
+        <w:sz w:val="20"/>
+      </w:rPr>
+    </w:lvl>
+    <w:lvl w:ilvl="3" w:tentative="1">
+      <w:start w:val="1"/>
+      <w:numFmt w:val="bullet"/>
+      <w:lvlText w:val=""/>
+      <w:lvlJc w:val="left"/>
+      <w:pPr>
+        <w:tabs>
+          <w:tab w:val="num" w:pos="2880"/>
+        </w:tabs>
+        <w:ind w:left="2880" w:hanging="360"/>
+      </w:pPr>
+      <w:rPr>
+        <w:rFonts w:ascii="Wingdings" w:hAnsi="Wingdings" w:hint="default"/>
+        <w:sz w:val="20"/>
+      </w:rPr>
+    </w:lvl>
+    <w:lvl w:ilvl="4" w:tentative="1">
+      <w:start w:val="1"/>
+      <w:numFmt w:val="bullet"/>
+      <w:lvlText w:val=""/>
+      <w:lvlJc w:val="left"/>
+      <w:pPr>
+        <w:tabs>
+          <w:tab w:val="num" w:pos="3600"/>
+        </w:tabs>
+        <w:ind w:left="3600" w:hanging="360"/>
+      </w:pPr>
+      <w:rPr>
+        <w:rFonts w:ascii="Wingdings" w:hAnsi="Wingdings" w:hint="default"/>
+        <w:sz w:val="20"/>
+      </w:rPr>
+    </w:lvl>
+    <w:lvl w:ilvl="5" w:tentative="1">
+      <w:start w:val="1"/>
+      <w:numFmt w:val="bullet"/>
+      <w:lvlText w:val=""/>
+      <w:lvlJc w:val="left"/>
+      <w:pPr>
+        <w:tabs>
+          <w:tab w:val="num" w:pos="4320"/>
+        </w:tabs>
+        <w:ind w:left="4320" w:hanging="360"/>
+      </w:pPr>
+      <w:rPr>
+        <w:rFonts w:ascii="Wingdings" w:hAnsi="Wingdings" w:hint="default"/>
+        <w:sz w:val="20"/>
+      </w:rPr>
+    </w:lvl>
+    <w:lvl w:ilvl="6" w:tentative="1">
+      <w:start w:val="1"/>
+      <w:numFmt w:val="bullet"/>
+      <w:lvlText w:val=""/>
+      <w:lvlJc w:val="left"/>
+      <w:pPr>
+        <w:tabs>
+          <w:tab w:val="num" w:pos="5040"/>
+        </w:tabs>
+        <w:ind w:left="5040" w:hanging="360"/>
+      </w:pPr>
+      <w:rPr>
+        <w:rFonts w:ascii="Wingdings" w:hAnsi="Wingdings" w:hint="default"/>
+        <w:sz w:val="20"/>
+      </w:rPr>
+    </w:lvl>
+    <w:lvl w:ilvl="7" w:tentative="1">
+      <w:start w:val="1"/>
+      <w:numFmt w:val="bullet"/>
+      <w:lvlText w:val=""/>
+      <w:lvlJc w:val="left"/>
+      <w:pPr>
+        <w:tabs>
+          <w:tab w:val="num" w:pos="5760"/>
+        </w:tabs>
+        <w:ind w:left="5760" w:hanging="360"/>
+      </w:pPr>
+      <w:rPr>
+        <w:rFonts w:ascii="Wingdings" w:hAnsi="Wingdings" w:hint="default"/>
+        <w:sz w:val="20"/>
+      </w:rPr>
+    </w:lvl>
+    <w:lvl w:ilvl="8" w:tentative="1">
+      <w:start w:val="1"/>
+      <w:numFmt w:val="bullet"/>
+      <w:lvlText w:val=""/>
+      <w:lvlJc w:val="left"/>
+      <w:pPr>
+        <w:tabs>
+          <w:tab w:val="num" w:pos="6480"/>
+        </w:tabs>
+        <w:ind w:left="6480" w:hanging="360"/>
+      </w:pPr>
+      <w:rPr>
+        <w:rFonts w:ascii="Wingdings" w:hAnsi="Wingdings" w:hint="default"/>
+        <w:sz w:val="20"/>
+      </w:rPr>
+    </w:lvl>
+  </w:abstractNum>
+  <w:abstractNum w:abstractNumId="40" w15:restartNumberingAfterBreak="0">
     <w:nsid w:val="584D491E"/>
     <w:multiLevelType w:val="multilevel"/>
     <w:tmpl w:val="968638B6"/>
@@ -11367,7 +12011,7 @@
       </w:rPr>
     </w:lvl>
   </w:abstractNum>
-  <w:abstractNum w:abstractNumId="39" w15:restartNumberingAfterBreak="0">
+  <w:abstractNum w:abstractNumId="41" w15:restartNumberingAfterBreak="0">
     <w:nsid w:val="5A053C5D"/>
     <w:multiLevelType w:val="multilevel"/>
     <w:tmpl w:val="0FFC9E72"/>
@@ -11516,7 +12160,7 @@
       </w:rPr>
     </w:lvl>
   </w:abstractNum>
-  <w:abstractNum w:abstractNumId="40" w15:restartNumberingAfterBreak="0">
+  <w:abstractNum w:abstractNumId="42" w15:restartNumberingAfterBreak="0">
     <w:nsid w:val="5A1E6F14"/>
     <w:multiLevelType w:val="multilevel"/>
     <w:tmpl w:val="45508DF8"/>
@@ -11665,7 +12309,7 @@
       </w:rPr>
     </w:lvl>
   </w:abstractNum>
-  <w:abstractNum w:abstractNumId="41" w15:restartNumberingAfterBreak="0">
+  <w:abstractNum w:abstractNumId="43" w15:restartNumberingAfterBreak="0">
     <w:nsid w:val="5C1A1393"/>
     <w:multiLevelType w:val="multilevel"/>
     <w:tmpl w:val="21564A98"/>
@@ -11814,7 +12458,7 @@
       </w:rPr>
     </w:lvl>
   </w:abstractNum>
-  <w:abstractNum w:abstractNumId="42" w15:restartNumberingAfterBreak="0">
+  <w:abstractNum w:abstractNumId="44" w15:restartNumberingAfterBreak="0">
     <w:nsid w:val="5EF240F4"/>
     <w:multiLevelType w:val="multilevel"/>
     <w:tmpl w:val="0CF0D9AE"/>
@@ -11963,7 +12607,7 @@
       </w:rPr>
     </w:lvl>
   </w:abstractNum>
-  <w:abstractNum w:abstractNumId="43" w15:restartNumberingAfterBreak="0">
+  <w:abstractNum w:abstractNumId="45" w15:restartNumberingAfterBreak="0">
     <w:nsid w:val="606310D9"/>
     <w:multiLevelType w:val="multilevel"/>
     <w:tmpl w:val="229AD398"/>
@@ -12112,7 +12756,7 @@
       </w:rPr>
     </w:lvl>
   </w:abstractNum>
-  <w:abstractNum w:abstractNumId="44" w15:restartNumberingAfterBreak="0">
+  <w:abstractNum w:abstractNumId="46" w15:restartNumberingAfterBreak="0">
     <w:nsid w:val="64765A68"/>
     <w:multiLevelType w:val="multilevel"/>
     <w:tmpl w:val="CF64A726"/>
@@ -12257,7 +12901,7 @@
       </w:rPr>
     </w:lvl>
   </w:abstractNum>
-  <w:abstractNum w:abstractNumId="45" w15:restartNumberingAfterBreak="0">
+  <w:abstractNum w:abstractNumId="47" w15:restartNumberingAfterBreak="0">
     <w:nsid w:val="65A00763"/>
     <w:multiLevelType w:val="multilevel"/>
     <w:tmpl w:val="100603DC"/>
@@ -12370,7 +13014,7 @@
       </w:pPr>
     </w:lvl>
   </w:abstractNum>
-  <w:abstractNum w:abstractNumId="46" w15:restartNumberingAfterBreak="0">
+  <w:abstractNum w:abstractNumId="48" w15:restartNumberingAfterBreak="0">
     <w:nsid w:val="669E1870"/>
     <w:multiLevelType w:val="multilevel"/>
     <w:tmpl w:val="87BA8F6C"/>
@@ -12519,7 +13163,7 @@
       </w:rPr>
     </w:lvl>
   </w:abstractNum>
-  <w:abstractNum w:abstractNumId="47" w15:restartNumberingAfterBreak="0">
+  <w:abstractNum w:abstractNumId="49" w15:restartNumberingAfterBreak="0">
     <w:nsid w:val="68AF5BC2"/>
     <w:multiLevelType w:val="multilevel"/>
     <w:tmpl w:val="BBF09E78"/>
@@ -12664,7 +13308,7 @@
       </w:rPr>
     </w:lvl>
   </w:abstractNum>
-  <w:abstractNum w:abstractNumId="48" w15:restartNumberingAfterBreak="0">
+  <w:abstractNum w:abstractNumId="50" w15:restartNumberingAfterBreak="0">
     <w:nsid w:val="6C5C4463"/>
     <w:multiLevelType w:val="hybridMultilevel"/>
     <w:tmpl w:val="772A031A"/>
@@ -12777,7 +13421,7 @@
       </w:rPr>
     </w:lvl>
   </w:abstractNum>
-  <w:abstractNum w:abstractNumId="49" w15:restartNumberingAfterBreak="0">
+  <w:abstractNum w:abstractNumId="51" w15:restartNumberingAfterBreak="0">
     <w:nsid w:val="6D1A501F"/>
     <w:multiLevelType w:val="multilevel"/>
     <w:tmpl w:val="0DA28030"/>
@@ -12926,7 +13570,7 @@
       </w:rPr>
     </w:lvl>
   </w:abstractNum>
-  <w:abstractNum w:abstractNumId="50" w15:restartNumberingAfterBreak="0">
+  <w:abstractNum w:abstractNumId="52" w15:restartNumberingAfterBreak="0">
     <w:nsid w:val="6EC00ECF"/>
     <w:multiLevelType w:val="multilevel"/>
     <w:tmpl w:val="95961DCC"/>
@@ -13075,7 +13719,7 @@
       </w:rPr>
     </w:lvl>
   </w:abstractNum>
-  <w:abstractNum w:abstractNumId="51" w15:restartNumberingAfterBreak="0">
+  <w:abstractNum w:abstractNumId="53" w15:restartNumberingAfterBreak="0">
     <w:nsid w:val="6F3E66FD"/>
     <w:multiLevelType w:val="multilevel"/>
     <w:tmpl w:val="A8DEDA48"/>
@@ -13224,7 +13868,7 @@
       </w:rPr>
     </w:lvl>
   </w:abstractNum>
-  <w:abstractNum w:abstractNumId="52" w15:restartNumberingAfterBreak="0">
+  <w:abstractNum w:abstractNumId="54" w15:restartNumberingAfterBreak="0">
     <w:nsid w:val="6F6D65AC"/>
     <w:multiLevelType w:val="hybridMultilevel"/>
     <w:tmpl w:val="5742191E"/>
@@ -13313,7 +13957,7 @@
       </w:pPr>
     </w:lvl>
   </w:abstractNum>
-  <w:abstractNum w:abstractNumId="53" w15:restartNumberingAfterBreak="0">
+  <w:abstractNum w:abstractNumId="55" w15:restartNumberingAfterBreak="0">
     <w:nsid w:val="70BF2C7A"/>
     <w:multiLevelType w:val="multilevel"/>
     <w:tmpl w:val="1562A278"/>
@@ -13462,7 +14106,7 @@
       </w:rPr>
     </w:lvl>
   </w:abstractNum>
-  <w:abstractNum w:abstractNumId="54" w15:restartNumberingAfterBreak="0">
+  <w:abstractNum w:abstractNumId="56" w15:restartNumberingAfterBreak="0">
     <w:nsid w:val="70C51484"/>
     <w:multiLevelType w:val="multilevel"/>
     <w:tmpl w:val="9E128CE4"/>
@@ -13611,7 +14255,7 @@
       </w:rPr>
     </w:lvl>
   </w:abstractNum>
-  <w:abstractNum w:abstractNumId="55" w15:restartNumberingAfterBreak="0">
+  <w:abstractNum w:abstractNumId="57" w15:restartNumberingAfterBreak="0">
     <w:nsid w:val="718B259F"/>
     <w:multiLevelType w:val="multilevel"/>
     <w:tmpl w:val="F71A683C"/>
@@ -13760,7 +14404,7 @@
       </w:rPr>
     </w:lvl>
   </w:abstractNum>
-  <w:abstractNum w:abstractNumId="56" w15:restartNumberingAfterBreak="0">
+  <w:abstractNum w:abstractNumId="58" w15:restartNumberingAfterBreak="0">
     <w:nsid w:val="729168D8"/>
     <w:multiLevelType w:val="multilevel"/>
     <w:tmpl w:val="D6DEB760"/>
@@ -13909,7 +14553,7 @@
       </w:rPr>
     </w:lvl>
   </w:abstractNum>
-  <w:abstractNum w:abstractNumId="57" w15:restartNumberingAfterBreak="0">
+  <w:abstractNum w:abstractNumId="59" w15:restartNumberingAfterBreak="0">
     <w:nsid w:val="731077A3"/>
     <w:multiLevelType w:val="multilevel"/>
     <w:tmpl w:val="E59C51FA"/>
@@ -14054,7 +14698,7 @@
       </w:rPr>
     </w:lvl>
   </w:abstractNum>
-  <w:abstractNum w:abstractNumId="58" w15:restartNumberingAfterBreak="0">
+  <w:abstractNum w:abstractNumId="60" w15:restartNumberingAfterBreak="0">
     <w:nsid w:val="738760B1"/>
     <w:multiLevelType w:val="multilevel"/>
     <w:tmpl w:val="7388C62C"/>
@@ -14203,7 +14847,7 @@
       </w:rPr>
     </w:lvl>
   </w:abstractNum>
-  <w:abstractNum w:abstractNumId="59" w15:restartNumberingAfterBreak="0">
+  <w:abstractNum w:abstractNumId="61" w15:restartNumberingAfterBreak="0">
     <w:nsid w:val="7B176394"/>
     <w:multiLevelType w:val="multilevel"/>
     <w:tmpl w:val="FBA8252E"/>
@@ -14352,7 +14996,7 @@
       </w:rPr>
     </w:lvl>
   </w:abstractNum>
-  <w:abstractNum w:abstractNumId="60" w15:restartNumberingAfterBreak="0">
+  <w:abstractNum w:abstractNumId="62" w15:restartNumberingAfterBreak="0">
     <w:nsid w:val="7B203AB1"/>
     <w:multiLevelType w:val="multilevel"/>
     <w:tmpl w:val="CED2ED12"/>
@@ -14501,7 +15145,7 @@
       </w:rPr>
     </w:lvl>
   </w:abstractNum>
-  <w:abstractNum w:abstractNumId="61" w15:restartNumberingAfterBreak="0">
+  <w:abstractNum w:abstractNumId="63" w15:restartNumberingAfterBreak="0">
     <w:nsid w:val="7B9D03C6"/>
     <w:multiLevelType w:val="multilevel"/>
     <w:tmpl w:val="2B105C98"/>
@@ -14650,7 +15294,7 @@
       </w:rPr>
     </w:lvl>
   </w:abstractNum>
-  <w:abstractNum w:abstractNumId="62" w15:restartNumberingAfterBreak="0">
+  <w:abstractNum w:abstractNumId="64" w15:restartNumberingAfterBreak="0">
     <w:nsid w:val="7C3E2C74"/>
     <w:multiLevelType w:val="multilevel"/>
     <w:tmpl w:val="2B105C98"/>
@@ -14799,7 +15443,7 @@
       </w:rPr>
     </w:lvl>
   </w:abstractNum>
-  <w:abstractNum w:abstractNumId="63" w15:restartNumberingAfterBreak="0">
+  <w:abstractNum w:abstractNumId="65" w15:restartNumberingAfterBreak="0">
     <w:nsid w:val="7E0C738B"/>
     <w:multiLevelType w:val="multilevel"/>
     <w:tmpl w:val="C19C3592"/>
@@ -14952,25 +15596,25 @@
     <w:abstractNumId w:val="35"/>
   </w:num>
   <w:num w:numId="2" w16cid:durableId="1189878167">
-    <w:abstractNumId w:val="46"/>
+    <w:abstractNumId w:val="48"/>
   </w:num>
   <w:num w:numId="3" w16cid:durableId="522134800">
-    <w:abstractNumId w:val="49"/>
+    <w:abstractNumId w:val="51"/>
   </w:num>
   <w:num w:numId="4" w16cid:durableId="1368022358">
     <w:abstractNumId w:val="2"/>
   </w:num>
   <w:num w:numId="5" w16cid:durableId="870453898">
-    <w:abstractNumId w:val="53"/>
+    <w:abstractNumId w:val="55"/>
   </w:num>
   <w:num w:numId="6" w16cid:durableId="2080976972">
-    <w:abstractNumId w:val="40"/>
+    <w:abstractNumId w:val="42"/>
   </w:num>
   <w:num w:numId="7" w16cid:durableId="1733383082">
     <w:abstractNumId w:val="3"/>
   </w:num>
   <w:num w:numId="8" w16cid:durableId="314915720">
-    <w:abstractNumId w:val="55"/>
+    <w:abstractNumId w:val="57"/>
   </w:num>
   <w:num w:numId="9" w16cid:durableId="357852277">
     <w:abstractNumId w:val="10"/>
@@ -14979,7 +15623,7 @@
     <w:abstractNumId w:val="15"/>
   </w:num>
   <w:num w:numId="11" w16cid:durableId="865557796">
-    <w:abstractNumId w:val="56"/>
+    <w:abstractNumId w:val="58"/>
   </w:num>
   <w:num w:numId="12" w16cid:durableId="1943954552">
     <w:abstractNumId w:val="0"/>
@@ -14997,19 +15641,19 @@
     <w:abstractNumId w:val="27"/>
   </w:num>
   <w:num w:numId="17" w16cid:durableId="926572840">
-    <w:abstractNumId w:val="60"/>
+    <w:abstractNumId w:val="62"/>
   </w:num>
   <w:num w:numId="18" w16cid:durableId="1303074629">
-    <w:abstractNumId w:val="63"/>
+    <w:abstractNumId w:val="65"/>
   </w:num>
   <w:num w:numId="19" w16cid:durableId="1405839482">
     <w:abstractNumId w:val="20"/>
   </w:num>
   <w:num w:numId="20" w16cid:durableId="2130124051">
-    <w:abstractNumId w:val="41"/>
+    <w:abstractNumId w:val="43"/>
   </w:num>
   <w:num w:numId="21" w16cid:durableId="1577782323">
-    <w:abstractNumId w:val="59"/>
+    <w:abstractNumId w:val="61"/>
   </w:num>
   <w:num w:numId="22" w16cid:durableId="1214275579">
     <w:abstractNumId w:val="28"/>
@@ -15032,7 +15676,7 @@
     </w:lvlOverride>
   </w:num>
   <w:num w:numId="24" w16cid:durableId="2040232091">
-    <w:abstractNumId w:val="38"/>
+    <w:abstractNumId w:val="40"/>
   </w:num>
   <w:num w:numId="25" w16cid:durableId="1842115328">
     <w:abstractNumId w:val="11"/>
@@ -15041,22 +15685,22 @@
     <w:abstractNumId w:val="19"/>
   </w:num>
   <w:num w:numId="27" w16cid:durableId="565337783">
-    <w:abstractNumId w:val="48"/>
+    <w:abstractNumId w:val="50"/>
   </w:num>
   <w:num w:numId="28" w16cid:durableId="1715539596">
-    <w:abstractNumId w:val="47"/>
+    <w:abstractNumId w:val="49"/>
   </w:num>
   <w:num w:numId="29" w16cid:durableId="1690445427">
     <w:abstractNumId w:val="12"/>
   </w:num>
   <w:num w:numId="30" w16cid:durableId="692151356">
-    <w:abstractNumId w:val="45"/>
+    <w:abstractNumId w:val="47"/>
   </w:num>
   <w:num w:numId="31" w16cid:durableId="952786855">
     <w:abstractNumId w:val="6"/>
   </w:num>
   <w:num w:numId="32" w16cid:durableId="189531672">
-    <w:abstractNumId w:val="39"/>
+    <w:abstractNumId w:val="41"/>
   </w:num>
   <w:num w:numId="33" w16cid:durableId="1309743859">
     <w:abstractNumId w:val="18"/>
@@ -15065,19 +15709,19 @@
     <w:abstractNumId w:val="24"/>
   </w:num>
   <w:num w:numId="35" w16cid:durableId="53552792">
-    <w:abstractNumId w:val="43"/>
+    <w:abstractNumId w:val="45"/>
   </w:num>
   <w:num w:numId="36" w16cid:durableId="1379351700">
     <w:abstractNumId w:val="14"/>
   </w:num>
   <w:num w:numId="37" w16cid:durableId="931739896">
-    <w:abstractNumId w:val="50"/>
+    <w:abstractNumId w:val="52"/>
   </w:num>
   <w:num w:numId="38" w16cid:durableId="790973297">
-    <w:abstractNumId w:val="57"/>
+    <w:abstractNumId w:val="59"/>
   </w:num>
   <w:num w:numId="39" w16cid:durableId="1130510469">
-    <w:abstractNumId w:val="54"/>
+    <w:abstractNumId w:val="56"/>
   </w:num>
   <w:num w:numId="40" w16cid:durableId="1326543493">
     <w:abstractNumId w:val="30"/>
@@ -15098,7 +15742,7 @@
     <w:abstractNumId w:val="25"/>
   </w:num>
   <w:num w:numId="46" w16cid:durableId="1378043185">
-    <w:abstractNumId w:val="51"/>
+    <w:abstractNumId w:val="53"/>
   </w:num>
   <w:num w:numId="47" w16cid:durableId="769739249">
     <w:abstractNumId w:val="5"/>
@@ -15113,13 +15757,13 @@
     <w:abstractNumId w:val="37"/>
   </w:num>
   <w:num w:numId="51" w16cid:durableId="1207643152">
-    <w:abstractNumId w:val="42"/>
+    <w:abstractNumId w:val="44"/>
   </w:num>
   <w:num w:numId="52" w16cid:durableId="1392189016">
     <w:abstractNumId w:val="13"/>
   </w:num>
   <w:num w:numId="53" w16cid:durableId="663633007">
-    <w:abstractNumId w:val="44"/>
+    <w:abstractNumId w:val="46"/>
   </w:num>
   <w:num w:numId="54" w16cid:durableId="385102495">
     <w:abstractNumId w:val="29"/>
@@ -15143,16 +15787,16 @@
     <w:abstractNumId w:val="23"/>
   </w:num>
   <w:num w:numId="61" w16cid:durableId="1671441633">
-    <w:abstractNumId w:val="62"/>
+    <w:abstractNumId w:val="64"/>
   </w:num>
   <w:num w:numId="62" w16cid:durableId="1356662378">
     <w:abstractNumId w:val="33"/>
   </w:num>
   <w:num w:numId="63" w16cid:durableId="1730110058">
-    <w:abstractNumId w:val="61"/>
+    <w:abstractNumId w:val="63"/>
   </w:num>
   <w:num w:numId="64" w16cid:durableId="45841354">
-    <w:abstractNumId w:val="58"/>
+    <w:abstractNumId w:val="60"/>
   </w:num>
   <w:num w:numId="65" w16cid:durableId="1023556921">
     <w:abstractNumId w:val="22"/>
@@ -15183,7 +15827,13 @@
     </w:lvlOverride>
   </w:num>
   <w:num w:numId="66" w16cid:durableId="334458434">
-    <w:abstractNumId w:val="52"/>
+    <w:abstractNumId w:val="54"/>
+  </w:num>
+  <w:num w:numId="67" w16cid:durableId="5328103">
+    <w:abstractNumId w:val="39"/>
+  </w:num>
+  <w:num w:numId="68" w16cid:durableId="522938430">
+    <w:abstractNumId w:val="38"/>
   </w:num>
 </w:numbering>
 </file>
@@ -15790,7 +16440,6 @@
   <w:style w:type="character" w:default="1" w:styleId="DefaultParagraphFont">
     <w:name w:val="Default Paragraph Font"/>
     <w:uiPriority w:val="1"/>
-    <w:semiHidden/>
     <w:unhideWhenUsed/>
   </w:style>
   <w:style w:type="table" w:default="1" w:styleId="TableNormal">

--- a/Lõputöö dokumentatsioon.docx
+++ b/Lõputöö dokumentatsioon.docx
@@ -51,7 +51,7 @@
       <w:pPr>
         <w:numPr>
           <w:ilvl w:val="0"/>
-          <w:numId w:val="44"/>
+          <w:numId w:val="1"/>
         </w:numPr>
         <w:rPr>
           <w:noProof/>
@@ -88,7 +88,7 @@
       <w:pPr>
         <w:numPr>
           <w:ilvl w:val="0"/>
-          <w:numId w:val="44"/>
+          <w:numId w:val="1"/>
         </w:numPr>
         <w:rPr>
           <w:noProof/>
@@ -119,7 +119,7 @@
       <w:pPr>
         <w:numPr>
           <w:ilvl w:val="0"/>
-          <w:numId w:val="44"/>
+          <w:numId w:val="1"/>
         </w:numPr>
         <w:rPr>
           <w:noProof/>
@@ -247,7 +247,7 @@
       <w:pPr>
         <w:numPr>
           <w:ilvl w:val="0"/>
-          <w:numId w:val="45"/>
+          <w:numId w:val="2"/>
         </w:numPr>
         <w:rPr>
           <w:noProof/>
@@ -282,7 +282,7 @@
       <w:pPr>
         <w:numPr>
           <w:ilvl w:val="0"/>
-          <w:numId w:val="45"/>
+          <w:numId w:val="2"/>
         </w:numPr>
         <w:rPr>
           <w:noProof/>
@@ -469,7 +469,7 @@
       <w:pPr>
         <w:numPr>
           <w:ilvl w:val="0"/>
-          <w:numId w:val="46"/>
+          <w:numId w:val="3"/>
         </w:numPr>
         <w:rPr>
           <w:noProof/>
@@ -546,7 +546,7 @@
       <w:pPr>
         <w:numPr>
           <w:ilvl w:val="0"/>
-          <w:numId w:val="46"/>
+          <w:numId w:val="3"/>
         </w:numPr>
         <w:rPr>
           <w:noProof/>
@@ -589,7 +589,7 @@
       <w:pPr>
         <w:numPr>
           <w:ilvl w:val="0"/>
-          <w:numId w:val="47"/>
+          <w:numId w:val="4"/>
         </w:numPr>
         <w:rPr>
           <w:noProof/>
@@ -626,7 +626,7 @@
       <w:pPr>
         <w:numPr>
           <w:ilvl w:val="0"/>
-          <w:numId w:val="47"/>
+          <w:numId w:val="4"/>
         </w:numPr>
         <w:rPr>
           <w:noProof/>
@@ -684,7 +684,7 @@
       <w:pPr>
         <w:numPr>
           <w:ilvl w:val="0"/>
-          <w:numId w:val="48"/>
+          <w:numId w:val="5"/>
         </w:numPr>
         <w:rPr>
           <w:noProof/>
@@ -709,7 +709,7 @@
       <w:pPr>
         <w:numPr>
           <w:ilvl w:val="0"/>
-          <w:numId w:val="48"/>
+          <w:numId w:val="5"/>
         </w:numPr>
         <w:rPr>
           <w:noProof/>
@@ -775,7 +775,7 @@
       <w:pPr>
         <w:numPr>
           <w:ilvl w:val="0"/>
-          <w:numId w:val="49"/>
+          <w:numId w:val="6"/>
         </w:numPr>
         <w:rPr>
           <w:noProof/>
@@ -800,7 +800,7 @@
       <w:pPr>
         <w:numPr>
           <w:ilvl w:val="0"/>
-          <w:numId w:val="49"/>
+          <w:numId w:val="6"/>
         </w:numPr>
         <w:rPr>
           <w:noProof/>
@@ -853,7 +853,7 @@
       <w:pPr>
         <w:numPr>
           <w:ilvl w:val="0"/>
-          <w:numId w:val="49"/>
+          <w:numId w:val="6"/>
         </w:numPr>
         <w:rPr>
           <w:noProof/>
@@ -914,7 +914,7 @@
       <w:pPr>
         <w:numPr>
           <w:ilvl w:val="0"/>
-          <w:numId w:val="49"/>
+          <w:numId w:val="6"/>
         </w:numPr>
         <w:rPr>
           <w:noProof/>
@@ -963,7 +963,7 @@
       <w:pPr>
         <w:numPr>
           <w:ilvl w:val="0"/>
-          <w:numId w:val="49"/>
+          <w:numId w:val="6"/>
         </w:numPr>
         <w:rPr>
           <w:noProof/>
@@ -1012,7 +1012,7 @@
       <w:pPr>
         <w:numPr>
           <w:ilvl w:val="0"/>
-          <w:numId w:val="49"/>
+          <w:numId w:val="6"/>
         </w:numPr>
         <w:rPr>
           <w:noProof/>
@@ -1063,7 +1063,7 @@
       <w:pPr>
         <w:numPr>
           <w:ilvl w:val="0"/>
-          <w:numId w:val="50"/>
+          <w:numId w:val="7"/>
         </w:numPr>
         <w:rPr>
           <w:noProof/>
@@ -1104,7 +1104,7 @@
       <w:pPr>
         <w:numPr>
           <w:ilvl w:val="0"/>
-          <w:numId w:val="50"/>
+          <w:numId w:val="7"/>
         </w:numPr>
         <w:rPr>
           <w:noProof/>
@@ -1196,15 +1196,7 @@
         <w:t xml:space="preserve"> </w:t>
       </w:r>
       <w:r>
-        <w:t xml:space="preserve">laetuna </w:t>
-      </w:r>
-      <w:proofErr w:type="spellStart"/>
-      <w:r>
-        <w:t>csv</w:t>
-      </w:r>
-      <w:proofErr w:type="spellEnd"/>
-      <w:r>
-        <w:t xml:space="preserve"> failidena.</w:t>
+        <w:t>laetuna csv failidena.</w:t>
       </w:r>
       <w:r>
         <w:t xml:space="preserve"> </w:t>
@@ -1227,7 +1219,7 @@
       <w:pPr>
         <w:numPr>
           <w:ilvl w:val="0"/>
-          <w:numId w:val="51"/>
+          <w:numId w:val="8"/>
         </w:numPr>
         <w:rPr>
           <w:noProof/>
@@ -1301,7 +1293,7 @@
         <w:pStyle w:val="ListParagraph"/>
         <w:numPr>
           <w:ilvl w:val="0"/>
-          <w:numId w:val="52"/>
+          <w:numId w:val="9"/>
         </w:numPr>
         <w:rPr>
           <w:noProof/>
@@ -1337,7 +1329,7 @@
       <w:pPr>
         <w:numPr>
           <w:ilvl w:val="0"/>
-          <w:numId w:val="52"/>
+          <w:numId w:val="9"/>
         </w:numPr>
         <w:rPr>
           <w:noProof/>
@@ -1376,7 +1368,7 @@
       <w:pPr>
         <w:numPr>
           <w:ilvl w:val="0"/>
-          <w:numId w:val="52"/>
+          <w:numId w:val="9"/>
         </w:numPr>
         <w:rPr>
           <w:noProof/>
@@ -1402,7 +1394,7 @@
       <w:pPr>
         <w:numPr>
           <w:ilvl w:val="0"/>
-          <w:numId w:val="52"/>
+          <w:numId w:val="9"/>
         </w:numPr>
         <w:rPr>
           <w:noProof/>
@@ -1427,7 +1419,7 @@
       <w:pPr>
         <w:numPr>
           <w:ilvl w:val="1"/>
-          <w:numId w:val="52"/>
+          <w:numId w:val="9"/>
         </w:numPr>
         <w:rPr>
           <w:noProof/>
@@ -1444,7 +1436,7 @@
       <w:pPr>
         <w:numPr>
           <w:ilvl w:val="1"/>
-          <w:numId w:val="52"/>
+          <w:numId w:val="9"/>
         </w:numPr>
         <w:rPr>
           <w:noProof/>
@@ -1461,7 +1453,7 @@
       <w:pPr>
         <w:numPr>
           <w:ilvl w:val="1"/>
-          <w:numId w:val="52"/>
+          <w:numId w:val="9"/>
         </w:numPr>
         <w:rPr>
           <w:noProof/>
@@ -1503,7 +1495,7 @@
       <w:pPr>
         <w:numPr>
           <w:ilvl w:val="0"/>
-          <w:numId w:val="53"/>
+          <w:numId w:val="10"/>
         </w:numPr>
         <w:rPr>
           <w:noProof/>
@@ -1556,7 +1548,7 @@
       <w:pPr>
         <w:numPr>
           <w:ilvl w:val="0"/>
-          <w:numId w:val="54"/>
+          <w:numId w:val="11"/>
         </w:numPr>
         <w:rPr>
           <w:noProof/>
@@ -1742,31 +1734,7 @@
     </w:p>
     <w:p>
       <w:r>
-        <w:t xml:space="preserve">Struktureeritud failide impordi tulemusena on kohalikus </w:t>
-      </w:r>
-      <w:proofErr w:type="spellStart"/>
-      <w:r>
-        <w:t>PostgreSQL</w:t>
-      </w:r>
-      <w:proofErr w:type="spellEnd"/>
-      <w:r>
-        <w:t xml:space="preserve"> andmebaasis üles ehitatud </w:t>
-      </w:r>
-      <w:proofErr w:type="spellStart"/>
-      <w:r>
-        <w:t>relatsiooniline</w:t>
-      </w:r>
-      <w:proofErr w:type="spellEnd"/>
-      <w:r>
-        <w:t xml:space="preserve"> andmemudel (andmebaasi skeemis </w:t>
-      </w:r>
-      <w:proofErr w:type="spellStart"/>
-      <w:r>
-        <w:t>grupitoo_kv</w:t>
-      </w:r>
-      <w:proofErr w:type="spellEnd"/>
-      <w:r>
-        <w:t xml:space="preserve">). </w:t>
+        <w:t xml:space="preserve">Struktureeritud failide impordi tulemusena on kohalikus PostgreSQL andmebaasis üles ehitatud relatsiooniline andmemudel (andmebaasi skeemis grupitoo_kv). </w:t>
       </w:r>
       <w:r>
         <w:t>Kuna m</w:t>
@@ -1810,201 +1778,101 @@
           <w:i/>
           <w:iCs/>
         </w:rPr>
-        <w:t xml:space="preserve">Galaxy </w:t>
-      </w:r>
-      <w:proofErr w:type="spellStart"/>
+        <w:t>Galaxy Schema</w:t>
+      </w:r>
+      <w:r>
+        <w:t xml:space="preserve"> või </w:t>
+      </w:r>
       <w:r>
         <w:rPr>
           <w:i/>
           <w:iCs/>
         </w:rPr>
-        <w:t>Schema</w:t>
-      </w:r>
-      <w:proofErr w:type="spellEnd"/>
-      <w:r>
-        <w:t xml:space="preserve"> või </w:t>
-      </w:r>
-      <w:proofErr w:type="spellStart"/>
-      <w:r>
-        <w:rPr>
-          <w:i/>
-          <w:iCs/>
-        </w:rPr>
-        <w:t>Fact</w:t>
-      </w:r>
-      <w:proofErr w:type="spellEnd"/>
-      <w:r>
-        <w:rPr>
-          <w:i/>
-          <w:iCs/>
-        </w:rPr>
+        <w:t>Fact Constellation Schema</w:t>
+      </w:r>
+      <w:r>
+        <w:t>).</w:t>
+      </w:r>
+    </w:p>
+    <w:p>
+      <w:r>
+        <w:t>Meie</w:t>
+      </w:r>
+      <w:r>
+        <w:t xml:space="preserve"> mudelis seob kõiki nelja faktitabelit ühine ajadimensioon (dim_time) ning piirkondlikke tabeleid asukohadimensioon (dim_county).</w:t>
+      </w:r>
+    </w:p>
+    <w:p>
+      <w:r>
+        <w:t>Tabelite</w:t>
+      </w:r>
+      <w:r>
         <w:t xml:space="preserve"> </w:t>
       </w:r>
-      <w:proofErr w:type="spellStart"/>
-      <w:r>
-        <w:rPr>
-          <w:i/>
-          <w:iCs/>
-        </w:rPr>
-        <w:t>Constellation</w:t>
-      </w:r>
-      <w:proofErr w:type="spellEnd"/>
-      <w:r>
-        <w:rPr>
-          <w:i/>
-          <w:iCs/>
-        </w:rPr>
-        <w:t xml:space="preserve"> </w:t>
-      </w:r>
-      <w:proofErr w:type="spellStart"/>
-      <w:r>
-        <w:rPr>
-          <w:i/>
-          <w:iCs/>
-        </w:rPr>
-        <w:t>Schema</w:t>
-      </w:r>
-      <w:proofErr w:type="spellEnd"/>
-      <w:r>
-        <w:t>).</w:t>
-      </w:r>
-    </w:p>
-    <w:p>
-      <w:r>
-        <w:t>Meie</w:t>
-      </w:r>
-      <w:r>
-        <w:t xml:space="preserve"> mudelis seob kõiki nelja faktitabelit ühine ajadimensioon (</w:t>
-      </w:r>
-      <w:proofErr w:type="spellStart"/>
-      <w:r>
-        <w:t>dim_time</w:t>
-      </w:r>
-      <w:proofErr w:type="spellEnd"/>
-      <w:r>
-        <w:t>) ning piirkondlikke tabeleid asukohadimensioon (</w:t>
-      </w:r>
-      <w:proofErr w:type="spellStart"/>
-      <w:r>
-        <w:t>dim_county</w:t>
-      </w:r>
-      <w:proofErr w:type="spellEnd"/>
-      <w:r>
-        <w:t>).</w:t>
-      </w:r>
-    </w:p>
-    <w:p>
-      <w:r>
-        <w:t>Tabelite</w:t>
-      </w:r>
-      <w:r>
-        <w:t xml:space="preserve"> </w:t>
-      </w:r>
-      <w:r>
-        <w:t xml:space="preserve">vaheliste seoste loomisel on lähtutud andmete </w:t>
-      </w:r>
-      <w:proofErr w:type="spellStart"/>
-      <w:r>
-        <w:t>normaliseerituse</w:t>
-      </w:r>
-      <w:proofErr w:type="spellEnd"/>
-      <w:r>
-        <w:t xml:space="preserve"> tasemest ja optimeerimise vajadusest Power BI raportite jaoks, kasutades </w:t>
+      <w:r>
+        <w:t xml:space="preserve">vaheliste seoste loomisel on lähtutud andmete normaliseerituse tasemest ja optimeerimise vajadusest Power BI raportite jaoks, kasutades </w:t>
       </w:r>
       <w:r>
         <w:rPr>
           <w:b/>
           <w:bCs/>
         </w:rPr>
-        <w:t>üks-mitmele (</w:t>
-      </w:r>
-      <w:proofErr w:type="spellStart"/>
+        <w:t>üks-mitmele (One-to-Many)</w:t>
+      </w:r>
+      <w:r>
+        <w:t xml:space="preserve"> seoseid.</w:t>
+      </w:r>
+    </w:p>
+    <w:p>
       <w:r>
         <w:rPr>
           <w:b/>
           <w:bCs/>
         </w:rPr>
-        <w:t>One-to-Many</w:t>
-      </w:r>
-      <w:proofErr w:type="spellEnd"/>
+        <w:t>M</w:t>
+      </w:r>
       <w:r>
         <w:rPr>
           <w:b/>
           <w:bCs/>
         </w:rPr>
-        <w:t>)</w:t>
-      </w:r>
-      <w:r>
-        <w:t xml:space="preserve"> seoseid.</w:t>
-      </w:r>
-    </w:p>
-    <w:p>
+        <w:t>udeli legend:</w:t>
+      </w:r>
+    </w:p>
+    <w:p>
+      <w:pPr>
+        <w:numPr>
+          <w:ilvl w:val="0"/>
+          <w:numId w:val="16"/>
+        </w:numPr>
+      </w:pPr>
       <w:r>
         <w:rPr>
           <w:b/>
           <w:bCs/>
         </w:rPr>
-        <w:t>M</w:t>
-      </w:r>
+        <w:t>1 (üks / unikaalne kirje)</w:t>
+      </w:r>
+      <w:r>
+        <w:t xml:space="preserve"> = • (täpp seoseotsal näitab dimensioonitabeli primaarvõtit, kus väärtused ei kordu).</w:t>
+      </w:r>
+    </w:p>
+    <w:p>
+      <w:pPr>
+        <w:numPr>
+          <w:ilvl w:val="0"/>
+          <w:numId w:val="16"/>
+        </w:numPr>
+      </w:pPr>
       <w:r>
         <w:rPr>
           <w:b/>
           <w:bCs/>
         </w:rPr>
-        <w:t>udeli legend:</w:t>
-      </w:r>
-    </w:p>
-    <w:p>
-      <w:pPr>
-        <w:numPr>
-          <w:ilvl w:val="0"/>
-          <w:numId w:val="68"/>
-        </w:numPr>
-      </w:pPr>
-      <w:r>
-        <w:rPr>
-          <w:b/>
-          <w:bCs/>
-        </w:rPr>
-        <w:t>1 (üks / unikaalne kirje)</w:t>
-      </w:r>
-      <w:r>
-        <w:t xml:space="preserve"> = • (täpp seoseotsal näitab dimensioonitabeli primaarvõtit, kus väärtused ei kordu).</w:t>
-      </w:r>
-    </w:p>
-    <w:p>
-      <w:pPr>
-        <w:numPr>
-          <w:ilvl w:val="0"/>
-          <w:numId w:val="68"/>
-        </w:numPr>
-      </w:pPr>
-      <w:proofErr w:type="spellStart"/>
-      <w:r>
-        <w:rPr>
-          <w:b/>
-          <w:bCs/>
-        </w:rPr>
-        <w:t>many</w:t>
-      </w:r>
-      <w:proofErr w:type="spellEnd"/>
-      <w:r>
-        <w:rPr>
-          <w:b/>
-          <w:bCs/>
-        </w:rPr>
-        <w:t xml:space="preserve"> (mitu / korduv kirje)</w:t>
-      </w:r>
-      <w:r>
-        <w:t xml:space="preserve"> = ◊ (romb seoseotsal näitab faktitabeli </w:t>
-      </w:r>
-      <w:proofErr w:type="spellStart"/>
-      <w:r>
-        <w:t>välisvõtit</w:t>
-      </w:r>
-      <w:proofErr w:type="spellEnd"/>
-      <w:r>
-        <w:t>, kus sama dimensiooni väärtus võib esineda mitmeid kordi).</w:t>
+        <w:t>many (mitu / korduv kirje)</w:t>
+      </w:r>
+      <w:r>
+        <w:t xml:space="preserve"> = ◊ (romb seoseotsal näitab faktitabeli välisvõtit, kus sama dimensiooni väärtus võib esineda mitmeid kordi).</w:t>
       </w:r>
     </w:p>
     <w:p>
@@ -2021,15 +1889,7 @@
         <w:t>➔</w:t>
       </w:r>
       <w:r>
-        <w:t xml:space="preserve"> </w:t>
-      </w:r>
-      <w:proofErr w:type="spellStart"/>
-      <w:r>
-        <w:t>many</w:t>
-      </w:r>
-      <w:proofErr w:type="spellEnd"/>
-      <w:r>
-        <w:t>), mis väldib andmete dubleerimist ja tagab optimaalse päringukiiruse raporti kuvaritel.</w:t>
+        <w:t xml:space="preserve"> many), mis väldib andmete dubleerimist ja tagab optimaalse päringukiiruse raporti kuvaritel.</w:t>
       </w:r>
     </w:p>
     <w:p>
@@ -2104,27 +1964,7 @@
           <w:sz w:val="24"/>
           <w:szCs w:val="24"/>
         </w:rPr>
-        <w:t xml:space="preserve"> andmekorralduse kirjeldused asuvad Word- dokumendis ja mõõdikute kirjeldused on </w:t>
-      </w:r>
-      <w:proofErr w:type="spellStart"/>
-      <w:r>
-        <w:rPr>
-          <w:rFonts w:asciiTheme="minorHAnsi" w:eastAsiaTheme="minorHAnsi" w:hAnsiTheme="minorHAnsi" w:cstheme="minorBidi"/>
-          <w:color w:val="auto"/>
-          <w:sz w:val="24"/>
-          <w:szCs w:val="24"/>
-        </w:rPr>
-        <w:t>PowerBI</w:t>
-      </w:r>
-      <w:proofErr w:type="spellEnd"/>
-      <w:r>
-        <w:rPr>
-          <w:rFonts w:asciiTheme="minorHAnsi" w:eastAsiaTheme="minorHAnsi" w:hAnsiTheme="minorHAnsi" w:cstheme="minorBidi"/>
-          <w:color w:val="auto"/>
-          <w:sz w:val="24"/>
-          <w:szCs w:val="24"/>
-        </w:rPr>
-        <w:t xml:space="preserve"> infolehel.</w:t>
+        <w:t xml:space="preserve"> andmekorralduse kirjeldused asuvad Word-dokumendis ja mõõdikute kirjeldused on PowerBI infolehel.</w:t>
       </w:r>
     </w:p>
     <w:p/>
@@ -2140,7 +1980,6 @@
       </w:r>
     </w:p>
     <w:p>
-      <w:proofErr w:type="spellStart"/>
       <w:r>
         <w:rPr>
           <w:b/>
@@ -2148,20 +1987,14 @@
         </w:rPr>
         <w:t>fact_kv</w:t>
       </w:r>
-      <w:proofErr w:type="spellEnd"/>
       <w:r>
         <w:t xml:space="preserve"> </w:t>
       </w:r>
       <w:r>
         <w:t xml:space="preserve">= </w:t>
       </w:r>
-      <w:proofErr w:type="spellStart"/>
-      <w:r>
-        <w:t>grain</w:t>
-      </w:r>
-      <w:proofErr w:type="spellEnd"/>
-      <w:r>
-        <w:t xml:space="preserve"> on</w:t>
+      <w:r>
+        <w:t>grain on</w:t>
       </w:r>
       <w:r>
         <w:t xml:space="preserve"> ühe maakonna korterite keskmine m2 hind ühes kvartalis.</w:t>
@@ -2171,7 +2004,6 @@
       </w:r>
     </w:p>
     <w:p>
-      <w:proofErr w:type="spellStart"/>
       <w:r>
         <w:rPr>
           <w:b/>
@@ -2186,27 +2018,20 @@
         </w:rPr>
         <w:t>act_palk</w:t>
       </w:r>
-      <w:proofErr w:type="spellEnd"/>
       <w:r>
         <w:t xml:space="preserve"> </w:t>
       </w:r>
       <w:r>
         <w:t xml:space="preserve">= </w:t>
       </w:r>
-      <w:proofErr w:type="spellStart"/>
-      <w:r>
-        <w:t>grain</w:t>
-      </w:r>
-      <w:proofErr w:type="spellEnd"/>
-      <w:r>
-        <w:t xml:space="preserve"> on ühe maakonna keskmine brutopalk ühes kvartalis.</w:t>
+      <w:r>
+        <w:t>grain on ühe maakonna keskmine brutopalk ühes kvartalis.</w:t>
       </w:r>
       <w:r>
         <w:t xml:space="preserve"> 3 veergu, 1290 rida. Ajaperiood 2005-2026, 15 maakonda.</w:t>
       </w:r>
     </w:p>
     <w:p>
-      <w:proofErr w:type="spellStart"/>
       <w:r>
         <w:rPr>
           <w:b/>
@@ -2221,27 +2046,20 @@
         </w:rPr>
         <w:t>act_intressid</w:t>
       </w:r>
-      <w:proofErr w:type="spellEnd"/>
       <w:r>
         <w:t xml:space="preserve"> </w:t>
       </w:r>
       <w:r>
         <w:t xml:space="preserve">= </w:t>
       </w:r>
-      <w:proofErr w:type="spellStart"/>
-      <w:r>
-        <w:t>grain</w:t>
-      </w:r>
-      <w:proofErr w:type="spellEnd"/>
-      <w:r>
-        <w:t xml:space="preserve"> on Eesti keskmine laenuintressi määr ühes kvartalis.</w:t>
+      <w:r>
+        <w:t>grain on Eesti keskmine laenuintressi määr ühes kvartalis.</w:t>
       </w:r>
       <w:r>
         <w:t xml:space="preserve"> 2 veergu, 86 rida. Ajaperiood 2005-2026.</w:t>
       </w:r>
     </w:p>
     <w:p>
-      <w:proofErr w:type="spellStart"/>
       <w:r>
         <w:rPr>
           <w:b/>
@@ -2256,20 +2074,14 @@
         </w:rPr>
         <w:t>act_thi</w:t>
       </w:r>
-      <w:proofErr w:type="spellEnd"/>
       <w:r>
         <w:t xml:space="preserve"> </w:t>
       </w:r>
       <w:r>
         <w:t xml:space="preserve">= </w:t>
       </w:r>
-      <w:proofErr w:type="spellStart"/>
-      <w:r>
-        <w:t>grain</w:t>
-      </w:r>
-      <w:proofErr w:type="spellEnd"/>
-      <w:r>
-        <w:t xml:space="preserve"> on Eesti keskmine THI indeks ühes kvartalis.</w:t>
+      <w:r>
+        <w:t>grain on Eesti keskmine THI indeks ühes kvartalis.</w:t>
       </w:r>
       <w:r>
         <w:t xml:space="preserve"> 2 veergu, 86 rida. Ajaperiood 2005-2026.</w:t>
@@ -2313,7 +2125,6 @@
       </w:r>
     </w:p>
     <w:p>
-      <w:proofErr w:type="spellStart"/>
       <w:r>
         <w:rPr>
           <w:b/>
@@ -2321,27 +2132,20 @@
         </w:rPr>
         <w:t>dim_county</w:t>
       </w:r>
-      <w:proofErr w:type="spellEnd"/>
       <w:r>
         <w:t xml:space="preserve"> </w:t>
       </w:r>
       <w:r>
         <w:t xml:space="preserve">= </w:t>
       </w:r>
-      <w:proofErr w:type="spellStart"/>
-      <w:r>
-        <w:t>grain</w:t>
-      </w:r>
-      <w:proofErr w:type="spellEnd"/>
-      <w:r>
-        <w:t xml:space="preserve"> on üks unikaalne maakond.</w:t>
+      <w:r>
+        <w:t>grain on üks unikaalne maakond.</w:t>
       </w:r>
       <w:r>
         <w:t xml:space="preserve"> 2 veergu, 15 rida, 15 maakonda.</w:t>
       </w:r>
     </w:p>
     <w:p>
-      <w:proofErr w:type="spellStart"/>
       <w:r>
         <w:rPr>
           <w:b/>
@@ -2349,20 +2153,14 @@
         </w:rPr>
         <w:t>dim_time</w:t>
       </w:r>
-      <w:proofErr w:type="spellEnd"/>
       <w:r>
         <w:t xml:space="preserve"> </w:t>
       </w:r>
       <w:r>
         <w:t xml:space="preserve">= </w:t>
       </w:r>
-      <w:proofErr w:type="spellStart"/>
-      <w:r>
-        <w:t>grain</w:t>
-      </w:r>
-      <w:proofErr w:type="spellEnd"/>
-      <w:r>
-        <w:t xml:space="preserve"> on üks kvartal.</w:t>
+      <w:r>
+        <w:t>grain on üks kvartal.</w:t>
       </w:r>
       <w:r>
         <w:t xml:space="preserve"> 5 veergu, 86 rida. Ajaperiood 2005-2026 kvartalid</w:t>
@@ -2383,15 +2181,7 @@
         <w:t>1.</w:t>
       </w:r>
       <w:r>
-        <w:t>Maakondade dimensioon (</w:t>
-      </w:r>
-      <w:proofErr w:type="spellStart"/>
-      <w:r>
-        <w:t>grupitoo_kv.Dim_County</w:t>
-      </w:r>
-      <w:proofErr w:type="spellEnd"/>
-      <w:r>
-        <w:t>)</w:t>
+        <w:t>Maakondade dimensioon (grupitoo_kv.Dim_County)</w:t>
       </w:r>
     </w:p>
     <w:p>
@@ -2711,15 +2501,7 @@
         <w:pStyle w:val="Heading2"/>
       </w:pPr>
       <w:r>
-        <w:t>2. Aja dimensioon (</w:t>
-      </w:r>
-      <w:proofErr w:type="spellStart"/>
-      <w:r>
-        <w:t>grupitoo_kv.Dim_Time</w:t>
-      </w:r>
-      <w:proofErr w:type="spellEnd"/>
-      <w:r>
-        <w:t>)</w:t>
+        <w:t>2. Aja dimensioon (grupitoo_kv.Dim_Time)</w:t>
       </w:r>
     </w:p>
     <w:tbl>
@@ -4907,7 +4689,7 @@
       <w:pPr>
         <w:numPr>
           <w:ilvl w:val="0"/>
-          <w:numId w:val="58"/>
+          <w:numId w:val="12"/>
         </w:numPr>
         <w:rPr>
           <w:noProof/>
@@ -4942,7 +4724,7 @@
       <w:pPr>
         <w:numPr>
           <w:ilvl w:val="0"/>
-          <w:numId w:val="58"/>
+          <w:numId w:val="12"/>
         </w:numPr>
         <w:rPr>
           <w:noProof/>
@@ -5061,7 +4843,7 @@
       <w:pPr>
         <w:numPr>
           <w:ilvl w:val="0"/>
-          <w:numId w:val="58"/>
+          <w:numId w:val="12"/>
         </w:numPr>
         <w:rPr>
           <w:noProof/>
@@ -5110,7 +4892,7 @@
         <w:pStyle w:val="ListParagraph"/>
         <w:numPr>
           <w:ilvl w:val="0"/>
-          <w:numId w:val="61"/>
+          <w:numId w:val="13"/>
         </w:numPr>
         <w:rPr>
           <w:noProof/>
@@ -5188,7 +4970,7 @@
         <w:pStyle w:val="ListParagraph"/>
         <w:numPr>
           <w:ilvl w:val="0"/>
-          <w:numId w:val="61"/>
+          <w:numId w:val="13"/>
         </w:numPr>
         <w:rPr>
           <w:noProof/>
@@ -5245,7 +5027,7 @@
         <w:pStyle w:val="ListParagraph"/>
         <w:numPr>
           <w:ilvl w:val="0"/>
-          <w:numId w:val="62"/>
+          <w:numId w:val="14"/>
         </w:numPr>
         <w:rPr>
           <w:noProof/>
@@ -5305,7 +5087,7 @@
         <w:pStyle w:val="ListParagraph"/>
         <w:numPr>
           <w:ilvl w:val="0"/>
-          <w:numId w:val="62"/>
+          <w:numId w:val="14"/>
         </w:numPr>
         <w:rPr>
           <w:noProof/>
@@ -5857,7 +5639,7 @@
       <w:pPr>
         <w:numPr>
           <w:ilvl w:val="0"/>
-          <w:numId w:val="65"/>
+          <w:numId w:val="15"/>
         </w:numPr>
         <w:rPr>
           <w:b/>
@@ -5927,22 +5709,14 @@
         <w:t>e</w:t>
       </w:r>
       <w:r>
-        <w:t>elarve kriteeriumite ja laenukoormuse soojuskaart (</w:t>
-      </w:r>
-      <w:proofErr w:type="spellStart"/>
-      <w:r>
-        <w:t>Heatmap</w:t>
-      </w:r>
-      <w:proofErr w:type="spellEnd"/>
-      <w:r>
-        <w:t>)</w:t>
+        <w:t>elarve kriteeriumite ja laenukoormuse soojuskaart (Heatmap)</w:t>
       </w:r>
     </w:p>
     <w:p>
       <w:pPr>
         <w:numPr>
           <w:ilvl w:val="0"/>
-          <w:numId w:val="65"/>
+          <w:numId w:val="15"/>
         </w:numPr>
         <w:rPr>
           <w:b/>
@@ -5961,7 +5735,7 @@
       <w:pPr>
         <w:numPr>
           <w:ilvl w:val="0"/>
-          <w:numId w:val="65"/>
+          <w:numId w:val="15"/>
         </w:numPr>
         <w:rPr>
           <w:b/>
@@ -6001,7 +5775,7 @@
       <w:pPr>
         <w:numPr>
           <w:ilvl w:val="1"/>
-          <w:numId w:val="65"/>
+          <w:numId w:val="15"/>
         </w:numPr>
       </w:pPr>
       <w:r>
@@ -6012,7 +5786,7 @@
       <w:pPr>
         <w:numPr>
           <w:ilvl w:val="1"/>
-          <w:numId w:val="65"/>
+          <w:numId w:val="15"/>
         </w:numPr>
       </w:pPr>
       <w:r>
@@ -6023,26 +5797,18 @@
       <w:pPr>
         <w:numPr>
           <w:ilvl w:val="1"/>
-          <w:numId w:val="65"/>
+          <w:numId w:val="15"/>
         </w:numPr>
       </w:pPr>
       <w:r>
-        <w:t>Ajaline juhtkontroll ehk millist näitajat enne vaadata (</w:t>
-      </w:r>
-      <w:proofErr w:type="spellStart"/>
-      <w:r>
-        <w:t>Granger</w:t>
-      </w:r>
-      <w:proofErr w:type="spellEnd"/>
-      <w:r>
-        <w:t xml:space="preserve"> kausaalsuse meetodil tehtud regressioonmudel)</w:t>
+        <w:t>Ajaline juhtkontroll ehk millist näitajat enne vaadata (Granger kausaalsuse meetodil tehtud regressioonmudel)</w:t>
       </w:r>
     </w:p>
     <w:p>
       <w:pPr>
         <w:numPr>
           <w:ilvl w:val="1"/>
-          <w:numId w:val="65"/>
+          <w:numId w:val="15"/>
         </w:numPr>
       </w:pPr>
       <w:r>
@@ -6165,757 +5931,7 @@
 
 <file path=word/numbering.xml><?xml version="1.0" encoding="utf-8"?>
 <w:numbering xmlns:wpc="http://schemas.microsoft.com/office/word/2010/wordprocessingCanvas" xmlns:cx="http://schemas.microsoft.com/office/drawing/2014/chartex" xmlns:cx1="http://schemas.microsoft.com/office/drawing/2015/9/8/chartex" xmlns:cx2="http://schemas.microsoft.com/office/drawing/2015/10/21/chartex" xmlns:cx3="http://schemas.microsoft.com/office/drawing/2016/5/9/chartex" xmlns:cx4="http://schemas.microsoft.com/office/drawing/2016/5/10/chartex" xmlns:cx5="http://schemas.microsoft.com/office/drawing/2016/5/11/chartex" xmlns:cx6="http://schemas.microsoft.com/office/drawing/2016/5/12/chartex" xmlns:cx7="http://schemas.microsoft.com/office/drawing/2016/5/13/chartex" xmlns:cx8="http://schemas.microsoft.com/office/drawing/2016/5/14/chartex" xmlns:mc="http://schemas.openxmlformats.org/markup-compatibility/2006" xmlns:aink="http://schemas.microsoft.com/office/drawing/2016/ink" xmlns:am3d="http://schemas.microsoft.com/office/drawing/2017/model3d" xmlns:o="urn:schemas-microsoft-com:office:office" xmlns:oel="http://schemas.microsoft.com/office/2019/extlst" xmlns:r="http://schemas.openxmlformats.org/officeDocument/2006/relationships" xmlns:m="http://schemas.openxmlformats.org/officeDocument/2006/math" xmlns:v="urn:schemas-microsoft-com:vml" xmlns:wp14="http://schemas.microsoft.com/office/word/2010/wordprocessingDrawing" xmlns:wp="http://schemas.openxmlformats.org/drawingml/2006/wordprocessingDrawing" xmlns:w10="urn:schemas-microsoft-com:office:word" xmlns:w="http://schemas.openxmlformats.org/wordprocessingml/2006/main" xmlns:w14="http://schemas.microsoft.com/office/word/2010/wordml" xmlns:w15="http://schemas.microsoft.com/office/word/2012/wordml" xmlns:w16cex="http://schemas.microsoft.com/office/word/2018/wordml/cex" xmlns:w16cid="http://schemas.microsoft.com/office/word/2016/wordml/cid" xmlns:w16="http://schemas.microsoft.com/office/word/2018/wordml" xmlns:w16sdtdh="http://schemas.microsoft.com/office/word/2020/wordml/sdtdatahash" xmlns:w16se="http://schemas.microsoft.com/office/word/2015/wordml/symex" xmlns:wpg="http://schemas.microsoft.com/office/word/2010/wordprocessingGroup" xmlns:wpi="http://schemas.microsoft.com/office/word/2010/wordprocessingInk" xmlns:wne="http://schemas.microsoft.com/office/word/2006/wordml" xmlns:wps="http://schemas.microsoft.com/office/word/2010/wordprocessingShape" mc:Ignorable="w14 w15 w16se w16cid w16 w16cex w16sdtdh wp14">
-  <w:numPicBullet w:numPicBulletId="0">
-    <w:pict>
-      <v:rect id="_x0000_i1057" style="width:0;height:1.5pt" o:hralign="center" o:bullet="t" o:hrstd="t" o:hr="t" fillcolor="#a0a0a0" stroked="f"/>
-    </w:pict>
-  </w:numPicBullet>
   <w:abstractNum w:abstractNumId="0" w15:restartNumberingAfterBreak="0">
-    <w:nsid w:val="05D3266B"/>
-    <w:multiLevelType w:val="multilevel"/>
-    <w:tmpl w:val="11EC0EAA"/>
-    <w:lvl w:ilvl="0">
-      <w:start w:val="1"/>
-      <w:numFmt w:val="bullet"/>
-      <w:lvlText w:val=""/>
-      <w:lvlJc w:val="left"/>
-      <w:pPr>
-        <w:tabs>
-          <w:tab w:val="num" w:pos="720"/>
-        </w:tabs>
-        <w:ind w:left="720" w:hanging="360"/>
-      </w:pPr>
-      <w:rPr>
-        <w:rFonts w:ascii="Symbol" w:hAnsi="Symbol" w:hint="default"/>
-        <w:sz w:val="20"/>
-      </w:rPr>
-    </w:lvl>
-    <w:lvl w:ilvl="1" w:tentative="1">
-      <w:start w:val="1"/>
-      <w:numFmt w:val="bullet"/>
-      <w:lvlText w:val="o"/>
-      <w:lvlJc w:val="left"/>
-      <w:pPr>
-        <w:tabs>
-          <w:tab w:val="num" w:pos="1440"/>
-        </w:tabs>
-        <w:ind w:left="1440" w:hanging="360"/>
-      </w:pPr>
-      <w:rPr>
-        <w:rFonts w:ascii="Courier New" w:hAnsi="Courier New" w:hint="default"/>
-        <w:sz w:val="20"/>
-      </w:rPr>
-    </w:lvl>
-    <w:lvl w:ilvl="2" w:tentative="1">
-      <w:start w:val="1"/>
-      <w:numFmt w:val="bullet"/>
-      <w:lvlText w:val=""/>
-      <w:lvlJc w:val="left"/>
-      <w:pPr>
-        <w:tabs>
-          <w:tab w:val="num" w:pos="2160"/>
-        </w:tabs>
-        <w:ind w:left="2160" w:hanging="360"/>
-      </w:pPr>
-      <w:rPr>
-        <w:rFonts w:ascii="Wingdings" w:hAnsi="Wingdings" w:hint="default"/>
-        <w:sz w:val="20"/>
-      </w:rPr>
-    </w:lvl>
-    <w:lvl w:ilvl="3" w:tentative="1">
-      <w:start w:val="1"/>
-      <w:numFmt w:val="bullet"/>
-      <w:lvlText w:val=""/>
-      <w:lvlJc w:val="left"/>
-      <w:pPr>
-        <w:tabs>
-          <w:tab w:val="num" w:pos="2880"/>
-        </w:tabs>
-        <w:ind w:left="2880" w:hanging="360"/>
-      </w:pPr>
-      <w:rPr>
-        <w:rFonts w:ascii="Wingdings" w:hAnsi="Wingdings" w:hint="default"/>
-        <w:sz w:val="20"/>
-      </w:rPr>
-    </w:lvl>
-    <w:lvl w:ilvl="4" w:tentative="1">
-      <w:start w:val="1"/>
-      <w:numFmt w:val="bullet"/>
-      <w:lvlText w:val=""/>
-      <w:lvlJc w:val="left"/>
-      <w:pPr>
-        <w:tabs>
-          <w:tab w:val="num" w:pos="3600"/>
-        </w:tabs>
-        <w:ind w:left="3600" w:hanging="360"/>
-      </w:pPr>
-      <w:rPr>
-        <w:rFonts w:ascii="Wingdings" w:hAnsi="Wingdings" w:hint="default"/>
-        <w:sz w:val="20"/>
-      </w:rPr>
-    </w:lvl>
-    <w:lvl w:ilvl="5" w:tentative="1">
-      <w:start w:val="1"/>
-      <w:numFmt w:val="bullet"/>
-      <w:lvlText w:val=""/>
-      <w:lvlJc w:val="left"/>
-      <w:pPr>
-        <w:tabs>
-          <w:tab w:val="num" w:pos="4320"/>
-        </w:tabs>
-        <w:ind w:left="4320" w:hanging="360"/>
-      </w:pPr>
-      <w:rPr>
-        <w:rFonts w:ascii="Wingdings" w:hAnsi="Wingdings" w:hint="default"/>
-        <w:sz w:val="20"/>
-      </w:rPr>
-    </w:lvl>
-    <w:lvl w:ilvl="6" w:tentative="1">
-      <w:start w:val="1"/>
-      <w:numFmt w:val="bullet"/>
-      <w:lvlText w:val=""/>
-      <w:lvlJc w:val="left"/>
-      <w:pPr>
-        <w:tabs>
-          <w:tab w:val="num" w:pos="5040"/>
-        </w:tabs>
-        <w:ind w:left="5040" w:hanging="360"/>
-      </w:pPr>
-      <w:rPr>
-        <w:rFonts w:ascii="Wingdings" w:hAnsi="Wingdings" w:hint="default"/>
-        <w:sz w:val="20"/>
-      </w:rPr>
-    </w:lvl>
-    <w:lvl w:ilvl="7" w:tentative="1">
-      <w:start w:val="1"/>
-      <w:numFmt w:val="bullet"/>
-      <w:lvlText w:val=""/>
-      <w:lvlJc w:val="left"/>
-      <w:pPr>
-        <w:tabs>
-          <w:tab w:val="num" w:pos="5760"/>
-        </w:tabs>
-        <w:ind w:left="5760" w:hanging="360"/>
-      </w:pPr>
-      <w:rPr>
-        <w:rFonts w:ascii="Wingdings" w:hAnsi="Wingdings" w:hint="default"/>
-        <w:sz w:val="20"/>
-      </w:rPr>
-    </w:lvl>
-    <w:lvl w:ilvl="8" w:tentative="1">
-      <w:start w:val="1"/>
-      <w:numFmt w:val="bullet"/>
-      <w:lvlText w:val=""/>
-      <w:lvlJc w:val="left"/>
-      <w:pPr>
-        <w:tabs>
-          <w:tab w:val="num" w:pos="6480"/>
-        </w:tabs>
-        <w:ind w:left="6480" w:hanging="360"/>
-      </w:pPr>
-      <w:rPr>
-        <w:rFonts w:ascii="Wingdings" w:hAnsi="Wingdings" w:hint="default"/>
-        <w:sz w:val="20"/>
-      </w:rPr>
-    </w:lvl>
-  </w:abstractNum>
-  <w:abstractNum w:abstractNumId="1" w15:restartNumberingAfterBreak="0">
-    <w:nsid w:val="0ABC05E0"/>
-    <w:multiLevelType w:val="multilevel"/>
-    <w:tmpl w:val="3CC48C5C"/>
-    <w:lvl w:ilvl="0">
-      <w:start w:val="1"/>
-      <w:numFmt w:val="bullet"/>
-      <w:lvlText w:val=""/>
-      <w:lvlJc w:val="left"/>
-      <w:pPr>
-        <w:tabs>
-          <w:tab w:val="num" w:pos="720"/>
-        </w:tabs>
-        <w:ind w:left="720" w:hanging="360"/>
-      </w:pPr>
-      <w:rPr>
-        <w:rFonts w:ascii="Symbol" w:hAnsi="Symbol" w:hint="default"/>
-        <w:sz w:val="20"/>
-      </w:rPr>
-    </w:lvl>
-    <w:lvl w:ilvl="1" w:tentative="1">
-      <w:start w:val="1"/>
-      <w:numFmt w:val="bullet"/>
-      <w:lvlText w:val="o"/>
-      <w:lvlJc w:val="left"/>
-      <w:pPr>
-        <w:tabs>
-          <w:tab w:val="num" w:pos="1440"/>
-        </w:tabs>
-        <w:ind w:left="1440" w:hanging="360"/>
-      </w:pPr>
-      <w:rPr>
-        <w:rFonts w:ascii="Courier New" w:hAnsi="Courier New" w:hint="default"/>
-        <w:sz w:val="20"/>
-      </w:rPr>
-    </w:lvl>
-    <w:lvl w:ilvl="2" w:tentative="1">
-      <w:start w:val="1"/>
-      <w:numFmt w:val="bullet"/>
-      <w:lvlText w:val=""/>
-      <w:lvlJc w:val="left"/>
-      <w:pPr>
-        <w:tabs>
-          <w:tab w:val="num" w:pos="2160"/>
-        </w:tabs>
-        <w:ind w:left="2160" w:hanging="360"/>
-      </w:pPr>
-      <w:rPr>
-        <w:rFonts w:ascii="Wingdings" w:hAnsi="Wingdings" w:hint="default"/>
-        <w:sz w:val="20"/>
-      </w:rPr>
-    </w:lvl>
-    <w:lvl w:ilvl="3" w:tentative="1">
-      <w:start w:val="1"/>
-      <w:numFmt w:val="bullet"/>
-      <w:lvlText w:val=""/>
-      <w:lvlJc w:val="left"/>
-      <w:pPr>
-        <w:tabs>
-          <w:tab w:val="num" w:pos="2880"/>
-        </w:tabs>
-        <w:ind w:left="2880" w:hanging="360"/>
-      </w:pPr>
-      <w:rPr>
-        <w:rFonts w:ascii="Wingdings" w:hAnsi="Wingdings" w:hint="default"/>
-        <w:sz w:val="20"/>
-      </w:rPr>
-    </w:lvl>
-    <w:lvl w:ilvl="4" w:tentative="1">
-      <w:start w:val="1"/>
-      <w:numFmt w:val="bullet"/>
-      <w:lvlText w:val=""/>
-      <w:lvlJc w:val="left"/>
-      <w:pPr>
-        <w:tabs>
-          <w:tab w:val="num" w:pos="3600"/>
-        </w:tabs>
-        <w:ind w:left="3600" w:hanging="360"/>
-      </w:pPr>
-      <w:rPr>
-        <w:rFonts w:ascii="Wingdings" w:hAnsi="Wingdings" w:hint="default"/>
-        <w:sz w:val="20"/>
-      </w:rPr>
-    </w:lvl>
-    <w:lvl w:ilvl="5" w:tentative="1">
-      <w:start w:val="1"/>
-      <w:numFmt w:val="bullet"/>
-      <w:lvlText w:val=""/>
-      <w:lvlJc w:val="left"/>
-      <w:pPr>
-        <w:tabs>
-          <w:tab w:val="num" w:pos="4320"/>
-        </w:tabs>
-        <w:ind w:left="4320" w:hanging="360"/>
-      </w:pPr>
-      <w:rPr>
-        <w:rFonts w:ascii="Wingdings" w:hAnsi="Wingdings" w:hint="default"/>
-        <w:sz w:val="20"/>
-      </w:rPr>
-    </w:lvl>
-    <w:lvl w:ilvl="6" w:tentative="1">
-      <w:start w:val="1"/>
-      <w:numFmt w:val="bullet"/>
-      <w:lvlText w:val=""/>
-      <w:lvlJc w:val="left"/>
-      <w:pPr>
-        <w:tabs>
-          <w:tab w:val="num" w:pos="5040"/>
-        </w:tabs>
-        <w:ind w:left="5040" w:hanging="360"/>
-      </w:pPr>
-      <w:rPr>
-        <w:rFonts w:ascii="Wingdings" w:hAnsi="Wingdings" w:hint="default"/>
-        <w:sz w:val="20"/>
-      </w:rPr>
-    </w:lvl>
-    <w:lvl w:ilvl="7" w:tentative="1">
-      <w:start w:val="1"/>
-      <w:numFmt w:val="bullet"/>
-      <w:lvlText w:val=""/>
-      <w:lvlJc w:val="left"/>
-      <w:pPr>
-        <w:tabs>
-          <w:tab w:val="num" w:pos="5760"/>
-        </w:tabs>
-        <w:ind w:left="5760" w:hanging="360"/>
-      </w:pPr>
-      <w:rPr>
-        <w:rFonts w:ascii="Wingdings" w:hAnsi="Wingdings" w:hint="default"/>
-        <w:sz w:val="20"/>
-      </w:rPr>
-    </w:lvl>
-    <w:lvl w:ilvl="8" w:tentative="1">
-      <w:start w:val="1"/>
-      <w:numFmt w:val="bullet"/>
-      <w:lvlText w:val=""/>
-      <w:lvlJc w:val="left"/>
-      <w:pPr>
-        <w:tabs>
-          <w:tab w:val="num" w:pos="6480"/>
-        </w:tabs>
-        <w:ind w:left="6480" w:hanging="360"/>
-      </w:pPr>
-      <w:rPr>
-        <w:rFonts w:ascii="Wingdings" w:hAnsi="Wingdings" w:hint="default"/>
-        <w:sz w:val="20"/>
-      </w:rPr>
-    </w:lvl>
-  </w:abstractNum>
-  <w:abstractNum w:abstractNumId="2" w15:restartNumberingAfterBreak="0">
-    <w:nsid w:val="0E9115CD"/>
-    <w:multiLevelType w:val="multilevel"/>
-    <w:tmpl w:val="178E251A"/>
-    <w:lvl w:ilvl="0">
-      <w:start w:val="1"/>
-      <w:numFmt w:val="bullet"/>
-      <w:lvlText w:val=""/>
-      <w:lvlJc w:val="left"/>
-      <w:pPr>
-        <w:tabs>
-          <w:tab w:val="num" w:pos="720"/>
-        </w:tabs>
-        <w:ind w:left="720" w:hanging="360"/>
-      </w:pPr>
-      <w:rPr>
-        <w:rFonts w:ascii="Symbol" w:hAnsi="Symbol" w:hint="default"/>
-        <w:sz w:val="20"/>
-      </w:rPr>
-    </w:lvl>
-    <w:lvl w:ilvl="1" w:tentative="1">
-      <w:start w:val="1"/>
-      <w:numFmt w:val="bullet"/>
-      <w:lvlText w:val="o"/>
-      <w:lvlJc w:val="left"/>
-      <w:pPr>
-        <w:tabs>
-          <w:tab w:val="num" w:pos="1440"/>
-        </w:tabs>
-        <w:ind w:left="1440" w:hanging="360"/>
-      </w:pPr>
-      <w:rPr>
-        <w:rFonts w:ascii="Courier New" w:hAnsi="Courier New" w:hint="default"/>
-        <w:sz w:val="20"/>
-      </w:rPr>
-    </w:lvl>
-    <w:lvl w:ilvl="2" w:tentative="1">
-      <w:start w:val="1"/>
-      <w:numFmt w:val="bullet"/>
-      <w:lvlText w:val=""/>
-      <w:lvlJc w:val="left"/>
-      <w:pPr>
-        <w:tabs>
-          <w:tab w:val="num" w:pos="2160"/>
-        </w:tabs>
-        <w:ind w:left="2160" w:hanging="360"/>
-      </w:pPr>
-      <w:rPr>
-        <w:rFonts w:ascii="Wingdings" w:hAnsi="Wingdings" w:hint="default"/>
-        <w:sz w:val="20"/>
-      </w:rPr>
-    </w:lvl>
-    <w:lvl w:ilvl="3" w:tentative="1">
-      <w:start w:val="1"/>
-      <w:numFmt w:val="bullet"/>
-      <w:lvlText w:val=""/>
-      <w:lvlJc w:val="left"/>
-      <w:pPr>
-        <w:tabs>
-          <w:tab w:val="num" w:pos="2880"/>
-        </w:tabs>
-        <w:ind w:left="2880" w:hanging="360"/>
-      </w:pPr>
-      <w:rPr>
-        <w:rFonts w:ascii="Wingdings" w:hAnsi="Wingdings" w:hint="default"/>
-        <w:sz w:val="20"/>
-      </w:rPr>
-    </w:lvl>
-    <w:lvl w:ilvl="4" w:tentative="1">
-      <w:start w:val="1"/>
-      <w:numFmt w:val="bullet"/>
-      <w:lvlText w:val=""/>
-      <w:lvlJc w:val="left"/>
-      <w:pPr>
-        <w:tabs>
-          <w:tab w:val="num" w:pos="3600"/>
-        </w:tabs>
-        <w:ind w:left="3600" w:hanging="360"/>
-      </w:pPr>
-      <w:rPr>
-        <w:rFonts w:ascii="Wingdings" w:hAnsi="Wingdings" w:hint="default"/>
-        <w:sz w:val="20"/>
-      </w:rPr>
-    </w:lvl>
-    <w:lvl w:ilvl="5" w:tentative="1">
-      <w:start w:val="1"/>
-      <w:numFmt w:val="bullet"/>
-      <w:lvlText w:val=""/>
-      <w:lvlJc w:val="left"/>
-      <w:pPr>
-        <w:tabs>
-          <w:tab w:val="num" w:pos="4320"/>
-        </w:tabs>
-        <w:ind w:left="4320" w:hanging="360"/>
-      </w:pPr>
-      <w:rPr>
-        <w:rFonts w:ascii="Wingdings" w:hAnsi="Wingdings" w:hint="default"/>
-        <w:sz w:val="20"/>
-      </w:rPr>
-    </w:lvl>
-    <w:lvl w:ilvl="6" w:tentative="1">
-      <w:start w:val="1"/>
-      <w:numFmt w:val="bullet"/>
-      <w:lvlText w:val=""/>
-      <w:lvlJc w:val="left"/>
-      <w:pPr>
-        <w:tabs>
-          <w:tab w:val="num" w:pos="5040"/>
-        </w:tabs>
-        <w:ind w:left="5040" w:hanging="360"/>
-      </w:pPr>
-      <w:rPr>
-        <w:rFonts w:ascii="Wingdings" w:hAnsi="Wingdings" w:hint="default"/>
-        <w:sz w:val="20"/>
-      </w:rPr>
-    </w:lvl>
-    <w:lvl w:ilvl="7" w:tentative="1">
-      <w:start w:val="1"/>
-      <w:numFmt w:val="bullet"/>
-      <w:lvlText w:val=""/>
-      <w:lvlJc w:val="left"/>
-      <w:pPr>
-        <w:tabs>
-          <w:tab w:val="num" w:pos="5760"/>
-        </w:tabs>
-        <w:ind w:left="5760" w:hanging="360"/>
-      </w:pPr>
-      <w:rPr>
-        <w:rFonts w:ascii="Wingdings" w:hAnsi="Wingdings" w:hint="default"/>
-        <w:sz w:val="20"/>
-      </w:rPr>
-    </w:lvl>
-    <w:lvl w:ilvl="8" w:tentative="1">
-      <w:start w:val="1"/>
-      <w:numFmt w:val="bullet"/>
-      <w:lvlText w:val=""/>
-      <w:lvlJc w:val="left"/>
-      <w:pPr>
-        <w:tabs>
-          <w:tab w:val="num" w:pos="6480"/>
-        </w:tabs>
-        <w:ind w:left="6480" w:hanging="360"/>
-      </w:pPr>
-      <w:rPr>
-        <w:rFonts w:ascii="Wingdings" w:hAnsi="Wingdings" w:hint="default"/>
-        <w:sz w:val="20"/>
-      </w:rPr>
-    </w:lvl>
-  </w:abstractNum>
-  <w:abstractNum w:abstractNumId="3" w15:restartNumberingAfterBreak="0">
-    <w:nsid w:val="0EF74764"/>
-    <w:multiLevelType w:val="multilevel"/>
-    <w:tmpl w:val="280CCCA0"/>
-    <w:lvl w:ilvl="0">
-      <w:start w:val="1"/>
-      <w:numFmt w:val="bullet"/>
-      <w:lvlText w:val=""/>
-      <w:lvlJc w:val="left"/>
-      <w:pPr>
-        <w:tabs>
-          <w:tab w:val="num" w:pos="720"/>
-        </w:tabs>
-        <w:ind w:left="720" w:hanging="360"/>
-      </w:pPr>
-      <w:rPr>
-        <w:rFonts w:ascii="Symbol" w:hAnsi="Symbol" w:hint="default"/>
-        <w:sz w:val="20"/>
-      </w:rPr>
-    </w:lvl>
-    <w:lvl w:ilvl="1" w:tentative="1">
-      <w:start w:val="1"/>
-      <w:numFmt w:val="bullet"/>
-      <w:lvlText w:val="o"/>
-      <w:lvlJc w:val="left"/>
-      <w:pPr>
-        <w:tabs>
-          <w:tab w:val="num" w:pos="1440"/>
-        </w:tabs>
-        <w:ind w:left="1440" w:hanging="360"/>
-      </w:pPr>
-      <w:rPr>
-        <w:rFonts w:ascii="Courier New" w:hAnsi="Courier New" w:hint="default"/>
-        <w:sz w:val="20"/>
-      </w:rPr>
-    </w:lvl>
-    <w:lvl w:ilvl="2" w:tentative="1">
-      <w:start w:val="1"/>
-      <w:numFmt w:val="bullet"/>
-      <w:lvlText w:val=""/>
-      <w:lvlJc w:val="left"/>
-      <w:pPr>
-        <w:tabs>
-          <w:tab w:val="num" w:pos="2160"/>
-        </w:tabs>
-        <w:ind w:left="2160" w:hanging="360"/>
-      </w:pPr>
-      <w:rPr>
-        <w:rFonts w:ascii="Wingdings" w:hAnsi="Wingdings" w:hint="default"/>
-        <w:sz w:val="20"/>
-      </w:rPr>
-    </w:lvl>
-    <w:lvl w:ilvl="3" w:tentative="1">
-      <w:start w:val="1"/>
-      <w:numFmt w:val="bullet"/>
-      <w:lvlText w:val=""/>
-      <w:lvlJc w:val="left"/>
-      <w:pPr>
-        <w:tabs>
-          <w:tab w:val="num" w:pos="2880"/>
-        </w:tabs>
-        <w:ind w:left="2880" w:hanging="360"/>
-      </w:pPr>
-      <w:rPr>
-        <w:rFonts w:ascii="Wingdings" w:hAnsi="Wingdings" w:hint="default"/>
-        <w:sz w:val="20"/>
-      </w:rPr>
-    </w:lvl>
-    <w:lvl w:ilvl="4" w:tentative="1">
-      <w:start w:val="1"/>
-      <w:numFmt w:val="bullet"/>
-      <w:lvlText w:val=""/>
-      <w:lvlJc w:val="left"/>
-      <w:pPr>
-        <w:tabs>
-          <w:tab w:val="num" w:pos="3600"/>
-        </w:tabs>
-        <w:ind w:left="3600" w:hanging="360"/>
-      </w:pPr>
-      <w:rPr>
-        <w:rFonts w:ascii="Wingdings" w:hAnsi="Wingdings" w:hint="default"/>
-        <w:sz w:val="20"/>
-      </w:rPr>
-    </w:lvl>
-    <w:lvl w:ilvl="5" w:tentative="1">
-      <w:start w:val="1"/>
-      <w:numFmt w:val="bullet"/>
-      <w:lvlText w:val=""/>
-      <w:lvlJc w:val="left"/>
-      <w:pPr>
-        <w:tabs>
-          <w:tab w:val="num" w:pos="4320"/>
-        </w:tabs>
-        <w:ind w:left="4320" w:hanging="360"/>
-      </w:pPr>
-      <w:rPr>
-        <w:rFonts w:ascii="Wingdings" w:hAnsi="Wingdings" w:hint="default"/>
-        <w:sz w:val="20"/>
-      </w:rPr>
-    </w:lvl>
-    <w:lvl w:ilvl="6" w:tentative="1">
-      <w:start w:val="1"/>
-      <w:numFmt w:val="bullet"/>
-      <w:lvlText w:val=""/>
-      <w:lvlJc w:val="left"/>
-      <w:pPr>
-        <w:tabs>
-          <w:tab w:val="num" w:pos="5040"/>
-        </w:tabs>
-        <w:ind w:left="5040" w:hanging="360"/>
-      </w:pPr>
-      <w:rPr>
-        <w:rFonts w:ascii="Wingdings" w:hAnsi="Wingdings" w:hint="default"/>
-        <w:sz w:val="20"/>
-      </w:rPr>
-    </w:lvl>
-    <w:lvl w:ilvl="7" w:tentative="1">
-      <w:start w:val="1"/>
-      <w:numFmt w:val="bullet"/>
-      <w:lvlText w:val=""/>
-      <w:lvlJc w:val="left"/>
-      <w:pPr>
-        <w:tabs>
-          <w:tab w:val="num" w:pos="5760"/>
-        </w:tabs>
-        <w:ind w:left="5760" w:hanging="360"/>
-      </w:pPr>
-      <w:rPr>
-        <w:rFonts w:ascii="Wingdings" w:hAnsi="Wingdings" w:hint="default"/>
-        <w:sz w:val="20"/>
-      </w:rPr>
-    </w:lvl>
-    <w:lvl w:ilvl="8" w:tentative="1">
-      <w:start w:val="1"/>
-      <w:numFmt w:val="bullet"/>
-      <w:lvlText w:val=""/>
-      <w:lvlJc w:val="left"/>
-      <w:pPr>
-        <w:tabs>
-          <w:tab w:val="num" w:pos="6480"/>
-        </w:tabs>
-        <w:ind w:left="6480" w:hanging="360"/>
-      </w:pPr>
-      <w:rPr>
-        <w:rFonts w:ascii="Wingdings" w:hAnsi="Wingdings" w:hint="default"/>
-        <w:sz w:val="20"/>
-      </w:rPr>
-    </w:lvl>
-  </w:abstractNum>
-  <w:abstractNum w:abstractNumId="4" w15:restartNumberingAfterBreak="0">
-    <w:nsid w:val="102344DE"/>
-    <w:multiLevelType w:val="multilevel"/>
-    <w:tmpl w:val="95DEE27E"/>
-    <w:lvl w:ilvl="0">
-      <w:start w:val="1"/>
-      <w:numFmt w:val="bullet"/>
-      <w:lvlText w:val=""/>
-      <w:lvlJc w:val="left"/>
-      <w:pPr>
-        <w:tabs>
-          <w:tab w:val="num" w:pos="720"/>
-        </w:tabs>
-        <w:ind w:left="720" w:hanging="360"/>
-      </w:pPr>
-      <w:rPr>
-        <w:rFonts w:ascii="Symbol" w:hAnsi="Symbol" w:hint="default"/>
-        <w:sz w:val="20"/>
-      </w:rPr>
-    </w:lvl>
-    <w:lvl w:ilvl="1" w:tentative="1">
-      <w:start w:val="1"/>
-      <w:numFmt w:val="bullet"/>
-      <w:lvlText w:val="o"/>
-      <w:lvlJc w:val="left"/>
-      <w:pPr>
-        <w:tabs>
-          <w:tab w:val="num" w:pos="1440"/>
-        </w:tabs>
-        <w:ind w:left="1440" w:hanging="360"/>
-      </w:pPr>
-      <w:rPr>
-        <w:rFonts w:ascii="Courier New" w:hAnsi="Courier New" w:hint="default"/>
-        <w:sz w:val="20"/>
-      </w:rPr>
-    </w:lvl>
-    <w:lvl w:ilvl="2" w:tentative="1">
-      <w:start w:val="1"/>
-      <w:numFmt w:val="bullet"/>
-      <w:lvlText w:val=""/>
-      <w:lvlJc w:val="left"/>
-      <w:pPr>
-        <w:tabs>
-          <w:tab w:val="num" w:pos="2160"/>
-        </w:tabs>
-        <w:ind w:left="2160" w:hanging="360"/>
-      </w:pPr>
-      <w:rPr>
-        <w:rFonts w:ascii="Wingdings" w:hAnsi="Wingdings" w:hint="default"/>
-        <w:sz w:val="20"/>
-      </w:rPr>
-    </w:lvl>
-    <w:lvl w:ilvl="3" w:tentative="1">
-      <w:start w:val="1"/>
-      <w:numFmt w:val="bullet"/>
-      <w:lvlText w:val=""/>
-      <w:lvlJc w:val="left"/>
-      <w:pPr>
-        <w:tabs>
-          <w:tab w:val="num" w:pos="2880"/>
-        </w:tabs>
-        <w:ind w:left="2880" w:hanging="360"/>
-      </w:pPr>
-      <w:rPr>
-        <w:rFonts w:ascii="Wingdings" w:hAnsi="Wingdings" w:hint="default"/>
-        <w:sz w:val="20"/>
-      </w:rPr>
-    </w:lvl>
-    <w:lvl w:ilvl="4" w:tentative="1">
-      <w:start w:val="1"/>
-      <w:numFmt w:val="bullet"/>
-      <w:lvlText w:val=""/>
-      <w:lvlJc w:val="left"/>
-      <w:pPr>
-        <w:tabs>
-          <w:tab w:val="num" w:pos="3600"/>
-        </w:tabs>
-        <w:ind w:left="3600" w:hanging="360"/>
-      </w:pPr>
-      <w:rPr>
-        <w:rFonts w:ascii="Wingdings" w:hAnsi="Wingdings" w:hint="default"/>
-        <w:sz w:val="20"/>
-      </w:rPr>
-    </w:lvl>
-    <w:lvl w:ilvl="5" w:tentative="1">
-      <w:start w:val="1"/>
-      <w:numFmt w:val="bullet"/>
-      <w:lvlText w:val=""/>
-      <w:lvlJc w:val="left"/>
-      <w:pPr>
-        <w:tabs>
-          <w:tab w:val="num" w:pos="4320"/>
-        </w:tabs>
-        <w:ind w:left="4320" w:hanging="360"/>
-      </w:pPr>
-      <w:rPr>
-        <w:rFonts w:ascii="Wingdings" w:hAnsi="Wingdings" w:hint="default"/>
-        <w:sz w:val="20"/>
-      </w:rPr>
-    </w:lvl>
-    <w:lvl w:ilvl="6" w:tentative="1">
-      <w:start w:val="1"/>
-      <w:numFmt w:val="bullet"/>
-      <w:lvlText w:val=""/>
-      <w:lvlJc w:val="left"/>
-      <w:pPr>
-        <w:tabs>
-          <w:tab w:val="num" w:pos="5040"/>
-        </w:tabs>
-        <w:ind w:left="5040" w:hanging="360"/>
-      </w:pPr>
-      <w:rPr>
-        <w:rFonts w:ascii="Wingdings" w:hAnsi="Wingdings" w:hint="default"/>
-        <w:sz w:val="20"/>
-      </w:rPr>
-    </w:lvl>
-    <w:lvl w:ilvl="7" w:tentative="1">
-      <w:start w:val="1"/>
-      <w:numFmt w:val="bullet"/>
-      <w:lvlText w:val=""/>
-      <w:lvlJc w:val="left"/>
-      <w:pPr>
-        <w:tabs>
-          <w:tab w:val="num" w:pos="5760"/>
-        </w:tabs>
-        <w:ind w:left="5760" w:hanging="360"/>
-      </w:pPr>
-      <w:rPr>
-        <w:rFonts w:ascii="Wingdings" w:hAnsi="Wingdings" w:hint="default"/>
-        <w:sz w:val="20"/>
-      </w:rPr>
-    </w:lvl>
-    <w:lvl w:ilvl="8" w:tentative="1">
-      <w:start w:val="1"/>
-      <w:numFmt w:val="bullet"/>
-      <w:lvlText w:val=""/>
-      <w:lvlJc w:val="left"/>
-      <w:pPr>
-        <w:tabs>
-          <w:tab w:val="num" w:pos="6480"/>
-        </w:tabs>
-        <w:ind w:left="6480" w:hanging="360"/>
-      </w:pPr>
-      <w:rPr>
-        <w:rFonts w:ascii="Wingdings" w:hAnsi="Wingdings" w:hint="default"/>
-        <w:sz w:val="20"/>
-      </w:rPr>
-    </w:lvl>
-  </w:abstractNum>
-  <w:abstractNum w:abstractNumId="5" w15:restartNumberingAfterBreak="0">
     <w:nsid w:val="117B4CCB"/>
     <w:multiLevelType w:val="multilevel"/>
     <w:tmpl w:val="8856EDF4"/>
@@ -7064,454 +6080,7 @@
       </w:rPr>
     </w:lvl>
   </w:abstractNum>
-  <w:abstractNum w:abstractNumId="6" w15:restartNumberingAfterBreak="0">
-    <w:nsid w:val="13096A8D"/>
-    <w:multiLevelType w:val="multilevel"/>
-    <w:tmpl w:val="DF5EB782"/>
-    <w:lvl w:ilvl="0">
-      <w:start w:val="1"/>
-      <w:numFmt w:val="bullet"/>
-      <w:lvlText w:val=""/>
-      <w:lvlJc w:val="left"/>
-      <w:pPr>
-        <w:tabs>
-          <w:tab w:val="num" w:pos="720"/>
-        </w:tabs>
-        <w:ind w:left="720" w:hanging="360"/>
-      </w:pPr>
-      <w:rPr>
-        <w:rFonts w:ascii="Symbol" w:hAnsi="Symbol" w:hint="default"/>
-        <w:sz w:val="20"/>
-      </w:rPr>
-    </w:lvl>
-    <w:lvl w:ilvl="1" w:tentative="1">
-      <w:start w:val="1"/>
-      <w:numFmt w:val="bullet"/>
-      <w:lvlText w:val="o"/>
-      <w:lvlJc w:val="left"/>
-      <w:pPr>
-        <w:tabs>
-          <w:tab w:val="num" w:pos="1440"/>
-        </w:tabs>
-        <w:ind w:left="1440" w:hanging="360"/>
-      </w:pPr>
-      <w:rPr>
-        <w:rFonts w:ascii="Courier New" w:hAnsi="Courier New" w:hint="default"/>
-        <w:sz w:val="20"/>
-      </w:rPr>
-    </w:lvl>
-    <w:lvl w:ilvl="2" w:tentative="1">
-      <w:start w:val="1"/>
-      <w:numFmt w:val="bullet"/>
-      <w:lvlText w:val=""/>
-      <w:lvlJc w:val="left"/>
-      <w:pPr>
-        <w:tabs>
-          <w:tab w:val="num" w:pos="2160"/>
-        </w:tabs>
-        <w:ind w:left="2160" w:hanging="360"/>
-      </w:pPr>
-      <w:rPr>
-        <w:rFonts w:ascii="Wingdings" w:hAnsi="Wingdings" w:hint="default"/>
-        <w:sz w:val="20"/>
-      </w:rPr>
-    </w:lvl>
-    <w:lvl w:ilvl="3" w:tentative="1">
-      <w:start w:val="1"/>
-      <w:numFmt w:val="bullet"/>
-      <w:lvlText w:val=""/>
-      <w:lvlJc w:val="left"/>
-      <w:pPr>
-        <w:tabs>
-          <w:tab w:val="num" w:pos="2880"/>
-        </w:tabs>
-        <w:ind w:left="2880" w:hanging="360"/>
-      </w:pPr>
-      <w:rPr>
-        <w:rFonts w:ascii="Wingdings" w:hAnsi="Wingdings" w:hint="default"/>
-        <w:sz w:val="20"/>
-      </w:rPr>
-    </w:lvl>
-    <w:lvl w:ilvl="4" w:tentative="1">
-      <w:start w:val="1"/>
-      <w:numFmt w:val="bullet"/>
-      <w:lvlText w:val=""/>
-      <w:lvlJc w:val="left"/>
-      <w:pPr>
-        <w:tabs>
-          <w:tab w:val="num" w:pos="3600"/>
-        </w:tabs>
-        <w:ind w:left="3600" w:hanging="360"/>
-      </w:pPr>
-      <w:rPr>
-        <w:rFonts w:ascii="Wingdings" w:hAnsi="Wingdings" w:hint="default"/>
-        <w:sz w:val="20"/>
-      </w:rPr>
-    </w:lvl>
-    <w:lvl w:ilvl="5" w:tentative="1">
-      <w:start w:val="1"/>
-      <w:numFmt w:val="bullet"/>
-      <w:lvlText w:val=""/>
-      <w:lvlJc w:val="left"/>
-      <w:pPr>
-        <w:tabs>
-          <w:tab w:val="num" w:pos="4320"/>
-        </w:tabs>
-        <w:ind w:left="4320" w:hanging="360"/>
-      </w:pPr>
-      <w:rPr>
-        <w:rFonts w:ascii="Wingdings" w:hAnsi="Wingdings" w:hint="default"/>
-        <w:sz w:val="20"/>
-      </w:rPr>
-    </w:lvl>
-    <w:lvl w:ilvl="6" w:tentative="1">
-      <w:start w:val="1"/>
-      <w:numFmt w:val="bullet"/>
-      <w:lvlText w:val=""/>
-      <w:lvlJc w:val="left"/>
-      <w:pPr>
-        <w:tabs>
-          <w:tab w:val="num" w:pos="5040"/>
-        </w:tabs>
-        <w:ind w:left="5040" w:hanging="360"/>
-      </w:pPr>
-      <w:rPr>
-        <w:rFonts w:ascii="Wingdings" w:hAnsi="Wingdings" w:hint="default"/>
-        <w:sz w:val="20"/>
-      </w:rPr>
-    </w:lvl>
-    <w:lvl w:ilvl="7" w:tentative="1">
-      <w:start w:val="1"/>
-      <w:numFmt w:val="bullet"/>
-      <w:lvlText w:val=""/>
-      <w:lvlJc w:val="left"/>
-      <w:pPr>
-        <w:tabs>
-          <w:tab w:val="num" w:pos="5760"/>
-        </w:tabs>
-        <w:ind w:left="5760" w:hanging="360"/>
-      </w:pPr>
-      <w:rPr>
-        <w:rFonts w:ascii="Wingdings" w:hAnsi="Wingdings" w:hint="default"/>
-        <w:sz w:val="20"/>
-      </w:rPr>
-    </w:lvl>
-    <w:lvl w:ilvl="8" w:tentative="1">
-      <w:start w:val="1"/>
-      <w:numFmt w:val="bullet"/>
-      <w:lvlText w:val=""/>
-      <w:lvlJc w:val="left"/>
-      <w:pPr>
-        <w:tabs>
-          <w:tab w:val="num" w:pos="6480"/>
-        </w:tabs>
-        <w:ind w:left="6480" w:hanging="360"/>
-      </w:pPr>
-      <w:rPr>
-        <w:rFonts w:ascii="Wingdings" w:hAnsi="Wingdings" w:hint="default"/>
-        <w:sz w:val="20"/>
-      </w:rPr>
-    </w:lvl>
-  </w:abstractNum>
-  <w:abstractNum w:abstractNumId="7" w15:restartNumberingAfterBreak="0">
-    <w:nsid w:val="158E2A10"/>
-    <w:multiLevelType w:val="multilevel"/>
-    <w:tmpl w:val="A04E7B58"/>
-    <w:lvl w:ilvl="0">
-      <w:start w:val="1"/>
-      <w:numFmt w:val="bullet"/>
-      <w:lvlText w:val=""/>
-      <w:lvlJc w:val="left"/>
-      <w:pPr>
-        <w:tabs>
-          <w:tab w:val="num" w:pos="720"/>
-        </w:tabs>
-        <w:ind w:left="720" w:hanging="360"/>
-      </w:pPr>
-      <w:rPr>
-        <w:rFonts w:ascii="Symbol" w:hAnsi="Symbol" w:hint="default"/>
-        <w:sz w:val="20"/>
-      </w:rPr>
-    </w:lvl>
-    <w:lvl w:ilvl="1" w:tentative="1">
-      <w:start w:val="1"/>
-      <w:numFmt w:val="bullet"/>
-      <w:lvlText w:val="o"/>
-      <w:lvlJc w:val="left"/>
-      <w:pPr>
-        <w:tabs>
-          <w:tab w:val="num" w:pos="1440"/>
-        </w:tabs>
-        <w:ind w:left="1440" w:hanging="360"/>
-      </w:pPr>
-      <w:rPr>
-        <w:rFonts w:ascii="Courier New" w:hAnsi="Courier New" w:hint="default"/>
-        <w:sz w:val="20"/>
-      </w:rPr>
-    </w:lvl>
-    <w:lvl w:ilvl="2" w:tentative="1">
-      <w:start w:val="1"/>
-      <w:numFmt w:val="bullet"/>
-      <w:lvlText w:val=""/>
-      <w:lvlJc w:val="left"/>
-      <w:pPr>
-        <w:tabs>
-          <w:tab w:val="num" w:pos="2160"/>
-        </w:tabs>
-        <w:ind w:left="2160" w:hanging="360"/>
-      </w:pPr>
-      <w:rPr>
-        <w:rFonts w:ascii="Wingdings" w:hAnsi="Wingdings" w:hint="default"/>
-        <w:sz w:val="20"/>
-      </w:rPr>
-    </w:lvl>
-    <w:lvl w:ilvl="3" w:tentative="1">
-      <w:start w:val="1"/>
-      <w:numFmt w:val="bullet"/>
-      <w:lvlText w:val=""/>
-      <w:lvlJc w:val="left"/>
-      <w:pPr>
-        <w:tabs>
-          <w:tab w:val="num" w:pos="2880"/>
-        </w:tabs>
-        <w:ind w:left="2880" w:hanging="360"/>
-      </w:pPr>
-      <w:rPr>
-        <w:rFonts w:ascii="Wingdings" w:hAnsi="Wingdings" w:hint="default"/>
-        <w:sz w:val="20"/>
-      </w:rPr>
-    </w:lvl>
-    <w:lvl w:ilvl="4" w:tentative="1">
-      <w:start w:val="1"/>
-      <w:numFmt w:val="bullet"/>
-      <w:lvlText w:val=""/>
-      <w:lvlJc w:val="left"/>
-      <w:pPr>
-        <w:tabs>
-          <w:tab w:val="num" w:pos="3600"/>
-        </w:tabs>
-        <w:ind w:left="3600" w:hanging="360"/>
-      </w:pPr>
-      <w:rPr>
-        <w:rFonts w:ascii="Wingdings" w:hAnsi="Wingdings" w:hint="default"/>
-        <w:sz w:val="20"/>
-      </w:rPr>
-    </w:lvl>
-    <w:lvl w:ilvl="5" w:tentative="1">
-      <w:start w:val="1"/>
-      <w:numFmt w:val="bullet"/>
-      <w:lvlText w:val=""/>
-      <w:lvlJc w:val="left"/>
-      <w:pPr>
-        <w:tabs>
-          <w:tab w:val="num" w:pos="4320"/>
-        </w:tabs>
-        <w:ind w:left="4320" w:hanging="360"/>
-      </w:pPr>
-      <w:rPr>
-        <w:rFonts w:ascii="Wingdings" w:hAnsi="Wingdings" w:hint="default"/>
-        <w:sz w:val="20"/>
-      </w:rPr>
-    </w:lvl>
-    <w:lvl w:ilvl="6" w:tentative="1">
-      <w:start w:val="1"/>
-      <w:numFmt w:val="bullet"/>
-      <w:lvlText w:val=""/>
-      <w:lvlJc w:val="left"/>
-      <w:pPr>
-        <w:tabs>
-          <w:tab w:val="num" w:pos="5040"/>
-        </w:tabs>
-        <w:ind w:left="5040" w:hanging="360"/>
-      </w:pPr>
-      <w:rPr>
-        <w:rFonts w:ascii="Wingdings" w:hAnsi="Wingdings" w:hint="default"/>
-        <w:sz w:val="20"/>
-      </w:rPr>
-    </w:lvl>
-    <w:lvl w:ilvl="7" w:tentative="1">
-      <w:start w:val="1"/>
-      <w:numFmt w:val="bullet"/>
-      <w:lvlText w:val=""/>
-      <w:lvlJc w:val="left"/>
-      <w:pPr>
-        <w:tabs>
-          <w:tab w:val="num" w:pos="5760"/>
-        </w:tabs>
-        <w:ind w:left="5760" w:hanging="360"/>
-      </w:pPr>
-      <w:rPr>
-        <w:rFonts w:ascii="Wingdings" w:hAnsi="Wingdings" w:hint="default"/>
-        <w:sz w:val="20"/>
-      </w:rPr>
-    </w:lvl>
-    <w:lvl w:ilvl="8" w:tentative="1">
-      <w:start w:val="1"/>
-      <w:numFmt w:val="bullet"/>
-      <w:lvlText w:val=""/>
-      <w:lvlJc w:val="left"/>
-      <w:pPr>
-        <w:tabs>
-          <w:tab w:val="num" w:pos="6480"/>
-        </w:tabs>
-        <w:ind w:left="6480" w:hanging="360"/>
-      </w:pPr>
-      <w:rPr>
-        <w:rFonts w:ascii="Wingdings" w:hAnsi="Wingdings" w:hint="default"/>
-        <w:sz w:val="20"/>
-      </w:rPr>
-    </w:lvl>
-  </w:abstractNum>
-  <w:abstractNum w:abstractNumId="8" w15:restartNumberingAfterBreak="0">
-    <w:nsid w:val="17733DA5"/>
-    <w:multiLevelType w:val="multilevel"/>
-    <w:tmpl w:val="422CF036"/>
-    <w:lvl w:ilvl="0">
-      <w:start w:val="1"/>
-      <w:numFmt w:val="bullet"/>
-      <w:lvlText w:val=""/>
-      <w:lvlJc w:val="left"/>
-      <w:pPr>
-        <w:tabs>
-          <w:tab w:val="num" w:pos="720"/>
-        </w:tabs>
-        <w:ind w:left="720" w:hanging="360"/>
-      </w:pPr>
-      <w:rPr>
-        <w:rFonts w:ascii="Symbol" w:hAnsi="Symbol" w:hint="default"/>
-        <w:sz w:val="20"/>
-      </w:rPr>
-    </w:lvl>
-    <w:lvl w:ilvl="1" w:tentative="1">
-      <w:start w:val="1"/>
-      <w:numFmt w:val="bullet"/>
-      <w:lvlText w:val="o"/>
-      <w:lvlJc w:val="left"/>
-      <w:pPr>
-        <w:tabs>
-          <w:tab w:val="num" w:pos="1440"/>
-        </w:tabs>
-        <w:ind w:left="1440" w:hanging="360"/>
-      </w:pPr>
-      <w:rPr>
-        <w:rFonts w:ascii="Courier New" w:hAnsi="Courier New" w:hint="default"/>
-        <w:sz w:val="20"/>
-      </w:rPr>
-    </w:lvl>
-    <w:lvl w:ilvl="2" w:tentative="1">
-      <w:start w:val="1"/>
-      <w:numFmt w:val="bullet"/>
-      <w:lvlText w:val=""/>
-      <w:lvlJc w:val="left"/>
-      <w:pPr>
-        <w:tabs>
-          <w:tab w:val="num" w:pos="2160"/>
-        </w:tabs>
-        <w:ind w:left="2160" w:hanging="360"/>
-      </w:pPr>
-      <w:rPr>
-        <w:rFonts w:ascii="Wingdings" w:hAnsi="Wingdings" w:hint="default"/>
-        <w:sz w:val="20"/>
-      </w:rPr>
-    </w:lvl>
-    <w:lvl w:ilvl="3" w:tentative="1">
-      <w:start w:val="1"/>
-      <w:numFmt w:val="bullet"/>
-      <w:lvlText w:val=""/>
-      <w:lvlJc w:val="left"/>
-      <w:pPr>
-        <w:tabs>
-          <w:tab w:val="num" w:pos="2880"/>
-        </w:tabs>
-        <w:ind w:left="2880" w:hanging="360"/>
-      </w:pPr>
-      <w:rPr>
-        <w:rFonts w:ascii="Wingdings" w:hAnsi="Wingdings" w:hint="default"/>
-        <w:sz w:val="20"/>
-      </w:rPr>
-    </w:lvl>
-    <w:lvl w:ilvl="4" w:tentative="1">
-      <w:start w:val="1"/>
-      <w:numFmt w:val="bullet"/>
-      <w:lvlText w:val=""/>
-      <w:lvlJc w:val="left"/>
-      <w:pPr>
-        <w:tabs>
-          <w:tab w:val="num" w:pos="3600"/>
-        </w:tabs>
-        <w:ind w:left="3600" w:hanging="360"/>
-      </w:pPr>
-      <w:rPr>
-        <w:rFonts w:ascii="Wingdings" w:hAnsi="Wingdings" w:hint="default"/>
-        <w:sz w:val="20"/>
-      </w:rPr>
-    </w:lvl>
-    <w:lvl w:ilvl="5" w:tentative="1">
-      <w:start w:val="1"/>
-      <w:numFmt w:val="bullet"/>
-      <w:lvlText w:val=""/>
-      <w:lvlJc w:val="left"/>
-      <w:pPr>
-        <w:tabs>
-          <w:tab w:val="num" w:pos="4320"/>
-        </w:tabs>
-        <w:ind w:left="4320" w:hanging="360"/>
-      </w:pPr>
-      <w:rPr>
-        <w:rFonts w:ascii="Wingdings" w:hAnsi="Wingdings" w:hint="default"/>
-        <w:sz w:val="20"/>
-      </w:rPr>
-    </w:lvl>
-    <w:lvl w:ilvl="6" w:tentative="1">
-      <w:start w:val="1"/>
-      <w:numFmt w:val="bullet"/>
-      <w:lvlText w:val=""/>
-      <w:lvlJc w:val="left"/>
-      <w:pPr>
-        <w:tabs>
-          <w:tab w:val="num" w:pos="5040"/>
-        </w:tabs>
-        <w:ind w:left="5040" w:hanging="360"/>
-      </w:pPr>
-      <w:rPr>
-        <w:rFonts w:ascii="Wingdings" w:hAnsi="Wingdings" w:hint="default"/>
-        <w:sz w:val="20"/>
-      </w:rPr>
-    </w:lvl>
-    <w:lvl w:ilvl="7" w:tentative="1">
-      <w:start w:val="1"/>
-      <w:numFmt w:val="bullet"/>
-      <w:lvlText w:val=""/>
-      <w:lvlJc w:val="left"/>
-      <w:pPr>
-        <w:tabs>
-          <w:tab w:val="num" w:pos="5760"/>
-        </w:tabs>
-        <w:ind w:left="5760" w:hanging="360"/>
-      </w:pPr>
-      <w:rPr>
-        <w:rFonts w:ascii="Wingdings" w:hAnsi="Wingdings" w:hint="default"/>
-        <w:sz w:val="20"/>
-      </w:rPr>
-    </w:lvl>
-    <w:lvl w:ilvl="8" w:tentative="1">
-      <w:start w:val="1"/>
-      <w:numFmt w:val="bullet"/>
-      <w:lvlText w:val=""/>
-      <w:lvlJc w:val="left"/>
-      <w:pPr>
-        <w:tabs>
-          <w:tab w:val="num" w:pos="6480"/>
-        </w:tabs>
-        <w:ind w:left="6480" w:hanging="360"/>
-      </w:pPr>
-      <w:rPr>
-        <w:rFonts w:ascii="Wingdings" w:hAnsi="Wingdings" w:hint="default"/>
-        <w:sz w:val="20"/>
-      </w:rPr>
-    </w:lvl>
-  </w:abstractNum>
-  <w:abstractNum w:abstractNumId="9" w15:restartNumberingAfterBreak="0">
+  <w:abstractNum w:abstractNumId="1" w15:restartNumberingAfterBreak="0">
     <w:nsid w:val="1D242428"/>
     <w:multiLevelType w:val="multilevel"/>
     <w:tmpl w:val="7390E9D0"/>
@@ -7660,454 +6229,7 @@
       </w:rPr>
     </w:lvl>
   </w:abstractNum>
-  <w:abstractNum w:abstractNumId="10" w15:restartNumberingAfterBreak="0">
-    <w:nsid w:val="1D335976"/>
-    <w:multiLevelType w:val="multilevel"/>
-    <w:tmpl w:val="7996EA04"/>
-    <w:lvl w:ilvl="0">
-      <w:start w:val="1"/>
-      <w:numFmt w:val="bullet"/>
-      <w:lvlText w:val=""/>
-      <w:lvlJc w:val="left"/>
-      <w:pPr>
-        <w:tabs>
-          <w:tab w:val="num" w:pos="720"/>
-        </w:tabs>
-        <w:ind w:left="720" w:hanging="360"/>
-      </w:pPr>
-      <w:rPr>
-        <w:rFonts w:ascii="Symbol" w:hAnsi="Symbol" w:hint="default"/>
-        <w:sz w:val="20"/>
-      </w:rPr>
-    </w:lvl>
-    <w:lvl w:ilvl="1" w:tentative="1">
-      <w:start w:val="1"/>
-      <w:numFmt w:val="bullet"/>
-      <w:lvlText w:val="o"/>
-      <w:lvlJc w:val="left"/>
-      <w:pPr>
-        <w:tabs>
-          <w:tab w:val="num" w:pos="1440"/>
-        </w:tabs>
-        <w:ind w:left="1440" w:hanging="360"/>
-      </w:pPr>
-      <w:rPr>
-        <w:rFonts w:ascii="Courier New" w:hAnsi="Courier New" w:hint="default"/>
-        <w:sz w:val="20"/>
-      </w:rPr>
-    </w:lvl>
-    <w:lvl w:ilvl="2" w:tentative="1">
-      <w:start w:val="1"/>
-      <w:numFmt w:val="bullet"/>
-      <w:lvlText w:val=""/>
-      <w:lvlJc w:val="left"/>
-      <w:pPr>
-        <w:tabs>
-          <w:tab w:val="num" w:pos="2160"/>
-        </w:tabs>
-        <w:ind w:left="2160" w:hanging="360"/>
-      </w:pPr>
-      <w:rPr>
-        <w:rFonts w:ascii="Wingdings" w:hAnsi="Wingdings" w:hint="default"/>
-        <w:sz w:val="20"/>
-      </w:rPr>
-    </w:lvl>
-    <w:lvl w:ilvl="3" w:tentative="1">
-      <w:start w:val="1"/>
-      <w:numFmt w:val="bullet"/>
-      <w:lvlText w:val=""/>
-      <w:lvlJc w:val="left"/>
-      <w:pPr>
-        <w:tabs>
-          <w:tab w:val="num" w:pos="2880"/>
-        </w:tabs>
-        <w:ind w:left="2880" w:hanging="360"/>
-      </w:pPr>
-      <w:rPr>
-        <w:rFonts w:ascii="Wingdings" w:hAnsi="Wingdings" w:hint="default"/>
-        <w:sz w:val="20"/>
-      </w:rPr>
-    </w:lvl>
-    <w:lvl w:ilvl="4" w:tentative="1">
-      <w:start w:val="1"/>
-      <w:numFmt w:val="bullet"/>
-      <w:lvlText w:val=""/>
-      <w:lvlJc w:val="left"/>
-      <w:pPr>
-        <w:tabs>
-          <w:tab w:val="num" w:pos="3600"/>
-        </w:tabs>
-        <w:ind w:left="3600" w:hanging="360"/>
-      </w:pPr>
-      <w:rPr>
-        <w:rFonts w:ascii="Wingdings" w:hAnsi="Wingdings" w:hint="default"/>
-        <w:sz w:val="20"/>
-      </w:rPr>
-    </w:lvl>
-    <w:lvl w:ilvl="5" w:tentative="1">
-      <w:start w:val="1"/>
-      <w:numFmt w:val="bullet"/>
-      <w:lvlText w:val=""/>
-      <w:lvlJc w:val="left"/>
-      <w:pPr>
-        <w:tabs>
-          <w:tab w:val="num" w:pos="4320"/>
-        </w:tabs>
-        <w:ind w:left="4320" w:hanging="360"/>
-      </w:pPr>
-      <w:rPr>
-        <w:rFonts w:ascii="Wingdings" w:hAnsi="Wingdings" w:hint="default"/>
-        <w:sz w:val="20"/>
-      </w:rPr>
-    </w:lvl>
-    <w:lvl w:ilvl="6" w:tentative="1">
-      <w:start w:val="1"/>
-      <w:numFmt w:val="bullet"/>
-      <w:lvlText w:val=""/>
-      <w:lvlJc w:val="left"/>
-      <w:pPr>
-        <w:tabs>
-          <w:tab w:val="num" w:pos="5040"/>
-        </w:tabs>
-        <w:ind w:left="5040" w:hanging="360"/>
-      </w:pPr>
-      <w:rPr>
-        <w:rFonts w:ascii="Wingdings" w:hAnsi="Wingdings" w:hint="default"/>
-        <w:sz w:val="20"/>
-      </w:rPr>
-    </w:lvl>
-    <w:lvl w:ilvl="7" w:tentative="1">
-      <w:start w:val="1"/>
-      <w:numFmt w:val="bullet"/>
-      <w:lvlText w:val=""/>
-      <w:lvlJc w:val="left"/>
-      <w:pPr>
-        <w:tabs>
-          <w:tab w:val="num" w:pos="5760"/>
-        </w:tabs>
-        <w:ind w:left="5760" w:hanging="360"/>
-      </w:pPr>
-      <w:rPr>
-        <w:rFonts w:ascii="Wingdings" w:hAnsi="Wingdings" w:hint="default"/>
-        <w:sz w:val="20"/>
-      </w:rPr>
-    </w:lvl>
-    <w:lvl w:ilvl="8" w:tentative="1">
-      <w:start w:val="1"/>
-      <w:numFmt w:val="bullet"/>
-      <w:lvlText w:val=""/>
-      <w:lvlJc w:val="left"/>
-      <w:pPr>
-        <w:tabs>
-          <w:tab w:val="num" w:pos="6480"/>
-        </w:tabs>
-        <w:ind w:left="6480" w:hanging="360"/>
-      </w:pPr>
-      <w:rPr>
-        <w:rFonts w:ascii="Wingdings" w:hAnsi="Wingdings" w:hint="default"/>
-        <w:sz w:val="20"/>
-      </w:rPr>
-    </w:lvl>
-  </w:abstractNum>
-  <w:abstractNum w:abstractNumId="11" w15:restartNumberingAfterBreak="0">
-    <w:nsid w:val="1DA454AA"/>
-    <w:multiLevelType w:val="multilevel"/>
-    <w:tmpl w:val="A50C28A0"/>
-    <w:lvl w:ilvl="0">
-      <w:start w:val="1"/>
-      <w:numFmt w:val="bullet"/>
-      <w:lvlText w:val=""/>
-      <w:lvlJc w:val="left"/>
-      <w:pPr>
-        <w:tabs>
-          <w:tab w:val="num" w:pos="720"/>
-        </w:tabs>
-        <w:ind w:left="720" w:hanging="360"/>
-      </w:pPr>
-      <w:rPr>
-        <w:rFonts w:ascii="Symbol" w:hAnsi="Symbol" w:hint="default"/>
-        <w:sz w:val="20"/>
-      </w:rPr>
-    </w:lvl>
-    <w:lvl w:ilvl="1" w:tentative="1">
-      <w:start w:val="1"/>
-      <w:numFmt w:val="bullet"/>
-      <w:lvlText w:val="o"/>
-      <w:lvlJc w:val="left"/>
-      <w:pPr>
-        <w:tabs>
-          <w:tab w:val="num" w:pos="1440"/>
-        </w:tabs>
-        <w:ind w:left="1440" w:hanging="360"/>
-      </w:pPr>
-      <w:rPr>
-        <w:rFonts w:ascii="Courier New" w:hAnsi="Courier New" w:hint="default"/>
-        <w:sz w:val="20"/>
-      </w:rPr>
-    </w:lvl>
-    <w:lvl w:ilvl="2" w:tentative="1">
-      <w:start w:val="1"/>
-      <w:numFmt w:val="bullet"/>
-      <w:lvlText w:val=""/>
-      <w:lvlJc w:val="left"/>
-      <w:pPr>
-        <w:tabs>
-          <w:tab w:val="num" w:pos="2160"/>
-        </w:tabs>
-        <w:ind w:left="2160" w:hanging="360"/>
-      </w:pPr>
-      <w:rPr>
-        <w:rFonts w:ascii="Wingdings" w:hAnsi="Wingdings" w:hint="default"/>
-        <w:sz w:val="20"/>
-      </w:rPr>
-    </w:lvl>
-    <w:lvl w:ilvl="3" w:tentative="1">
-      <w:start w:val="1"/>
-      <w:numFmt w:val="bullet"/>
-      <w:lvlText w:val=""/>
-      <w:lvlJc w:val="left"/>
-      <w:pPr>
-        <w:tabs>
-          <w:tab w:val="num" w:pos="2880"/>
-        </w:tabs>
-        <w:ind w:left="2880" w:hanging="360"/>
-      </w:pPr>
-      <w:rPr>
-        <w:rFonts w:ascii="Wingdings" w:hAnsi="Wingdings" w:hint="default"/>
-        <w:sz w:val="20"/>
-      </w:rPr>
-    </w:lvl>
-    <w:lvl w:ilvl="4" w:tentative="1">
-      <w:start w:val="1"/>
-      <w:numFmt w:val="bullet"/>
-      <w:lvlText w:val=""/>
-      <w:lvlJc w:val="left"/>
-      <w:pPr>
-        <w:tabs>
-          <w:tab w:val="num" w:pos="3600"/>
-        </w:tabs>
-        <w:ind w:left="3600" w:hanging="360"/>
-      </w:pPr>
-      <w:rPr>
-        <w:rFonts w:ascii="Wingdings" w:hAnsi="Wingdings" w:hint="default"/>
-        <w:sz w:val="20"/>
-      </w:rPr>
-    </w:lvl>
-    <w:lvl w:ilvl="5" w:tentative="1">
-      <w:start w:val="1"/>
-      <w:numFmt w:val="bullet"/>
-      <w:lvlText w:val=""/>
-      <w:lvlJc w:val="left"/>
-      <w:pPr>
-        <w:tabs>
-          <w:tab w:val="num" w:pos="4320"/>
-        </w:tabs>
-        <w:ind w:left="4320" w:hanging="360"/>
-      </w:pPr>
-      <w:rPr>
-        <w:rFonts w:ascii="Wingdings" w:hAnsi="Wingdings" w:hint="default"/>
-        <w:sz w:val="20"/>
-      </w:rPr>
-    </w:lvl>
-    <w:lvl w:ilvl="6" w:tentative="1">
-      <w:start w:val="1"/>
-      <w:numFmt w:val="bullet"/>
-      <w:lvlText w:val=""/>
-      <w:lvlJc w:val="left"/>
-      <w:pPr>
-        <w:tabs>
-          <w:tab w:val="num" w:pos="5040"/>
-        </w:tabs>
-        <w:ind w:left="5040" w:hanging="360"/>
-      </w:pPr>
-      <w:rPr>
-        <w:rFonts w:ascii="Wingdings" w:hAnsi="Wingdings" w:hint="default"/>
-        <w:sz w:val="20"/>
-      </w:rPr>
-    </w:lvl>
-    <w:lvl w:ilvl="7" w:tentative="1">
-      <w:start w:val="1"/>
-      <w:numFmt w:val="bullet"/>
-      <w:lvlText w:val=""/>
-      <w:lvlJc w:val="left"/>
-      <w:pPr>
-        <w:tabs>
-          <w:tab w:val="num" w:pos="5760"/>
-        </w:tabs>
-        <w:ind w:left="5760" w:hanging="360"/>
-      </w:pPr>
-      <w:rPr>
-        <w:rFonts w:ascii="Wingdings" w:hAnsi="Wingdings" w:hint="default"/>
-        <w:sz w:val="20"/>
-      </w:rPr>
-    </w:lvl>
-    <w:lvl w:ilvl="8" w:tentative="1">
-      <w:start w:val="1"/>
-      <w:numFmt w:val="bullet"/>
-      <w:lvlText w:val=""/>
-      <w:lvlJc w:val="left"/>
-      <w:pPr>
-        <w:tabs>
-          <w:tab w:val="num" w:pos="6480"/>
-        </w:tabs>
-        <w:ind w:left="6480" w:hanging="360"/>
-      </w:pPr>
-      <w:rPr>
-        <w:rFonts w:ascii="Wingdings" w:hAnsi="Wingdings" w:hint="default"/>
-        <w:sz w:val="20"/>
-      </w:rPr>
-    </w:lvl>
-  </w:abstractNum>
-  <w:abstractNum w:abstractNumId="12" w15:restartNumberingAfterBreak="0">
-    <w:nsid w:val="1F250D5F"/>
-    <w:multiLevelType w:val="multilevel"/>
-    <w:tmpl w:val="4C3AA9A0"/>
-    <w:lvl w:ilvl="0">
-      <w:start w:val="1"/>
-      <w:numFmt w:val="bullet"/>
-      <w:lvlText w:val=""/>
-      <w:lvlJc w:val="left"/>
-      <w:pPr>
-        <w:tabs>
-          <w:tab w:val="num" w:pos="720"/>
-        </w:tabs>
-        <w:ind w:left="720" w:hanging="360"/>
-      </w:pPr>
-      <w:rPr>
-        <w:rFonts w:ascii="Symbol" w:hAnsi="Symbol" w:hint="default"/>
-        <w:sz w:val="20"/>
-      </w:rPr>
-    </w:lvl>
-    <w:lvl w:ilvl="1" w:tentative="1">
-      <w:start w:val="1"/>
-      <w:numFmt w:val="bullet"/>
-      <w:lvlText w:val="o"/>
-      <w:lvlJc w:val="left"/>
-      <w:pPr>
-        <w:tabs>
-          <w:tab w:val="num" w:pos="1440"/>
-        </w:tabs>
-        <w:ind w:left="1440" w:hanging="360"/>
-      </w:pPr>
-      <w:rPr>
-        <w:rFonts w:ascii="Courier New" w:hAnsi="Courier New" w:hint="default"/>
-        <w:sz w:val="20"/>
-      </w:rPr>
-    </w:lvl>
-    <w:lvl w:ilvl="2" w:tentative="1">
-      <w:start w:val="1"/>
-      <w:numFmt w:val="bullet"/>
-      <w:lvlText w:val=""/>
-      <w:lvlJc w:val="left"/>
-      <w:pPr>
-        <w:tabs>
-          <w:tab w:val="num" w:pos="2160"/>
-        </w:tabs>
-        <w:ind w:left="2160" w:hanging="360"/>
-      </w:pPr>
-      <w:rPr>
-        <w:rFonts w:ascii="Wingdings" w:hAnsi="Wingdings" w:hint="default"/>
-        <w:sz w:val="20"/>
-      </w:rPr>
-    </w:lvl>
-    <w:lvl w:ilvl="3" w:tentative="1">
-      <w:start w:val="1"/>
-      <w:numFmt w:val="bullet"/>
-      <w:lvlText w:val=""/>
-      <w:lvlJc w:val="left"/>
-      <w:pPr>
-        <w:tabs>
-          <w:tab w:val="num" w:pos="2880"/>
-        </w:tabs>
-        <w:ind w:left="2880" w:hanging="360"/>
-      </w:pPr>
-      <w:rPr>
-        <w:rFonts w:ascii="Wingdings" w:hAnsi="Wingdings" w:hint="default"/>
-        <w:sz w:val="20"/>
-      </w:rPr>
-    </w:lvl>
-    <w:lvl w:ilvl="4" w:tentative="1">
-      <w:start w:val="1"/>
-      <w:numFmt w:val="bullet"/>
-      <w:lvlText w:val=""/>
-      <w:lvlJc w:val="left"/>
-      <w:pPr>
-        <w:tabs>
-          <w:tab w:val="num" w:pos="3600"/>
-        </w:tabs>
-        <w:ind w:left="3600" w:hanging="360"/>
-      </w:pPr>
-      <w:rPr>
-        <w:rFonts w:ascii="Wingdings" w:hAnsi="Wingdings" w:hint="default"/>
-        <w:sz w:val="20"/>
-      </w:rPr>
-    </w:lvl>
-    <w:lvl w:ilvl="5" w:tentative="1">
-      <w:start w:val="1"/>
-      <w:numFmt w:val="bullet"/>
-      <w:lvlText w:val=""/>
-      <w:lvlJc w:val="left"/>
-      <w:pPr>
-        <w:tabs>
-          <w:tab w:val="num" w:pos="4320"/>
-        </w:tabs>
-        <w:ind w:left="4320" w:hanging="360"/>
-      </w:pPr>
-      <w:rPr>
-        <w:rFonts w:ascii="Wingdings" w:hAnsi="Wingdings" w:hint="default"/>
-        <w:sz w:val="20"/>
-      </w:rPr>
-    </w:lvl>
-    <w:lvl w:ilvl="6" w:tentative="1">
-      <w:start w:val="1"/>
-      <w:numFmt w:val="bullet"/>
-      <w:lvlText w:val=""/>
-      <w:lvlJc w:val="left"/>
-      <w:pPr>
-        <w:tabs>
-          <w:tab w:val="num" w:pos="5040"/>
-        </w:tabs>
-        <w:ind w:left="5040" w:hanging="360"/>
-      </w:pPr>
-      <w:rPr>
-        <w:rFonts w:ascii="Wingdings" w:hAnsi="Wingdings" w:hint="default"/>
-        <w:sz w:val="20"/>
-      </w:rPr>
-    </w:lvl>
-    <w:lvl w:ilvl="7" w:tentative="1">
-      <w:start w:val="1"/>
-      <w:numFmt w:val="bullet"/>
-      <w:lvlText w:val=""/>
-      <w:lvlJc w:val="left"/>
-      <w:pPr>
-        <w:tabs>
-          <w:tab w:val="num" w:pos="5760"/>
-        </w:tabs>
-        <w:ind w:left="5760" w:hanging="360"/>
-      </w:pPr>
-      <w:rPr>
-        <w:rFonts w:ascii="Wingdings" w:hAnsi="Wingdings" w:hint="default"/>
-        <w:sz w:val="20"/>
-      </w:rPr>
-    </w:lvl>
-    <w:lvl w:ilvl="8" w:tentative="1">
-      <w:start w:val="1"/>
-      <w:numFmt w:val="bullet"/>
-      <w:lvlText w:val=""/>
-      <w:lvlJc w:val="left"/>
-      <w:pPr>
-        <w:tabs>
-          <w:tab w:val="num" w:pos="6480"/>
-        </w:tabs>
-        <w:ind w:left="6480" w:hanging="360"/>
-      </w:pPr>
-      <w:rPr>
-        <w:rFonts w:ascii="Wingdings" w:hAnsi="Wingdings" w:hint="default"/>
-        <w:sz w:val="20"/>
-      </w:rPr>
-    </w:lvl>
-  </w:abstractNum>
-  <w:abstractNum w:abstractNumId="13" w15:restartNumberingAfterBreak="0">
+  <w:abstractNum w:abstractNumId="2" w15:restartNumberingAfterBreak="0">
     <w:nsid w:val="1F536A1D"/>
     <w:multiLevelType w:val="multilevel"/>
     <w:tmpl w:val="2B105C98"/>
@@ -8256,982 +6378,7 @@
       </w:rPr>
     </w:lvl>
   </w:abstractNum>
-  <w:abstractNum w:abstractNumId="14" w15:restartNumberingAfterBreak="0">
-    <w:nsid w:val="20C01250"/>
-    <w:multiLevelType w:val="multilevel"/>
-    <w:tmpl w:val="63F05530"/>
-    <w:lvl w:ilvl="0">
-      <w:start w:val="1"/>
-      <w:numFmt w:val="decimal"/>
-      <w:lvlText w:val="%1."/>
-      <w:lvlJc w:val="left"/>
-      <w:pPr>
-        <w:tabs>
-          <w:tab w:val="num" w:pos="720"/>
-        </w:tabs>
-        <w:ind w:left="720" w:hanging="360"/>
-      </w:pPr>
-    </w:lvl>
-    <w:lvl w:ilvl="1">
-      <w:start w:val="1"/>
-      <w:numFmt w:val="bullet"/>
-      <w:lvlText w:val="o"/>
-      <w:lvlJc w:val="left"/>
-      <w:pPr>
-        <w:tabs>
-          <w:tab w:val="num" w:pos="1440"/>
-        </w:tabs>
-        <w:ind w:left="1440" w:hanging="360"/>
-      </w:pPr>
-      <w:rPr>
-        <w:rFonts w:ascii="Courier New" w:hAnsi="Courier New" w:hint="default"/>
-        <w:sz w:val="20"/>
-      </w:rPr>
-    </w:lvl>
-    <w:lvl w:ilvl="2" w:tentative="1">
-      <w:start w:val="1"/>
-      <w:numFmt w:val="decimal"/>
-      <w:lvlText w:val="%3."/>
-      <w:lvlJc w:val="left"/>
-      <w:pPr>
-        <w:tabs>
-          <w:tab w:val="num" w:pos="2160"/>
-        </w:tabs>
-        <w:ind w:left="2160" w:hanging="360"/>
-      </w:pPr>
-    </w:lvl>
-    <w:lvl w:ilvl="3" w:tentative="1">
-      <w:start w:val="1"/>
-      <w:numFmt w:val="decimal"/>
-      <w:lvlText w:val="%4."/>
-      <w:lvlJc w:val="left"/>
-      <w:pPr>
-        <w:tabs>
-          <w:tab w:val="num" w:pos="2880"/>
-        </w:tabs>
-        <w:ind w:left="2880" w:hanging="360"/>
-      </w:pPr>
-    </w:lvl>
-    <w:lvl w:ilvl="4" w:tentative="1">
-      <w:start w:val="1"/>
-      <w:numFmt w:val="decimal"/>
-      <w:lvlText w:val="%5."/>
-      <w:lvlJc w:val="left"/>
-      <w:pPr>
-        <w:tabs>
-          <w:tab w:val="num" w:pos="3600"/>
-        </w:tabs>
-        <w:ind w:left="3600" w:hanging="360"/>
-      </w:pPr>
-    </w:lvl>
-    <w:lvl w:ilvl="5" w:tentative="1">
-      <w:start w:val="1"/>
-      <w:numFmt w:val="decimal"/>
-      <w:lvlText w:val="%6."/>
-      <w:lvlJc w:val="left"/>
-      <w:pPr>
-        <w:tabs>
-          <w:tab w:val="num" w:pos="4320"/>
-        </w:tabs>
-        <w:ind w:left="4320" w:hanging="360"/>
-      </w:pPr>
-    </w:lvl>
-    <w:lvl w:ilvl="6" w:tentative="1">
-      <w:start w:val="1"/>
-      <w:numFmt w:val="decimal"/>
-      <w:lvlText w:val="%7."/>
-      <w:lvlJc w:val="left"/>
-      <w:pPr>
-        <w:tabs>
-          <w:tab w:val="num" w:pos="5040"/>
-        </w:tabs>
-        <w:ind w:left="5040" w:hanging="360"/>
-      </w:pPr>
-    </w:lvl>
-    <w:lvl w:ilvl="7" w:tentative="1">
-      <w:start w:val="1"/>
-      <w:numFmt w:val="decimal"/>
-      <w:lvlText w:val="%8."/>
-      <w:lvlJc w:val="left"/>
-      <w:pPr>
-        <w:tabs>
-          <w:tab w:val="num" w:pos="5760"/>
-        </w:tabs>
-        <w:ind w:left="5760" w:hanging="360"/>
-      </w:pPr>
-    </w:lvl>
-    <w:lvl w:ilvl="8" w:tentative="1">
-      <w:start w:val="1"/>
-      <w:numFmt w:val="decimal"/>
-      <w:lvlText w:val="%9."/>
-      <w:lvlJc w:val="left"/>
-      <w:pPr>
-        <w:tabs>
-          <w:tab w:val="num" w:pos="6480"/>
-        </w:tabs>
-        <w:ind w:left="6480" w:hanging="360"/>
-      </w:pPr>
-    </w:lvl>
-  </w:abstractNum>
-  <w:abstractNum w:abstractNumId="15" w15:restartNumberingAfterBreak="0">
-    <w:nsid w:val="210B4ED5"/>
-    <w:multiLevelType w:val="multilevel"/>
-    <w:tmpl w:val="270C7CA6"/>
-    <w:lvl w:ilvl="0">
-      <w:start w:val="1"/>
-      <w:numFmt w:val="bullet"/>
-      <w:lvlText w:val=""/>
-      <w:lvlJc w:val="left"/>
-      <w:pPr>
-        <w:tabs>
-          <w:tab w:val="num" w:pos="720"/>
-        </w:tabs>
-        <w:ind w:left="720" w:hanging="360"/>
-      </w:pPr>
-      <w:rPr>
-        <w:rFonts w:ascii="Symbol" w:hAnsi="Symbol" w:hint="default"/>
-        <w:sz w:val="20"/>
-      </w:rPr>
-    </w:lvl>
-    <w:lvl w:ilvl="1" w:tentative="1">
-      <w:start w:val="1"/>
-      <w:numFmt w:val="bullet"/>
-      <w:lvlText w:val="o"/>
-      <w:lvlJc w:val="left"/>
-      <w:pPr>
-        <w:tabs>
-          <w:tab w:val="num" w:pos="1440"/>
-        </w:tabs>
-        <w:ind w:left="1440" w:hanging="360"/>
-      </w:pPr>
-      <w:rPr>
-        <w:rFonts w:ascii="Courier New" w:hAnsi="Courier New" w:hint="default"/>
-        <w:sz w:val="20"/>
-      </w:rPr>
-    </w:lvl>
-    <w:lvl w:ilvl="2" w:tentative="1">
-      <w:start w:val="1"/>
-      <w:numFmt w:val="bullet"/>
-      <w:lvlText w:val=""/>
-      <w:lvlJc w:val="left"/>
-      <w:pPr>
-        <w:tabs>
-          <w:tab w:val="num" w:pos="2160"/>
-        </w:tabs>
-        <w:ind w:left="2160" w:hanging="360"/>
-      </w:pPr>
-      <w:rPr>
-        <w:rFonts w:ascii="Wingdings" w:hAnsi="Wingdings" w:hint="default"/>
-        <w:sz w:val="20"/>
-      </w:rPr>
-    </w:lvl>
-    <w:lvl w:ilvl="3" w:tentative="1">
-      <w:start w:val="1"/>
-      <w:numFmt w:val="bullet"/>
-      <w:lvlText w:val=""/>
-      <w:lvlJc w:val="left"/>
-      <w:pPr>
-        <w:tabs>
-          <w:tab w:val="num" w:pos="2880"/>
-        </w:tabs>
-        <w:ind w:left="2880" w:hanging="360"/>
-      </w:pPr>
-      <w:rPr>
-        <w:rFonts w:ascii="Wingdings" w:hAnsi="Wingdings" w:hint="default"/>
-        <w:sz w:val="20"/>
-      </w:rPr>
-    </w:lvl>
-    <w:lvl w:ilvl="4" w:tentative="1">
-      <w:start w:val="1"/>
-      <w:numFmt w:val="bullet"/>
-      <w:lvlText w:val=""/>
-      <w:lvlJc w:val="left"/>
-      <w:pPr>
-        <w:tabs>
-          <w:tab w:val="num" w:pos="3600"/>
-        </w:tabs>
-        <w:ind w:left="3600" w:hanging="360"/>
-      </w:pPr>
-      <w:rPr>
-        <w:rFonts w:ascii="Wingdings" w:hAnsi="Wingdings" w:hint="default"/>
-        <w:sz w:val="20"/>
-      </w:rPr>
-    </w:lvl>
-    <w:lvl w:ilvl="5" w:tentative="1">
-      <w:start w:val="1"/>
-      <w:numFmt w:val="bullet"/>
-      <w:lvlText w:val=""/>
-      <w:lvlJc w:val="left"/>
-      <w:pPr>
-        <w:tabs>
-          <w:tab w:val="num" w:pos="4320"/>
-        </w:tabs>
-        <w:ind w:left="4320" w:hanging="360"/>
-      </w:pPr>
-      <w:rPr>
-        <w:rFonts w:ascii="Wingdings" w:hAnsi="Wingdings" w:hint="default"/>
-        <w:sz w:val="20"/>
-      </w:rPr>
-    </w:lvl>
-    <w:lvl w:ilvl="6" w:tentative="1">
-      <w:start w:val="1"/>
-      <w:numFmt w:val="bullet"/>
-      <w:lvlText w:val=""/>
-      <w:lvlJc w:val="left"/>
-      <w:pPr>
-        <w:tabs>
-          <w:tab w:val="num" w:pos="5040"/>
-        </w:tabs>
-        <w:ind w:left="5040" w:hanging="360"/>
-      </w:pPr>
-      <w:rPr>
-        <w:rFonts w:ascii="Wingdings" w:hAnsi="Wingdings" w:hint="default"/>
-        <w:sz w:val="20"/>
-      </w:rPr>
-    </w:lvl>
-    <w:lvl w:ilvl="7" w:tentative="1">
-      <w:start w:val="1"/>
-      <w:numFmt w:val="bullet"/>
-      <w:lvlText w:val=""/>
-      <w:lvlJc w:val="left"/>
-      <w:pPr>
-        <w:tabs>
-          <w:tab w:val="num" w:pos="5760"/>
-        </w:tabs>
-        <w:ind w:left="5760" w:hanging="360"/>
-      </w:pPr>
-      <w:rPr>
-        <w:rFonts w:ascii="Wingdings" w:hAnsi="Wingdings" w:hint="default"/>
-        <w:sz w:val="20"/>
-      </w:rPr>
-    </w:lvl>
-    <w:lvl w:ilvl="8" w:tentative="1">
-      <w:start w:val="1"/>
-      <w:numFmt w:val="bullet"/>
-      <w:lvlText w:val=""/>
-      <w:lvlJc w:val="left"/>
-      <w:pPr>
-        <w:tabs>
-          <w:tab w:val="num" w:pos="6480"/>
-        </w:tabs>
-        <w:ind w:left="6480" w:hanging="360"/>
-      </w:pPr>
-      <w:rPr>
-        <w:rFonts w:ascii="Wingdings" w:hAnsi="Wingdings" w:hint="default"/>
-        <w:sz w:val="20"/>
-      </w:rPr>
-    </w:lvl>
-  </w:abstractNum>
-  <w:abstractNum w:abstractNumId="16" w15:restartNumberingAfterBreak="0">
-    <w:nsid w:val="24B8614F"/>
-    <w:multiLevelType w:val="multilevel"/>
-    <w:tmpl w:val="D5E66120"/>
-    <w:lvl w:ilvl="0">
-      <w:start w:val="1"/>
-      <w:numFmt w:val="bullet"/>
-      <w:lvlText w:val=""/>
-      <w:lvlJc w:val="left"/>
-      <w:pPr>
-        <w:tabs>
-          <w:tab w:val="num" w:pos="720"/>
-        </w:tabs>
-        <w:ind w:left="720" w:hanging="360"/>
-      </w:pPr>
-      <w:rPr>
-        <w:rFonts w:ascii="Symbol" w:hAnsi="Symbol" w:hint="default"/>
-        <w:sz w:val="20"/>
-      </w:rPr>
-    </w:lvl>
-    <w:lvl w:ilvl="1" w:tentative="1">
-      <w:start w:val="1"/>
-      <w:numFmt w:val="bullet"/>
-      <w:lvlText w:val="o"/>
-      <w:lvlJc w:val="left"/>
-      <w:pPr>
-        <w:tabs>
-          <w:tab w:val="num" w:pos="1440"/>
-        </w:tabs>
-        <w:ind w:left="1440" w:hanging="360"/>
-      </w:pPr>
-      <w:rPr>
-        <w:rFonts w:ascii="Courier New" w:hAnsi="Courier New" w:hint="default"/>
-        <w:sz w:val="20"/>
-      </w:rPr>
-    </w:lvl>
-    <w:lvl w:ilvl="2" w:tentative="1">
-      <w:start w:val="1"/>
-      <w:numFmt w:val="bullet"/>
-      <w:lvlText w:val=""/>
-      <w:lvlJc w:val="left"/>
-      <w:pPr>
-        <w:tabs>
-          <w:tab w:val="num" w:pos="2160"/>
-        </w:tabs>
-        <w:ind w:left="2160" w:hanging="360"/>
-      </w:pPr>
-      <w:rPr>
-        <w:rFonts w:ascii="Wingdings" w:hAnsi="Wingdings" w:hint="default"/>
-        <w:sz w:val="20"/>
-      </w:rPr>
-    </w:lvl>
-    <w:lvl w:ilvl="3" w:tentative="1">
-      <w:start w:val="1"/>
-      <w:numFmt w:val="bullet"/>
-      <w:lvlText w:val=""/>
-      <w:lvlJc w:val="left"/>
-      <w:pPr>
-        <w:tabs>
-          <w:tab w:val="num" w:pos="2880"/>
-        </w:tabs>
-        <w:ind w:left="2880" w:hanging="360"/>
-      </w:pPr>
-      <w:rPr>
-        <w:rFonts w:ascii="Wingdings" w:hAnsi="Wingdings" w:hint="default"/>
-        <w:sz w:val="20"/>
-      </w:rPr>
-    </w:lvl>
-    <w:lvl w:ilvl="4" w:tentative="1">
-      <w:start w:val="1"/>
-      <w:numFmt w:val="bullet"/>
-      <w:lvlText w:val=""/>
-      <w:lvlJc w:val="left"/>
-      <w:pPr>
-        <w:tabs>
-          <w:tab w:val="num" w:pos="3600"/>
-        </w:tabs>
-        <w:ind w:left="3600" w:hanging="360"/>
-      </w:pPr>
-      <w:rPr>
-        <w:rFonts w:ascii="Wingdings" w:hAnsi="Wingdings" w:hint="default"/>
-        <w:sz w:val="20"/>
-      </w:rPr>
-    </w:lvl>
-    <w:lvl w:ilvl="5" w:tentative="1">
-      <w:start w:val="1"/>
-      <w:numFmt w:val="bullet"/>
-      <w:lvlText w:val=""/>
-      <w:lvlJc w:val="left"/>
-      <w:pPr>
-        <w:tabs>
-          <w:tab w:val="num" w:pos="4320"/>
-        </w:tabs>
-        <w:ind w:left="4320" w:hanging="360"/>
-      </w:pPr>
-      <w:rPr>
-        <w:rFonts w:ascii="Wingdings" w:hAnsi="Wingdings" w:hint="default"/>
-        <w:sz w:val="20"/>
-      </w:rPr>
-    </w:lvl>
-    <w:lvl w:ilvl="6" w:tentative="1">
-      <w:start w:val="1"/>
-      <w:numFmt w:val="bullet"/>
-      <w:lvlText w:val=""/>
-      <w:lvlJc w:val="left"/>
-      <w:pPr>
-        <w:tabs>
-          <w:tab w:val="num" w:pos="5040"/>
-        </w:tabs>
-        <w:ind w:left="5040" w:hanging="360"/>
-      </w:pPr>
-      <w:rPr>
-        <w:rFonts w:ascii="Wingdings" w:hAnsi="Wingdings" w:hint="default"/>
-        <w:sz w:val="20"/>
-      </w:rPr>
-    </w:lvl>
-    <w:lvl w:ilvl="7" w:tentative="1">
-      <w:start w:val="1"/>
-      <w:numFmt w:val="bullet"/>
-      <w:lvlText w:val=""/>
-      <w:lvlJc w:val="left"/>
-      <w:pPr>
-        <w:tabs>
-          <w:tab w:val="num" w:pos="5760"/>
-        </w:tabs>
-        <w:ind w:left="5760" w:hanging="360"/>
-      </w:pPr>
-      <w:rPr>
-        <w:rFonts w:ascii="Wingdings" w:hAnsi="Wingdings" w:hint="default"/>
-        <w:sz w:val="20"/>
-      </w:rPr>
-    </w:lvl>
-    <w:lvl w:ilvl="8" w:tentative="1">
-      <w:start w:val="1"/>
-      <w:numFmt w:val="bullet"/>
-      <w:lvlText w:val=""/>
-      <w:lvlJc w:val="left"/>
-      <w:pPr>
-        <w:tabs>
-          <w:tab w:val="num" w:pos="6480"/>
-        </w:tabs>
-        <w:ind w:left="6480" w:hanging="360"/>
-      </w:pPr>
-      <w:rPr>
-        <w:rFonts w:ascii="Wingdings" w:hAnsi="Wingdings" w:hint="default"/>
-        <w:sz w:val="20"/>
-      </w:rPr>
-    </w:lvl>
-  </w:abstractNum>
-  <w:abstractNum w:abstractNumId="17" w15:restartNumberingAfterBreak="0">
-    <w:nsid w:val="26997F2E"/>
-    <w:multiLevelType w:val="multilevel"/>
-    <w:tmpl w:val="BEE6F11A"/>
-    <w:lvl w:ilvl="0">
-      <w:start w:val="1"/>
-      <w:numFmt w:val="bullet"/>
-      <w:lvlText w:val=""/>
-      <w:lvlJc w:val="left"/>
-      <w:pPr>
-        <w:tabs>
-          <w:tab w:val="num" w:pos="720"/>
-        </w:tabs>
-        <w:ind w:left="720" w:hanging="360"/>
-      </w:pPr>
-      <w:rPr>
-        <w:rFonts w:ascii="Symbol" w:hAnsi="Symbol" w:hint="default"/>
-        <w:sz w:val="20"/>
-      </w:rPr>
-    </w:lvl>
-    <w:lvl w:ilvl="1" w:tentative="1">
-      <w:start w:val="1"/>
-      <w:numFmt w:val="bullet"/>
-      <w:lvlText w:val="o"/>
-      <w:lvlJc w:val="left"/>
-      <w:pPr>
-        <w:tabs>
-          <w:tab w:val="num" w:pos="1440"/>
-        </w:tabs>
-        <w:ind w:left="1440" w:hanging="360"/>
-      </w:pPr>
-      <w:rPr>
-        <w:rFonts w:ascii="Courier New" w:hAnsi="Courier New" w:hint="default"/>
-        <w:sz w:val="20"/>
-      </w:rPr>
-    </w:lvl>
-    <w:lvl w:ilvl="2" w:tentative="1">
-      <w:start w:val="1"/>
-      <w:numFmt w:val="bullet"/>
-      <w:lvlText w:val=""/>
-      <w:lvlJc w:val="left"/>
-      <w:pPr>
-        <w:tabs>
-          <w:tab w:val="num" w:pos="2160"/>
-        </w:tabs>
-        <w:ind w:left="2160" w:hanging="360"/>
-      </w:pPr>
-      <w:rPr>
-        <w:rFonts w:ascii="Wingdings" w:hAnsi="Wingdings" w:hint="default"/>
-        <w:sz w:val="20"/>
-      </w:rPr>
-    </w:lvl>
-    <w:lvl w:ilvl="3" w:tentative="1">
-      <w:start w:val="1"/>
-      <w:numFmt w:val="bullet"/>
-      <w:lvlText w:val=""/>
-      <w:lvlJc w:val="left"/>
-      <w:pPr>
-        <w:tabs>
-          <w:tab w:val="num" w:pos="2880"/>
-        </w:tabs>
-        <w:ind w:left="2880" w:hanging="360"/>
-      </w:pPr>
-      <w:rPr>
-        <w:rFonts w:ascii="Wingdings" w:hAnsi="Wingdings" w:hint="default"/>
-        <w:sz w:val="20"/>
-      </w:rPr>
-    </w:lvl>
-    <w:lvl w:ilvl="4" w:tentative="1">
-      <w:start w:val="1"/>
-      <w:numFmt w:val="bullet"/>
-      <w:lvlText w:val=""/>
-      <w:lvlJc w:val="left"/>
-      <w:pPr>
-        <w:tabs>
-          <w:tab w:val="num" w:pos="3600"/>
-        </w:tabs>
-        <w:ind w:left="3600" w:hanging="360"/>
-      </w:pPr>
-      <w:rPr>
-        <w:rFonts w:ascii="Wingdings" w:hAnsi="Wingdings" w:hint="default"/>
-        <w:sz w:val="20"/>
-      </w:rPr>
-    </w:lvl>
-    <w:lvl w:ilvl="5" w:tentative="1">
-      <w:start w:val="1"/>
-      <w:numFmt w:val="bullet"/>
-      <w:lvlText w:val=""/>
-      <w:lvlJc w:val="left"/>
-      <w:pPr>
-        <w:tabs>
-          <w:tab w:val="num" w:pos="4320"/>
-        </w:tabs>
-        <w:ind w:left="4320" w:hanging="360"/>
-      </w:pPr>
-      <w:rPr>
-        <w:rFonts w:ascii="Wingdings" w:hAnsi="Wingdings" w:hint="default"/>
-        <w:sz w:val="20"/>
-      </w:rPr>
-    </w:lvl>
-    <w:lvl w:ilvl="6" w:tentative="1">
-      <w:start w:val="1"/>
-      <w:numFmt w:val="bullet"/>
-      <w:lvlText w:val=""/>
-      <w:lvlJc w:val="left"/>
-      <w:pPr>
-        <w:tabs>
-          <w:tab w:val="num" w:pos="5040"/>
-        </w:tabs>
-        <w:ind w:left="5040" w:hanging="360"/>
-      </w:pPr>
-      <w:rPr>
-        <w:rFonts w:ascii="Wingdings" w:hAnsi="Wingdings" w:hint="default"/>
-        <w:sz w:val="20"/>
-      </w:rPr>
-    </w:lvl>
-    <w:lvl w:ilvl="7" w:tentative="1">
-      <w:start w:val="1"/>
-      <w:numFmt w:val="bullet"/>
-      <w:lvlText w:val=""/>
-      <w:lvlJc w:val="left"/>
-      <w:pPr>
-        <w:tabs>
-          <w:tab w:val="num" w:pos="5760"/>
-        </w:tabs>
-        <w:ind w:left="5760" w:hanging="360"/>
-      </w:pPr>
-      <w:rPr>
-        <w:rFonts w:ascii="Wingdings" w:hAnsi="Wingdings" w:hint="default"/>
-        <w:sz w:val="20"/>
-      </w:rPr>
-    </w:lvl>
-    <w:lvl w:ilvl="8" w:tentative="1">
-      <w:start w:val="1"/>
-      <w:numFmt w:val="bullet"/>
-      <w:lvlText w:val=""/>
-      <w:lvlJc w:val="left"/>
-      <w:pPr>
-        <w:tabs>
-          <w:tab w:val="num" w:pos="6480"/>
-        </w:tabs>
-        <w:ind w:left="6480" w:hanging="360"/>
-      </w:pPr>
-      <w:rPr>
-        <w:rFonts w:ascii="Wingdings" w:hAnsi="Wingdings" w:hint="default"/>
-        <w:sz w:val="20"/>
-      </w:rPr>
-    </w:lvl>
-  </w:abstractNum>
-  <w:abstractNum w:abstractNumId="18" w15:restartNumberingAfterBreak="0">
-    <w:nsid w:val="289F0551"/>
-    <w:multiLevelType w:val="multilevel"/>
-    <w:tmpl w:val="2DA0BC04"/>
-    <w:lvl w:ilvl="0">
-      <w:start w:val="1"/>
-      <w:numFmt w:val="decimal"/>
-      <w:lvlText w:val="%1."/>
-      <w:lvlJc w:val="left"/>
-      <w:pPr>
-        <w:tabs>
-          <w:tab w:val="num" w:pos="720"/>
-        </w:tabs>
-        <w:ind w:left="720" w:hanging="360"/>
-      </w:pPr>
-    </w:lvl>
-    <w:lvl w:ilvl="1" w:tentative="1">
-      <w:start w:val="1"/>
-      <w:numFmt w:val="decimal"/>
-      <w:lvlText w:val="%2."/>
-      <w:lvlJc w:val="left"/>
-      <w:pPr>
-        <w:tabs>
-          <w:tab w:val="num" w:pos="1440"/>
-        </w:tabs>
-        <w:ind w:left="1440" w:hanging="360"/>
-      </w:pPr>
-    </w:lvl>
-    <w:lvl w:ilvl="2" w:tentative="1">
-      <w:start w:val="1"/>
-      <w:numFmt w:val="decimal"/>
-      <w:lvlText w:val="%3."/>
-      <w:lvlJc w:val="left"/>
-      <w:pPr>
-        <w:tabs>
-          <w:tab w:val="num" w:pos="2160"/>
-        </w:tabs>
-        <w:ind w:left="2160" w:hanging="360"/>
-      </w:pPr>
-    </w:lvl>
-    <w:lvl w:ilvl="3" w:tentative="1">
-      <w:start w:val="1"/>
-      <w:numFmt w:val="decimal"/>
-      <w:lvlText w:val="%4."/>
-      <w:lvlJc w:val="left"/>
-      <w:pPr>
-        <w:tabs>
-          <w:tab w:val="num" w:pos="2880"/>
-        </w:tabs>
-        <w:ind w:left="2880" w:hanging="360"/>
-      </w:pPr>
-    </w:lvl>
-    <w:lvl w:ilvl="4" w:tentative="1">
-      <w:start w:val="1"/>
-      <w:numFmt w:val="decimal"/>
-      <w:lvlText w:val="%5."/>
-      <w:lvlJc w:val="left"/>
-      <w:pPr>
-        <w:tabs>
-          <w:tab w:val="num" w:pos="3600"/>
-        </w:tabs>
-        <w:ind w:left="3600" w:hanging="360"/>
-      </w:pPr>
-    </w:lvl>
-    <w:lvl w:ilvl="5" w:tentative="1">
-      <w:start w:val="1"/>
-      <w:numFmt w:val="decimal"/>
-      <w:lvlText w:val="%6."/>
-      <w:lvlJc w:val="left"/>
-      <w:pPr>
-        <w:tabs>
-          <w:tab w:val="num" w:pos="4320"/>
-        </w:tabs>
-        <w:ind w:left="4320" w:hanging="360"/>
-      </w:pPr>
-    </w:lvl>
-    <w:lvl w:ilvl="6" w:tentative="1">
-      <w:start w:val="1"/>
-      <w:numFmt w:val="decimal"/>
-      <w:lvlText w:val="%7."/>
-      <w:lvlJc w:val="left"/>
-      <w:pPr>
-        <w:tabs>
-          <w:tab w:val="num" w:pos="5040"/>
-        </w:tabs>
-        <w:ind w:left="5040" w:hanging="360"/>
-      </w:pPr>
-    </w:lvl>
-    <w:lvl w:ilvl="7" w:tentative="1">
-      <w:start w:val="1"/>
-      <w:numFmt w:val="decimal"/>
-      <w:lvlText w:val="%8."/>
-      <w:lvlJc w:val="left"/>
-      <w:pPr>
-        <w:tabs>
-          <w:tab w:val="num" w:pos="5760"/>
-        </w:tabs>
-        <w:ind w:left="5760" w:hanging="360"/>
-      </w:pPr>
-    </w:lvl>
-    <w:lvl w:ilvl="8" w:tentative="1">
-      <w:start w:val="1"/>
-      <w:numFmt w:val="decimal"/>
-      <w:lvlText w:val="%9."/>
-      <w:lvlJc w:val="left"/>
-      <w:pPr>
-        <w:tabs>
-          <w:tab w:val="num" w:pos="6480"/>
-        </w:tabs>
-        <w:ind w:left="6480" w:hanging="360"/>
-      </w:pPr>
-    </w:lvl>
-  </w:abstractNum>
-  <w:abstractNum w:abstractNumId="19" w15:restartNumberingAfterBreak="0">
-    <w:nsid w:val="2D875527"/>
-    <w:multiLevelType w:val="multilevel"/>
-    <w:tmpl w:val="09204BBE"/>
-    <w:lvl w:ilvl="0">
-      <w:start w:val="1"/>
-      <w:numFmt w:val="bullet"/>
-      <w:lvlText w:val=""/>
-      <w:lvlJc w:val="left"/>
-      <w:pPr>
-        <w:tabs>
-          <w:tab w:val="num" w:pos="720"/>
-        </w:tabs>
-        <w:ind w:left="720" w:hanging="360"/>
-      </w:pPr>
-      <w:rPr>
-        <w:rFonts w:ascii="Symbol" w:hAnsi="Symbol" w:hint="default"/>
-        <w:sz w:val="20"/>
-      </w:rPr>
-    </w:lvl>
-    <w:lvl w:ilvl="1" w:tentative="1">
-      <w:start w:val="1"/>
-      <w:numFmt w:val="bullet"/>
-      <w:lvlText w:val="o"/>
-      <w:lvlJc w:val="left"/>
-      <w:pPr>
-        <w:tabs>
-          <w:tab w:val="num" w:pos="1440"/>
-        </w:tabs>
-        <w:ind w:left="1440" w:hanging="360"/>
-      </w:pPr>
-      <w:rPr>
-        <w:rFonts w:ascii="Courier New" w:hAnsi="Courier New" w:hint="default"/>
-        <w:sz w:val="20"/>
-      </w:rPr>
-    </w:lvl>
-    <w:lvl w:ilvl="2" w:tentative="1">
-      <w:start w:val="1"/>
-      <w:numFmt w:val="bullet"/>
-      <w:lvlText w:val=""/>
-      <w:lvlJc w:val="left"/>
-      <w:pPr>
-        <w:tabs>
-          <w:tab w:val="num" w:pos="2160"/>
-        </w:tabs>
-        <w:ind w:left="2160" w:hanging="360"/>
-      </w:pPr>
-      <w:rPr>
-        <w:rFonts w:ascii="Wingdings" w:hAnsi="Wingdings" w:hint="default"/>
-        <w:sz w:val="20"/>
-      </w:rPr>
-    </w:lvl>
-    <w:lvl w:ilvl="3" w:tentative="1">
-      <w:start w:val="1"/>
-      <w:numFmt w:val="bullet"/>
-      <w:lvlText w:val=""/>
-      <w:lvlJc w:val="left"/>
-      <w:pPr>
-        <w:tabs>
-          <w:tab w:val="num" w:pos="2880"/>
-        </w:tabs>
-        <w:ind w:left="2880" w:hanging="360"/>
-      </w:pPr>
-      <w:rPr>
-        <w:rFonts w:ascii="Wingdings" w:hAnsi="Wingdings" w:hint="default"/>
-        <w:sz w:val="20"/>
-      </w:rPr>
-    </w:lvl>
-    <w:lvl w:ilvl="4" w:tentative="1">
-      <w:start w:val="1"/>
-      <w:numFmt w:val="bullet"/>
-      <w:lvlText w:val=""/>
-      <w:lvlJc w:val="left"/>
-      <w:pPr>
-        <w:tabs>
-          <w:tab w:val="num" w:pos="3600"/>
-        </w:tabs>
-        <w:ind w:left="3600" w:hanging="360"/>
-      </w:pPr>
-      <w:rPr>
-        <w:rFonts w:ascii="Wingdings" w:hAnsi="Wingdings" w:hint="default"/>
-        <w:sz w:val="20"/>
-      </w:rPr>
-    </w:lvl>
-    <w:lvl w:ilvl="5" w:tentative="1">
-      <w:start w:val="1"/>
-      <w:numFmt w:val="bullet"/>
-      <w:lvlText w:val=""/>
-      <w:lvlJc w:val="left"/>
-      <w:pPr>
-        <w:tabs>
-          <w:tab w:val="num" w:pos="4320"/>
-        </w:tabs>
-        <w:ind w:left="4320" w:hanging="360"/>
-      </w:pPr>
-      <w:rPr>
-        <w:rFonts w:ascii="Wingdings" w:hAnsi="Wingdings" w:hint="default"/>
-        <w:sz w:val="20"/>
-      </w:rPr>
-    </w:lvl>
-    <w:lvl w:ilvl="6" w:tentative="1">
-      <w:start w:val="1"/>
-      <w:numFmt w:val="bullet"/>
-      <w:lvlText w:val=""/>
-      <w:lvlJc w:val="left"/>
-      <w:pPr>
-        <w:tabs>
-          <w:tab w:val="num" w:pos="5040"/>
-        </w:tabs>
-        <w:ind w:left="5040" w:hanging="360"/>
-      </w:pPr>
-      <w:rPr>
-        <w:rFonts w:ascii="Wingdings" w:hAnsi="Wingdings" w:hint="default"/>
-        <w:sz w:val="20"/>
-      </w:rPr>
-    </w:lvl>
-    <w:lvl w:ilvl="7" w:tentative="1">
-      <w:start w:val="1"/>
-      <w:numFmt w:val="bullet"/>
-      <w:lvlText w:val=""/>
-      <w:lvlJc w:val="left"/>
-      <w:pPr>
-        <w:tabs>
-          <w:tab w:val="num" w:pos="5760"/>
-        </w:tabs>
-        <w:ind w:left="5760" w:hanging="360"/>
-      </w:pPr>
-      <w:rPr>
-        <w:rFonts w:ascii="Wingdings" w:hAnsi="Wingdings" w:hint="default"/>
-        <w:sz w:val="20"/>
-      </w:rPr>
-    </w:lvl>
-    <w:lvl w:ilvl="8" w:tentative="1">
-      <w:start w:val="1"/>
-      <w:numFmt w:val="bullet"/>
-      <w:lvlText w:val=""/>
-      <w:lvlJc w:val="left"/>
-      <w:pPr>
-        <w:tabs>
-          <w:tab w:val="num" w:pos="6480"/>
-        </w:tabs>
-        <w:ind w:left="6480" w:hanging="360"/>
-      </w:pPr>
-      <w:rPr>
-        <w:rFonts w:ascii="Wingdings" w:hAnsi="Wingdings" w:hint="default"/>
-        <w:sz w:val="20"/>
-      </w:rPr>
-    </w:lvl>
-  </w:abstractNum>
-  <w:abstractNum w:abstractNumId="20" w15:restartNumberingAfterBreak="0">
-    <w:nsid w:val="2E9A166A"/>
-    <w:multiLevelType w:val="multilevel"/>
-    <w:tmpl w:val="46549B98"/>
-    <w:lvl w:ilvl="0">
-      <w:start w:val="1"/>
-      <w:numFmt w:val="bullet"/>
-      <w:lvlText w:val=""/>
-      <w:lvlJc w:val="left"/>
-      <w:pPr>
-        <w:tabs>
-          <w:tab w:val="num" w:pos="720"/>
-        </w:tabs>
-        <w:ind w:left="720" w:hanging="360"/>
-      </w:pPr>
-      <w:rPr>
-        <w:rFonts w:ascii="Symbol" w:hAnsi="Symbol" w:hint="default"/>
-        <w:sz w:val="20"/>
-      </w:rPr>
-    </w:lvl>
-    <w:lvl w:ilvl="1" w:tentative="1">
-      <w:start w:val="1"/>
-      <w:numFmt w:val="bullet"/>
-      <w:lvlText w:val="o"/>
-      <w:lvlJc w:val="left"/>
-      <w:pPr>
-        <w:tabs>
-          <w:tab w:val="num" w:pos="1440"/>
-        </w:tabs>
-        <w:ind w:left="1440" w:hanging="360"/>
-      </w:pPr>
-      <w:rPr>
-        <w:rFonts w:ascii="Courier New" w:hAnsi="Courier New" w:hint="default"/>
-        <w:sz w:val="20"/>
-      </w:rPr>
-    </w:lvl>
-    <w:lvl w:ilvl="2" w:tentative="1">
-      <w:start w:val="1"/>
-      <w:numFmt w:val="bullet"/>
-      <w:lvlText w:val=""/>
-      <w:lvlJc w:val="left"/>
-      <w:pPr>
-        <w:tabs>
-          <w:tab w:val="num" w:pos="2160"/>
-        </w:tabs>
-        <w:ind w:left="2160" w:hanging="360"/>
-      </w:pPr>
-      <w:rPr>
-        <w:rFonts w:ascii="Wingdings" w:hAnsi="Wingdings" w:hint="default"/>
-        <w:sz w:val="20"/>
-      </w:rPr>
-    </w:lvl>
-    <w:lvl w:ilvl="3" w:tentative="1">
-      <w:start w:val="1"/>
-      <w:numFmt w:val="bullet"/>
-      <w:lvlText w:val=""/>
-      <w:lvlJc w:val="left"/>
-      <w:pPr>
-        <w:tabs>
-          <w:tab w:val="num" w:pos="2880"/>
-        </w:tabs>
-        <w:ind w:left="2880" w:hanging="360"/>
-      </w:pPr>
-      <w:rPr>
-        <w:rFonts w:ascii="Wingdings" w:hAnsi="Wingdings" w:hint="default"/>
-        <w:sz w:val="20"/>
-      </w:rPr>
-    </w:lvl>
-    <w:lvl w:ilvl="4" w:tentative="1">
-      <w:start w:val="1"/>
-      <w:numFmt w:val="bullet"/>
-      <w:lvlText w:val=""/>
-      <w:lvlJc w:val="left"/>
-      <w:pPr>
-        <w:tabs>
-          <w:tab w:val="num" w:pos="3600"/>
-        </w:tabs>
-        <w:ind w:left="3600" w:hanging="360"/>
-      </w:pPr>
-      <w:rPr>
-        <w:rFonts w:ascii="Wingdings" w:hAnsi="Wingdings" w:hint="default"/>
-        <w:sz w:val="20"/>
-      </w:rPr>
-    </w:lvl>
-    <w:lvl w:ilvl="5" w:tentative="1">
-      <w:start w:val="1"/>
-      <w:numFmt w:val="bullet"/>
-      <w:lvlText w:val=""/>
-      <w:lvlJc w:val="left"/>
-      <w:pPr>
-        <w:tabs>
-          <w:tab w:val="num" w:pos="4320"/>
-        </w:tabs>
-        <w:ind w:left="4320" w:hanging="360"/>
-      </w:pPr>
-      <w:rPr>
-        <w:rFonts w:ascii="Wingdings" w:hAnsi="Wingdings" w:hint="default"/>
-        <w:sz w:val="20"/>
-      </w:rPr>
-    </w:lvl>
-    <w:lvl w:ilvl="6" w:tentative="1">
-      <w:start w:val="1"/>
-      <w:numFmt w:val="bullet"/>
-      <w:lvlText w:val=""/>
-      <w:lvlJc w:val="left"/>
-      <w:pPr>
-        <w:tabs>
-          <w:tab w:val="num" w:pos="5040"/>
-        </w:tabs>
-        <w:ind w:left="5040" w:hanging="360"/>
-      </w:pPr>
-      <w:rPr>
-        <w:rFonts w:ascii="Wingdings" w:hAnsi="Wingdings" w:hint="default"/>
-        <w:sz w:val="20"/>
-      </w:rPr>
-    </w:lvl>
-    <w:lvl w:ilvl="7" w:tentative="1">
-      <w:start w:val="1"/>
-      <w:numFmt w:val="bullet"/>
-      <w:lvlText w:val=""/>
-      <w:lvlJc w:val="left"/>
-      <w:pPr>
-        <w:tabs>
-          <w:tab w:val="num" w:pos="5760"/>
-        </w:tabs>
-        <w:ind w:left="5760" w:hanging="360"/>
-      </w:pPr>
-      <w:rPr>
-        <w:rFonts w:ascii="Wingdings" w:hAnsi="Wingdings" w:hint="default"/>
-        <w:sz w:val="20"/>
-      </w:rPr>
-    </w:lvl>
-    <w:lvl w:ilvl="8" w:tentative="1">
-      <w:start w:val="1"/>
-      <w:numFmt w:val="bullet"/>
-      <w:lvlText w:val=""/>
-      <w:lvlJc w:val="left"/>
-      <w:pPr>
-        <w:tabs>
-          <w:tab w:val="num" w:pos="6480"/>
-        </w:tabs>
-        <w:ind w:left="6480" w:hanging="360"/>
-      </w:pPr>
-      <w:rPr>
-        <w:rFonts w:ascii="Wingdings" w:hAnsi="Wingdings" w:hint="default"/>
-        <w:sz w:val="20"/>
-      </w:rPr>
-    </w:lvl>
-  </w:abstractNum>
-  <w:abstractNum w:abstractNumId="21" w15:restartNumberingAfterBreak="0">
+  <w:abstractNum w:abstractNumId="3" w15:restartNumberingAfterBreak="0">
     <w:nsid w:val="32286CE3"/>
     <w:multiLevelType w:val="multilevel"/>
     <w:tmpl w:val="20CA4FFA"/>
@@ -9380,7 +6527,7 @@
       </w:rPr>
     </w:lvl>
   </w:abstractNum>
-  <w:abstractNum w:abstractNumId="22" w15:restartNumberingAfterBreak="0">
+  <w:abstractNum w:abstractNumId="4" w15:restartNumberingAfterBreak="0">
     <w:nsid w:val="328560DC"/>
     <w:multiLevelType w:val="multilevel"/>
     <w:tmpl w:val="2C1EF1A6"/>
@@ -9497,269 +6644,7 @@
       </w:pPr>
     </w:lvl>
   </w:abstractNum>
-  <w:abstractNum w:abstractNumId="23" w15:restartNumberingAfterBreak="0">
-    <w:nsid w:val="33673CCB"/>
-    <w:multiLevelType w:val="multilevel"/>
-    <w:tmpl w:val="05481042"/>
-    <w:lvl w:ilvl="0">
-      <w:start w:val="1"/>
-      <w:numFmt w:val="bullet"/>
-      <w:lvlText w:val=""/>
-      <w:lvlJc w:val="left"/>
-      <w:pPr>
-        <w:tabs>
-          <w:tab w:val="num" w:pos="720"/>
-        </w:tabs>
-        <w:ind w:left="720" w:hanging="360"/>
-      </w:pPr>
-      <w:rPr>
-        <w:rFonts w:ascii="Symbol" w:hAnsi="Symbol" w:hint="default"/>
-        <w:sz w:val="20"/>
-      </w:rPr>
-    </w:lvl>
-    <w:lvl w:ilvl="1" w:tentative="1">
-      <w:start w:val="1"/>
-      <w:numFmt w:val="bullet"/>
-      <w:lvlText w:val="o"/>
-      <w:lvlJc w:val="left"/>
-      <w:pPr>
-        <w:tabs>
-          <w:tab w:val="num" w:pos="1440"/>
-        </w:tabs>
-        <w:ind w:left="1440" w:hanging="360"/>
-      </w:pPr>
-      <w:rPr>
-        <w:rFonts w:ascii="Courier New" w:hAnsi="Courier New" w:hint="default"/>
-        <w:sz w:val="20"/>
-      </w:rPr>
-    </w:lvl>
-    <w:lvl w:ilvl="2" w:tentative="1">
-      <w:start w:val="1"/>
-      <w:numFmt w:val="bullet"/>
-      <w:lvlText w:val=""/>
-      <w:lvlJc w:val="left"/>
-      <w:pPr>
-        <w:tabs>
-          <w:tab w:val="num" w:pos="2160"/>
-        </w:tabs>
-        <w:ind w:left="2160" w:hanging="360"/>
-      </w:pPr>
-      <w:rPr>
-        <w:rFonts w:ascii="Wingdings" w:hAnsi="Wingdings" w:hint="default"/>
-        <w:sz w:val="20"/>
-      </w:rPr>
-    </w:lvl>
-    <w:lvl w:ilvl="3" w:tentative="1">
-      <w:start w:val="1"/>
-      <w:numFmt w:val="bullet"/>
-      <w:lvlText w:val=""/>
-      <w:lvlJc w:val="left"/>
-      <w:pPr>
-        <w:tabs>
-          <w:tab w:val="num" w:pos="2880"/>
-        </w:tabs>
-        <w:ind w:left="2880" w:hanging="360"/>
-      </w:pPr>
-      <w:rPr>
-        <w:rFonts w:ascii="Wingdings" w:hAnsi="Wingdings" w:hint="default"/>
-        <w:sz w:val="20"/>
-      </w:rPr>
-    </w:lvl>
-    <w:lvl w:ilvl="4" w:tentative="1">
-      <w:start w:val="1"/>
-      <w:numFmt w:val="bullet"/>
-      <w:lvlText w:val=""/>
-      <w:lvlJc w:val="left"/>
-      <w:pPr>
-        <w:tabs>
-          <w:tab w:val="num" w:pos="3600"/>
-        </w:tabs>
-        <w:ind w:left="3600" w:hanging="360"/>
-      </w:pPr>
-      <w:rPr>
-        <w:rFonts w:ascii="Wingdings" w:hAnsi="Wingdings" w:hint="default"/>
-        <w:sz w:val="20"/>
-      </w:rPr>
-    </w:lvl>
-    <w:lvl w:ilvl="5" w:tentative="1">
-      <w:start w:val="1"/>
-      <w:numFmt w:val="bullet"/>
-      <w:lvlText w:val=""/>
-      <w:lvlJc w:val="left"/>
-      <w:pPr>
-        <w:tabs>
-          <w:tab w:val="num" w:pos="4320"/>
-        </w:tabs>
-        <w:ind w:left="4320" w:hanging="360"/>
-      </w:pPr>
-      <w:rPr>
-        <w:rFonts w:ascii="Wingdings" w:hAnsi="Wingdings" w:hint="default"/>
-        <w:sz w:val="20"/>
-      </w:rPr>
-    </w:lvl>
-    <w:lvl w:ilvl="6" w:tentative="1">
-      <w:start w:val="1"/>
-      <w:numFmt w:val="bullet"/>
-      <w:lvlText w:val=""/>
-      <w:lvlJc w:val="left"/>
-      <w:pPr>
-        <w:tabs>
-          <w:tab w:val="num" w:pos="5040"/>
-        </w:tabs>
-        <w:ind w:left="5040" w:hanging="360"/>
-      </w:pPr>
-      <w:rPr>
-        <w:rFonts w:ascii="Wingdings" w:hAnsi="Wingdings" w:hint="default"/>
-        <w:sz w:val="20"/>
-      </w:rPr>
-    </w:lvl>
-    <w:lvl w:ilvl="7" w:tentative="1">
-      <w:start w:val="1"/>
-      <w:numFmt w:val="bullet"/>
-      <w:lvlText w:val=""/>
-      <w:lvlJc w:val="left"/>
-      <w:pPr>
-        <w:tabs>
-          <w:tab w:val="num" w:pos="5760"/>
-        </w:tabs>
-        <w:ind w:left="5760" w:hanging="360"/>
-      </w:pPr>
-      <w:rPr>
-        <w:rFonts w:ascii="Wingdings" w:hAnsi="Wingdings" w:hint="default"/>
-        <w:sz w:val="20"/>
-      </w:rPr>
-    </w:lvl>
-    <w:lvl w:ilvl="8" w:tentative="1">
-      <w:start w:val="1"/>
-      <w:numFmt w:val="bullet"/>
-      <w:lvlText w:val=""/>
-      <w:lvlJc w:val="left"/>
-      <w:pPr>
-        <w:tabs>
-          <w:tab w:val="num" w:pos="6480"/>
-        </w:tabs>
-        <w:ind w:left="6480" w:hanging="360"/>
-      </w:pPr>
-      <w:rPr>
-        <w:rFonts w:ascii="Wingdings" w:hAnsi="Wingdings" w:hint="default"/>
-        <w:sz w:val="20"/>
-      </w:rPr>
-    </w:lvl>
-  </w:abstractNum>
-  <w:abstractNum w:abstractNumId="24" w15:restartNumberingAfterBreak="0">
-    <w:nsid w:val="367F701A"/>
-    <w:multiLevelType w:val="multilevel"/>
-    <w:tmpl w:val="C38ECCE2"/>
-    <w:lvl w:ilvl="0">
-      <w:start w:val="1"/>
-      <w:numFmt w:val="decimal"/>
-      <w:lvlText w:val="%1."/>
-      <w:lvlJc w:val="left"/>
-      <w:pPr>
-        <w:tabs>
-          <w:tab w:val="num" w:pos="720"/>
-        </w:tabs>
-        <w:ind w:left="720" w:hanging="360"/>
-      </w:pPr>
-    </w:lvl>
-    <w:lvl w:ilvl="1" w:tentative="1">
-      <w:start w:val="1"/>
-      <w:numFmt w:val="decimal"/>
-      <w:lvlText w:val="%2."/>
-      <w:lvlJc w:val="left"/>
-      <w:pPr>
-        <w:tabs>
-          <w:tab w:val="num" w:pos="1440"/>
-        </w:tabs>
-        <w:ind w:left="1440" w:hanging="360"/>
-      </w:pPr>
-    </w:lvl>
-    <w:lvl w:ilvl="2" w:tentative="1">
-      <w:start w:val="1"/>
-      <w:numFmt w:val="decimal"/>
-      <w:lvlText w:val="%3."/>
-      <w:lvlJc w:val="left"/>
-      <w:pPr>
-        <w:tabs>
-          <w:tab w:val="num" w:pos="2160"/>
-        </w:tabs>
-        <w:ind w:left="2160" w:hanging="360"/>
-      </w:pPr>
-    </w:lvl>
-    <w:lvl w:ilvl="3" w:tentative="1">
-      <w:start w:val="1"/>
-      <w:numFmt w:val="decimal"/>
-      <w:lvlText w:val="%4."/>
-      <w:lvlJc w:val="left"/>
-      <w:pPr>
-        <w:tabs>
-          <w:tab w:val="num" w:pos="2880"/>
-        </w:tabs>
-        <w:ind w:left="2880" w:hanging="360"/>
-      </w:pPr>
-    </w:lvl>
-    <w:lvl w:ilvl="4" w:tentative="1">
-      <w:start w:val="1"/>
-      <w:numFmt w:val="decimal"/>
-      <w:lvlText w:val="%5."/>
-      <w:lvlJc w:val="left"/>
-      <w:pPr>
-        <w:tabs>
-          <w:tab w:val="num" w:pos="3600"/>
-        </w:tabs>
-        <w:ind w:left="3600" w:hanging="360"/>
-      </w:pPr>
-    </w:lvl>
-    <w:lvl w:ilvl="5" w:tentative="1">
-      <w:start w:val="1"/>
-      <w:numFmt w:val="decimal"/>
-      <w:lvlText w:val="%6."/>
-      <w:lvlJc w:val="left"/>
-      <w:pPr>
-        <w:tabs>
-          <w:tab w:val="num" w:pos="4320"/>
-        </w:tabs>
-        <w:ind w:left="4320" w:hanging="360"/>
-      </w:pPr>
-    </w:lvl>
-    <w:lvl w:ilvl="6" w:tentative="1">
-      <w:start w:val="1"/>
-      <w:numFmt w:val="decimal"/>
-      <w:lvlText w:val="%7."/>
-      <w:lvlJc w:val="left"/>
-      <w:pPr>
-        <w:tabs>
-          <w:tab w:val="num" w:pos="5040"/>
-        </w:tabs>
-        <w:ind w:left="5040" w:hanging="360"/>
-      </w:pPr>
-    </w:lvl>
-    <w:lvl w:ilvl="7" w:tentative="1">
-      <w:start w:val="1"/>
-      <w:numFmt w:val="decimal"/>
-      <w:lvlText w:val="%8."/>
-      <w:lvlJc w:val="left"/>
-      <w:pPr>
-        <w:tabs>
-          <w:tab w:val="num" w:pos="5760"/>
-        </w:tabs>
-        <w:ind w:left="5760" w:hanging="360"/>
-      </w:pPr>
-    </w:lvl>
-    <w:lvl w:ilvl="8" w:tentative="1">
-      <w:start w:val="1"/>
-      <w:numFmt w:val="decimal"/>
-      <w:lvlText w:val="%9."/>
-      <w:lvlJc w:val="left"/>
-      <w:pPr>
-        <w:tabs>
-          <w:tab w:val="num" w:pos="6480"/>
-        </w:tabs>
-        <w:ind w:left="6480" w:hanging="360"/>
-      </w:pPr>
-    </w:lvl>
-  </w:abstractNum>
-  <w:abstractNum w:abstractNumId="25" w15:restartNumberingAfterBreak="0">
+  <w:abstractNum w:abstractNumId="5" w15:restartNumberingAfterBreak="0">
     <w:nsid w:val="38583C1F"/>
     <w:multiLevelType w:val="multilevel"/>
     <w:tmpl w:val="6E2C2928"/>
@@ -9908,7 +6793,7 @@
       </w:rPr>
     </w:lvl>
   </w:abstractNum>
-  <w:abstractNum w:abstractNumId="26" w15:restartNumberingAfterBreak="0">
+  <w:abstractNum w:abstractNumId="6" w15:restartNumberingAfterBreak="0">
     <w:nsid w:val="3AA462A9"/>
     <w:multiLevelType w:val="multilevel"/>
     <w:tmpl w:val="8A56AF26"/>
@@ -10057,269 +6942,7 @@
       </w:rPr>
     </w:lvl>
   </w:abstractNum>
-  <w:abstractNum w:abstractNumId="27" w15:restartNumberingAfterBreak="0">
-    <w:nsid w:val="41884696"/>
-    <w:multiLevelType w:val="multilevel"/>
-    <w:tmpl w:val="7562B9C2"/>
-    <w:lvl w:ilvl="0">
-      <w:start w:val="1"/>
-      <w:numFmt w:val="bullet"/>
-      <w:lvlText w:val=""/>
-      <w:lvlJc w:val="left"/>
-      <w:pPr>
-        <w:tabs>
-          <w:tab w:val="num" w:pos="720"/>
-        </w:tabs>
-        <w:ind w:left="720" w:hanging="360"/>
-      </w:pPr>
-      <w:rPr>
-        <w:rFonts w:ascii="Symbol" w:hAnsi="Symbol" w:hint="default"/>
-        <w:sz w:val="20"/>
-      </w:rPr>
-    </w:lvl>
-    <w:lvl w:ilvl="1" w:tentative="1">
-      <w:start w:val="1"/>
-      <w:numFmt w:val="bullet"/>
-      <w:lvlText w:val="o"/>
-      <w:lvlJc w:val="left"/>
-      <w:pPr>
-        <w:tabs>
-          <w:tab w:val="num" w:pos="1440"/>
-        </w:tabs>
-        <w:ind w:left="1440" w:hanging="360"/>
-      </w:pPr>
-      <w:rPr>
-        <w:rFonts w:ascii="Courier New" w:hAnsi="Courier New" w:hint="default"/>
-        <w:sz w:val="20"/>
-      </w:rPr>
-    </w:lvl>
-    <w:lvl w:ilvl="2" w:tentative="1">
-      <w:start w:val="1"/>
-      <w:numFmt w:val="bullet"/>
-      <w:lvlText w:val=""/>
-      <w:lvlJc w:val="left"/>
-      <w:pPr>
-        <w:tabs>
-          <w:tab w:val="num" w:pos="2160"/>
-        </w:tabs>
-        <w:ind w:left="2160" w:hanging="360"/>
-      </w:pPr>
-      <w:rPr>
-        <w:rFonts w:ascii="Wingdings" w:hAnsi="Wingdings" w:hint="default"/>
-        <w:sz w:val="20"/>
-      </w:rPr>
-    </w:lvl>
-    <w:lvl w:ilvl="3" w:tentative="1">
-      <w:start w:val="1"/>
-      <w:numFmt w:val="bullet"/>
-      <w:lvlText w:val=""/>
-      <w:lvlJc w:val="left"/>
-      <w:pPr>
-        <w:tabs>
-          <w:tab w:val="num" w:pos="2880"/>
-        </w:tabs>
-        <w:ind w:left="2880" w:hanging="360"/>
-      </w:pPr>
-      <w:rPr>
-        <w:rFonts w:ascii="Wingdings" w:hAnsi="Wingdings" w:hint="default"/>
-        <w:sz w:val="20"/>
-      </w:rPr>
-    </w:lvl>
-    <w:lvl w:ilvl="4" w:tentative="1">
-      <w:start w:val="1"/>
-      <w:numFmt w:val="bullet"/>
-      <w:lvlText w:val=""/>
-      <w:lvlJc w:val="left"/>
-      <w:pPr>
-        <w:tabs>
-          <w:tab w:val="num" w:pos="3600"/>
-        </w:tabs>
-        <w:ind w:left="3600" w:hanging="360"/>
-      </w:pPr>
-      <w:rPr>
-        <w:rFonts w:ascii="Wingdings" w:hAnsi="Wingdings" w:hint="default"/>
-        <w:sz w:val="20"/>
-      </w:rPr>
-    </w:lvl>
-    <w:lvl w:ilvl="5" w:tentative="1">
-      <w:start w:val="1"/>
-      <w:numFmt w:val="bullet"/>
-      <w:lvlText w:val=""/>
-      <w:lvlJc w:val="left"/>
-      <w:pPr>
-        <w:tabs>
-          <w:tab w:val="num" w:pos="4320"/>
-        </w:tabs>
-        <w:ind w:left="4320" w:hanging="360"/>
-      </w:pPr>
-      <w:rPr>
-        <w:rFonts w:ascii="Wingdings" w:hAnsi="Wingdings" w:hint="default"/>
-        <w:sz w:val="20"/>
-      </w:rPr>
-    </w:lvl>
-    <w:lvl w:ilvl="6" w:tentative="1">
-      <w:start w:val="1"/>
-      <w:numFmt w:val="bullet"/>
-      <w:lvlText w:val=""/>
-      <w:lvlJc w:val="left"/>
-      <w:pPr>
-        <w:tabs>
-          <w:tab w:val="num" w:pos="5040"/>
-        </w:tabs>
-        <w:ind w:left="5040" w:hanging="360"/>
-      </w:pPr>
-      <w:rPr>
-        <w:rFonts w:ascii="Wingdings" w:hAnsi="Wingdings" w:hint="default"/>
-        <w:sz w:val="20"/>
-      </w:rPr>
-    </w:lvl>
-    <w:lvl w:ilvl="7" w:tentative="1">
-      <w:start w:val="1"/>
-      <w:numFmt w:val="bullet"/>
-      <w:lvlText w:val=""/>
-      <w:lvlJc w:val="left"/>
-      <w:pPr>
-        <w:tabs>
-          <w:tab w:val="num" w:pos="5760"/>
-        </w:tabs>
-        <w:ind w:left="5760" w:hanging="360"/>
-      </w:pPr>
-      <w:rPr>
-        <w:rFonts w:ascii="Wingdings" w:hAnsi="Wingdings" w:hint="default"/>
-        <w:sz w:val="20"/>
-      </w:rPr>
-    </w:lvl>
-    <w:lvl w:ilvl="8" w:tentative="1">
-      <w:start w:val="1"/>
-      <w:numFmt w:val="bullet"/>
-      <w:lvlText w:val=""/>
-      <w:lvlJc w:val="left"/>
-      <w:pPr>
-        <w:tabs>
-          <w:tab w:val="num" w:pos="6480"/>
-        </w:tabs>
-        <w:ind w:left="6480" w:hanging="360"/>
-      </w:pPr>
-      <w:rPr>
-        <w:rFonts w:ascii="Wingdings" w:hAnsi="Wingdings" w:hint="default"/>
-        <w:sz w:val="20"/>
-      </w:rPr>
-    </w:lvl>
-  </w:abstractNum>
-  <w:abstractNum w:abstractNumId="28" w15:restartNumberingAfterBreak="0">
-    <w:nsid w:val="428F17D0"/>
-    <w:multiLevelType w:val="multilevel"/>
-    <w:tmpl w:val="7A66028A"/>
-    <w:lvl w:ilvl="0">
-      <w:start w:val="1"/>
-      <w:numFmt w:val="decimal"/>
-      <w:lvlText w:val="%1."/>
-      <w:lvlJc w:val="left"/>
-      <w:pPr>
-        <w:tabs>
-          <w:tab w:val="num" w:pos="720"/>
-        </w:tabs>
-        <w:ind w:left="720" w:hanging="360"/>
-      </w:pPr>
-    </w:lvl>
-    <w:lvl w:ilvl="1">
-      <w:start w:val="1"/>
-      <w:numFmt w:val="decimal"/>
-      <w:lvlText w:val="%2."/>
-      <w:lvlJc w:val="left"/>
-      <w:pPr>
-        <w:tabs>
-          <w:tab w:val="num" w:pos="1440"/>
-        </w:tabs>
-        <w:ind w:left="1440" w:hanging="360"/>
-      </w:pPr>
-    </w:lvl>
-    <w:lvl w:ilvl="2" w:tentative="1">
-      <w:start w:val="1"/>
-      <w:numFmt w:val="decimal"/>
-      <w:lvlText w:val="%3."/>
-      <w:lvlJc w:val="left"/>
-      <w:pPr>
-        <w:tabs>
-          <w:tab w:val="num" w:pos="2160"/>
-        </w:tabs>
-        <w:ind w:left="2160" w:hanging="360"/>
-      </w:pPr>
-    </w:lvl>
-    <w:lvl w:ilvl="3" w:tentative="1">
-      <w:start w:val="1"/>
-      <w:numFmt w:val="decimal"/>
-      <w:lvlText w:val="%4."/>
-      <w:lvlJc w:val="left"/>
-      <w:pPr>
-        <w:tabs>
-          <w:tab w:val="num" w:pos="2880"/>
-        </w:tabs>
-        <w:ind w:left="2880" w:hanging="360"/>
-      </w:pPr>
-    </w:lvl>
-    <w:lvl w:ilvl="4" w:tentative="1">
-      <w:start w:val="1"/>
-      <w:numFmt w:val="decimal"/>
-      <w:lvlText w:val="%5."/>
-      <w:lvlJc w:val="left"/>
-      <w:pPr>
-        <w:tabs>
-          <w:tab w:val="num" w:pos="3600"/>
-        </w:tabs>
-        <w:ind w:left="3600" w:hanging="360"/>
-      </w:pPr>
-    </w:lvl>
-    <w:lvl w:ilvl="5" w:tentative="1">
-      <w:start w:val="1"/>
-      <w:numFmt w:val="decimal"/>
-      <w:lvlText w:val="%6."/>
-      <w:lvlJc w:val="left"/>
-      <w:pPr>
-        <w:tabs>
-          <w:tab w:val="num" w:pos="4320"/>
-        </w:tabs>
-        <w:ind w:left="4320" w:hanging="360"/>
-      </w:pPr>
-    </w:lvl>
-    <w:lvl w:ilvl="6" w:tentative="1">
-      <w:start w:val="1"/>
-      <w:numFmt w:val="decimal"/>
-      <w:lvlText w:val="%7."/>
-      <w:lvlJc w:val="left"/>
-      <w:pPr>
-        <w:tabs>
-          <w:tab w:val="num" w:pos="5040"/>
-        </w:tabs>
-        <w:ind w:left="5040" w:hanging="360"/>
-      </w:pPr>
-    </w:lvl>
-    <w:lvl w:ilvl="7" w:tentative="1">
-      <w:start w:val="1"/>
-      <w:numFmt w:val="decimal"/>
-      <w:lvlText w:val="%8."/>
-      <w:lvlJc w:val="left"/>
-      <w:pPr>
-        <w:tabs>
-          <w:tab w:val="num" w:pos="5760"/>
-        </w:tabs>
-        <w:ind w:left="5760" w:hanging="360"/>
-      </w:pPr>
-    </w:lvl>
-    <w:lvl w:ilvl="8" w:tentative="1">
-      <w:start w:val="1"/>
-      <w:numFmt w:val="decimal"/>
-      <w:lvlText w:val="%9."/>
-      <w:lvlJc w:val="left"/>
-      <w:pPr>
-        <w:tabs>
-          <w:tab w:val="num" w:pos="6480"/>
-        </w:tabs>
-        <w:ind w:left="6480" w:hanging="360"/>
-      </w:pPr>
-    </w:lvl>
-  </w:abstractNum>
-  <w:abstractNum w:abstractNumId="29" w15:restartNumberingAfterBreak="0">
+  <w:abstractNum w:abstractNumId="7" w15:restartNumberingAfterBreak="0">
     <w:nsid w:val="49A913CC"/>
     <w:multiLevelType w:val="multilevel"/>
     <w:tmpl w:val="79C26AA8"/>
@@ -10468,120 +7091,7 @@
       </w:rPr>
     </w:lvl>
   </w:abstractNum>
-  <w:abstractNum w:abstractNumId="30" w15:restartNumberingAfterBreak="0">
-    <w:nsid w:val="4C017D07"/>
-    <w:multiLevelType w:val="multilevel"/>
-    <w:tmpl w:val="905ED64C"/>
-    <w:lvl w:ilvl="0">
-      <w:start w:val="1"/>
-      <w:numFmt w:val="decimal"/>
-      <w:lvlText w:val="%1."/>
-      <w:lvlJc w:val="left"/>
-      <w:pPr>
-        <w:tabs>
-          <w:tab w:val="num" w:pos="720"/>
-        </w:tabs>
-        <w:ind w:left="720" w:hanging="360"/>
-      </w:pPr>
-    </w:lvl>
-    <w:lvl w:ilvl="1" w:tentative="1">
-      <w:start w:val="1"/>
-      <w:numFmt w:val="decimal"/>
-      <w:lvlText w:val="%2."/>
-      <w:lvlJc w:val="left"/>
-      <w:pPr>
-        <w:tabs>
-          <w:tab w:val="num" w:pos="1440"/>
-        </w:tabs>
-        <w:ind w:left="1440" w:hanging="360"/>
-      </w:pPr>
-    </w:lvl>
-    <w:lvl w:ilvl="2" w:tentative="1">
-      <w:start w:val="1"/>
-      <w:numFmt w:val="decimal"/>
-      <w:lvlText w:val="%3."/>
-      <w:lvlJc w:val="left"/>
-      <w:pPr>
-        <w:tabs>
-          <w:tab w:val="num" w:pos="2160"/>
-        </w:tabs>
-        <w:ind w:left="2160" w:hanging="360"/>
-      </w:pPr>
-    </w:lvl>
-    <w:lvl w:ilvl="3" w:tentative="1">
-      <w:start w:val="1"/>
-      <w:numFmt w:val="decimal"/>
-      <w:lvlText w:val="%4."/>
-      <w:lvlJc w:val="left"/>
-      <w:pPr>
-        <w:tabs>
-          <w:tab w:val="num" w:pos="2880"/>
-        </w:tabs>
-        <w:ind w:left="2880" w:hanging="360"/>
-      </w:pPr>
-    </w:lvl>
-    <w:lvl w:ilvl="4" w:tentative="1">
-      <w:start w:val="1"/>
-      <w:numFmt w:val="decimal"/>
-      <w:lvlText w:val="%5."/>
-      <w:lvlJc w:val="left"/>
-      <w:pPr>
-        <w:tabs>
-          <w:tab w:val="num" w:pos="3600"/>
-        </w:tabs>
-        <w:ind w:left="3600" w:hanging="360"/>
-      </w:pPr>
-    </w:lvl>
-    <w:lvl w:ilvl="5" w:tentative="1">
-      <w:start w:val="1"/>
-      <w:numFmt w:val="decimal"/>
-      <w:lvlText w:val="%6."/>
-      <w:lvlJc w:val="left"/>
-      <w:pPr>
-        <w:tabs>
-          <w:tab w:val="num" w:pos="4320"/>
-        </w:tabs>
-        <w:ind w:left="4320" w:hanging="360"/>
-      </w:pPr>
-    </w:lvl>
-    <w:lvl w:ilvl="6" w:tentative="1">
-      <w:start w:val="1"/>
-      <w:numFmt w:val="decimal"/>
-      <w:lvlText w:val="%7."/>
-      <w:lvlJc w:val="left"/>
-      <w:pPr>
-        <w:tabs>
-          <w:tab w:val="num" w:pos="5040"/>
-        </w:tabs>
-        <w:ind w:left="5040" w:hanging="360"/>
-      </w:pPr>
-    </w:lvl>
-    <w:lvl w:ilvl="7" w:tentative="1">
-      <w:start w:val="1"/>
-      <w:numFmt w:val="decimal"/>
-      <w:lvlText w:val="%8."/>
-      <w:lvlJc w:val="left"/>
-      <w:pPr>
-        <w:tabs>
-          <w:tab w:val="num" w:pos="5760"/>
-        </w:tabs>
-        <w:ind w:left="5760" w:hanging="360"/>
-      </w:pPr>
-    </w:lvl>
-    <w:lvl w:ilvl="8" w:tentative="1">
-      <w:start w:val="1"/>
-      <w:numFmt w:val="decimal"/>
-      <w:lvlText w:val="%9."/>
-      <w:lvlJc w:val="left"/>
-      <w:pPr>
-        <w:tabs>
-          <w:tab w:val="num" w:pos="6480"/>
-        </w:tabs>
-        <w:ind w:left="6480" w:hanging="360"/>
-      </w:pPr>
-    </w:lvl>
-  </w:abstractNum>
-  <w:abstractNum w:abstractNumId="31" w15:restartNumberingAfterBreak="0">
+  <w:abstractNum w:abstractNumId="8" w15:restartNumberingAfterBreak="0">
     <w:nsid w:val="4C244288"/>
     <w:multiLevelType w:val="multilevel"/>
     <w:tmpl w:val="1924E868"/>
@@ -10730,96 +7240,7 @@
       </w:rPr>
     </w:lvl>
   </w:abstractNum>
-  <w:abstractNum w:abstractNumId="32" w15:restartNumberingAfterBreak="0">
-    <w:nsid w:val="4DB56869"/>
-    <w:multiLevelType w:val="hybridMultilevel"/>
-    <w:tmpl w:val="75BAF4BC"/>
-    <w:lvl w:ilvl="0" w:tplc="0425000F">
-      <w:start w:val="1"/>
-      <w:numFmt w:val="decimal"/>
-      <w:lvlText w:val="%1."/>
-      <w:lvlJc w:val="left"/>
-      <w:pPr>
-        <w:ind w:left="720" w:hanging="360"/>
-      </w:pPr>
-      <w:rPr>
-        <w:rFonts w:hint="default"/>
-      </w:rPr>
-    </w:lvl>
-    <w:lvl w:ilvl="1" w:tplc="04250019" w:tentative="1">
-      <w:start w:val="1"/>
-      <w:numFmt w:val="lowerLetter"/>
-      <w:lvlText w:val="%2."/>
-      <w:lvlJc w:val="left"/>
-      <w:pPr>
-        <w:ind w:left="1440" w:hanging="360"/>
-      </w:pPr>
-    </w:lvl>
-    <w:lvl w:ilvl="2" w:tplc="0425001B" w:tentative="1">
-      <w:start w:val="1"/>
-      <w:numFmt w:val="lowerRoman"/>
-      <w:lvlText w:val="%3."/>
-      <w:lvlJc w:val="right"/>
-      <w:pPr>
-        <w:ind w:left="2160" w:hanging="180"/>
-      </w:pPr>
-    </w:lvl>
-    <w:lvl w:ilvl="3" w:tplc="0425000F" w:tentative="1">
-      <w:start w:val="1"/>
-      <w:numFmt w:val="decimal"/>
-      <w:lvlText w:val="%4."/>
-      <w:lvlJc w:val="left"/>
-      <w:pPr>
-        <w:ind w:left="2880" w:hanging="360"/>
-      </w:pPr>
-    </w:lvl>
-    <w:lvl w:ilvl="4" w:tplc="04250019" w:tentative="1">
-      <w:start w:val="1"/>
-      <w:numFmt w:val="lowerLetter"/>
-      <w:lvlText w:val="%5."/>
-      <w:lvlJc w:val="left"/>
-      <w:pPr>
-        <w:ind w:left="3600" w:hanging="360"/>
-      </w:pPr>
-    </w:lvl>
-    <w:lvl w:ilvl="5" w:tplc="0425001B" w:tentative="1">
-      <w:start w:val="1"/>
-      <w:numFmt w:val="lowerRoman"/>
-      <w:lvlText w:val="%6."/>
-      <w:lvlJc w:val="right"/>
-      <w:pPr>
-        <w:ind w:left="4320" w:hanging="180"/>
-      </w:pPr>
-    </w:lvl>
-    <w:lvl w:ilvl="6" w:tplc="0425000F" w:tentative="1">
-      <w:start w:val="1"/>
-      <w:numFmt w:val="decimal"/>
-      <w:lvlText w:val="%7."/>
-      <w:lvlJc w:val="left"/>
-      <w:pPr>
-        <w:ind w:left="5040" w:hanging="360"/>
-      </w:pPr>
-    </w:lvl>
-    <w:lvl w:ilvl="7" w:tplc="04250019" w:tentative="1">
-      <w:start w:val="1"/>
-      <w:numFmt w:val="lowerLetter"/>
-      <w:lvlText w:val="%8."/>
-      <w:lvlJc w:val="left"/>
-      <w:pPr>
-        <w:ind w:left="5760" w:hanging="360"/>
-      </w:pPr>
-    </w:lvl>
-    <w:lvl w:ilvl="8" w:tplc="0425001B" w:tentative="1">
-      <w:start w:val="1"/>
-      <w:numFmt w:val="lowerRoman"/>
-      <w:lvlText w:val="%9."/>
-      <w:lvlJc w:val="right"/>
-      <w:pPr>
-        <w:ind w:left="6480" w:hanging="180"/>
-      </w:pPr>
-    </w:lvl>
-  </w:abstractNum>
-  <w:abstractNum w:abstractNumId="33" w15:restartNumberingAfterBreak="0">
+  <w:abstractNum w:abstractNumId="9" w15:restartNumberingAfterBreak="0">
     <w:nsid w:val="4DDA7A03"/>
     <w:multiLevelType w:val="multilevel"/>
     <w:tmpl w:val="2B105C98"/>
@@ -10968,454 +7389,7 @@
       </w:rPr>
     </w:lvl>
   </w:abstractNum>
-  <w:abstractNum w:abstractNumId="34" w15:restartNumberingAfterBreak="0">
-    <w:nsid w:val="51A02B4D"/>
-    <w:multiLevelType w:val="multilevel"/>
-    <w:tmpl w:val="DA64CC82"/>
-    <w:lvl w:ilvl="0">
-      <w:start w:val="1"/>
-      <w:numFmt w:val="bullet"/>
-      <w:lvlText w:val=""/>
-      <w:lvlJc w:val="left"/>
-      <w:pPr>
-        <w:tabs>
-          <w:tab w:val="num" w:pos="720"/>
-        </w:tabs>
-        <w:ind w:left="720" w:hanging="360"/>
-      </w:pPr>
-      <w:rPr>
-        <w:rFonts w:ascii="Symbol" w:hAnsi="Symbol" w:hint="default"/>
-        <w:sz w:val="20"/>
-      </w:rPr>
-    </w:lvl>
-    <w:lvl w:ilvl="1">
-      <w:start w:val="1"/>
-      <w:numFmt w:val="bullet"/>
-      <w:lvlText w:val="o"/>
-      <w:lvlJc w:val="left"/>
-      <w:pPr>
-        <w:tabs>
-          <w:tab w:val="num" w:pos="1440"/>
-        </w:tabs>
-        <w:ind w:left="1440" w:hanging="360"/>
-      </w:pPr>
-      <w:rPr>
-        <w:rFonts w:ascii="Courier New" w:hAnsi="Courier New" w:hint="default"/>
-        <w:sz w:val="20"/>
-      </w:rPr>
-    </w:lvl>
-    <w:lvl w:ilvl="2" w:tentative="1">
-      <w:start w:val="1"/>
-      <w:numFmt w:val="bullet"/>
-      <w:lvlText w:val=""/>
-      <w:lvlJc w:val="left"/>
-      <w:pPr>
-        <w:tabs>
-          <w:tab w:val="num" w:pos="2160"/>
-        </w:tabs>
-        <w:ind w:left="2160" w:hanging="360"/>
-      </w:pPr>
-      <w:rPr>
-        <w:rFonts w:ascii="Wingdings" w:hAnsi="Wingdings" w:hint="default"/>
-        <w:sz w:val="20"/>
-      </w:rPr>
-    </w:lvl>
-    <w:lvl w:ilvl="3" w:tentative="1">
-      <w:start w:val="1"/>
-      <w:numFmt w:val="bullet"/>
-      <w:lvlText w:val=""/>
-      <w:lvlJc w:val="left"/>
-      <w:pPr>
-        <w:tabs>
-          <w:tab w:val="num" w:pos="2880"/>
-        </w:tabs>
-        <w:ind w:left="2880" w:hanging="360"/>
-      </w:pPr>
-      <w:rPr>
-        <w:rFonts w:ascii="Wingdings" w:hAnsi="Wingdings" w:hint="default"/>
-        <w:sz w:val="20"/>
-      </w:rPr>
-    </w:lvl>
-    <w:lvl w:ilvl="4" w:tentative="1">
-      <w:start w:val="1"/>
-      <w:numFmt w:val="bullet"/>
-      <w:lvlText w:val=""/>
-      <w:lvlJc w:val="left"/>
-      <w:pPr>
-        <w:tabs>
-          <w:tab w:val="num" w:pos="3600"/>
-        </w:tabs>
-        <w:ind w:left="3600" w:hanging="360"/>
-      </w:pPr>
-      <w:rPr>
-        <w:rFonts w:ascii="Wingdings" w:hAnsi="Wingdings" w:hint="default"/>
-        <w:sz w:val="20"/>
-      </w:rPr>
-    </w:lvl>
-    <w:lvl w:ilvl="5" w:tentative="1">
-      <w:start w:val="1"/>
-      <w:numFmt w:val="bullet"/>
-      <w:lvlText w:val=""/>
-      <w:lvlJc w:val="left"/>
-      <w:pPr>
-        <w:tabs>
-          <w:tab w:val="num" w:pos="4320"/>
-        </w:tabs>
-        <w:ind w:left="4320" w:hanging="360"/>
-      </w:pPr>
-      <w:rPr>
-        <w:rFonts w:ascii="Wingdings" w:hAnsi="Wingdings" w:hint="default"/>
-        <w:sz w:val="20"/>
-      </w:rPr>
-    </w:lvl>
-    <w:lvl w:ilvl="6" w:tentative="1">
-      <w:start w:val="1"/>
-      <w:numFmt w:val="bullet"/>
-      <w:lvlText w:val=""/>
-      <w:lvlJc w:val="left"/>
-      <w:pPr>
-        <w:tabs>
-          <w:tab w:val="num" w:pos="5040"/>
-        </w:tabs>
-        <w:ind w:left="5040" w:hanging="360"/>
-      </w:pPr>
-      <w:rPr>
-        <w:rFonts w:ascii="Wingdings" w:hAnsi="Wingdings" w:hint="default"/>
-        <w:sz w:val="20"/>
-      </w:rPr>
-    </w:lvl>
-    <w:lvl w:ilvl="7" w:tentative="1">
-      <w:start w:val="1"/>
-      <w:numFmt w:val="bullet"/>
-      <w:lvlText w:val=""/>
-      <w:lvlJc w:val="left"/>
-      <w:pPr>
-        <w:tabs>
-          <w:tab w:val="num" w:pos="5760"/>
-        </w:tabs>
-        <w:ind w:left="5760" w:hanging="360"/>
-      </w:pPr>
-      <w:rPr>
-        <w:rFonts w:ascii="Wingdings" w:hAnsi="Wingdings" w:hint="default"/>
-        <w:sz w:val="20"/>
-      </w:rPr>
-    </w:lvl>
-    <w:lvl w:ilvl="8" w:tentative="1">
-      <w:start w:val="1"/>
-      <w:numFmt w:val="bullet"/>
-      <w:lvlText w:val=""/>
-      <w:lvlJc w:val="left"/>
-      <w:pPr>
-        <w:tabs>
-          <w:tab w:val="num" w:pos="6480"/>
-        </w:tabs>
-        <w:ind w:left="6480" w:hanging="360"/>
-      </w:pPr>
-      <w:rPr>
-        <w:rFonts w:ascii="Wingdings" w:hAnsi="Wingdings" w:hint="default"/>
-        <w:sz w:val="20"/>
-      </w:rPr>
-    </w:lvl>
-  </w:abstractNum>
-  <w:abstractNum w:abstractNumId="35" w15:restartNumberingAfterBreak="0">
-    <w:nsid w:val="51CA7E9F"/>
-    <w:multiLevelType w:val="multilevel"/>
-    <w:tmpl w:val="B672AEB0"/>
-    <w:lvl w:ilvl="0">
-      <w:start w:val="1"/>
-      <w:numFmt w:val="bullet"/>
-      <w:lvlText w:val=""/>
-      <w:lvlJc w:val="left"/>
-      <w:pPr>
-        <w:tabs>
-          <w:tab w:val="num" w:pos="720"/>
-        </w:tabs>
-        <w:ind w:left="720" w:hanging="360"/>
-      </w:pPr>
-      <w:rPr>
-        <w:rFonts w:ascii="Symbol" w:hAnsi="Symbol" w:hint="default"/>
-        <w:sz w:val="20"/>
-      </w:rPr>
-    </w:lvl>
-    <w:lvl w:ilvl="1" w:tentative="1">
-      <w:start w:val="1"/>
-      <w:numFmt w:val="bullet"/>
-      <w:lvlText w:val="o"/>
-      <w:lvlJc w:val="left"/>
-      <w:pPr>
-        <w:tabs>
-          <w:tab w:val="num" w:pos="1440"/>
-        </w:tabs>
-        <w:ind w:left="1440" w:hanging="360"/>
-      </w:pPr>
-      <w:rPr>
-        <w:rFonts w:ascii="Courier New" w:hAnsi="Courier New" w:hint="default"/>
-        <w:sz w:val="20"/>
-      </w:rPr>
-    </w:lvl>
-    <w:lvl w:ilvl="2" w:tentative="1">
-      <w:start w:val="1"/>
-      <w:numFmt w:val="bullet"/>
-      <w:lvlText w:val=""/>
-      <w:lvlJc w:val="left"/>
-      <w:pPr>
-        <w:tabs>
-          <w:tab w:val="num" w:pos="2160"/>
-        </w:tabs>
-        <w:ind w:left="2160" w:hanging="360"/>
-      </w:pPr>
-      <w:rPr>
-        <w:rFonts w:ascii="Wingdings" w:hAnsi="Wingdings" w:hint="default"/>
-        <w:sz w:val="20"/>
-      </w:rPr>
-    </w:lvl>
-    <w:lvl w:ilvl="3" w:tentative="1">
-      <w:start w:val="1"/>
-      <w:numFmt w:val="bullet"/>
-      <w:lvlText w:val=""/>
-      <w:lvlJc w:val="left"/>
-      <w:pPr>
-        <w:tabs>
-          <w:tab w:val="num" w:pos="2880"/>
-        </w:tabs>
-        <w:ind w:left="2880" w:hanging="360"/>
-      </w:pPr>
-      <w:rPr>
-        <w:rFonts w:ascii="Wingdings" w:hAnsi="Wingdings" w:hint="default"/>
-        <w:sz w:val="20"/>
-      </w:rPr>
-    </w:lvl>
-    <w:lvl w:ilvl="4" w:tentative="1">
-      <w:start w:val="1"/>
-      <w:numFmt w:val="bullet"/>
-      <w:lvlText w:val=""/>
-      <w:lvlJc w:val="left"/>
-      <w:pPr>
-        <w:tabs>
-          <w:tab w:val="num" w:pos="3600"/>
-        </w:tabs>
-        <w:ind w:left="3600" w:hanging="360"/>
-      </w:pPr>
-      <w:rPr>
-        <w:rFonts w:ascii="Wingdings" w:hAnsi="Wingdings" w:hint="default"/>
-        <w:sz w:val="20"/>
-      </w:rPr>
-    </w:lvl>
-    <w:lvl w:ilvl="5" w:tentative="1">
-      <w:start w:val="1"/>
-      <w:numFmt w:val="bullet"/>
-      <w:lvlText w:val=""/>
-      <w:lvlJc w:val="left"/>
-      <w:pPr>
-        <w:tabs>
-          <w:tab w:val="num" w:pos="4320"/>
-        </w:tabs>
-        <w:ind w:left="4320" w:hanging="360"/>
-      </w:pPr>
-      <w:rPr>
-        <w:rFonts w:ascii="Wingdings" w:hAnsi="Wingdings" w:hint="default"/>
-        <w:sz w:val="20"/>
-      </w:rPr>
-    </w:lvl>
-    <w:lvl w:ilvl="6" w:tentative="1">
-      <w:start w:val="1"/>
-      <w:numFmt w:val="bullet"/>
-      <w:lvlText w:val=""/>
-      <w:lvlJc w:val="left"/>
-      <w:pPr>
-        <w:tabs>
-          <w:tab w:val="num" w:pos="5040"/>
-        </w:tabs>
-        <w:ind w:left="5040" w:hanging="360"/>
-      </w:pPr>
-      <w:rPr>
-        <w:rFonts w:ascii="Wingdings" w:hAnsi="Wingdings" w:hint="default"/>
-        <w:sz w:val="20"/>
-      </w:rPr>
-    </w:lvl>
-    <w:lvl w:ilvl="7" w:tentative="1">
-      <w:start w:val="1"/>
-      <w:numFmt w:val="bullet"/>
-      <w:lvlText w:val=""/>
-      <w:lvlJc w:val="left"/>
-      <w:pPr>
-        <w:tabs>
-          <w:tab w:val="num" w:pos="5760"/>
-        </w:tabs>
-        <w:ind w:left="5760" w:hanging="360"/>
-      </w:pPr>
-      <w:rPr>
-        <w:rFonts w:ascii="Wingdings" w:hAnsi="Wingdings" w:hint="default"/>
-        <w:sz w:val="20"/>
-      </w:rPr>
-    </w:lvl>
-    <w:lvl w:ilvl="8" w:tentative="1">
-      <w:start w:val="1"/>
-      <w:numFmt w:val="bullet"/>
-      <w:lvlText w:val=""/>
-      <w:lvlJc w:val="left"/>
-      <w:pPr>
-        <w:tabs>
-          <w:tab w:val="num" w:pos="6480"/>
-        </w:tabs>
-        <w:ind w:left="6480" w:hanging="360"/>
-      </w:pPr>
-      <w:rPr>
-        <w:rFonts w:ascii="Wingdings" w:hAnsi="Wingdings" w:hint="default"/>
-        <w:sz w:val="20"/>
-      </w:rPr>
-    </w:lvl>
-  </w:abstractNum>
-  <w:abstractNum w:abstractNumId="36" w15:restartNumberingAfterBreak="0">
-    <w:nsid w:val="54730D8E"/>
-    <w:multiLevelType w:val="multilevel"/>
-    <w:tmpl w:val="47727466"/>
-    <w:lvl w:ilvl="0">
-      <w:start w:val="1"/>
-      <w:numFmt w:val="bullet"/>
-      <w:lvlText w:val=""/>
-      <w:lvlJc w:val="left"/>
-      <w:pPr>
-        <w:tabs>
-          <w:tab w:val="num" w:pos="720"/>
-        </w:tabs>
-        <w:ind w:left="720" w:hanging="360"/>
-      </w:pPr>
-      <w:rPr>
-        <w:rFonts w:ascii="Symbol" w:hAnsi="Symbol" w:hint="default"/>
-        <w:sz w:val="20"/>
-      </w:rPr>
-    </w:lvl>
-    <w:lvl w:ilvl="1" w:tentative="1">
-      <w:start w:val="1"/>
-      <w:numFmt w:val="bullet"/>
-      <w:lvlText w:val="o"/>
-      <w:lvlJc w:val="left"/>
-      <w:pPr>
-        <w:tabs>
-          <w:tab w:val="num" w:pos="1440"/>
-        </w:tabs>
-        <w:ind w:left="1440" w:hanging="360"/>
-      </w:pPr>
-      <w:rPr>
-        <w:rFonts w:ascii="Courier New" w:hAnsi="Courier New" w:hint="default"/>
-        <w:sz w:val="20"/>
-      </w:rPr>
-    </w:lvl>
-    <w:lvl w:ilvl="2" w:tentative="1">
-      <w:start w:val="1"/>
-      <w:numFmt w:val="bullet"/>
-      <w:lvlText w:val=""/>
-      <w:lvlJc w:val="left"/>
-      <w:pPr>
-        <w:tabs>
-          <w:tab w:val="num" w:pos="2160"/>
-        </w:tabs>
-        <w:ind w:left="2160" w:hanging="360"/>
-      </w:pPr>
-      <w:rPr>
-        <w:rFonts w:ascii="Wingdings" w:hAnsi="Wingdings" w:hint="default"/>
-        <w:sz w:val="20"/>
-      </w:rPr>
-    </w:lvl>
-    <w:lvl w:ilvl="3" w:tentative="1">
-      <w:start w:val="1"/>
-      <w:numFmt w:val="bullet"/>
-      <w:lvlText w:val=""/>
-      <w:lvlJc w:val="left"/>
-      <w:pPr>
-        <w:tabs>
-          <w:tab w:val="num" w:pos="2880"/>
-        </w:tabs>
-        <w:ind w:left="2880" w:hanging="360"/>
-      </w:pPr>
-      <w:rPr>
-        <w:rFonts w:ascii="Wingdings" w:hAnsi="Wingdings" w:hint="default"/>
-        <w:sz w:val="20"/>
-      </w:rPr>
-    </w:lvl>
-    <w:lvl w:ilvl="4" w:tentative="1">
-      <w:start w:val="1"/>
-      <w:numFmt w:val="bullet"/>
-      <w:lvlText w:val=""/>
-      <w:lvlJc w:val="left"/>
-      <w:pPr>
-        <w:tabs>
-          <w:tab w:val="num" w:pos="3600"/>
-        </w:tabs>
-        <w:ind w:left="3600" w:hanging="360"/>
-      </w:pPr>
-      <w:rPr>
-        <w:rFonts w:ascii="Wingdings" w:hAnsi="Wingdings" w:hint="default"/>
-        <w:sz w:val="20"/>
-      </w:rPr>
-    </w:lvl>
-    <w:lvl w:ilvl="5" w:tentative="1">
-      <w:start w:val="1"/>
-      <w:numFmt w:val="bullet"/>
-      <w:lvlText w:val=""/>
-      <w:lvlJc w:val="left"/>
-      <w:pPr>
-        <w:tabs>
-          <w:tab w:val="num" w:pos="4320"/>
-        </w:tabs>
-        <w:ind w:left="4320" w:hanging="360"/>
-      </w:pPr>
-      <w:rPr>
-        <w:rFonts w:ascii="Wingdings" w:hAnsi="Wingdings" w:hint="default"/>
-        <w:sz w:val="20"/>
-      </w:rPr>
-    </w:lvl>
-    <w:lvl w:ilvl="6" w:tentative="1">
-      <w:start w:val="1"/>
-      <w:numFmt w:val="bullet"/>
-      <w:lvlText w:val=""/>
-      <w:lvlJc w:val="left"/>
-      <w:pPr>
-        <w:tabs>
-          <w:tab w:val="num" w:pos="5040"/>
-        </w:tabs>
-        <w:ind w:left="5040" w:hanging="360"/>
-      </w:pPr>
-      <w:rPr>
-        <w:rFonts w:ascii="Wingdings" w:hAnsi="Wingdings" w:hint="default"/>
-        <w:sz w:val="20"/>
-      </w:rPr>
-    </w:lvl>
-    <w:lvl w:ilvl="7" w:tentative="1">
-      <w:start w:val="1"/>
-      <w:numFmt w:val="bullet"/>
-      <w:lvlText w:val=""/>
-      <w:lvlJc w:val="left"/>
-      <w:pPr>
-        <w:tabs>
-          <w:tab w:val="num" w:pos="5760"/>
-        </w:tabs>
-        <w:ind w:left="5760" w:hanging="360"/>
-      </w:pPr>
-      <w:rPr>
-        <w:rFonts w:ascii="Wingdings" w:hAnsi="Wingdings" w:hint="default"/>
-        <w:sz w:val="20"/>
-      </w:rPr>
-    </w:lvl>
-    <w:lvl w:ilvl="8" w:tentative="1">
-      <w:start w:val="1"/>
-      <w:numFmt w:val="bullet"/>
-      <w:lvlText w:val=""/>
-      <w:lvlJc w:val="left"/>
-      <w:pPr>
-        <w:tabs>
-          <w:tab w:val="num" w:pos="6480"/>
-        </w:tabs>
-        <w:ind w:left="6480" w:hanging="360"/>
-      </w:pPr>
-      <w:rPr>
-        <w:rFonts w:ascii="Wingdings" w:hAnsi="Wingdings" w:hint="default"/>
-        <w:sz w:val="20"/>
-      </w:rPr>
-    </w:lvl>
-  </w:abstractNum>
-  <w:abstractNum w:abstractNumId="37" w15:restartNumberingAfterBreak="0">
+  <w:abstractNum w:abstractNumId="10" w15:restartNumberingAfterBreak="0">
     <w:nsid w:val="552D5924"/>
     <w:multiLevelType w:val="multilevel"/>
     <w:tmpl w:val="07CEE6EA"/>
@@ -11564,7 +7538,7 @@
       </w:rPr>
     </w:lvl>
   </w:abstractNum>
-  <w:abstractNum w:abstractNumId="38" w15:restartNumberingAfterBreak="0">
+  <w:abstractNum w:abstractNumId="11" w15:restartNumberingAfterBreak="0">
     <w:nsid w:val="567B7DE8"/>
     <w:multiLevelType w:val="multilevel"/>
     <w:tmpl w:val="1682B8D4"/>
@@ -11713,752 +7687,7 @@
       </w:rPr>
     </w:lvl>
   </w:abstractNum>
-  <w:abstractNum w:abstractNumId="39" w15:restartNumberingAfterBreak="0">
-    <w:nsid w:val="57D84DB2"/>
-    <w:multiLevelType w:val="multilevel"/>
-    <w:tmpl w:val="D8281788"/>
-    <w:lvl w:ilvl="0">
-      <w:start w:val="1"/>
-      <w:numFmt w:val="bullet"/>
-      <w:lvlText w:val=""/>
-      <w:lvlJc w:val="left"/>
-      <w:pPr>
-        <w:tabs>
-          <w:tab w:val="num" w:pos="720"/>
-        </w:tabs>
-        <w:ind w:left="720" w:hanging="360"/>
-      </w:pPr>
-      <w:rPr>
-        <w:rFonts w:ascii="Symbol" w:hAnsi="Symbol" w:hint="default"/>
-        <w:sz w:val="20"/>
-      </w:rPr>
-    </w:lvl>
-    <w:lvl w:ilvl="1" w:tentative="1">
-      <w:start w:val="1"/>
-      <w:numFmt w:val="bullet"/>
-      <w:lvlText w:val="o"/>
-      <w:lvlJc w:val="left"/>
-      <w:pPr>
-        <w:tabs>
-          <w:tab w:val="num" w:pos="1440"/>
-        </w:tabs>
-        <w:ind w:left="1440" w:hanging="360"/>
-      </w:pPr>
-      <w:rPr>
-        <w:rFonts w:ascii="Courier New" w:hAnsi="Courier New" w:hint="default"/>
-        <w:sz w:val="20"/>
-      </w:rPr>
-    </w:lvl>
-    <w:lvl w:ilvl="2" w:tentative="1">
-      <w:start w:val="1"/>
-      <w:numFmt w:val="bullet"/>
-      <w:lvlText w:val=""/>
-      <w:lvlJc w:val="left"/>
-      <w:pPr>
-        <w:tabs>
-          <w:tab w:val="num" w:pos="2160"/>
-        </w:tabs>
-        <w:ind w:left="2160" w:hanging="360"/>
-      </w:pPr>
-      <w:rPr>
-        <w:rFonts w:ascii="Wingdings" w:hAnsi="Wingdings" w:hint="default"/>
-        <w:sz w:val="20"/>
-      </w:rPr>
-    </w:lvl>
-    <w:lvl w:ilvl="3" w:tentative="1">
-      <w:start w:val="1"/>
-      <w:numFmt w:val="bullet"/>
-      <w:lvlText w:val=""/>
-      <w:lvlJc w:val="left"/>
-      <w:pPr>
-        <w:tabs>
-          <w:tab w:val="num" w:pos="2880"/>
-        </w:tabs>
-        <w:ind w:left="2880" w:hanging="360"/>
-      </w:pPr>
-      <w:rPr>
-        <w:rFonts w:ascii="Wingdings" w:hAnsi="Wingdings" w:hint="default"/>
-        <w:sz w:val="20"/>
-      </w:rPr>
-    </w:lvl>
-    <w:lvl w:ilvl="4" w:tentative="1">
-      <w:start w:val="1"/>
-      <w:numFmt w:val="bullet"/>
-      <w:lvlText w:val=""/>
-      <w:lvlJc w:val="left"/>
-      <w:pPr>
-        <w:tabs>
-          <w:tab w:val="num" w:pos="3600"/>
-        </w:tabs>
-        <w:ind w:left="3600" w:hanging="360"/>
-      </w:pPr>
-      <w:rPr>
-        <w:rFonts w:ascii="Wingdings" w:hAnsi="Wingdings" w:hint="default"/>
-        <w:sz w:val="20"/>
-      </w:rPr>
-    </w:lvl>
-    <w:lvl w:ilvl="5" w:tentative="1">
-      <w:start w:val="1"/>
-      <w:numFmt w:val="bullet"/>
-      <w:lvlText w:val=""/>
-      <w:lvlJc w:val="left"/>
-      <w:pPr>
-        <w:tabs>
-          <w:tab w:val="num" w:pos="4320"/>
-        </w:tabs>
-        <w:ind w:left="4320" w:hanging="360"/>
-      </w:pPr>
-      <w:rPr>
-        <w:rFonts w:ascii="Wingdings" w:hAnsi="Wingdings" w:hint="default"/>
-        <w:sz w:val="20"/>
-      </w:rPr>
-    </w:lvl>
-    <w:lvl w:ilvl="6" w:tentative="1">
-      <w:start w:val="1"/>
-      <w:numFmt w:val="bullet"/>
-      <w:lvlText w:val=""/>
-      <w:lvlJc w:val="left"/>
-      <w:pPr>
-        <w:tabs>
-          <w:tab w:val="num" w:pos="5040"/>
-        </w:tabs>
-        <w:ind w:left="5040" w:hanging="360"/>
-      </w:pPr>
-      <w:rPr>
-        <w:rFonts w:ascii="Wingdings" w:hAnsi="Wingdings" w:hint="default"/>
-        <w:sz w:val="20"/>
-      </w:rPr>
-    </w:lvl>
-    <w:lvl w:ilvl="7" w:tentative="1">
-      <w:start w:val="1"/>
-      <w:numFmt w:val="bullet"/>
-      <w:lvlText w:val=""/>
-      <w:lvlJc w:val="left"/>
-      <w:pPr>
-        <w:tabs>
-          <w:tab w:val="num" w:pos="5760"/>
-        </w:tabs>
-        <w:ind w:left="5760" w:hanging="360"/>
-      </w:pPr>
-      <w:rPr>
-        <w:rFonts w:ascii="Wingdings" w:hAnsi="Wingdings" w:hint="default"/>
-        <w:sz w:val="20"/>
-      </w:rPr>
-    </w:lvl>
-    <w:lvl w:ilvl="8" w:tentative="1">
-      <w:start w:val="1"/>
-      <w:numFmt w:val="bullet"/>
-      <w:lvlText w:val=""/>
-      <w:lvlJc w:val="left"/>
-      <w:pPr>
-        <w:tabs>
-          <w:tab w:val="num" w:pos="6480"/>
-        </w:tabs>
-        <w:ind w:left="6480" w:hanging="360"/>
-      </w:pPr>
-      <w:rPr>
-        <w:rFonts w:ascii="Wingdings" w:hAnsi="Wingdings" w:hint="default"/>
-        <w:sz w:val="20"/>
-      </w:rPr>
-    </w:lvl>
-  </w:abstractNum>
-  <w:abstractNum w:abstractNumId="40" w15:restartNumberingAfterBreak="0">
-    <w:nsid w:val="584D491E"/>
-    <w:multiLevelType w:val="multilevel"/>
-    <w:tmpl w:val="968638B6"/>
-    <w:lvl w:ilvl="0">
-      <w:start w:val="1"/>
-      <w:numFmt w:val="bullet"/>
-      <w:lvlText w:val=""/>
-      <w:lvlJc w:val="left"/>
-      <w:pPr>
-        <w:tabs>
-          <w:tab w:val="num" w:pos="720"/>
-        </w:tabs>
-        <w:ind w:left="720" w:hanging="360"/>
-      </w:pPr>
-      <w:rPr>
-        <w:rFonts w:ascii="Symbol" w:hAnsi="Symbol" w:hint="default"/>
-        <w:sz w:val="20"/>
-      </w:rPr>
-    </w:lvl>
-    <w:lvl w:ilvl="1" w:tentative="1">
-      <w:start w:val="1"/>
-      <w:numFmt w:val="bullet"/>
-      <w:lvlText w:val="o"/>
-      <w:lvlJc w:val="left"/>
-      <w:pPr>
-        <w:tabs>
-          <w:tab w:val="num" w:pos="1440"/>
-        </w:tabs>
-        <w:ind w:left="1440" w:hanging="360"/>
-      </w:pPr>
-      <w:rPr>
-        <w:rFonts w:ascii="Courier New" w:hAnsi="Courier New" w:hint="default"/>
-        <w:sz w:val="20"/>
-      </w:rPr>
-    </w:lvl>
-    <w:lvl w:ilvl="2" w:tentative="1">
-      <w:start w:val="1"/>
-      <w:numFmt w:val="bullet"/>
-      <w:lvlText w:val=""/>
-      <w:lvlJc w:val="left"/>
-      <w:pPr>
-        <w:tabs>
-          <w:tab w:val="num" w:pos="2160"/>
-        </w:tabs>
-        <w:ind w:left="2160" w:hanging="360"/>
-      </w:pPr>
-      <w:rPr>
-        <w:rFonts w:ascii="Wingdings" w:hAnsi="Wingdings" w:hint="default"/>
-        <w:sz w:val="20"/>
-      </w:rPr>
-    </w:lvl>
-    <w:lvl w:ilvl="3" w:tentative="1">
-      <w:start w:val="1"/>
-      <w:numFmt w:val="bullet"/>
-      <w:lvlText w:val=""/>
-      <w:lvlJc w:val="left"/>
-      <w:pPr>
-        <w:tabs>
-          <w:tab w:val="num" w:pos="2880"/>
-        </w:tabs>
-        <w:ind w:left="2880" w:hanging="360"/>
-      </w:pPr>
-      <w:rPr>
-        <w:rFonts w:ascii="Wingdings" w:hAnsi="Wingdings" w:hint="default"/>
-        <w:sz w:val="20"/>
-      </w:rPr>
-    </w:lvl>
-    <w:lvl w:ilvl="4" w:tentative="1">
-      <w:start w:val="1"/>
-      <w:numFmt w:val="bullet"/>
-      <w:lvlText w:val=""/>
-      <w:lvlJc w:val="left"/>
-      <w:pPr>
-        <w:tabs>
-          <w:tab w:val="num" w:pos="3600"/>
-        </w:tabs>
-        <w:ind w:left="3600" w:hanging="360"/>
-      </w:pPr>
-      <w:rPr>
-        <w:rFonts w:ascii="Wingdings" w:hAnsi="Wingdings" w:hint="default"/>
-        <w:sz w:val="20"/>
-      </w:rPr>
-    </w:lvl>
-    <w:lvl w:ilvl="5" w:tentative="1">
-      <w:start w:val="1"/>
-      <w:numFmt w:val="bullet"/>
-      <w:lvlText w:val=""/>
-      <w:lvlJc w:val="left"/>
-      <w:pPr>
-        <w:tabs>
-          <w:tab w:val="num" w:pos="4320"/>
-        </w:tabs>
-        <w:ind w:left="4320" w:hanging="360"/>
-      </w:pPr>
-      <w:rPr>
-        <w:rFonts w:ascii="Wingdings" w:hAnsi="Wingdings" w:hint="default"/>
-        <w:sz w:val="20"/>
-      </w:rPr>
-    </w:lvl>
-    <w:lvl w:ilvl="6" w:tentative="1">
-      <w:start w:val="1"/>
-      <w:numFmt w:val="bullet"/>
-      <w:lvlText w:val=""/>
-      <w:lvlJc w:val="left"/>
-      <w:pPr>
-        <w:tabs>
-          <w:tab w:val="num" w:pos="5040"/>
-        </w:tabs>
-        <w:ind w:left="5040" w:hanging="360"/>
-      </w:pPr>
-      <w:rPr>
-        <w:rFonts w:ascii="Wingdings" w:hAnsi="Wingdings" w:hint="default"/>
-        <w:sz w:val="20"/>
-      </w:rPr>
-    </w:lvl>
-    <w:lvl w:ilvl="7" w:tentative="1">
-      <w:start w:val="1"/>
-      <w:numFmt w:val="bullet"/>
-      <w:lvlText w:val=""/>
-      <w:lvlJc w:val="left"/>
-      <w:pPr>
-        <w:tabs>
-          <w:tab w:val="num" w:pos="5760"/>
-        </w:tabs>
-        <w:ind w:left="5760" w:hanging="360"/>
-      </w:pPr>
-      <w:rPr>
-        <w:rFonts w:ascii="Wingdings" w:hAnsi="Wingdings" w:hint="default"/>
-        <w:sz w:val="20"/>
-      </w:rPr>
-    </w:lvl>
-    <w:lvl w:ilvl="8" w:tentative="1">
-      <w:start w:val="1"/>
-      <w:numFmt w:val="bullet"/>
-      <w:lvlText w:val=""/>
-      <w:lvlJc w:val="left"/>
-      <w:pPr>
-        <w:tabs>
-          <w:tab w:val="num" w:pos="6480"/>
-        </w:tabs>
-        <w:ind w:left="6480" w:hanging="360"/>
-      </w:pPr>
-      <w:rPr>
-        <w:rFonts w:ascii="Wingdings" w:hAnsi="Wingdings" w:hint="default"/>
-        <w:sz w:val="20"/>
-      </w:rPr>
-    </w:lvl>
-  </w:abstractNum>
-  <w:abstractNum w:abstractNumId="41" w15:restartNumberingAfterBreak="0">
-    <w:nsid w:val="5A053C5D"/>
-    <w:multiLevelType w:val="multilevel"/>
-    <w:tmpl w:val="0FFC9E72"/>
-    <w:lvl w:ilvl="0">
-      <w:start w:val="1"/>
-      <w:numFmt w:val="bullet"/>
-      <w:lvlText w:val=""/>
-      <w:lvlJc w:val="left"/>
-      <w:pPr>
-        <w:tabs>
-          <w:tab w:val="num" w:pos="720"/>
-        </w:tabs>
-        <w:ind w:left="720" w:hanging="360"/>
-      </w:pPr>
-      <w:rPr>
-        <w:rFonts w:ascii="Symbol" w:hAnsi="Symbol" w:hint="default"/>
-        <w:sz w:val="20"/>
-      </w:rPr>
-    </w:lvl>
-    <w:lvl w:ilvl="1">
-      <w:start w:val="1"/>
-      <w:numFmt w:val="bullet"/>
-      <w:lvlText w:val="o"/>
-      <w:lvlJc w:val="left"/>
-      <w:pPr>
-        <w:tabs>
-          <w:tab w:val="num" w:pos="1440"/>
-        </w:tabs>
-        <w:ind w:left="1440" w:hanging="360"/>
-      </w:pPr>
-      <w:rPr>
-        <w:rFonts w:ascii="Courier New" w:hAnsi="Courier New" w:hint="default"/>
-        <w:sz w:val="20"/>
-      </w:rPr>
-    </w:lvl>
-    <w:lvl w:ilvl="2" w:tentative="1">
-      <w:start w:val="1"/>
-      <w:numFmt w:val="bullet"/>
-      <w:lvlText w:val=""/>
-      <w:lvlJc w:val="left"/>
-      <w:pPr>
-        <w:tabs>
-          <w:tab w:val="num" w:pos="2160"/>
-        </w:tabs>
-        <w:ind w:left="2160" w:hanging="360"/>
-      </w:pPr>
-      <w:rPr>
-        <w:rFonts w:ascii="Wingdings" w:hAnsi="Wingdings" w:hint="default"/>
-        <w:sz w:val="20"/>
-      </w:rPr>
-    </w:lvl>
-    <w:lvl w:ilvl="3" w:tentative="1">
-      <w:start w:val="1"/>
-      <w:numFmt w:val="bullet"/>
-      <w:lvlText w:val=""/>
-      <w:lvlJc w:val="left"/>
-      <w:pPr>
-        <w:tabs>
-          <w:tab w:val="num" w:pos="2880"/>
-        </w:tabs>
-        <w:ind w:left="2880" w:hanging="360"/>
-      </w:pPr>
-      <w:rPr>
-        <w:rFonts w:ascii="Wingdings" w:hAnsi="Wingdings" w:hint="default"/>
-        <w:sz w:val="20"/>
-      </w:rPr>
-    </w:lvl>
-    <w:lvl w:ilvl="4" w:tentative="1">
-      <w:start w:val="1"/>
-      <w:numFmt w:val="bullet"/>
-      <w:lvlText w:val=""/>
-      <w:lvlJc w:val="left"/>
-      <w:pPr>
-        <w:tabs>
-          <w:tab w:val="num" w:pos="3600"/>
-        </w:tabs>
-        <w:ind w:left="3600" w:hanging="360"/>
-      </w:pPr>
-      <w:rPr>
-        <w:rFonts w:ascii="Wingdings" w:hAnsi="Wingdings" w:hint="default"/>
-        <w:sz w:val="20"/>
-      </w:rPr>
-    </w:lvl>
-    <w:lvl w:ilvl="5" w:tentative="1">
-      <w:start w:val="1"/>
-      <w:numFmt w:val="bullet"/>
-      <w:lvlText w:val=""/>
-      <w:lvlJc w:val="left"/>
-      <w:pPr>
-        <w:tabs>
-          <w:tab w:val="num" w:pos="4320"/>
-        </w:tabs>
-        <w:ind w:left="4320" w:hanging="360"/>
-      </w:pPr>
-      <w:rPr>
-        <w:rFonts w:ascii="Wingdings" w:hAnsi="Wingdings" w:hint="default"/>
-        <w:sz w:val="20"/>
-      </w:rPr>
-    </w:lvl>
-    <w:lvl w:ilvl="6" w:tentative="1">
-      <w:start w:val="1"/>
-      <w:numFmt w:val="bullet"/>
-      <w:lvlText w:val=""/>
-      <w:lvlJc w:val="left"/>
-      <w:pPr>
-        <w:tabs>
-          <w:tab w:val="num" w:pos="5040"/>
-        </w:tabs>
-        <w:ind w:left="5040" w:hanging="360"/>
-      </w:pPr>
-      <w:rPr>
-        <w:rFonts w:ascii="Wingdings" w:hAnsi="Wingdings" w:hint="default"/>
-        <w:sz w:val="20"/>
-      </w:rPr>
-    </w:lvl>
-    <w:lvl w:ilvl="7" w:tentative="1">
-      <w:start w:val="1"/>
-      <w:numFmt w:val="bullet"/>
-      <w:lvlText w:val=""/>
-      <w:lvlJc w:val="left"/>
-      <w:pPr>
-        <w:tabs>
-          <w:tab w:val="num" w:pos="5760"/>
-        </w:tabs>
-        <w:ind w:left="5760" w:hanging="360"/>
-      </w:pPr>
-      <w:rPr>
-        <w:rFonts w:ascii="Wingdings" w:hAnsi="Wingdings" w:hint="default"/>
-        <w:sz w:val="20"/>
-      </w:rPr>
-    </w:lvl>
-    <w:lvl w:ilvl="8" w:tentative="1">
-      <w:start w:val="1"/>
-      <w:numFmt w:val="bullet"/>
-      <w:lvlText w:val=""/>
-      <w:lvlJc w:val="left"/>
-      <w:pPr>
-        <w:tabs>
-          <w:tab w:val="num" w:pos="6480"/>
-        </w:tabs>
-        <w:ind w:left="6480" w:hanging="360"/>
-      </w:pPr>
-      <w:rPr>
-        <w:rFonts w:ascii="Wingdings" w:hAnsi="Wingdings" w:hint="default"/>
-        <w:sz w:val="20"/>
-      </w:rPr>
-    </w:lvl>
-  </w:abstractNum>
-  <w:abstractNum w:abstractNumId="42" w15:restartNumberingAfterBreak="0">
-    <w:nsid w:val="5A1E6F14"/>
-    <w:multiLevelType w:val="multilevel"/>
-    <w:tmpl w:val="45508DF8"/>
-    <w:lvl w:ilvl="0">
-      <w:start w:val="1"/>
-      <w:numFmt w:val="bullet"/>
-      <w:lvlText w:val=""/>
-      <w:lvlJc w:val="left"/>
-      <w:pPr>
-        <w:tabs>
-          <w:tab w:val="num" w:pos="720"/>
-        </w:tabs>
-        <w:ind w:left="720" w:hanging="360"/>
-      </w:pPr>
-      <w:rPr>
-        <w:rFonts w:ascii="Symbol" w:hAnsi="Symbol" w:hint="default"/>
-        <w:sz w:val="20"/>
-      </w:rPr>
-    </w:lvl>
-    <w:lvl w:ilvl="1" w:tentative="1">
-      <w:start w:val="1"/>
-      <w:numFmt w:val="bullet"/>
-      <w:lvlText w:val="o"/>
-      <w:lvlJc w:val="left"/>
-      <w:pPr>
-        <w:tabs>
-          <w:tab w:val="num" w:pos="1440"/>
-        </w:tabs>
-        <w:ind w:left="1440" w:hanging="360"/>
-      </w:pPr>
-      <w:rPr>
-        <w:rFonts w:ascii="Courier New" w:hAnsi="Courier New" w:hint="default"/>
-        <w:sz w:val="20"/>
-      </w:rPr>
-    </w:lvl>
-    <w:lvl w:ilvl="2" w:tentative="1">
-      <w:start w:val="1"/>
-      <w:numFmt w:val="bullet"/>
-      <w:lvlText w:val=""/>
-      <w:lvlJc w:val="left"/>
-      <w:pPr>
-        <w:tabs>
-          <w:tab w:val="num" w:pos="2160"/>
-        </w:tabs>
-        <w:ind w:left="2160" w:hanging="360"/>
-      </w:pPr>
-      <w:rPr>
-        <w:rFonts w:ascii="Wingdings" w:hAnsi="Wingdings" w:hint="default"/>
-        <w:sz w:val="20"/>
-      </w:rPr>
-    </w:lvl>
-    <w:lvl w:ilvl="3" w:tentative="1">
-      <w:start w:val="1"/>
-      <w:numFmt w:val="bullet"/>
-      <w:lvlText w:val=""/>
-      <w:lvlJc w:val="left"/>
-      <w:pPr>
-        <w:tabs>
-          <w:tab w:val="num" w:pos="2880"/>
-        </w:tabs>
-        <w:ind w:left="2880" w:hanging="360"/>
-      </w:pPr>
-      <w:rPr>
-        <w:rFonts w:ascii="Wingdings" w:hAnsi="Wingdings" w:hint="default"/>
-        <w:sz w:val="20"/>
-      </w:rPr>
-    </w:lvl>
-    <w:lvl w:ilvl="4" w:tentative="1">
-      <w:start w:val="1"/>
-      <w:numFmt w:val="bullet"/>
-      <w:lvlText w:val=""/>
-      <w:lvlJc w:val="left"/>
-      <w:pPr>
-        <w:tabs>
-          <w:tab w:val="num" w:pos="3600"/>
-        </w:tabs>
-        <w:ind w:left="3600" w:hanging="360"/>
-      </w:pPr>
-      <w:rPr>
-        <w:rFonts w:ascii="Wingdings" w:hAnsi="Wingdings" w:hint="default"/>
-        <w:sz w:val="20"/>
-      </w:rPr>
-    </w:lvl>
-    <w:lvl w:ilvl="5" w:tentative="1">
-      <w:start w:val="1"/>
-      <w:numFmt w:val="bullet"/>
-      <w:lvlText w:val=""/>
-      <w:lvlJc w:val="left"/>
-      <w:pPr>
-        <w:tabs>
-          <w:tab w:val="num" w:pos="4320"/>
-        </w:tabs>
-        <w:ind w:left="4320" w:hanging="360"/>
-      </w:pPr>
-      <w:rPr>
-        <w:rFonts w:ascii="Wingdings" w:hAnsi="Wingdings" w:hint="default"/>
-        <w:sz w:val="20"/>
-      </w:rPr>
-    </w:lvl>
-    <w:lvl w:ilvl="6" w:tentative="1">
-      <w:start w:val="1"/>
-      <w:numFmt w:val="bullet"/>
-      <w:lvlText w:val=""/>
-      <w:lvlJc w:val="left"/>
-      <w:pPr>
-        <w:tabs>
-          <w:tab w:val="num" w:pos="5040"/>
-        </w:tabs>
-        <w:ind w:left="5040" w:hanging="360"/>
-      </w:pPr>
-      <w:rPr>
-        <w:rFonts w:ascii="Wingdings" w:hAnsi="Wingdings" w:hint="default"/>
-        <w:sz w:val="20"/>
-      </w:rPr>
-    </w:lvl>
-    <w:lvl w:ilvl="7" w:tentative="1">
-      <w:start w:val="1"/>
-      <w:numFmt w:val="bullet"/>
-      <w:lvlText w:val=""/>
-      <w:lvlJc w:val="left"/>
-      <w:pPr>
-        <w:tabs>
-          <w:tab w:val="num" w:pos="5760"/>
-        </w:tabs>
-        <w:ind w:left="5760" w:hanging="360"/>
-      </w:pPr>
-      <w:rPr>
-        <w:rFonts w:ascii="Wingdings" w:hAnsi="Wingdings" w:hint="default"/>
-        <w:sz w:val="20"/>
-      </w:rPr>
-    </w:lvl>
-    <w:lvl w:ilvl="8" w:tentative="1">
-      <w:start w:val="1"/>
-      <w:numFmt w:val="bullet"/>
-      <w:lvlText w:val=""/>
-      <w:lvlJc w:val="left"/>
-      <w:pPr>
-        <w:tabs>
-          <w:tab w:val="num" w:pos="6480"/>
-        </w:tabs>
-        <w:ind w:left="6480" w:hanging="360"/>
-      </w:pPr>
-      <w:rPr>
-        <w:rFonts w:ascii="Wingdings" w:hAnsi="Wingdings" w:hint="default"/>
-        <w:sz w:val="20"/>
-      </w:rPr>
-    </w:lvl>
-  </w:abstractNum>
-  <w:abstractNum w:abstractNumId="43" w15:restartNumberingAfterBreak="0">
-    <w:nsid w:val="5C1A1393"/>
-    <w:multiLevelType w:val="multilevel"/>
-    <w:tmpl w:val="21564A98"/>
-    <w:lvl w:ilvl="0">
-      <w:start w:val="1"/>
-      <w:numFmt w:val="bullet"/>
-      <w:lvlText w:val=""/>
-      <w:lvlJc w:val="left"/>
-      <w:pPr>
-        <w:tabs>
-          <w:tab w:val="num" w:pos="720"/>
-        </w:tabs>
-        <w:ind w:left="720" w:hanging="360"/>
-      </w:pPr>
-      <w:rPr>
-        <w:rFonts w:ascii="Symbol" w:hAnsi="Symbol" w:hint="default"/>
-        <w:sz w:val="20"/>
-      </w:rPr>
-    </w:lvl>
-    <w:lvl w:ilvl="1" w:tentative="1">
-      <w:start w:val="1"/>
-      <w:numFmt w:val="bullet"/>
-      <w:lvlText w:val="o"/>
-      <w:lvlJc w:val="left"/>
-      <w:pPr>
-        <w:tabs>
-          <w:tab w:val="num" w:pos="1440"/>
-        </w:tabs>
-        <w:ind w:left="1440" w:hanging="360"/>
-      </w:pPr>
-      <w:rPr>
-        <w:rFonts w:ascii="Courier New" w:hAnsi="Courier New" w:hint="default"/>
-        <w:sz w:val="20"/>
-      </w:rPr>
-    </w:lvl>
-    <w:lvl w:ilvl="2" w:tentative="1">
-      <w:start w:val="1"/>
-      <w:numFmt w:val="bullet"/>
-      <w:lvlText w:val=""/>
-      <w:lvlJc w:val="left"/>
-      <w:pPr>
-        <w:tabs>
-          <w:tab w:val="num" w:pos="2160"/>
-        </w:tabs>
-        <w:ind w:left="2160" w:hanging="360"/>
-      </w:pPr>
-      <w:rPr>
-        <w:rFonts w:ascii="Wingdings" w:hAnsi="Wingdings" w:hint="default"/>
-        <w:sz w:val="20"/>
-      </w:rPr>
-    </w:lvl>
-    <w:lvl w:ilvl="3" w:tentative="1">
-      <w:start w:val="1"/>
-      <w:numFmt w:val="bullet"/>
-      <w:lvlText w:val=""/>
-      <w:lvlJc w:val="left"/>
-      <w:pPr>
-        <w:tabs>
-          <w:tab w:val="num" w:pos="2880"/>
-        </w:tabs>
-        <w:ind w:left="2880" w:hanging="360"/>
-      </w:pPr>
-      <w:rPr>
-        <w:rFonts w:ascii="Wingdings" w:hAnsi="Wingdings" w:hint="default"/>
-        <w:sz w:val="20"/>
-      </w:rPr>
-    </w:lvl>
-    <w:lvl w:ilvl="4" w:tentative="1">
-      <w:start w:val="1"/>
-      <w:numFmt w:val="bullet"/>
-      <w:lvlText w:val=""/>
-      <w:lvlJc w:val="left"/>
-      <w:pPr>
-        <w:tabs>
-          <w:tab w:val="num" w:pos="3600"/>
-        </w:tabs>
-        <w:ind w:left="3600" w:hanging="360"/>
-      </w:pPr>
-      <w:rPr>
-        <w:rFonts w:ascii="Wingdings" w:hAnsi="Wingdings" w:hint="default"/>
-        <w:sz w:val="20"/>
-      </w:rPr>
-    </w:lvl>
-    <w:lvl w:ilvl="5" w:tentative="1">
-      <w:start w:val="1"/>
-      <w:numFmt w:val="bullet"/>
-      <w:lvlText w:val=""/>
-      <w:lvlJc w:val="left"/>
-      <w:pPr>
-        <w:tabs>
-          <w:tab w:val="num" w:pos="4320"/>
-        </w:tabs>
-        <w:ind w:left="4320" w:hanging="360"/>
-      </w:pPr>
-      <w:rPr>
-        <w:rFonts w:ascii="Wingdings" w:hAnsi="Wingdings" w:hint="default"/>
-        <w:sz w:val="20"/>
-      </w:rPr>
-    </w:lvl>
-    <w:lvl w:ilvl="6" w:tentative="1">
-      <w:start w:val="1"/>
-      <w:numFmt w:val="bullet"/>
-      <w:lvlText w:val=""/>
-      <w:lvlJc w:val="left"/>
-      <w:pPr>
-        <w:tabs>
-          <w:tab w:val="num" w:pos="5040"/>
-        </w:tabs>
-        <w:ind w:left="5040" w:hanging="360"/>
-      </w:pPr>
-      <w:rPr>
-        <w:rFonts w:ascii="Wingdings" w:hAnsi="Wingdings" w:hint="default"/>
-        <w:sz w:val="20"/>
-      </w:rPr>
-    </w:lvl>
-    <w:lvl w:ilvl="7" w:tentative="1">
-      <w:start w:val="1"/>
-      <w:numFmt w:val="bullet"/>
-      <w:lvlText w:val=""/>
-      <w:lvlJc w:val="left"/>
-      <w:pPr>
-        <w:tabs>
-          <w:tab w:val="num" w:pos="5760"/>
-        </w:tabs>
-        <w:ind w:left="5760" w:hanging="360"/>
-      </w:pPr>
-      <w:rPr>
-        <w:rFonts w:ascii="Wingdings" w:hAnsi="Wingdings" w:hint="default"/>
-        <w:sz w:val="20"/>
-      </w:rPr>
-    </w:lvl>
-    <w:lvl w:ilvl="8" w:tentative="1">
-      <w:start w:val="1"/>
-      <w:numFmt w:val="bullet"/>
-      <w:lvlText w:val=""/>
-      <w:lvlJc w:val="left"/>
-      <w:pPr>
-        <w:tabs>
-          <w:tab w:val="num" w:pos="6480"/>
-        </w:tabs>
-        <w:ind w:left="6480" w:hanging="360"/>
-      </w:pPr>
-      <w:rPr>
-        <w:rFonts w:ascii="Wingdings" w:hAnsi="Wingdings" w:hint="default"/>
-        <w:sz w:val="20"/>
-      </w:rPr>
-    </w:lvl>
-  </w:abstractNum>
-  <w:abstractNum w:abstractNumId="44" w15:restartNumberingAfterBreak="0">
+  <w:abstractNum w:abstractNumId="12" w15:restartNumberingAfterBreak="0">
     <w:nsid w:val="5EF240F4"/>
     <w:multiLevelType w:val="multilevel"/>
     <w:tmpl w:val="0CF0D9AE"/>
@@ -12607,156 +7836,7 @@
       </w:rPr>
     </w:lvl>
   </w:abstractNum>
-  <w:abstractNum w:abstractNumId="45" w15:restartNumberingAfterBreak="0">
-    <w:nsid w:val="606310D9"/>
-    <w:multiLevelType w:val="multilevel"/>
-    <w:tmpl w:val="229AD398"/>
-    <w:lvl w:ilvl="0">
-      <w:start w:val="1"/>
-      <w:numFmt w:val="bullet"/>
-      <w:lvlText w:val=""/>
-      <w:lvlJc w:val="left"/>
-      <w:pPr>
-        <w:tabs>
-          <w:tab w:val="num" w:pos="720"/>
-        </w:tabs>
-        <w:ind w:left="720" w:hanging="360"/>
-      </w:pPr>
-      <w:rPr>
-        <w:rFonts w:ascii="Symbol" w:hAnsi="Symbol" w:hint="default"/>
-        <w:sz w:val="20"/>
-      </w:rPr>
-    </w:lvl>
-    <w:lvl w:ilvl="1" w:tentative="1">
-      <w:start w:val="1"/>
-      <w:numFmt w:val="bullet"/>
-      <w:lvlText w:val="o"/>
-      <w:lvlJc w:val="left"/>
-      <w:pPr>
-        <w:tabs>
-          <w:tab w:val="num" w:pos="1440"/>
-        </w:tabs>
-        <w:ind w:left="1440" w:hanging="360"/>
-      </w:pPr>
-      <w:rPr>
-        <w:rFonts w:ascii="Courier New" w:hAnsi="Courier New" w:hint="default"/>
-        <w:sz w:val="20"/>
-      </w:rPr>
-    </w:lvl>
-    <w:lvl w:ilvl="2" w:tentative="1">
-      <w:start w:val="1"/>
-      <w:numFmt w:val="bullet"/>
-      <w:lvlText w:val=""/>
-      <w:lvlJc w:val="left"/>
-      <w:pPr>
-        <w:tabs>
-          <w:tab w:val="num" w:pos="2160"/>
-        </w:tabs>
-        <w:ind w:left="2160" w:hanging="360"/>
-      </w:pPr>
-      <w:rPr>
-        <w:rFonts w:ascii="Wingdings" w:hAnsi="Wingdings" w:hint="default"/>
-        <w:sz w:val="20"/>
-      </w:rPr>
-    </w:lvl>
-    <w:lvl w:ilvl="3" w:tentative="1">
-      <w:start w:val="1"/>
-      <w:numFmt w:val="bullet"/>
-      <w:lvlText w:val=""/>
-      <w:lvlJc w:val="left"/>
-      <w:pPr>
-        <w:tabs>
-          <w:tab w:val="num" w:pos="2880"/>
-        </w:tabs>
-        <w:ind w:left="2880" w:hanging="360"/>
-      </w:pPr>
-      <w:rPr>
-        <w:rFonts w:ascii="Wingdings" w:hAnsi="Wingdings" w:hint="default"/>
-        <w:sz w:val="20"/>
-      </w:rPr>
-    </w:lvl>
-    <w:lvl w:ilvl="4" w:tentative="1">
-      <w:start w:val="1"/>
-      <w:numFmt w:val="bullet"/>
-      <w:lvlText w:val=""/>
-      <w:lvlJc w:val="left"/>
-      <w:pPr>
-        <w:tabs>
-          <w:tab w:val="num" w:pos="3600"/>
-        </w:tabs>
-        <w:ind w:left="3600" w:hanging="360"/>
-      </w:pPr>
-      <w:rPr>
-        <w:rFonts w:ascii="Wingdings" w:hAnsi="Wingdings" w:hint="default"/>
-        <w:sz w:val="20"/>
-      </w:rPr>
-    </w:lvl>
-    <w:lvl w:ilvl="5" w:tentative="1">
-      <w:start w:val="1"/>
-      <w:numFmt w:val="bullet"/>
-      <w:lvlText w:val=""/>
-      <w:lvlJc w:val="left"/>
-      <w:pPr>
-        <w:tabs>
-          <w:tab w:val="num" w:pos="4320"/>
-        </w:tabs>
-        <w:ind w:left="4320" w:hanging="360"/>
-      </w:pPr>
-      <w:rPr>
-        <w:rFonts w:ascii="Wingdings" w:hAnsi="Wingdings" w:hint="default"/>
-        <w:sz w:val="20"/>
-      </w:rPr>
-    </w:lvl>
-    <w:lvl w:ilvl="6" w:tentative="1">
-      <w:start w:val="1"/>
-      <w:numFmt w:val="bullet"/>
-      <w:lvlText w:val=""/>
-      <w:lvlJc w:val="left"/>
-      <w:pPr>
-        <w:tabs>
-          <w:tab w:val="num" w:pos="5040"/>
-        </w:tabs>
-        <w:ind w:left="5040" w:hanging="360"/>
-      </w:pPr>
-      <w:rPr>
-        <w:rFonts w:ascii="Wingdings" w:hAnsi="Wingdings" w:hint="default"/>
-        <w:sz w:val="20"/>
-      </w:rPr>
-    </w:lvl>
-    <w:lvl w:ilvl="7" w:tentative="1">
-      <w:start w:val="1"/>
-      <w:numFmt w:val="bullet"/>
-      <w:lvlText w:val=""/>
-      <w:lvlJc w:val="left"/>
-      <w:pPr>
-        <w:tabs>
-          <w:tab w:val="num" w:pos="5760"/>
-        </w:tabs>
-        <w:ind w:left="5760" w:hanging="360"/>
-      </w:pPr>
-      <w:rPr>
-        <w:rFonts w:ascii="Wingdings" w:hAnsi="Wingdings" w:hint="default"/>
-        <w:sz w:val="20"/>
-      </w:rPr>
-    </w:lvl>
-    <w:lvl w:ilvl="8" w:tentative="1">
-      <w:start w:val="1"/>
-      <w:numFmt w:val="bullet"/>
-      <w:lvlText w:val=""/>
-      <w:lvlJc w:val="left"/>
-      <w:pPr>
-        <w:tabs>
-          <w:tab w:val="num" w:pos="6480"/>
-        </w:tabs>
-        <w:ind w:left="6480" w:hanging="360"/>
-      </w:pPr>
-      <w:rPr>
-        <w:rFonts w:ascii="Wingdings" w:hAnsi="Wingdings" w:hint="default"/>
-        <w:sz w:val="20"/>
-      </w:rPr>
-    </w:lvl>
-  </w:abstractNum>
-  <w:abstractNum w:abstractNumId="46" w15:restartNumberingAfterBreak="0">
+  <w:abstractNum w:abstractNumId="13" w15:restartNumberingAfterBreak="0">
     <w:nsid w:val="64765A68"/>
     <w:multiLevelType w:val="multilevel"/>
     <w:tmpl w:val="CF64A726"/>
@@ -12901,825 +7981,7 @@
       </w:rPr>
     </w:lvl>
   </w:abstractNum>
-  <w:abstractNum w:abstractNumId="47" w15:restartNumberingAfterBreak="0">
-    <w:nsid w:val="65A00763"/>
-    <w:multiLevelType w:val="multilevel"/>
-    <w:tmpl w:val="100603DC"/>
-    <w:lvl w:ilvl="0">
-      <w:start w:val="1"/>
-      <w:numFmt w:val="decimal"/>
-      <w:lvlText w:val="%1."/>
-      <w:lvlJc w:val="left"/>
-      <w:pPr>
-        <w:tabs>
-          <w:tab w:val="num" w:pos="720"/>
-        </w:tabs>
-        <w:ind w:left="720" w:hanging="360"/>
-      </w:pPr>
-    </w:lvl>
-    <w:lvl w:ilvl="1" w:tentative="1">
-      <w:start w:val="1"/>
-      <w:numFmt w:val="decimal"/>
-      <w:lvlText w:val="%2."/>
-      <w:lvlJc w:val="left"/>
-      <w:pPr>
-        <w:tabs>
-          <w:tab w:val="num" w:pos="1440"/>
-        </w:tabs>
-        <w:ind w:left="1440" w:hanging="360"/>
-      </w:pPr>
-    </w:lvl>
-    <w:lvl w:ilvl="2" w:tentative="1">
-      <w:start w:val="1"/>
-      <w:numFmt w:val="decimal"/>
-      <w:lvlText w:val="%3."/>
-      <w:lvlJc w:val="left"/>
-      <w:pPr>
-        <w:tabs>
-          <w:tab w:val="num" w:pos="2160"/>
-        </w:tabs>
-        <w:ind w:left="2160" w:hanging="360"/>
-      </w:pPr>
-    </w:lvl>
-    <w:lvl w:ilvl="3" w:tentative="1">
-      <w:start w:val="1"/>
-      <w:numFmt w:val="decimal"/>
-      <w:lvlText w:val="%4."/>
-      <w:lvlJc w:val="left"/>
-      <w:pPr>
-        <w:tabs>
-          <w:tab w:val="num" w:pos="2880"/>
-        </w:tabs>
-        <w:ind w:left="2880" w:hanging="360"/>
-      </w:pPr>
-    </w:lvl>
-    <w:lvl w:ilvl="4" w:tentative="1">
-      <w:start w:val="1"/>
-      <w:numFmt w:val="decimal"/>
-      <w:lvlText w:val="%5."/>
-      <w:lvlJc w:val="left"/>
-      <w:pPr>
-        <w:tabs>
-          <w:tab w:val="num" w:pos="3600"/>
-        </w:tabs>
-        <w:ind w:left="3600" w:hanging="360"/>
-      </w:pPr>
-    </w:lvl>
-    <w:lvl w:ilvl="5" w:tentative="1">
-      <w:start w:val="1"/>
-      <w:numFmt w:val="decimal"/>
-      <w:lvlText w:val="%6."/>
-      <w:lvlJc w:val="left"/>
-      <w:pPr>
-        <w:tabs>
-          <w:tab w:val="num" w:pos="4320"/>
-        </w:tabs>
-        <w:ind w:left="4320" w:hanging="360"/>
-      </w:pPr>
-    </w:lvl>
-    <w:lvl w:ilvl="6" w:tentative="1">
-      <w:start w:val="1"/>
-      <w:numFmt w:val="decimal"/>
-      <w:lvlText w:val="%7."/>
-      <w:lvlJc w:val="left"/>
-      <w:pPr>
-        <w:tabs>
-          <w:tab w:val="num" w:pos="5040"/>
-        </w:tabs>
-        <w:ind w:left="5040" w:hanging="360"/>
-      </w:pPr>
-    </w:lvl>
-    <w:lvl w:ilvl="7" w:tentative="1">
-      <w:start w:val="1"/>
-      <w:numFmt w:val="decimal"/>
-      <w:lvlText w:val="%8."/>
-      <w:lvlJc w:val="left"/>
-      <w:pPr>
-        <w:tabs>
-          <w:tab w:val="num" w:pos="5760"/>
-        </w:tabs>
-        <w:ind w:left="5760" w:hanging="360"/>
-      </w:pPr>
-    </w:lvl>
-    <w:lvl w:ilvl="8" w:tentative="1">
-      <w:start w:val="1"/>
-      <w:numFmt w:val="decimal"/>
-      <w:lvlText w:val="%9."/>
-      <w:lvlJc w:val="left"/>
-      <w:pPr>
-        <w:tabs>
-          <w:tab w:val="num" w:pos="6480"/>
-        </w:tabs>
-        <w:ind w:left="6480" w:hanging="360"/>
-      </w:pPr>
-    </w:lvl>
-  </w:abstractNum>
-  <w:abstractNum w:abstractNumId="48" w15:restartNumberingAfterBreak="0">
-    <w:nsid w:val="669E1870"/>
-    <w:multiLevelType w:val="multilevel"/>
-    <w:tmpl w:val="87BA8F6C"/>
-    <w:lvl w:ilvl="0">
-      <w:start w:val="1"/>
-      <w:numFmt w:val="bullet"/>
-      <w:lvlText w:val=""/>
-      <w:lvlJc w:val="left"/>
-      <w:pPr>
-        <w:tabs>
-          <w:tab w:val="num" w:pos="720"/>
-        </w:tabs>
-        <w:ind w:left="720" w:hanging="360"/>
-      </w:pPr>
-      <w:rPr>
-        <w:rFonts w:ascii="Symbol" w:hAnsi="Symbol" w:hint="default"/>
-        <w:sz w:val="20"/>
-      </w:rPr>
-    </w:lvl>
-    <w:lvl w:ilvl="1" w:tentative="1">
-      <w:start w:val="1"/>
-      <w:numFmt w:val="bullet"/>
-      <w:lvlText w:val="o"/>
-      <w:lvlJc w:val="left"/>
-      <w:pPr>
-        <w:tabs>
-          <w:tab w:val="num" w:pos="1440"/>
-        </w:tabs>
-        <w:ind w:left="1440" w:hanging="360"/>
-      </w:pPr>
-      <w:rPr>
-        <w:rFonts w:ascii="Courier New" w:hAnsi="Courier New" w:hint="default"/>
-        <w:sz w:val="20"/>
-      </w:rPr>
-    </w:lvl>
-    <w:lvl w:ilvl="2" w:tentative="1">
-      <w:start w:val="1"/>
-      <w:numFmt w:val="bullet"/>
-      <w:lvlText w:val=""/>
-      <w:lvlJc w:val="left"/>
-      <w:pPr>
-        <w:tabs>
-          <w:tab w:val="num" w:pos="2160"/>
-        </w:tabs>
-        <w:ind w:left="2160" w:hanging="360"/>
-      </w:pPr>
-      <w:rPr>
-        <w:rFonts w:ascii="Wingdings" w:hAnsi="Wingdings" w:hint="default"/>
-        <w:sz w:val="20"/>
-      </w:rPr>
-    </w:lvl>
-    <w:lvl w:ilvl="3" w:tentative="1">
-      <w:start w:val="1"/>
-      <w:numFmt w:val="bullet"/>
-      <w:lvlText w:val=""/>
-      <w:lvlJc w:val="left"/>
-      <w:pPr>
-        <w:tabs>
-          <w:tab w:val="num" w:pos="2880"/>
-        </w:tabs>
-        <w:ind w:left="2880" w:hanging="360"/>
-      </w:pPr>
-      <w:rPr>
-        <w:rFonts w:ascii="Wingdings" w:hAnsi="Wingdings" w:hint="default"/>
-        <w:sz w:val="20"/>
-      </w:rPr>
-    </w:lvl>
-    <w:lvl w:ilvl="4" w:tentative="1">
-      <w:start w:val="1"/>
-      <w:numFmt w:val="bullet"/>
-      <w:lvlText w:val=""/>
-      <w:lvlJc w:val="left"/>
-      <w:pPr>
-        <w:tabs>
-          <w:tab w:val="num" w:pos="3600"/>
-        </w:tabs>
-        <w:ind w:left="3600" w:hanging="360"/>
-      </w:pPr>
-      <w:rPr>
-        <w:rFonts w:ascii="Wingdings" w:hAnsi="Wingdings" w:hint="default"/>
-        <w:sz w:val="20"/>
-      </w:rPr>
-    </w:lvl>
-    <w:lvl w:ilvl="5" w:tentative="1">
-      <w:start w:val="1"/>
-      <w:numFmt w:val="bullet"/>
-      <w:lvlText w:val=""/>
-      <w:lvlJc w:val="left"/>
-      <w:pPr>
-        <w:tabs>
-          <w:tab w:val="num" w:pos="4320"/>
-        </w:tabs>
-        <w:ind w:left="4320" w:hanging="360"/>
-      </w:pPr>
-      <w:rPr>
-        <w:rFonts w:ascii="Wingdings" w:hAnsi="Wingdings" w:hint="default"/>
-        <w:sz w:val="20"/>
-      </w:rPr>
-    </w:lvl>
-    <w:lvl w:ilvl="6" w:tentative="1">
-      <w:start w:val="1"/>
-      <w:numFmt w:val="bullet"/>
-      <w:lvlText w:val=""/>
-      <w:lvlJc w:val="left"/>
-      <w:pPr>
-        <w:tabs>
-          <w:tab w:val="num" w:pos="5040"/>
-        </w:tabs>
-        <w:ind w:left="5040" w:hanging="360"/>
-      </w:pPr>
-      <w:rPr>
-        <w:rFonts w:ascii="Wingdings" w:hAnsi="Wingdings" w:hint="default"/>
-        <w:sz w:val="20"/>
-      </w:rPr>
-    </w:lvl>
-    <w:lvl w:ilvl="7" w:tentative="1">
-      <w:start w:val="1"/>
-      <w:numFmt w:val="bullet"/>
-      <w:lvlText w:val=""/>
-      <w:lvlJc w:val="left"/>
-      <w:pPr>
-        <w:tabs>
-          <w:tab w:val="num" w:pos="5760"/>
-        </w:tabs>
-        <w:ind w:left="5760" w:hanging="360"/>
-      </w:pPr>
-      <w:rPr>
-        <w:rFonts w:ascii="Wingdings" w:hAnsi="Wingdings" w:hint="default"/>
-        <w:sz w:val="20"/>
-      </w:rPr>
-    </w:lvl>
-    <w:lvl w:ilvl="8" w:tentative="1">
-      <w:start w:val="1"/>
-      <w:numFmt w:val="bullet"/>
-      <w:lvlText w:val=""/>
-      <w:lvlJc w:val="left"/>
-      <w:pPr>
-        <w:tabs>
-          <w:tab w:val="num" w:pos="6480"/>
-        </w:tabs>
-        <w:ind w:left="6480" w:hanging="360"/>
-      </w:pPr>
-      <w:rPr>
-        <w:rFonts w:ascii="Wingdings" w:hAnsi="Wingdings" w:hint="default"/>
-        <w:sz w:val="20"/>
-      </w:rPr>
-    </w:lvl>
-  </w:abstractNum>
-  <w:abstractNum w:abstractNumId="49" w15:restartNumberingAfterBreak="0">
-    <w:nsid w:val="68AF5BC2"/>
-    <w:multiLevelType w:val="multilevel"/>
-    <w:tmpl w:val="BBF09E78"/>
-    <w:lvl w:ilvl="0">
-      <w:start w:val="1"/>
-      <w:numFmt w:val="bullet"/>
-      <w:lvlText w:val=""/>
-      <w:lvlJc w:val="left"/>
-      <w:pPr>
-        <w:tabs>
-          <w:tab w:val="num" w:pos="720"/>
-        </w:tabs>
-        <w:ind w:left="720" w:hanging="360"/>
-      </w:pPr>
-      <w:rPr>
-        <w:rFonts w:ascii="Symbol" w:hAnsi="Symbol" w:hint="default"/>
-        <w:sz w:val="20"/>
-      </w:rPr>
-    </w:lvl>
-    <w:lvl w:ilvl="1">
-      <w:start w:val="1"/>
-      <w:numFmt w:val="decimal"/>
-      <w:lvlText w:val="%2."/>
-      <w:lvlJc w:val="left"/>
-      <w:pPr>
-        <w:tabs>
-          <w:tab w:val="num" w:pos="1440"/>
-        </w:tabs>
-        <w:ind w:left="1440" w:hanging="360"/>
-      </w:pPr>
-    </w:lvl>
-    <w:lvl w:ilvl="2" w:tentative="1">
-      <w:start w:val="1"/>
-      <w:numFmt w:val="bullet"/>
-      <w:lvlText w:val=""/>
-      <w:lvlJc w:val="left"/>
-      <w:pPr>
-        <w:tabs>
-          <w:tab w:val="num" w:pos="2160"/>
-        </w:tabs>
-        <w:ind w:left="2160" w:hanging="360"/>
-      </w:pPr>
-      <w:rPr>
-        <w:rFonts w:ascii="Wingdings" w:hAnsi="Wingdings" w:hint="default"/>
-        <w:sz w:val="20"/>
-      </w:rPr>
-    </w:lvl>
-    <w:lvl w:ilvl="3" w:tentative="1">
-      <w:start w:val="1"/>
-      <w:numFmt w:val="bullet"/>
-      <w:lvlText w:val=""/>
-      <w:lvlJc w:val="left"/>
-      <w:pPr>
-        <w:tabs>
-          <w:tab w:val="num" w:pos="2880"/>
-        </w:tabs>
-        <w:ind w:left="2880" w:hanging="360"/>
-      </w:pPr>
-      <w:rPr>
-        <w:rFonts w:ascii="Wingdings" w:hAnsi="Wingdings" w:hint="default"/>
-        <w:sz w:val="20"/>
-      </w:rPr>
-    </w:lvl>
-    <w:lvl w:ilvl="4" w:tentative="1">
-      <w:start w:val="1"/>
-      <w:numFmt w:val="bullet"/>
-      <w:lvlText w:val=""/>
-      <w:lvlJc w:val="left"/>
-      <w:pPr>
-        <w:tabs>
-          <w:tab w:val="num" w:pos="3600"/>
-        </w:tabs>
-        <w:ind w:left="3600" w:hanging="360"/>
-      </w:pPr>
-      <w:rPr>
-        <w:rFonts w:ascii="Wingdings" w:hAnsi="Wingdings" w:hint="default"/>
-        <w:sz w:val="20"/>
-      </w:rPr>
-    </w:lvl>
-    <w:lvl w:ilvl="5" w:tentative="1">
-      <w:start w:val="1"/>
-      <w:numFmt w:val="bullet"/>
-      <w:lvlText w:val=""/>
-      <w:lvlJc w:val="left"/>
-      <w:pPr>
-        <w:tabs>
-          <w:tab w:val="num" w:pos="4320"/>
-        </w:tabs>
-        <w:ind w:left="4320" w:hanging="360"/>
-      </w:pPr>
-      <w:rPr>
-        <w:rFonts w:ascii="Wingdings" w:hAnsi="Wingdings" w:hint="default"/>
-        <w:sz w:val="20"/>
-      </w:rPr>
-    </w:lvl>
-    <w:lvl w:ilvl="6" w:tentative="1">
-      <w:start w:val="1"/>
-      <w:numFmt w:val="bullet"/>
-      <w:lvlText w:val=""/>
-      <w:lvlJc w:val="left"/>
-      <w:pPr>
-        <w:tabs>
-          <w:tab w:val="num" w:pos="5040"/>
-        </w:tabs>
-        <w:ind w:left="5040" w:hanging="360"/>
-      </w:pPr>
-      <w:rPr>
-        <w:rFonts w:ascii="Wingdings" w:hAnsi="Wingdings" w:hint="default"/>
-        <w:sz w:val="20"/>
-      </w:rPr>
-    </w:lvl>
-    <w:lvl w:ilvl="7" w:tentative="1">
-      <w:start w:val="1"/>
-      <w:numFmt w:val="bullet"/>
-      <w:lvlText w:val=""/>
-      <w:lvlJc w:val="left"/>
-      <w:pPr>
-        <w:tabs>
-          <w:tab w:val="num" w:pos="5760"/>
-        </w:tabs>
-        <w:ind w:left="5760" w:hanging="360"/>
-      </w:pPr>
-      <w:rPr>
-        <w:rFonts w:ascii="Wingdings" w:hAnsi="Wingdings" w:hint="default"/>
-        <w:sz w:val="20"/>
-      </w:rPr>
-    </w:lvl>
-    <w:lvl w:ilvl="8" w:tentative="1">
-      <w:start w:val="1"/>
-      <w:numFmt w:val="bullet"/>
-      <w:lvlText w:val=""/>
-      <w:lvlJc w:val="left"/>
-      <w:pPr>
-        <w:tabs>
-          <w:tab w:val="num" w:pos="6480"/>
-        </w:tabs>
-        <w:ind w:left="6480" w:hanging="360"/>
-      </w:pPr>
-      <w:rPr>
-        <w:rFonts w:ascii="Wingdings" w:hAnsi="Wingdings" w:hint="default"/>
-        <w:sz w:val="20"/>
-      </w:rPr>
-    </w:lvl>
-  </w:abstractNum>
-  <w:abstractNum w:abstractNumId="50" w15:restartNumberingAfterBreak="0">
-    <w:nsid w:val="6C5C4463"/>
-    <w:multiLevelType w:val="hybridMultilevel"/>
-    <w:tmpl w:val="772A031A"/>
-    <w:lvl w:ilvl="0" w:tplc="04250001">
-      <w:start w:val="1"/>
-      <w:numFmt w:val="bullet"/>
-      <w:lvlText w:val=""/>
-      <w:lvlJc w:val="left"/>
-      <w:pPr>
-        <w:ind w:left="720" w:hanging="360"/>
-      </w:pPr>
-      <w:rPr>
-        <w:rFonts w:ascii="Symbol" w:hAnsi="Symbol" w:hint="default"/>
-      </w:rPr>
-    </w:lvl>
-    <w:lvl w:ilvl="1" w:tplc="04250003" w:tentative="1">
-      <w:start w:val="1"/>
-      <w:numFmt w:val="bullet"/>
-      <w:lvlText w:val="o"/>
-      <w:lvlJc w:val="left"/>
-      <w:pPr>
-        <w:ind w:left="1440" w:hanging="360"/>
-      </w:pPr>
-      <w:rPr>
-        <w:rFonts w:ascii="Courier New" w:hAnsi="Courier New" w:cs="Courier New" w:hint="default"/>
-      </w:rPr>
-    </w:lvl>
-    <w:lvl w:ilvl="2" w:tplc="04250005" w:tentative="1">
-      <w:start w:val="1"/>
-      <w:numFmt w:val="bullet"/>
-      <w:lvlText w:val=""/>
-      <w:lvlJc w:val="left"/>
-      <w:pPr>
-        <w:ind w:left="2160" w:hanging="360"/>
-      </w:pPr>
-      <w:rPr>
-        <w:rFonts w:ascii="Wingdings" w:hAnsi="Wingdings" w:hint="default"/>
-      </w:rPr>
-    </w:lvl>
-    <w:lvl w:ilvl="3" w:tplc="04250001" w:tentative="1">
-      <w:start w:val="1"/>
-      <w:numFmt w:val="bullet"/>
-      <w:lvlText w:val=""/>
-      <w:lvlJc w:val="left"/>
-      <w:pPr>
-        <w:ind w:left="2880" w:hanging="360"/>
-      </w:pPr>
-      <w:rPr>
-        <w:rFonts w:ascii="Symbol" w:hAnsi="Symbol" w:hint="default"/>
-      </w:rPr>
-    </w:lvl>
-    <w:lvl w:ilvl="4" w:tplc="04250003" w:tentative="1">
-      <w:start w:val="1"/>
-      <w:numFmt w:val="bullet"/>
-      <w:lvlText w:val="o"/>
-      <w:lvlJc w:val="left"/>
-      <w:pPr>
-        <w:ind w:left="3600" w:hanging="360"/>
-      </w:pPr>
-      <w:rPr>
-        <w:rFonts w:ascii="Courier New" w:hAnsi="Courier New" w:cs="Courier New" w:hint="default"/>
-      </w:rPr>
-    </w:lvl>
-    <w:lvl w:ilvl="5" w:tplc="04250005" w:tentative="1">
-      <w:start w:val="1"/>
-      <w:numFmt w:val="bullet"/>
-      <w:lvlText w:val=""/>
-      <w:lvlJc w:val="left"/>
-      <w:pPr>
-        <w:ind w:left="4320" w:hanging="360"/>
-      </w:pPr>
-      <w:rPr>
-        <w:rFonts w:ascii="Wingdings" w:hAnsi="Wingdings" w:hint="default"/>
-      </w:rPr>
-    </w:lvl>
-    <w:lvl w:ilvl="6" w:tplc="04250001" w:tentative="1">
-      <w:start w:val="1"/>
-      <w:numFmt w:val="bullet"/>
-      <w:lvlText w:val=""/>
-      <w:lvlJc w:val="left"/>
-      <w:pPr>
-        <w:ind w:left="5040" w:hanging="360"/>
-      </w:pPr>
-      <w:rPr>
-        <w:rFonts w:ascii="Symbol" w:hAnsi="Symbol" w:hint="default"/>
-      </w:rPr>
-    </w:lvl>
-    <w:lvl w:ilvl="7" w:tplc="04250003" w:tentative="1">
-      <w:start w:val="1"/>
-      <w:numFmt w:val="bullet"/>
-      <w:lvlText w:val="o"/>
-      <w:lvlJc w:val="left"/>
-      <w:pPr>
-        <w:ind w:left="5760" w:hanging="360"/>
-      </w:pPr>
-      <w:rPr>
-        <w:rFonts w:ascii="Courier New" w:hAnsi="Courier New" w:cs="Courier New" w:hint="default"/>
-      </w:rPr>
-    </w:lvl>
-    <w:lvl w:ilvl="8" w:tplc="04250005" w:tentative="1">
-      <w:start w:val="1"/>
-      <w:numFmt w:val="bullet"/>
-      <w:lvlText w:val=""/>
-      <w:lvlJc w:val="left"/>
-      <w:pPr>
-        <w:ind w:left="6480" w:hanging="360"/>
-      </w:pPr>
-      <w:rPr>
-        <w:rFonts w:ascii="Wingdings" w:hAnsi="Wingdings" w:hint="default"/>
-      </w:rPr>
-    </w:lvl>
-  </w:abstractNum>
-  <w:abstractNum w:abstractNumId="51" w15:restartNumberingAfterBreak="0">
-    <w:nsid w:val="6D1A501F"/>
-    <w:multiLevelType w:val="multilevel"/>
-    <w:tmpl w:val="0DA28030"/>
-    <w:lvl w:ilvl="0">
-      <w:start w:val="1"/>
-      <w:numFmt w:val="bullet"/>
-      <w:lvlText w:val=""/>
-      <w:lvlJc w:val="left"/>
-      <w:pPr>
-        <w:tabs>
-          <w:tab w:val="num" w:pos="720"/>
-        </w:tabs>
-        <w:ind w:left="720" w:hanging="360"/>
-      </w:pPr>
-      <w:rPr>
-        <w:rFonts w:ascii="Symbol" w:hAnsi="Symbol" w:hint="default"/>
-        <w:sz w:val="20"/>
-      </w:rPr>
-    </w:lvl>
-    <w:lvl w:ilvl="1" w:tentative="1">
-      <w:start w:val="1"/>
-      <w:numFmt w:val="bullet"/>
-      <w:lvlText w:val="o"/>
-      <w:lvlJc w:val="left"/>
-      <w:pPr>
-        <w:tabs>
-          <w:tab w:val="num" w:pos="1440"/>
-        </w:tabs>
-        <w:ind w:left="1440" w:hanging="360"/>
-      </w:pPr>
-      <w:rPr>
-        <w:rFonts w:ascii="Courier New" w:hAnsi="Courier New" w:hint="default"/>
-        <w:sz w:val="20"/>
-      </w:rPr>
-    </w:lvl>
-    <w:lvl w:ilvl="2" w:tentative="1">
-      <w:start w:val="1"/>
-      <w:numFmt w:val="bullet"/>
-      <w:lvlText w:val=""/>
-      <w:lvlJc w:val="left"/>
-      <w:pPr>
-        <w:tabs>
-          <w:tab w:val="num" w:pos="2160"/>
-        </w:tabs>
-        <w:ind w:left="2160" w:hanging="360"/>
-      </w:pPr>
-      <w:rPr>
-        <w:rFonts w:ascii="Wingdings" w:hAnsi="Wingdings" w:hint="default"/>
-        <w:sz w:val="20"/>
-      </w:rPr>
-    </w:lvl>
-    <w:lvl w:ilvl="3" w:tentative="1">
-      <w:start w:val="1"/>
-      <w:numFmt w:val="bullet"/>
-      <w:lvlText w:val=""/>
-      <w:lvlJc w:val="left"/>
-      <w:pPr>
-        <w:tabs>
-          <w:tab w:val="num" w:pos="2880"/>
-        </w:tabs>
-        <w:ind w:left="2880" w:hanging="360"/>
-      </w:pPr>
-      <w:rPr>
-        <w:rFonts w:ascii="Wingdings" w:hAnsi="Wingdings" w:hint="default"/>
-        <w:sz w:val="20"/>
-      </w:rPr>
-    </w:lvl>
-    <w:lvl w:ilvl="4" w:tentative="1">
-      <w:start w:val="1"/>
-      <w:numFmt w:val="bullet"/>
-      <w:lvlText w:val=""/>
-      <w:lvlJc w:val="left"/>
-      <w:pPr>
-        <w:tabs>
-          <w:tab w:val="num" w:pos="3600"/>
-        </w:tabs>
-        <w:ind w:left="3600" w:hanging="360"/>
-      </w:pPr>
-      <w:rPr>
-        <w:rFonts w:ascii="Wingdings" w:hAnsi="Wingdings" w:hint="default"/>
-        <w:sz w:val="20"/>
-      </w:rPr>
-    </w:lvl>
-    <w:lvl w:ilvl="5" w:tentative="1">
-      <w:start w:val="1"/>
-      <w:numFmt w:val="bullet"/>
-      <w:lvlText w:val=""/>
-      <w:lvlJc w:val="left"/>
-      <w:pPr>
-        <w:tabs>
-          <w:tab w:val="num" w:pos="4320"/>
-        </w:tabs>
-        <w:ind w:left="4320" w:hanging="360"/>
-      </w:pPr>
-      <w:rPr>
-        <w:rFonts w:ascii="Wingdings" w:hAnsi="Wingdings" w:hint="default"/>
-        <w:sz w:val="20"/>
-      </w:rPr>
-    </w:lvl>
-    <w:lvl w:ilvl="6" w:tentative="1">
-      <w:start w:val="1"/>
-      <w:numFmt w:val="bullet"/>
-      <w:lvlText w:val=""/>
-      <w:lvlJc w:val="left"/>
-      <w:pPr>
-        <w:tabs>
-          <w:tab w:val="num" w:pos="5040"/>
-        </w:tabs>
-        <w:ind w:left="5040" w:hanging="360"/>
-      </w:pPr>
-      <w:rPr>
-        <w:rFonts w:ascii="Wingdings" w:hAnsi="Wingdings" w:hint="default"/>
-        <w:sz w:val="20"/>
-      </w:rPr>
-    </w:lvl>
-    <w:lvl w:ilvl="7" w:tentative="1">
-      <w:start w:val="1"/>
-      <w:numFmt w:val="bullet"/>
-      <w:lvlText w:val=""/>
-      <w:lvlJc w:val="left"/>
-      <w:pPr>
-        <w:tabs>
-          <w:tab w:val="num" w:pos="5760"/>
-        </w:tabs>
-        <w:ind w:left="5760" w:hanging="360"/>
-      </w:pPr>
-      <w:rPr>
-        <w:rFonts w:ascii="Wingdings" w:hAnsi="Wingdings" w:hint="default"/>
-        <w:sz w:val="20"/>
-      </w:rPr>
-    </w:lvl>
-    <w:lvl w:ilvl="8" w:tentative="1">
-      <w:start w:val="1"/>
-      <w:numFmt w:val="bullet"/>
-      <w:lvlText w:val=""/>
-      <w:lvlJc w:val="left"/>
-      <w:pPr>
-        <w:tabs>
-          <w:tab w:val="num" w:pos="6480"/>
-        </w:tabs>
-        <w:ind w:left="6480" w:hanging="360"/>
-      </w:pPr>
-      <w:rPr>
-        <w:rFonts w:ascii="Wingdings" w:hAnsi="Wingdings" w:hint="default"/>
-        <w:sz w:val="20"/>
-      </w:rPr>
-    </w:lvl>
-  </w:abstractNum>
-  <w:abstractNum w:abstractNumId="52" w15:restartNumberingAfterBreak="0">
-    <w:nsid w:val="6EC00ECF"/>
-    <w:multiLevelType w:val="multilevel"/>
-    <w:tmpl w:val="95961DCC"/>
-    <w:lvl w:ilvl="0">
-      <w:start w:val="1"/>
-      <w:numFmt w:val="bullet"/>
-      <w:lvlText w:val=""/>
-      <w:lvlJc w:val="left"/>
-      <w:pPr>
-        <w:tabs>
-          <w:tab w:val="num" w:pos="720"/>
-        </w:tabs>
-        <w:ind w:left="720" w:hanging="360"/>
-      </w:pPr>
-      <w:rPr>
-        <w:rFonts w:ascii="Symbol" w:hAnsi="Symbol" w:hint="default"/>
-        <w:sz w:val="20"/>
-      </w:rPr>
-    </w:lvl>
-    <w:lvl w:ilvl="1" w:tentative="1">
-      <w:start w:val="1"/>
-      <w:numFmt w:val="bullet"/>
-      <w:lvlText w:val="o"/>
-      <w:lvlJc w:val="left"/>
-      <w:pPr>
-        <w:tabs>
-          <w:tab w:val="num" w:pos="1440"/>
-        </w:tabs>
-        <w:ind w:left="1440" w:hanging="360"/>
-      </w:pPr>
-      <w:rPr>
-        <w:rFonts w:ascii="Courier New" w:hAnsi="Courier New" w:hint="default"/>
-        <w:sz w:val="20"/>
-      </w:rPr>
-    </w:lvl>
-    <w:lvl w:ilvl="2" w:tentative="1">
-      <w:start w:val="1"/>
-      <w:numFmt w:val="bullet"/>
-      <w:lvlText w:val=""/>
-      <w:lvlJc w:val="left"/>
-      <w:pPr>
-        <w:tabs>
-          <w:tab w:val="num" w:pos="2160"/>
-        </w:tabs>
-        <w:ind w:left="2160" w:hanging="360"/>
-      </w:pPr>
-      <w:rPr>
-        <w:rFonts w:ascii="Wingdings" w:hAnsi="Wingdings" w:hint="default"/>
-        <w:sz w:val="20"/>
-      </w:rPr>
-    </w:lvl>
-    <w:lvl w:ilvl="3" w:tentative="1">
-      <w:start w:val="1"/>
-      <w:numFmt w:val="bullet"/>
-      <w:lvlText w:val=""/>
-      <w:lvlJc w:val="left"/>
-      <w:pPr>
-        <w:tabs>
-          <w:tab w:val="num" w:pos="2880"/>
-        </w:tabs>
-        <w:ind w:left="2880" w:hanging="360"/>
-      </w:pPr>
-      <w:rPr>
-        <w:rFonts w:ascii="Wingdings" w:hAnsi="Wingdings" w:hint="default"/>
-        <w:sz w:val="20"/>
-      </w:rPr>
-    </w:lvl>
-    <w:lvl w:ilvl="4" w:tentative="1">
-      <w:start w:val="1"/>
-      <w:numFmt w:val="bullet"/>
-      <w:lvlText w:val=""/>
-      <w:lvlJc w:val="left"/>
-      <w:pPr>
-        <w:tabs>
-          <w:tab w:val="num" w:pos="3600"/>
-        </w:tabs>
-        <w:ind w:left="3600" w:hanging="360"/>
-      </w:pPr>
-      <w:rPr>
-        <w:rFonts w:ascii="Wingdings" w:hAnsi="Wingdings" w:hint="default"/>
-        <w:sz w:val="20"/>
-      </w:rPr>
-    </w:lvl>
-    <w:lvl w:ilvl="5" w:tentative="1">
-      <w:start w:val="1"/>
-      <w:numFmt w:val="bullet"/>
-      <w:lvlText w:val=""/>
-      <w:lvlJc w:val="left"/>
-      <w:pPr>
-        <w:tabs>
-          <w:tab w:val="num" w:pos="4320"/>
-        </w:tabs>
-        <w:ind w:left="4320" w:hanging="360"/>
-      </w:pPr>
-      <w:rPr>
-        <w:rFonts w:ascii="Wingdings" w:hAnsi="Wingdings" w:hint="default"/>
-        <w:sz w:val="20"/>
-      </w:rPr>
-    </w:lvl>
-    <w:lvl w:ilvl="6" w:tentative="1">
-      <w:start w:val="1"/>
-      <w:numFmt w:val="bullet"/>
-      <w:lvlText w:val=""/>
-      <w:lvlJc w:val="left"/>
-      <w:pPr>
-        <w:tabs>
-          <w:tab w:val="num" w:pos="5040"/>
-        </w:tabs>
-        <w:ind w:left="5040" w:hanging="360"/>
-      </w:pPr>
-      <w:rPr>
-        <w:rFonts w:ascii="Wingdings" w:hAnsi="Wingdings" w:hint="default"/>
-        <w:sz w:val="20"/>
-      </w:rPr>
-    </w:lvl>
-    <w:lvl w:ilvl="7" w:tentative="1">
-      <w:start w:val="1"/>
-      <w:numFmt w:val="bullet"/>
-      <w:lvlText w:val=""/>
-      <w:lvlJc w:val="left"/>
-      <w:pPr>
-        <w:tabs>
-          <w:tab w:val="num" w:pos="5760"/>
-        </w:tabs>
-        <w:ind w:left="5760" w:hanging="360"/>
-      </w:pPr>
-      <w:rPr>
-        <w:rFonts w:ascii="Wingdings" w:hAnsi="Wingdings" w:hint="default"/>
-        <w:sz w:val="20"/>
-      </w:rPr>
-    </w:lvl>
-    <w:lvl w:ilvl="8" w:tentative="1">
-      <w:start w:val="1"/>
-      <w:numFmt w:val="bullet"/>
-      <w:lvlText w:val=""/>
-      <w:lvlJc w:val="left"/>
-      <w:pPr>
-        <w:tabs>
-          <w:tab w:val="num" w:pos="6480"/>
-        </w:tabs>
-        <w:ind w:left="6480" w:hanging="360"/>
-      </w:pPr>
-      <w:rPr>
-        <w:rFonts w:ascii="Wingdings" w:hAnsi="Wingdings" w:hint="default"/>
-        <w:sz w:val="20"/>
-      </w:rPr>
-    </w:lvl>
-  </w:abstractNum>
-  <w:abstractNum w:abstractNumId="53" w15:restartNumberingAfterBreak="0">
+  <w:abstractNum w:abstractNumId="14" w15:restartNumberingAfterBreak="0">
     <w:nsid w:val="6F3E66FD"/>
     <w:multiLevelType w:val="multilevel"/>
     <w:tmpl w:val="A8DEDA48"/>
@@ -13868,1433 +8130,7 @@
       </w:rPr>
     </w:lvl>
   </w:abstractNum>
-  <w:abstractNum w:abstractNumId="54" w15:restartNumberingAfterBreak="0">
-    <w:nsid w:val="6F6D65AC"/>
-    <w:multiLevelType w:val="hybridMultilevel"/>
-    <w:tmpl w:val="5742191E"/>
-    <w:lvl w:ilvl="0" w:tplc="04250011">
-      <w:start w:val="1"/>
-      <w:numFmt w:val="decimal"/>
-      <w:lvlText w:val="%1)"/>
-      <w:lvlJc w:val="left"/>
-      <w:pPr>
-        <w:ind w:left="720" w:hanging="360"/>
-      </w:pPr>
-      <w:rPr>
-        <w:rFonts w:hint="default"/>
-      </w:rPr>
-    </w:lvl>
-    <w:lvl w:ilvl="1" w:tplc="04250019" w:tentative="1">
-      <w:start w:val="1"/>
-      <w:numFmt w:val="lowerLetter"/>
-      <w:lvlText w:val="%2."/>
-      <w:lvlJc w:val="left"/>
-      <w:pPr>
-        <w:ind w:left="1440" w:hanging="360"/>
-      </w:pPr>
-    </w:lvl>
-    <w:lvl w:ilvl="2" w:tplc="0425001B" w:tentative="1">
-      <w:start w:val="1"/>
-      <w:numFmt w:val="lowerRoman"/>
-      <w:lvlText w:val="%3."/>
-      <w:lvlJc w:val="right"/>
-      <w:pPr>
-        <w:ind w:left="2160" w:hanging="180"/>
-      </w:pPr>
-    </w:lvl>
-    <w:lvl w:ilvl="3" w:tplc="0425000F" w:tentative="1">
-      <w:start w:val="1"/>
-      <w:numFmt w:val="decimal"/>
-      <w:lvlText w:val="%4."/>
-      <w:lvlJc w:val="left"/>
-      <w:pPr>
-        <w:ind w:left="2880" w:hanging="360"/>
-      </w:pPr>
-    </w:lvl>
-    <w:lvl w:ilvl="4" w:tplc="04250019" w:tentative="1">
-      <w:start w:val="1"/>
-      <w:numFmt w:val="lowerLetter"/>
-      <w:lvlText w:val="%5."/>
-      <w:lvlJc w:val="left"/>
-      <w:pPr>
-        <w:ind w:left="3600" w:hanging="360"/>
-      </w:pPr>
-    </w:lvl>
-    <w:lvl w:ilvl="5" w:tplc="0425001B" w:tentative="1">
-      <w:start w:val="1"/>
-      <w:numFmt w:val="lowerRoman"/>
-      <w:lvlText w:val="%6."/>
-      <w:lvlJc w:val="right"/>
-      <w:pPr>
-        <w:ind w:left="4320" w:hanging="180"/>
-      </w:pPr>
-    </w:lvl>
-    <w:lvl w:ilvl="6" w:tplc="0425000F" w:tentative="1">
-      <w:start w:val="1"/>
-      <w:numFmt w:val="decimal"/>
-      <w:lvlText w:val="%7."/>
-      <w:lvlJc w:val="left"/>
-      <w:pPr>
-        <w:ind w:left="5040" w:hanging="360"/>
-      </w:pPr>
-    </w:lvl>
-    <w:lvl w:ilvl="7" w:tplc="04250019" w:tentative="1">
-      <w:start w:val="1"/>
-      <w:numFmt w:val="lowerLetter"/>
-      <w:lvlText w:val="%8."/>
-      <w:lvlJc w:val="left"/>
-      <w:pPr>
-        <w:ind w:left="5760" w:hanging="360"/>
-      </w:pPr>
-    </w:lvl>
-    <w:lvl w:ilvl="8" w:tplc="0425001B" w:tentative="1">
-      <w:start w:val="1"/>
-      <w:numFmt w:val="lowerRoman"/>
-      <w:lvlText w:val="%9."/>
-      <w:lvlJc w:val="right"/>
-      <w:pPr>
-        <w:ind w:left="6480" w:hanging="180"/>
-      </w:pPr>
-    </w:lvl>
-  </w:abstractNum>
-  <w:abstractNum w:abstractNumId="55" w15:restartNumberingAfterBreak="0">
-    <w:nsid w:val="70BF2C7A"/>
-    <w:multiLevelType w:val="multilevel"/>
-    <w:tmpl w:val="1562A278"/>
-    <w:lvl w:ilvl="0">
-      <w:start w:val="1"/>
-      <w:numFmt w:val="bullet"/>
-      <w:lvlText w:val=""/>
-      <w:lvlJc w:val="left"/>
-      <w:pPr>
-        <w:tabs>
-          <w:tab w:val="num" w:pos="720"/>
-        </w:tabs>
-        <w:ind w:left="720" w:hanging="360"/>
-      </w:pPr>
-      <w:rPr>
-        <w:rFonts w:ascii="Symbol" w:hAnsi="Symbol" w:hint="default"/>
-        <w:sz w:val="20"/>
-      </w:rPr>
-    </w:lvl>
-    <w:lvl w:ilvl="1" w:tentative="1">
-      <w:start w:val="1"/>
-      <w:numFmt w:val="bullet"/>
-      <w:lvlText w:val="o"/>
-      <w:lvlJc w:val="left"/>
-      <w:pPr>
-        <w:tabs>
-          <w:tab w:val="num" w:pos="1440"/>
-        </w:tabs>
-        <w:ind w:left="1440" w:hanging="360"/>
-      </w:pPr>
-      <w:rPr>
-        <w:rFonts w:ascii="Courier New" w:hAnsi="Courier New" w:hint="default"/>
-        <w:sz w:val="20"/>
-      </w:rPr>
-    </w:lvl>
-    <w:lvl w:ilvl="2" w:tentative="1">
-      <w:start w:val="1"/>
-      <w:numFmt w:val="bullet"/>
-      <w:lvlText w:val=""/>
-      <w:lvlJc w:val="left"/>
-      <w:pPr>
-        <w:tabs>
-          <w:tab w:val="num" w:pos="2160"/>
-        </w:tabs>
-        <w:ind w:left="2160" w:hanging="360"/>
-      </w:pPr>
-      <w:rPr>
-        <w:rFonts w:ascii="Wingdings" w:hAnsi="Wingdings" w:hint="default"/>
-        <w:sz w:val="20"/>
-      </w:rPr>
-    </w:lvl>
-    <w:lvl w:ilvl="3" w:tentative="1">
-      <w:start w:val="1"/>
-      <w:numFmt w:val="bullet"/>
-      <w:lvlText w:val=""/>
-      <w:lvlJc w:val="left"/>
-      <w:pPr>
-        <w:tabs>
-          <w:tab w:val="num" w:pos="2880"/>
-        </w:tabs>
-        <w:ind w:left="2880" w:hanging="360"/>
-      </w:pPr>
-      <w:rPr>
-        <w:rFonts w:ascii="Wingdings" w:hAnsi="Wingdings" w:hint="default"/>
-        <w:sz w:val="20"/>
-      </w:rPr>
-    </w:lvl>
-    <w:lvl w:ilvl="4" w:tentative="1">
-      <w:start w:val="1"/>
-      <w:numFmt w:val="bullet"/>
-      <w:lvlText w:val=""/>
-      <w:lvlJc w:val="left"/>
-      <w:pPr>
-        <w:tabs>
-          <w:tab w:val="num" w:pos="3600"/>
-        </w:tabs>
-        <w:ind w:left="3600" w:hanging="360"/>
-      </w:pPr>
-      <w:rPr>
-        <w:rFonts w:ascii="Wingdings" w:hAnsi="Wingdings" w:hint="default"/>
-        <w:sz w:val="20"/>
-      </w:rPr>
-    </w:lvl>
-    <w:lvl w:ilvl="5" w:tentative="1">
-      <w:start w:val="1"/>
-      <w:numFmt w:val="bullet"/>
-      <w:lvlText w:val=""/>
-      <w:lvlJc w:val="left"/>
-      <w:pPr>
-        <w:tabs>
-          <w:tab w:val="num" w:pos="4320"/>
-        </w:tabs>
-        <w:ind w:left="4320" w:hanging="360"/>
-      </w:pPr>
-      <w:rPr>
-        <w:rFonts w:ascii="Wingdings" w:hAnsi="Wingdings" w:hint="default"/>
-        <w:sz w:val="20"/>
-      </w:rPr>
-    </w:lvl>
-    <w:lvl w:ilvl="6" w:tentative="1">
-      <w:start w:val="1"/>
-      <w:numFmt w:val="bullet"/>
-      <w:lvlText w:val=""/>
-      <w:lvlJc w:val="left"/>
-      <w:pPr>
-        <w:tabs>
-          <w:tab w:val="num" w:pos="5040"/>
-        </w:tabs>
-        <w:ind w:left="5040" w:hanging="360"/>
-      </w:pPr>
-      <w:rPr>
-        <w:rFonts w:ascii="Wingdings" w:hAnsi="Wingdings" w:hint="default"/>
-        <w:sz w:val="20"/>
-      </w:rPr>
-    </w:lvl>
-    <w:lvl w:ilvl="7" w:tentative="1">
-      <w:start w:val="1"/>
-      <w:numFmt w:val="bullet"/>
-      <w:lvlText w:val=""/>
-      <w:lvlJc w:val="left"/>
-      <w:pPr>
-        <w:tabs>
-          <w:tab w:val="num" w:pos="5760"/>
-        </w:tabs>
-        <w:ind w:left="5760" w:hanging="360"/>
-      </w:pPr>
-      <w:rPr>
-        <w:rFonts w:ascii="Wingdings" w:hAnsi="Wingdings" w:hint="default"/>
-        <w:sz w:val="20"/>
-      </w:rPr>
-    </w:lvl>
-    <w:lvl w:ilvl="8" w:tentative="1">
-      <w:start w:val="1"/>
-      <w:numFmt w:val="bullet"/>
-      <w:lvlText w:val=""/>
-      <w:lvlJc w:val="left"/>
-      <w:pPr>
-        <w:tabs>
-          <w:tab w:val="num" w:pos="6480"/>
-        </w:tabs>
-        <w:ind w:left="6480" w:hanging="360"/>
-      </w:pPr>
-      <w:rPr>
-        <w:rFonts w:ascii="Wingdings" w:hAnsi="Wingdings" w:hint="default"/>
-        <w:sz w:val="20"/>
-      </w:rPr>
-    </w:lvl>
-  </w:abstractNum>
-  <w:abstractNum w:abstractNumId="56" w15:restartNumberingAfterBreak="0">
-    <w:nsid w:val="70C51484"/>
-    <w:multiLevelType w:val="multilevel"/>
-    <w:tmpl w:val="9E128CE4"/>
-    <w:lvl w:ilvl="0">
-      <w:start w:val="1"/>
-      <w:numFmt w:val="bullet"/>
-      <w:lvlText w:val=""/>
-      <w:lvlJc w:val="left"/>
-      <w:pPr>
-        <w:tabs>
-          <w:tab w:val="num" w:pos="720"/>
-        </w:tabs>
-        <w:ind w:left="720" w:hanging="360"/>
-      </w:pPr>
-      <w:rPr>
-        <w:rFonts w:ascii="Symbol" w:hAnsi="Symbol" w:hint="default"/>
-        <w:sz w:val="20"/>
-      </w:rPr>
-    </w:lvl>
-    <w:lvl w:ilvl="1">
-      <w:start w:val="1"/>
-      <w:numFmt w:val="bullet"/>
-      <w:lvlText w:val="o"/>
-      <w:lvlJc w:val="left"/>
-      <w:pPr>
-        <w:tabs>
-          <w:tab w:val="num" w:pos="1440"/>
-        </w:tabs>
-        <w:ind w:left="1440" w:hanging="360"/>
-      </w:pPr>
-      <w:rPr>
-        <w:rFonts w:ascii="Courier New" w:hAnsi="Courier New" w:hint="default"/>
-        <w:sz w:val="20"/>
-      </w:rPr>
-    </w:lvl>
-    <w:lvl w:ilvl="2" w:tentative="1">
-      <w:start w:val="1"/>
-      <w:numFmt w:val="bullet"/>
-      <w:lvlText w:val=""/>
-      <w:lvlJc w:val="left"/>
-      <w:pPr>
-        <w:tabs>
-          <w:tab w:val="num" w:pos="2160"/>
-        </w:tabs>
-        <w:ind w:left="2160" w:hanging="360"/>
-      </w:pPr>
-      <w:rPr>
-        <w:rFonts w:ascii="Wingdings" w:hAnsi="Wingdings" w:hint="default"/>
-        <w:sz w:val="20"/>
-      </w:rPr>
-    </w:lvl>
-    <w:lvl w:ilvl="3" w:tentative="1">
-      <w:start w:val="1"/>
-      <w:numFmt w:val="bullet"/>
-      <w:lvlText w:val=""/>
-      <w:lvlJc w:val="left"/>
-      <w:pPr>
-        <w:tabs>
-          <w:tab w:val="num" w:pos="2880"/>
-        </w:tabs>
-        <w:ind w:left="2880" w:hanging="360"/>
-      </w:pPr>
-      <w:rPr>
-        <w:rFonts w:ascii="Wingdings" w:hAnsi="Wingdings" w:hint="default"/>
-        <w:sz w:val="20"/>
-      </w:rPr>
-    </w:lvl>
-    <w:lvl w:ilvl="4" w:tentative="1">
-      <w:start w:val="1"/>
-      <w:numFmt w:val="bullet"/>
-      <w:lvlText w:val=""/>
-      <w:lvlJc w:val="left"/>
-      <w:pPr>
-        <w:tabs>
-          <w:tab w:val="num" w:pos="3600"/>
-        </w:tabs>
-        <w:ind w:left="3600" w:hanging="360"/>
-      </w:pPr>
-      <w:rPr>
-        <w:rFonts w:ascii="Wingdings" w:hAnsi="Wingdings" w:hint="default"/>
-        <w:sz w:val="20"/>
-      </w:rPr>
-    </w:lvl>
-    <w:lvl w:ilvl="5" w:tentative="1">
-      <w:start w:val="1"/>
-      <w:numFmt w:val="bullet"/>
-      <w:lvlText w:val=""/>
-      <w:lvlJc w:val="left"/>
-      <w:pPr>
-        <w:tabs>
-          <w:tab w:val="num" w:pos="4320"/>
-        </w:tabs>
-        <w:ind w:left="4320" w:hanging="360"/>
-      </w:pPr>
-      <w:rPr>
-        <w:rFonts w:ascii="Wingdings" w:hAnsi="Wingdings" w:hint="default"/>
-        <w:sz w:val="20"/>
-      </w:rPr>
-    </w:lvl>
-    <w:lvl w:ilvl="6" w:tentative="1">
-      <w:start w:val="1"/>
-      <w:numFmt w:val="bullet"/>
-      <w:lvlText w:val=""/>
-      <w:lvlJc w:val="left"/>
-      <w:pPr>
-        <w:tabs>
-          <w:tab w:val="num" w:pos="5040"/>
-        </w:tabs>
-        <w:ind w:left="5040" w:hanging="360"/>
-      </w:pPr>
-      <w:rPr>
-        <w:rFonts w:ascii="Wingdings" w:hAnsi="Wingdings" w:hint="default"/>
-        <w:sz w:val="20"/>
-      </w:rPr>
-    </w:lvl>
-    <w:lvl w:ilvl="7" w:tentative="1">
-      <w:start w:val="1"/>
-      <w:numFmt w:val="bullet"/>
-      <w:lvlText w:val=""/>
-      <w:lvlJc w:val="left"/>
-      <w:pPr>
-        <w:tabs>
-          <w:tab w:val="num" w:pos="5760"/>
-        </w:tabs>
-        <w:ind w:left="5760" w:hanging="360"/>
-      </w:pPr>
-      <w:rPr>
-        <w:rFonts w:ascii="Wingdings" w:hAnsi="Wingdings" w:hint="default"/>
-        <w:sz w:val="20"/>
-      </w:rPr>
-    </w:lvl>
-    <w:lvl w:ilvl="8" w:tentative="1">
-      <w:start w:val="1"/>
-      <w:numFmt w:val="bullet"/>
-      <w:lvlText w:val=""/>
-      <w:lvlJc w:val="left"/>
-      <w:pPr>
-        <w:tabs>
-          <w:tab w:val="num" w:pos="6480"/>
-        </w:tabs>
-        <w:ind w:left="6480" w:hanging="360"/>
-      </w:pPr>
-      <w:rPr>
-        <w:rFonts w:ascii="Wingdings" w:hAnsi="Wingdings" w:hint="default"/>
-        <w:sz w:val="20"/>
-      </w:rPr>
-    </w:lvl>
-  </w:abstractNum>
-  <w:abstractNum w:abstractNumId="57" w15:restartNumberingAfterBreak="0">
-    <w:nsid w:val="718B259F"/>
-    <w:multiLevelType w:val="multilevel"/>
-    <w:tmpl w:val="F71A683C"/>
-    <w:lvl w:ilvl="0">
-      <w:start w:val="1"/>
-      <w:numFmt w:val="bullet"/>
-      <w:lvlText w:val=""/>
-      <w:lvlJc w:val="left"/>
-      <w:pPr>
-        <w:tabs>
-          <w:tab w:val="num" w:pos="720"/>
-        </w:tabs>
-        <w:ind w:left="720" w:hanging="360"/>
-      </w:pPr>
-      <w:rPr>
-        <w:rFonts w:ascii="Symbol" w:hAnsi="Symbol" w:hint="default"/>
-        <w:sz w:val="20"/>
-      </w:rPr>
-    </w:lvl>
-    <w:lvl w:ilvl="1" w:tentative="1">
-      <w:start w:val="1"/>
-      <w:numFmt w:val="bullet"/>
-      <w:lvlText w:val="o"/>
-      <w:lvlJc w:val="left"/>
-      <w:pPr>
-        <w:tabs>
-          <w:tab w:val="num" w:pos="1440"/>
-        </w:tabs>
-        <w:ind w:left="1440" w:hanging="360"/>
-      </w:pPr>
-      <w:rPr>
-        <w:rFonts w:ascii="Courier New" w:hAnsi="Courier New" w:hint="default"/>
-        <w:sz w:val="20"/>
-      </w:rPr>
-    </w:lvl>
-    <w:lvl w:ilvl="2" w:tentative="1">
-      <w:start w:val="1"/>
-      <w:numFmt w:val="bullet"/>
-      <w:lvlText w:val=""/>
-      <w:lvlJc w:val="left"/>
-      <w:pPr>
-        <w:tabs>
-          <w:tab w:val="num" w:pos="2160"/>
-        </w:tabs>
-        <w:ind w:left="2160" w:hanging="360"/>
-      </w:pPr>
-      <w:rPr>
-        <w:rFonts w:ascii="Wingdings" w:hAnsi="Wingdings" w:hint="default"/>
-        <w:sz w:val="20"/>
-      </w:rPr>
-    </w:lvl>
-    <w:lvl w:ilvl="3" w:tentative="1">
-      <w:start w:val="1"/>
-      <w:numFmt w:val="bullet"/>
-      <w:lvlText w:val=""/>
-      <w:lvlJc w:val="left"/>
-      <w:pPr>
-        <w:tabs>
-          <w:tab w:val="num" w:pos="2880"/>
-        </w:tabs>
-        <w:ind w:left="2880" w:hanging="360"/>
-      </w:pPr>
-      <w:rPr>
-        <w:rFonts w:ascii="Wingdings" w:hAnsi="Wingdings" w:hint="default"/>
-        <w:sz w:val="20"/>
-      </w:rPr>
-    </w:lvl>
-    <w:lvl w:ilvl="4" w:tentative="1">
-      <w:start w:val="1"/>
-      <w:numFmt w:val="bullet"/>
-      <w:lvlText w:val=""/>
-      <w:lvlJc w:val="left"/>
-      <w:pPr>
-        <w:tabs>
-          <w:tab w:val="num" w:pos="3600"/>
-        </w:tabs>
-        <w:ind w:left="3600" w:hanging="360"/>
-      </w:pPr>
-      <w:rPr>
-        <w:rFonts w:ascii="Wingdings" w:hAnsi="Wingdings" w:hint="default"/>
-        <w:sz w:val="20"/>
-      </w:rPr>
-    </w:lvl>
-    <w:lvl w:ilvl="5" w:tentative="1">
-      <w:start w:val="1"/>
-      <w:numFmt w:val="bullet"/>
-      <w:lvlText w:val=""/>
-      <w:lvlJc w:val="left"/>
-      <w:pPr>
-        <w:tabs>
-          <w:tab w:val="num" w:pos="4320"/>
-        </w:tabs>
-        <w:ind w:left="4320" w:hanging="360"/>
-      </w:pPr>
-      <w:rPr>
-        <w:rFonts w:ascii="Wingdings" w:hAnsi="Wingdings" w:hint="default"/>
-        <w:sz w:val="20"/>
-      </w:rPr>
-    </w:lvl>
-    <w:lvl w:ilvl="6" w:tentative="1">
-      <w:start w:val="1"/>
-      <w:numFmt w:val="bullet"/>
-      <w:lvlText w:val=""/>
-      <w:lvlJc w:val="left"/>
-      <w:pPr>
-        <w:tabs>
-          <w:tab w:val="num" w:pos="5040"/>
-        </w:tabs>
-        <w:ind w:left="5040" w:hanging="360"/>
-      </w:pPr>
-      <w:rPr>
-        <w:rFonts w:ascii="Wingdings" w:hAnsi="Wingdings" w:hint="default"/>
-        <w:sz w:val="20"/>
-      </w:rPr>
-    </w:lvl>
-    <w:lvl w:ilvl="7" w:tentative="1">
-      <w:start w:val="1"/>
-      <w:numFmt w:val="bullet"/>
-      <w:lvlText w:val=""/>
-      <w:lvlJc w:val="left"/>
-      <w:pPr>
-        <w:tabs>
-          <w:tab w:val="num" w:pos="5760"/>
-        </w:tabs>
-        <w:ind w:left="5760" w:hanging="360"/>
-      </w:pPr>
-      <w:rPr>
-        <w:rFonts w:ascii="Wingdings" w:hAnsi="Wingdings" w:hint="default"/>
-        <w:sz w:val="20"/>
-      </w:rPr>
-    </w:lvl>
-    <w:lvl w:ilvl="8" w:tentative="1">
-      <w:start w:val="1"/>
-      <w:numFmt w:val="bullet"/>
-      <w:lvlText w:val=""/>
-      <w:lvlJc w:val="left"/>
-      <w:pPr>
-        <w:tabs>
-          <w:tab w:val="num" w:pos="6480"/>
-        </w:tabs>
-        <w:ind w:left="6480" w:hanging="360"/>
-      </w:pPr>
-      <w:rPr>
-        <w:rFonts w:ascii="Wingdings" w:hAnsi="Wingdings" w:hint="default"/>
-        <w:sz w:val="20"/>
-      </w:rPr>
-    </w:lvl>
-  </w:abstractNum>
-  <w:abstractNum w:abstractNumId="58" w15:restartNumberingAfterBreak="0">
-    <w:nsid w:val="729168D8"/>
-    <w:multiLevelType w:val="multilevel"/>
-    <w:tmpl w:val="D6DEB760"/>
-    <w:lvl w:ilvl="0">
-      <w:start w:val="1"/>
-      <w:numFmt w:val="bullet"/>
-      <w:lvlText w:val=""/>
-      <w:lvlJc w:val="left"/>
-      <w:pPr>
-        <w:tabs>
-          <w:tab w:val="num" w:pos="720"/>
-        </w:tabs>
-        <w:ind w:left="720" w:hanging="360"/>
-      </w:pPr>
-      <w:rPr>
-        <w:rFonts w:ascii="Symbol" w:hAnsi="Symbol" w:hint="default"/>
-        <w:sz w:val="20"/>
-      </w:rPr>
-    </w:lvl>
-    <w:lvl w:ilvl="1">
-      <w:start w:val="1"/>
-      <w:numFmt w:val="bullet"/>
-      <w:lvlText w:val="o"/>
-      <w:lvlJc w:val="left"/>
-      <w:pPr>
-        <w:tabs>
-          <w:tab w:val="num" w:pos="1440"/>
-        </w:tabs>
-        <w:ind w:left="1440" w:hanging="360"/>
-      </w:pPr>
-      <w:rPr>
-        <w:rFonts w:ascii="Courier New" w:hAnsi="Courier New" w:hint="default"/>
-        <w:sz w:val="20"/>
-      </w:rPr>
-    </w:lvl>
-    <w:lvl w:ilvl="2" w:tentative="1">
-      <w:start w:val="1"/>
-      <w:numFmt w:val="bullet"/>
-      <w:lvlText w:val=""/>
-      <w:lvlJc w:val="left"/>
-      <w:pPr>
-        <w:tabs>
-          <w:tab w:val="num" w:pos="2160"/>
-        </w:tabs>
-        <w:ind w:left="2160" w:hanging="360"/>
-      </w:pPr>
-      <w:rPr>
-        <w:rFonts w:ascii="Wingdings" w:hAnsi="Wingdings" w:hint="default"/>
-        <w:sz w:val="20"/>
-      </w:rPr>
-    </w:lvl>
-    <w:lvl w:ilvl="3" w:tentative="1">
-      <w:start w:val="1"/>
-      <w:numFmt w:val="bullet"/>
-      <w:lvlText w:val=""/>
-      <w:lvlJc w:val="left"/>
-      <w:pPr>
-        <w:tabs>
-          <w:tab w:val="num" w:pos="2880"/>
-        </w:tabs>
-        <w:ind w:left="2880" w:hanging="360"/>
-      </w:pPr>
-      <w:rPr>
-        <w:rFonts w:ascii="Wingdings" w:hAnsi="Wingdings" w:hint="default"/>
-        <w:sz w:val="20"/>
-      </w:rPr>
-    </w:lvl>
-    <w:lvl w:ilvl="4" w:tentative="1">
-      <w:start w:val="1"/>
-      <w:numFmt w:val="bullet"/>
-      <w:lvlText w:val=""/>
-      <w:lvlJc w:val="left"/>
-      <w:pPr>
-        <w:tabs>
-          <w:tab w:val="num" w:pos="3600"/>
-        </w:tabs>
-        <w:ind w:left="3600" w:hanging="360"/>
-      </w:pPr>
-      <w:rPr>
-        <w:rFonts w:ascii="Wingdings" w:hAnsi="Wingdings" w:hint="default"/>
-        <w:sz w:val="20"/>
-      </w:rPr>
-    </w:lvl>
-    <w:lvl w:ilvl="5" w:tentative="1">
-      <w:start w:val="1"/>
-      <w:numFmt w:val="bullet"/>
-      <w:lvlText w:val=""/>
-      <w:lvlJc w:val="left"/>
-      <w:pPr>
-        <w:tabs>
-          <w:tab w:val="num" w:pos="4320"/>
-        </w:tabs>
-        <w:ind w:left="4320" w:hanging="360"/>
-      </w:pPr>
-      <w:rPr>
-        <w:rFonts w:ascii="Wingdings" w:hAnsi="Wingdings" w:hint="default"/>
-        <w:sz w:val="20"/>
-      </w:rPr>
-    </w:lvl>
-    <w:lvl w:ilvl="6" w:tentative="1">
-      <w:start w:val="1"/>
-      <w:numFmt w:val="bullet"/>
-      <w:lvlText w:val=""/>
-      <w:lvlJc w:val="left"/>
-      <w:pPr>
-        <w:tabs>
-          <w:tab w:val="num" w:pos="5040"/>
-        </w:tabs>
-        <w:ind w:left="5040" w:hanging="360"/>
-      </w:pPr>
-      <w:rPr>
-        <w:rFonts w:ascii="Wingdings" w:hAnsi="Wingdings" w:hint="default"/>
-        <w:sz w:val="20"/>
-      </w:rPr>
-    </w:lvl>
-    <w:lvl w:ilvl="7" w:tentative="1">
-      <w:start w:val="1"/>
-      <w:numFmt w:val="bullet"/>
-      <w:lvlText w:val=""/>
-      <w:lvlJc w:val="left"/>
-      <w:pPr>
-        <w:tabs>
-          <w:tab w:val="num" w:pos="5760"/>
-        </w:tabs>
-        <w:ind w:left="5760" w:hanging="360"/>
-      </w:pPr>
-      <w:rPr>
-        <w:rFonts w:ascii="Wingdings" w:hAnsi="Wingdings" w:hint="default"/>
-        <w:sz w:val="20"/>
-      </w:rPr>
-    </w:lvl>
-    <w:lvl w:ilvl="8" w:tentative="1">
-      <w:start w:val="1"/>
-      <w:numFmt w:val="bullet"/>
-      <w:lvlText w:val=""/>
-      <w:lvlJc w:val="left"/>
-      <w:pPr>
-        <w:tabs>
-          <w:tab w:val="num" w:pos="6480"/>
-        </w:tabs>
-        <w:ind w:left="6480" w:hanging="360"/>
-      </w:pPr>
-      <w:rPr>
-        <w:rFonts w:ascii="Wingdings" w:hAnsi="Wingdings" w:hint="default"/>
-        <w:sz w:val="20"/>
-      </w:rPr>
-    </w:lvl>
-  </w:abstractNum>
-  <w:abstractNum w:abstractNumId="59" w15:restartNumberingAfterBreak="0">
-    <w:nsid w:val="731077A3"/>
-    <w:multiLevelType w:val="multilevel"/>
-    <w:tmpl w:val="E59C51FA"/>
-    <w:lvl w:ilvl="0">
-      <w:start w:val="1"/>
-      <w:numFmt w:val="bullet"/>
-      <w:lvlText w:val=""/>
-      <w:lvlJc w:val="left"/>
-      <w:pPr>
-        <w:tabs>
-          <w:tab w:val="num" w:pos="720"/>
-        </w:tabs>
-        <w:ind w:left="720" w:hanging="360"/>
-      </w:pPr>
-      <w:rPr>
-        <w:rFonts w:ascii="Symbol" w:hAnsi="Symbol" w:hint="default"/>
-        <w:sz w:val="20"/>
-      </w:rPr>
-    </w:lvl>
-    <w:lvl w:ilvl="1">
-      <w:start w:val="1"/>
-      <w:numFmt w:val="decimal"/>
-      <w:lvlText w:val="%2."/>
-      <w:lvlJc w:val="left"/>
-      <w:pPr>
-        <w:tabs>
-          <w:tab w:val="num" w:pos="1440"/>
-        </w:tabs>
-        <w:ind w:left="1440" w:hanging="360"/>
-      </w:pPr>
-    </w:lvl>
-    <w:lvl w:ilvl="2" w:tentative="1">
-      <w:start w:val="1"/>
-      <w:numFmt w:val="bullet"/>
-      <w:lvlText w:val=""/>
-      <w:lvlJc w:val="left"/>
-      <w:pPr>
-        <w:tabs>
-          <w:tab w:val="num" w:pos="2160"/>
-        </w:tabs>
-        <w:ind w:left="2160" w:hanging="360"/>
-      </w:pPr>
-      <w:rPr>
-        <w:rFonts w:ascii="Wingdings" w:hAnsi="Wingdings" w:hint="default"/>
-        <w:sz w:val="20"/>
-      </w:rPr>
-    </w:lvl>
-    <w:lvl w:ilvl="3" w:tentative="1">
-      <w:start w:val="1"/>
-      <w:numFmt w:val="bullet"/>
-      <w:lvlText w:val=""/>
-      <w:lvlJc w:val="left"/>
-      <w:pPr>
-        <w:tabs>
-          <w:tab w:val="num" w:pos="2880"/>
-        </w:tabs>
-        <w:ind w:left="2880" w:hanging="360"/>
-      </w:pPr>
-      <w:rPr>
-        <w:rFonts w:ascii="Wingdings" w:hAnsi="Wingdings" w:hint="default"/>
-        <w:sz w:val="20"/>
-      </w:rPr>
-    </w:lvl>
-    <w:lvl w:ilvl="4" w:tentative="1">
-      <w:start w:val="1"/>
-      <w:numFmt w:val="bullet"/>
-      <w:lvlText w:val=""/>
-      <w:lvlJc w:val="left"/>
-      <w:pPr>
-        <w:tabs>
-          <w:tab w:val="num" w:pos="3600"/>
-        </w:tabs>
-        <w:ind w:left="3600" w:hanging="360"/>
-      </w:pPr>
-      <w:rPr>
-        <w:rFonts w:ascii="Wingdings" w:hAnsi="Wingdings" w:hint="default"/>
-        <w:sz w:val="20"/>
-      </w:rPr>
-    </w:lvl>
-    <w:lvl w:ilvl="5" w:tentative="1">
-      <w:start w:val="1"/>
-      <w:numFmt w:val="bullet"/>
-      <w:lvlText w:val=""/>
-      <w:lvlJc w:val="left"/>
-      <w:pPr>
-        <w:tabs>
-          <w:tab w:val="num" w:pos="4320"/>
-        </w:tabs>
-        <w:ind w:left="4320" w:hanging="360"/>
-      </w:pPr>
-      <w:rPr>
-        <w:rFonts w:ascii="Wingdings" w:hAnsi="Wingdings" w:hint="default"/>
-        <w:sz w:val="20"/>
-      </w:rPr>
-    </w:lvl>
-    <w:lvl w:ilvl="6" w:tentative="1">
-      <w:start w:val="1"/>
-      <w:numFmt w:val="bullet"/>
-      <w:lvlText w:val=""/>
-      <w:lvlJc w:val="left"/>
-      <w:pPr>
-        <w:tabs>
-          <w:tab w:val="num" w:pos="5040"/>
-        </w:tabs>
-        <w:ind w:left="5040" w:hanging="360"/>
-      </w:pPr>
-      <w:rPr>
-        <w:rFonts w:ascii="Wingdings" w:hAnsi="Wingdings" w:hint="default"/>
-        <w:sz w:val="20"/>
-      </w:rPr>
-    </w:lvl>
-    <w:lvl w:ilvl="7" w:tentative="1">
-      <w:start w:val="1"/>
-      <w:numFmt w:val="bullet"/>
-      <w:lvlText w:val=""/>
-      <w:lvlJc w:val="left"/>
-      <w:pPr>
-        <w:tabs>
-          <w:tab w:val="num" w:pos="5760"/>
-        </w:tabs>
-        <w:ind w:left="5760" w:hanging="360"/>
-      </w:pPr>
-      <w:rPr>
-        <w:rFonts w:ascii="Wingdings" w:hAnsi="Wingdings" w:hint="default"/>
-        <w:sz w:val="20"/>
-      </w:rPr>
-    </w:lvl>
-    <w:lvl w:ilvl="8" w:tentative="1">
-      <w:start w:val="1"/>
-      <w:numFmt w:val="bullet"/>
-      <w:lvlText w:val=""/>
-      <w:lvlJc w:val="left"/>
-      <w:pPr>
-        <w:tabs>
-          <w:tab w:val="num" w:pos="6480"/>
-        </w:tabs>
-        <w:ind w:left="6480" w:hanging="360"/>
-      </w:pPr>
-      <w:rPr>
-        <w:rFonts w:ascii="Wingdings" w:hAnsi="Wingdings" w:hint="default"/>
-        <w:sz w:val="20"/>
-      </w:rPr>
-    </w:lvl>
-  </w:abstractNum>
-  <w:abstractNum w:abstractNumId="60" w15:restartNumberingAfterBreak="0">
-    <w:nsid w:val="738760B1"/>
-    <w:multiLevelType w:val="multilevel"/>
-    <w:tmpl w:val="7388C62C"/>
-    <w:lvl w:ilvl="0">
-      <w:start w:val="1"/>
-      <w:numFmt w:val="bullet"/>
-      <w:lvlText w:val=""/>
-      <w:lvlJc w:val="left"/>
-      <w:pPr>
-        <w:tabs>
-          <w:tab w:val="num" w:pos="720"/>
-        </w:tabs>
-        <w:ind w:left="720" w:hanging="360"/>
-      </w:pPr>
-      <w:rPr>
-        <w:rFonts w:ascii="Symbol" w:hAnsi="Symbol" w:hint="default"/>
-        <w:sz w:val="20"/>
-      </w:rPr>
-    </w:lvl>
-    <w:lvl w:ilvl="1" w:tentative="1">
-      <w:start w:val="1"/>
-      <w:numFmt w:val="bullet"/>
-      <w:lvlText w:val="o"/>
-      <w:lvlJc w:val="left"/>
-      <w:pPr>
-        <w:tabs>
-          <w:tab w:val="num" w:pos="1440"/>
-        </w:tabs>
-        <w:ind w:left="1440" w:hanging="360"/>
-      </w:pPr>
-      <w:rPr>
-        <w:rFonts w:ascii="Courier New" w:hAnsi="Courier New" w:hint="default"/>
-        <w:sz w:val="20"/>
-      </w:rPr>
-    </w:lvl>
-    <w:lvl w:ilvl="2" w:tentative="1">
-      <w:start w:val="1"/>
-      <w:numFmt w:val="bullet"/>
-      <w:lvlText w:val=""/>
-      <w:lvlJc w:val="left"/>
-      <w:pPr>
-        <w:tabs>
-          <w:tab w:val="num" w:pos="2160"/>
-        </w:tabs>
-        <w:ind w:left="2160" w:hanging="360"/>
-      </w:pPr>
-      <w:rPr>
-        <w:rFonts w:ascii="Wingdings" w:hAnsi="Wingdings" w:hint="default"/>
-        <w:sz w:val="20"/>
-      </w:rPr>
-    </w:lvl>
-    <w:lvl w:ilvl="3" w:tentative="1">
-      <w:start w:val="1"/>
-      <w:numFmt w:val="bullet"/>
-      <w:lvlText w:val=""/>
-      <w:lvlJc w:val="left"/>
-      <w:pPr>
-        <w:tabs>
-          <w:tab w:val="num" w:pos="2880"/>
-        </w:tabs>
-        <w:ind w:left="2880" w:hanging="360"/>
-      </w:pPr>
-      <w:rPr>
-        <w:rFonts w:ascii="Wingdings" w:hAnsi="Wingdings" w:hint="default"/>
-        <w:sz w:val="20"/>
-      </w:rPr>
-    </w:lvl>
-    <w:lvl w:ilvl="4" w:tentative="1">
-      <w:start w:val="1"/>
-      <w:numFmt w:val="bullet"/>
-      <w:lvlText w:val=""/>
-      <w:lvlJc w:val="left"/>
-      <w:pPr>
-        <w:tabs>
-          <w:tab w:val="num" w:pos="3600"/>
-        </w:tabs>
-        <w:ind w:left="3600" w:hanging="360"/>
-      </w:pPr>
-      <w:rPr>
-        <w:rFonts w:ascii="Wingdings" w:hAnsi="Wingdings" w:hint="default"/>
-        <w:sz w:val="20"/>
-      </w:rPr>
-    </w:lvl>
-    <w:lvl w:ilvl="5" w:tentative="1">
-      <w:start w:val="1"/>
-      <w:numFmt w:val="bullet"/>
-      <w:lvlText w:val=""/>
-      <w:lvlJc w:val="left"/>
-      <w:pPr>
-        <w:tabs>
-          <w:tab w:val="num" w:pos="4320"/>
-        </w:tabs>
-        <w:ind w:left="4320" w:hanging="360"/>
-      </w:pPr>
-      <w:rPr>
-        <w:rFonts w:ascii="Wingdings" w:hAnsi="Wingdings" w:hint="default"/>
-        <w:sz w:val="20"/>
-      </w:rPr>
-    </w:lvl>
-    <w:lvl w:ilvl="6" w:tentative="1">
-      <w:start w:val="1"/>
-      <w:numFmt w:val="bullet"/>
-      <w:lvlText w:val=""/>
-      <w:lvlJc w:val="left"/>
-      <w:pPr>
-        <w:tabs>
-          <w:tab w:val="num" w:pos="5040"/>
-        </w:tabs>
-        <w:ind w:left="5040" w:hanging="360"/>
-      </w:pPr>
-      <w:rPr>
-        <w:rFonts w:ascii="Wingdings" w:hAnsi="Wingdings" w:hint="default"/>
-        <w:sz w:val="20"/>
-      </w:rPr>
-    </w:lvl>
-    <w:lvl w:ilvl="7" w:tentative="1">
-      <w:start w:val="1"/>
-      <w:numFmt w:val="bullet"/>
-      <w:lvlText w:val=""/>
-      <w:lvlJc w:val="left"/>
-      <w:pPr>
-        <w:tabs>
-          <w:tab w:val="num" w:pos="5760"/>
-        </w:tabs>
-        <w:ind w:left="5760" w:hanging="360"/>
-      </w:pPr>
-      <w:rPr>
-        <w:rFonts w:ascii="Wingdings" w:hAnsi="Wingdings" w:hint="default"/>
-        <w:sz w:val="20"/>
-      </w:rPr>
-    </w:lvl>
-    <w:lvl w:ilvl="8" w:tentative="1">
-      <w:start w:val="1"/>
-      <w:numFmt w:val="bullet"/>
-      <w:lvlText w:val=""/>
-      <w:lvlJc w:val="left"/>
-      <w:pPr>
-        <w:tabs>
-          <w:tab w:val="num" w:pos="6480"/>
-        </w:tabs>
-        <w:ind w:left="6480" w:hanging="360"/>
-      </w:pPr>
-      <w:rPr>
-        <w:rFonts w:ascii="Wingdings" w:hAnsi="Wingdings" w:hint="default"/>
-        <w:sz w:val="20"/>
-      </w:rPr>
-    </w:lvl>
-  </w:abstractNum>
-  <w:abstractNum w:abstractNumId="61" w15:restartNumberingAfterBreak="0">
-    <w:nsid w:val="7B176394"/>
-    <w:multiLevelType w:val="multilevel"/>
-    <w:tmpl w:val="FBA8252E"/>
-    <w:lvl w:ilvl="0">
-      <w:start w:val="1"/>
-      <w:numFmt w:val="bullet"/>
-      <w:lvlText w:val=""/>
-      <w:lvlJc w:val="left"/>
-      <w:pPr>
-        <w:tabs>
-          <w:tab w:val="num" w:pos="720"/>
-        </w:tabs>
-        <w:ind w:left="720" w:hanging="360"/>
-      </w:pPr>
-      <w:rPr>
-        <w:rFonts w:ascii="Symbol" w:hAnsi="Symbol" w:hint="default"/>
-        <w:sz w:val="20"/>
-      </w:rPr>
-    </w:lvl>
-    <w:lvl w:ilvl="1" w:tentative="1">
-      <w:start w:val="1"/>
-      <w:numFmt w:val="bullet"/>
-      <w:lvlText w:val="o"/>
-      <w:lvlJc w:val="left"/>
-      <w:pPr>
-        <w:tabs>
-          <w:tab w:val="num" w:pos="1440"/>
-        </w:tabs>
-        <w:ind w:left="1440" w:hanging="360"/>
-      </w:pPr>
-      <w:rPr>
-        <w:rFonts w:ascii="Courier New" w:hAnsi="Courier New" w:hint="default"/>
-        <w:sz w:val="20"/>
-      </w:rPr>
-    </w:lvl>
-    <w:lvl w:ilvl="2" w:tentative="1">
-      <w:start w:val="1"/>
-      <w:numFmt w:val="bullet"/>
-      <w:lvlText w:val=""/>
-      <w:lvlJc w:val="left"/>
-      <w:pPr>
-        <w:tabs>
-          <w:tab w:val="num" w:pos="2160"/>
-        </w:tabs>
-        <w:ind w:left="2160" w:hanging="360"/>
-      </w:pPr>
-      <w:rPr>
-        <w:rFonts w:ascii="Wingdings" w:hAnsi="Wingdings" w:hint="default"/>
-        <w:sz w:val="20"/>
-      </w:rPr>
-    </w:lvl>
-    <w:lvl w:ilvl="3" w:tentative="1">
-      <w:start w:val="1"/>
-      <w:numFmt w:val="bullet"/>
-      <w:lvlText w:val=""/>
-      <w:lvlJc w:val="left"/>
-      <w:pPr>
-        <w:tabs>
-          <w:tab w:val="num" w:pos="2880"/>
-        </w:tabs>
-        <w:ind w:left="2880" w:hanging="360"/>
-      </w:pPr>
-      <w:rPr>
-        <w:rFonts w:ascii="Wingdings" w:hAnsi="Wingdings" w:hint="default"/>
-        <w:sz w:val="20"/>
-      </w:rPr>
-    </w:lvl>
-    <w:lvl w:ilvl="4" w:tentative="1">
-      <w:start w:val="1"/>
-      <w:numFmt w:val="bullet"/>
-      <w:lvlText w:val=""/>
-      <w:lvlJc w:val="left"/>
-      <w:pPr>
-        <w:tabs>
-          <w:tab w:val="num" w:pos="3600"/>
-        </w:tabs>
-        <w:ind w:left="3600" w:hanging="360"/>
-      </w:pPr>
-      <w:rPr>
-        <w:rFonts w:ascii="Wingdings" w:hAnsi="Wingdings" w:hint="default"/>
-        <w:sz w:val="20"/>
-      </w:rPr>
-    </w:lvl>
-    <w:lvl w:ilvl="5" w:tentative="1">
-      <w:start w:val="1"/>
-      <w:numFmt w:val="bullet"/>
-      <w:lvlText w:val=""/>
-      <w:lvlJc w:val="left"/>
-      <w:pPr>
-        <w:tabs>
-          <w:tab w:val="num" w:pos="4320"/>
-        </w:tabs>
-        <w:ind w:left="4320" w:hanging="360"/>
-      </w:pPr>
-      <w:rPr>
-        <w:rFonts w:ascii="Wingdings" w:hAnsi="Wingdings" w:hint="default"/>
-        <w:sz w:val="20"/>
-      </w:rPr>
-    </w:lvl>
-    <w:lvl w:ilvl="6" w:tentative="1">
-      <w:start w:val="1"/>
-      <w:numFmt w:val="bullet"/>
-      <w:lvlText w:val=""/>
-      <w:lvlJc w:val="left"/>
-      <w:pPr>
-        <w:tabs>
-          <w:tab w:val="num" w:pos="5040"/>
-        </w:tabs>
-        <w:ind w:left="5040" w:hanging="360"/>
-      </w:pPr>
-      <w:rPr>
-        <w:rFonts w:ascii="Wingdings" w:hAnsi="Wingdings" w:hint="default"/>
-        <w:sz w:val="20"/>
-      </w:rPr>
-    </w:lvl>
-    <w:lvl w:ilvl="7" w:tentative="1">
-      <w:start w:val="1"/>
-      <w:numFmt w:val="bullet"/>
-      <w:lvlText w:val=""/>
-      <w:lvlJc w:val="left"/>
-      <w:pPr>
-        <w:tabs>
-          <w:tab w:val="num" w:pos="5760"/>
-        </w:tabs>
-        <w:ind w:left="5760" w:hanging="360"/>
-      </w:pPr>
-      <w:rPr>
-        <w:rFonts w:ascii="Wingdings" w:hAnsi="Wingdings" w:hint="default"/>
-        <w:sz w:val="20"/>
-      </w:rPr>
-    </w:lvl>
-    <w:lvl w:ilvl="8" w:tentative="1">
-      <w:start w:val="1"/>
-      <w:numFmt w:val="bullet"/>
-      <w:lvlText w:val=""/>
-      <w:lvlJc w:val="left"/>
-      <w:pPr>
-        <w:tabs>
-          <w:tab w:val="num" w:pos="6480"/>
-        </w:tabs>
-        <w:ind w:left="6480" w:hanging="360"/>
-      </w:pPr>
-      <w:rPr>
-        <w:rFonts w:ascii="Wingdings" w:hAnsi="Wingdings" w:hint="default"/>
-        <w:sz w:val="20"/>
-      </w:rPr>
-    </w:lvl>
-  </w:abstractNum>
-  <w:abstractNum w:abstractNumId="62" w15:restartNumberingAfterBreak="0">
-    <w:nsid w:val="7B203AB1"/>
-    <w:multiLevelType w:val="multilevel"/>
-    <w:tmpl w:val="CED2ED12"/>
-    <w:lvl w:ilvl="0">
-      <w:start w:val="1"/>
-      <w:numFmt w:val="bullet"/>
-      <w:lvlText w:val=""/>
-      <w:lvlJc w:val="left"/>
-      <w:pPr>
-        <w:tabs>
-          <w:tab w:val="num" w:pos="720"/>
-        </w:tabs>
-        <w:ind w:left="720" w:hanging="360"/>
-      </w:pPr>
-      <w:rPr>
-        <w:rFonts w:ascii="Symbol" w:hAnsi="Symbol" w:hint="default"/>
-        <w:sz w:val="20"/>
-      </w:rPr>
-    </w:lvl>
-    <w:lvl w:ilvl="1" w:tentative="1">
-      <w:start w:val="1"/>
-      <w:numFmt w:val="bullet"/>
-      <w:lvlText w:val="o"/>
-      <w:lvlJc w:val="left"/>
-      <w:pPr>
-        <w:tabs>
-          <w:tab w:val="num" w:pos="1440"/>
-        </w:tabs>
-        <w:ind w:left="1440" w:hanging="360"/>
-      </w:pPr>
-      <w:rPr>
-        <w:rFonts w:ascii="Courier New" w:hAnsi="Courier New" w:hint="default"/>
-        <w:sz w:val="20"/>
-      </w:rPr>
-    </w:lvl>
-    <w:lvl w:ilvl="2" w:tentative="1">
-      <w:start w:val="1"/>
-      <w:numFmt w:val="bullet"/>
-      <w:lvlText w:val=""/>
-      <w:lvlJc w:val="left"/>
-      <w:pPr>
-        <w:tabs>
-          <w:tab w:val="num" w:pos="2160"/>
-        </w:tabs>
-        <w:ind w:left="2160" w:hanging="360"/>
-      </w:pPr>
-      <w:rPr>
-        <w:rFonts w:ascii="Wingdings" w:hAnsi="Wingdings" w:hint="default"/>
-        <w:sz w:val="20"/>
-      </w:rPr>
-    </w:lvl>
-    <w:lvl w:ilvl="3" w:tentative="1">
-      <w:start w:val="1"/>
-      <w:numFmt w:val="bullet"/>
-      <w:lvlText w:val=""/>
-      <w:lvlJc w:val="left"/>
-      <w:pPr>
-        <w:tabs>
-          <w:tab w:val="num" w:pos="2880"/>
-        </w:tabs>
-        <w:ind w:left="2880" w:hanging="360"/>
-      </w:pPr>
-      <w:rPr>
-        <w:rFonts w:ascii="Wingdings" w:hAnsi="Wingdings" w:hint="default"/>
-        <w:sz w:val="20"/>
-      </w:rPr>
-    </w:lvl>
-    <w:lvl w:ilvl="4" w:tentative="1">
-      <w:start w:val="1"/>
-      <w:numFmt w:val="bullet"/>
-      <w:lvlText w:val=""/>
-      <w:lvlJc w:val="left"/>
-      <w:pPr>
-        <w:tabs>
-          <w:tab w:val="num" w:pos="3600"/>
-        </w:tabs>
-        <w:ind w:left="3600" w:hanging="360"/>
-      </w:pPr>
-      <w:rPr>
-        <w:rFonts w:ascii="Wingdings" w:hAnsi="Wingdings" w:hint="default"/>
-        <w:sz w:val="20"/>
-      </w:rPr>
-    </w:lvl>
-    <w:lvl w:ilvl="5" w:tentative="1">
-      <w:start w:val="1"/>
-      <w:numFmt w:val="bullet"/>
-      <w:lvlText w:val=""/>
-      <w:lvlJc w:val="left"/>
-      <w:pPr>
-        <w:tabs>
-          <w:tab w:val="num" w:pos="4320"/>
-        </w:tabs>
-        <w:ind w:left="4320" w:hanging="360"/>
-      </w:pPr>
-      <w:rPr>
-        <w:rFonts w:ascii="Wingdings" w:hAnsi="Wingdings" w:hint="default"/>
-        <w:sz w:val="20"/>
-      </w:rPr>
-    </w:lvl>
-    <w:lvl w:ilvl="6" w:tentative="1">
-      <w:start w:val="1"/>
-      <w:numFmt w:val="bullet"/>
-      <w:lvlText w:val=""/>
-      <w:lvlJc w:val="left"/>
-      <w:pPr>
-        <w:tabs>
-          <w:tab w:val="num" w:pos="5040"/>
-        </w:tabs>
-        <w:ind w:left="5040" w:hanging="360"/>
-      </w:pPr>
-      <w:rPr>
-        <w:rFonts w:ascii="Wingdings" w:hAnsi="Wingdings" w:hint="default"/>
-        <w:sz w:val="20"/>
-      </w:rPr>
-    </w:lvl>
-    <w:lvl w:ilvl="7" w:tentative="1">
-      <w:start w:val="1"/>
-      <w:numFmt w:val="bullet"/>
-      <w:lvlText w:val=""/>
-      <w:lvlJc w:val="left"/>
-      <w:pPr>
-        <w:tabs>
-          <w:tab w:val="num" w:pos="5760"/>
-        </w:tabs>
-        <w:ind w:left="5760" w:hanging="360"/>
-      </w:pPr>
-      <w:rPr>
-        <w:rFonts w:ascii="Wingdings" w:hAnsi="Wingdings" w:hint="default"/>
-        <w:sz w:val="20"/>
-      </w:rPr>
-    </w:lvl>
-    <w:lvl w:ilvl="8" w:tentative="1">
-      <w:start w:val="1"/>
-      <w:numFmt w:val="bullet"/>
-      <w:lvlText w:val=""/>
-      <w:lvlJc w:val="left"/>
-      <w:pPr>
-        <w:tabs>
-          <w:tab w:val="num" w:pos="6480"/>
-        </w:tabs>
-        <w:ind w:left="6480" w:hanging="360"/>
-      </w:pPr>
-      <w:rPr>
-        <w:rFonts w:ascii="Wingdings" w:hAnsi="Wingdings" w:hint="default"/>
-        <w:sz w:val="20"/>
-      </w:rPr>
-    </w:lvl>
-  </w:abstractNum>
-  <w:abstractNum w:abstractNumId="63" w15:restartNumberingAfterBreak="0">
-    <w:nsid w:val="7B9D03C6"/>
-    <w:multiLevelType w:val="multilevel"/>
-    <w:tmpl w:val="2B105C98"/>
-    <w:lvl w:ilvl="0">
-      <w:start w:val="1"/>
-      <w:numFmt w:val="bullet"/>
-      <w:lvlText w:val=""/>
-      <w:lvlJc w:val="left"/>
-      <w:pPr>
-        <w:tabs>
-          <w:tab w:val="num" w:pos="720"/>
-        </w:tabs>
-        <w:ind w:left="720" w:hanging="360"/>
-      </w:pPr>
-      <w:rPr>
-        <w:rFonts w:ascii="Symbol" w:hAnsi="Symbol" w:hint="default"/>
-        <w:sz w:val="20"/>
-      </w:rPr>
-    </w:lvl>
-    <w:lvl w:ilvl="1" w:tentative="1">
-      <w:start w:val="1"/>
-      <w:numFmt w:val="bullet"/>
-      <w:lvlText w:val="o"/>
-      <w:lvlJc w:val="left"/>
-      <w:pPr>
-        <w:tabs>
-          <w:tab w:val="num" w:pos="1440"/>
-        </w:tabs>
-        <w:ind w:left="1440" w:hanging="360"/>
-      </w:pPr>
-      <w:rPr>
-        <w:rFonts w:ascii="Courier New" w:hAnsi="Courier New" w:hint="default"/>
-        <w:sz w:val="20"/>
-      </w:rPr>
-    </w:lvl>
-    <w:lvl w:ilvl="2" w:tentative="1">
-      <w:start w:val="1"/>
-      <w:numFmt w:val="bullet"/>
-      <w:lvlText w:val=""/>
-      <w:lvlJc w:val="left"/>
-      <w:pPr>
-        <w:tabs>
-          <w:tab w:val="num" w:pos="2160"/>
-        </w:tabs>
-        <w:ind w:left="2160" w:hanging="360"/>
-      </w:pPr>
-      <w:rPr>
-        <w:rFonts w:ascii="Wingdings" w:hAnsi="Wingdings" w:hint="default"/>
-        <w:sz w:val="20"/>
-      </w:rPr>
-    </w:lvl>
-    <w:lvl w:ilvl="3" w:tentative="1">
-      <w:start w:val="1"/>
-      <w:numFmt w:val="bullet"/>
-      <w:lvlText w:val=""/>
-      <w:lvlJc w:val="left"/>
-      <w:pPr>
-        <w:tabs>
-          <w:tab w:val="num" w:pos="2880"/>
-        </w:tabs>
-        <w:ind w:left="2880" w:hanging="360"/>
-      </w:pPr>
-      <w:rPr>
-        <w:rFonts w:ascii="Wingdings" w:hAnsi="Wingdings" w:hint="default"/>
-        <w:sz w:val="20"/>
-      </w:rPr>
-    </w:lvl>
-    <w:lvl w:ilvl="4" w:tentative="1">
-      <w:start w:val="1"/>
-      <w:numFmt w:val="bullet"/>
-      <w:lvlText w:val=""/>
-      <w:lvlJc w:val="left"/>
-      <w:pPr>
-        <w:tabs>
-          <w:tab w:val="num" w:pos="3600"/>
-        </w:tabs>
-        <w:ind w:left="3600" w:hanging="360"/>
-      </w:pPr>
-      <w:rPr>
-        <w:rFonts w:ascii="Wingdings" w:hAnsi="Wingdings" w:hint="default"/>
-        <w:sz w:val="20"/>
-      </w:rPr>
-    </w:lvl>
-    <w:lvl w:ilvl="5" w:tentative="1">
-      <w:start w:val="1"/>
-      <w:numFmt w:val="bullet"/>
-      <w:lvlText w:val=""/>
-      <w:lvlJc w:val="left"/>
-      <w:pPr>
-        <w:tabs>
-          <w:tab w:val="num" w:pos="4320"/>
-        </w:tabs>
-        <w:ind w:left="4320" w:hanging="360"/>
-      </w:pPr>
-      <w:rPr>
-        <w:rFonts w:ascii="Wingdings" w:hAnsi="Wingdings" w:hint="default"/>
-        <w:sz w:val="20"/>
-      </w:rPr>
-    </w:lvl>
-    <w:lvl w:ilvl="6" w:tentative="1">
-      <w:start w:val="1"/>
-      <w:numFmt w:val="bullet"/>
-      <w:lvlText w:val=""/>
-      <w:lvlJc w:val="left"/>
-      <w:pPr>
-        <w:tabs>
-          <w:tab w:val="num" w:pos="5040"/>
-        </w:tabs>
-        <w:ind w:left="5040" w:hanging="360"/>
-      </w:pPr>
-      <w:rPr>
-        <w:rFonts w:ascii="Wingdings" w:hAnsi="Wingdings" w:hint="default"/>
-        <w:sz w:val="20"/>
-      </w:rPr>
-    </w:lvl>
-    <w:lvl w:ilvl="7" w:tentative="1">
-      <w:start w:val="1"/>
-      <w:numFmt w:val="bullet"/>
-      <w:lvlText w:val=""/>
-      <w:lvlJc w:val="left"/>
-      <w:pPr>
-        <w:tabs>
-          <w:tab w:val="num" w:pos="5760"/>
-        </w:tabs>
-        <w:ind w:left="5760" w:hanging="360"/>
-      </w:pPr>
-      <w:rPr>
-        <w:rFonts w:ascii="Wingdings" w:hAnsi="Wingdings" w:hint="default"/>
-        <w:sz w:val="20"/>
-      </w:rPr>
-    </w:lvl>
-    <w:lvl w:ilvl="8" w:tentative="1">
-      <w:start w:val="1"/>
-      <w:numFmt w:val="bullet"/>
-      <w:lvlText w:val=""/>
-      <w:lvlJc w:val="left"/>
-      <w:pPr>
-        <w:tabs>
-          <w:tab w:val="num" w:pos="6480"/>
-        </w:tabs>
-        <w:ind w:left="6480" w:hanging="360"/>
-      </w:pPr>
-      <w:rPr>
-        <w:rFonts w:ascii="Wingdings" w:hAnsi="Wingdings" w:hint="default"/>
-        <w:sz w:val="20"/>
-      </w:rPr>
-    </w:lvl>
-  </w:abstractNum>
-  <w:abstractNum w:abstractNumId="64" w15:restartNumberingAfterBreak="0">
+  <w:abstractNum w:abstractNumId="15" w15:restartNumberingAfterBreak="0">
     <w:nsid w:val="7C3E2C74"/>
     <w:multiLevelType w:val="multilevel"/>
     <w:tmpl w:val="2B105C98"/>
@@ -15443,363 +8279,50 @@
       </w:rPr>
     </w:lvl>
   </w:abstractNum>
-  <w:abstractNum w:abstractNumId="65" w15:restartNumberingAfterBreak="0">
-    <w:nsid w:val="7E0C738B"/>
-    <w:multiLevelType w:val="multilevel"/>
-    <w:tmpl w:val="C19C3592"/>
-    <w:lvl w:ilvl="0">
-      <w:start w:val="1"/>
-      <w:numFmt w:val="bullet"/>
-      <w:lvlText w:val=""/>
-      <w:lvlJc w:val="left"/>
-      <w:pPr>
-        <w:tabs>
-          <w:tab w:val="num" w:pos="720"/>
-        </w:tabs>
-        <w:ind w:left="720" w:hanging="360"/>
-      </w:pPr>
-      <w:rPr>
-        <w:rFonts w:ascii="Symbol" w:hAnsi="Symbol" w:hint="default"/>
-        <w:sz w:val="20"/>
-      </w:rPr>
-    </w:lvl>
-    <w:lvl w:ilvl="1" w:tentative="1">
-      <w:start w:val="1"/>
-      <w:numFmt w:val="bullet"/>
-      <w:lvlText w:val="o"/>
-      <w:lvlJc w:val="left"/>
-      <w:pPr>
-        <w:tabs>
-          <w:tab w:val="num" w:pos="1440"/>
-        </w:tabs>
-        <w:ind w:left="1440" w:hanging="360"/>
-      </w:pPr>
-      <w:rPr>
-        <w:rFonts w:ascii="Courier New" w:hAnsi="Courier New" w:hint="default"/>
-        <w:sz w:val="20"/>
-      </w:rPr>
-    </w:lvl>
-    <w:lvl w:ilvl="2" w:tentative="1">
-      <w:start w:val="1"/>
-      <w:numFmt w:val="bullet"/>
-      <w:lvlText w:val=""/>
-      <w:lvlJc w:val="left"/>
-      <w:pPr>
-        <w:tabs>
-          <w:tab w:val="num" w:pos="2160"/>
-        </w:tabs>
-        <w:ind w:left="2160" w:hanging="360"/>
-      </w:pPr>
-      <w:rPr>
-        <w:rFonts w:ascii="Wingdings" w:hAnsi="Wingdings" w:hint="default"/>
-        <w:sz w:val="20"/>
-      </w:rPr>
-    </w:lvl>
-    <w:lvl w:ilvl="3" w:tentative="1">
-      <w:start w:val="1"/>
-      <w:numFmt w:val="bullet"/>
-      <w:lvlText w:val=""/>
-      <w:lvlJc w:val="left"/>
-      <w:pPr>
-        <w:tabs>
-          <w:tab w:val="num" w:pos="2880"/>
-        </w:tabs>
-        <w:ind w:left="2880" w:hanging="360"/>
-      </w:pPr>
-      <w:rPr>
-        <w:rFonts w:ascii="Wingdings" w:hAnsi="Wingdings" w:hint="default"/>
-        <w:sz w:val="20"/>
-      </w:rPr>
-    </w:lvl>
-    <w:lvl w:ilvl="4" w:tentative="1">
-      <w:start w:val="1"/>
-      <w:numFmt w:val="bullet"/>
-      <w:lvlText w:val=""/>
-      <w:lvlJc w:val="left"/>
-      <w:pPr>
-        <w:tabs>
-          <w:tab w:val="num" w:pos="3600"/>
-        </w:tabs>
-        <w:ind w:left="3600" w:hanging="360"/>
-      </w:pPr>
-      <w:rPr>
-        <w:rFonts w:ascii="Wingdings" w:hAnsi="Wingdings" w:hint="default"/>
-        <w:sz w:val="20"/>
-      </w:rPr>
-    </w:lvl>
-    <w:lvl w:ilvl="5" w:tentative="1">
-      <w:start w:val="1"/>
-      <w:numFmt w:val="bullet"/>
-      <w:lvlText w:val=""/>
-      <w:lvlJc w:val="left"/>
-      <w:pPr>
-        <w:tabs>
-          <w:tab w:val="num" w:pos="4320"/>
-        </w:tabs>
-        <w:ind w:left="4320" w:hanging="360"/>
-      </w:pPr>
-      <w:rPr>
-        <w:rFonts w:ascii="Wingdings" w:hAnsi="Wingdings" w:hint="default"/>
-        <w:sz w:val="20"/>
-      </w:rPr>
-    </w:lvl>
-    <w:lvl w:ilvl="6" w:tentative="1">
-      <w:start w:val="1"/>
-      <w:numFmt w:val="bullet"/>
-      <w:lvlText w:val=""/>
-      <w:lvlJc w:val="left"/>
-      <w:pPr>
-        <w:tabs>
-          <w:tab w:val="num" w:pos="5040"/>
-        </w:tabs>
-        <w:ind w:left="5040" w:hanging="360"/>
-      </w:pPr>
-      <w:rPr>
-        <w:rFonts w:ascii="Wingdings" w:hAnsi="Wingdings" w:hint="default"/>
-        <w:sz w:val="20"/>
-      </w:rPr>
-    </w:lvl>
-    <w:lvl w:ilvl="7" w:tentative="1">
-      <w:start w:val="1"/>
-      <w:numFmt w:val="bullet"/>
-      <w:lvlText w:val=""/>
-      <w:lvlJc w:val="left"/>
-      <w:pPr>
-        <w:tabs>
-          <w:tab w:val="num" w:pos="5760"/>
-        </w:tabs>
-        <w:ind w:left="5760" w:hanging="360"/>
-      </w:pPr>
-      <w:rPr>
-        <w:rFonts w:ascii="Wingdings" w:hAnsi="Wingdings" w:hint="default"/>
-        <w:sz w:val="20"/>
-      </w:rPr>
-    </w:lvl>
-    <w:lvl w:ilvl="8" w:tentative="1">
-      <w:start w:val="1"/>
-      <w:numFmt w:val="bullet"/>
-      <w:lvlText w:val=""/>
-      <w:lvlJc w:val="left"/>
-      <w:pPr>
-        <w:tabs>
-          <w:tab w:val="num" w:pos="6480"/>
-        </w:tabs>
-        <w:ind w:left="6480" w:hanging="360"/>
-      </w:pPr>
-      <w:rPr>
-        <w:rFonts w:ascii="Wingdings" w:hAnsi="Wingdings" w:hint="default"/>
-        <w:sz w:val="20"/>
-      </w:rPr>
-    </w:lvl>
-  </w:abstractNum>
-  <w:num w:numId="1" w16cid:durableId="27343711">
-    <w:abstractNumId w:val="35"/>
+  <w:num w:numId="1" w16cid:durableId="1373338415">
+    <w:abstractNumId w:val="3"/>
   </w:num>
-  <w:num w:numId="2" w16cid:durableId="1189878167">
-    <w:abstractNumId w:val="48"/>
+  <w:num w:numId="2" w16cid:durableId="659386477">
+    <w:abstractNumId w:val="5"/>
   </w:num>
-  <w:num w:numId="3" w16cid:durableId="522134800">
-    <w:abstractNumId w:val="51"/>
+  <w:num w:numId="3" w16cid:durableId="1378043185">
+    <w:abstractNumId w:val="14"/>
   </w:num>
-  <w:num w:numId="4" w16cid:durableId="1368022358">
+  <w:num w:numId="4" w16cid:durableId="769739249">
+    <w:abstractNumId w:val="0"/>
+  </w:num>
+  <w:num w:numId="5" w16cid:durableId="802891685">
+    <w:abstractNumId w:val="8"/>
+  </w:num>
+  <w:num w:numId="6" w16cid:durableId="838349774">
+    <w:abstractNumId w:val="1"/>
+  </w:num>
+  <w:num w:numId="7" w16cid:durableId="652609079">
+    <w:abstractNumId w:val="10"/>
+  </w:num>
+  <w:num w:numId="8" w16cid:durableId="1207643152">
+    <w:abstractNumId w:val="12"/>
+  </w:num>
+  <w:num w:numId="9" w16cid:durableId="1392189016">
     <w:abstractNumId w:val="2"/>
   </w:num>
-  <w:num w:numId="5" w16cid:durableId="870453898">
-    <w:abstractNumId w:val="55"/>
+  <w:num w:numId="10" w16cid:durableId="663633007">
+    <w:abstractNumId w:val="13"/>
   </w:num>
-  <w:num w:numId="6" w16cid:durableId="2080976972">
-    <w:abstractNumId w:val="42"/>
+  <w:num w:numId="11" w16cid:durableId="385102495">
+    <w:abstractNumId w:val="7"/>
   </w:num>
-  <w:num w:numId="7" w16cid:durableId="1733383082">
-    <w:abstractNumId w:val="3"/>
+  <w:num w:numId="12" w16cid:durableId="2019118548">
+    <w:abstractNumId w:val="6"/>
   </w:num>
-  <w:num w:numId="8" w16cid:durableId="314915720">
-    <w:abstractNumId w:val="57"/>
-  </w:num>
-  <w:num w:numId="9" w16cid:durableId="357852277">
-    <w:abstractNumId w:val="10"/>
-  </w:num>
-  <w:num w:numId="10" w16cid:durableId="622276476">
+  <w:num w:numId="13" w16cid:durableId="1671441633">
     <w:abstractNumId w:val="15"/>
   </w:num>
-  <w:num w:numId="11" w16cid:durableId="865557796">
-    <w:abstractNumId w:val="58"/>
-  </w:num>
-  <w:num w:numId="12" w16cid:durableId="1943954552">
-    <w:abstractNumId w:val="0"/>
-  </w:num>
-  <w:num w:numId="13" w16cid:durableId="1774205295">
-    <w:abstractNumId w:val="8"/>
-  </w:num>
-  <w:num w:numId="14" w16cid:durableId="258950010">
-    <w:abstractNumId w:val="17"/>
-  </w:num>
-  <w:num w:numId="15" w16cid:durableId="2054377148">
-    <w:abstractNumId w:val="36"/>
-  </w:num>
-  <w:num w:numId="16" w16cid:durableId="2110394441">
-    <w:abstractNumId w:val="27"/>
-  </w:num>
-  <w:num w:numId="17" w16cid:durableId="926572840">
-    <w:abstractNumId w:val="62"/>
-  </w:num>
-  <w:num w:numId="18" w16cid:durableId="1303074629">
-    <w:abstractNumId w:val="65"/>
-  </w:num>
-  <w:num w:numId="19" w16cid:durableId="1405839482">
-    <w:abstractNumId w:val="20"/>
-  </w:num>
-  <w:num w:numId="20" w16cid:durableId="2130124051">
-    <w:abstractNumId w:val="43"/>
-  </w:num>
-  <w:num w:numId="21" w16cid:durableId="1577782323">
-    <w:abstractNumId w:val="61"/>
-  </w:num>
-  <w:num w:numId="22" w16cid:durableId="1214275579">
-    <w:abstractNumId w:val="28"/>
-    <w:lvlOverride w:ilvl="1">
-      <w:lvl w:ilvl="1">
-        <w:numFmt w:val="lowerLetter"/>
-        <w:lvlText w:val="%2."/>
-        <w:lvlJc w:val="left"/>
-      </w:lvl>
-    </w:lvlOverride>
-  </w:num>
-  <w:num w:numId="23" w16cid:durableId="1127089221">
-    <w:abstractNumId w:val="28"/>
-    <w:lvlOverride w:ilvl="1">
-      <w:lvl w:ilvl="1">
-        <w:numFmt w:val="lowerLetter"/>
-        <w:lvlText w:val="%2."/>
-        <w:lvlJc w:val="left"/>
-      </w:lvl>
-    </w:lvlOverride>
-  </w:num>
-  <w:num w:numId="24" w16cid:durableId="2040232091">
-    <w:abstractNumId w:val="40"/>
-  </w:num>
-  <w:num w:numId="25" w16cid:durableId="1842115328">
-    <w:abstractNumId w:val="11"/>
-  </w:num>
-  <w:num w:numId="26" w16cid:durableId="626744523">
-    <w:abstractNumId w:val="19"/>
-  </w:num>
-  <w:num w:numId="27" w16cid:durableId="565337783">
-    <w:abstractNumId w:val="50"/>
-  </w:num>
-  <w:num w:numId="28" w16cid:durableId="1715539596">
-    <w:abstractNumId w:val="49"/>
-  </w:num>
-  <w:num w:numId="29" w16cid:durableId="1690445427">
-    <w:abstractNumId w:val="12"/>
-  </w:num>
-  <w:num w:numId="30" w16cid:durableId="692151356">
-    <w:abstractNumId w:val="47"/>
-  </w:num>
-  <w:num w:numId="31" w16cid:durableId="952786855">
-    <w:abstractNumId w:val="6"/>
-  </w:num>
-  <w:num w:numId="32" w16cid:durableId="189531672">
-    <w:abstractNumId w:val="41"/>
-  </w:num>
-  <w:num w:numId="33" w16cid:durableId="1309743859">
-    <w:abstractNumId w:val="18"/>
-  </w:num>
-  <w:num w:numId="34" w16cid:durableId="1210263718">
-    <w:abstractNumId w:val="24"/>
-  </w:num>
-  <w:num w:numId="35" w16cid:durableId="53552792">
-    <w:abstractNumId w:val="45"/>
-  </w:num>
-  <w:num w:numId="36" w16cid:durableId="1379351700">
-    <w:abstractNumId w:val="14"/>
-  </w:num>
-  <w:num w:numId="37" w16cid:durableId="931739896">
-    <w:abstractNumId w:val="52"/>
-  </w:num>
-  <w:num w:numId="38" w16cid:durableId="790973297">
-    <w:abstractNumId w:val="59"/>
-  </w:num>
-  <w:num w:numId="39" w16cid:durableId="1130510469">
-    <w:abstractNumId w:val="56"/>
-  </w:num>
-  <w:num w:numId="40" w16cid:durableId="1326543493">
-    <w:abstractNumId w:val="30"/>
-  </w:num>
-  <w:num w:numId="41" w16cid:durableId="399250526">
-    <w:abstractNumId w:val="34"/>
-  </w:num>
-  <w:num w:numId="42" w16cid:durableId="1831095655">
-    <w:abstractNumId w:val="32"/>
-  </w:num>
-  <w:num w:numId="43" w16cid:durableId="287274105">
-    <w:abstractNumId w:val="1"/>
-  </w:num>
-  <w:num w:numId="44" w16cid:durableId="1373338415">
-    <w:abstractNumId w:val="21"/>
-  </w:num>
-  <w:num w:numId="45" w16cid:durableId="659386477">
-    <w:abstractNumId w:val="25"/>
-  </w:num>
-  <w:num w:numId="46" w16cid:durableId="1378043185">
-    <w:abstractNumId w:val="53"/>
-  </w:num>
-  <w:num w:numId="47" w16cid:durableId="769739249">
-    <w:abstractNumId w:val="5"/>
-  </w:num>
-  <w:num w:numId="48" w16cid:durableId="802891685">
-    <w:abstractNumId w:val="31"/>
-  </w:num>
-  <w:num w:numId="49" w16cid:durableId="838349774">
+  <w:num w:numId="14" w16cid:durableId="1356662378">
     <w:abstractNumId w:val="9"/>
   </w:num>
-  <w:num w:numId="50" w16cid:durableId="652609079">
-    <w:abstractNumId w:val="37"/>
-  </w:num>
-  <w:num w:numId="51" w16cid:durableId="1207643152">
-    <w:abstractNumId w:val="44"/>
-  </w:num>
-  <w:num w:numId="52" w16cid:durableId="1392189016">
-    <w:abstractNumId w:val="13"/>
-  </w:num>
-  <w:num w:numId="53" w16cid:durableId="663633007">
-    <w:abstractNumId w:val="46"/>
-  </w:num>
-  <w:num w:numId="54" w16cid:durableId="385102495">
-    <w:abstractNumId w:val="29"/>
-  </w:num>
-  <w:num w:numId="55" w16cid:durableId="280962036">
-    <w:abstractNumId w:val="22"/>
-  </w:num>
-  <w:num w:numId="56" w16cid:durableId="1294409445">
-    <w:abstractNumId w:val="16"/>
-  </w:num>
-  <w:num w:numId="57" w16cid:durableId="1591308109">
+  <w:num w:numId="15" w16cid:durableId="1023556921">
     <w:abstractNumId w:val="4"/>
-  </w:num>
-  <w:num w:numId="58" w16cid:durableId="2019118548">
-    <w:abstractNumId w:val="26"/>
-  </w:num>
-  <w:num w:numId="59" w16cid:durableId="1075668175">
-    <w:abstractNumId w:val="7"/>
-  </w:num>
-  <w:num w:numId="60" w16cid:durableId="269751378">
-    <w:abstractNumId w:val="23"/>
-  </w:num>
-  <w:num w:numId="61" w16cid:durableId="1671441633">
-    <w:abstractNumId w:val="64"/>
-  </w:num>
-  <w:num w:numId="62" w16cid:durableId="1356662378">
-    <w:abstractNumId w:val="33"/>
-  </w:num>
-  <w:num w:numId="63" w16cid:durableId="1730110058">
-    <w:abstractNumId w:val="63"/>
-  </w:num>
-  <w:num w:numId="64" w16cid:durableId="45841354">
-    <w:abstractNumId w:val="60"/>
-  </w:num>
-  <w:num w:numId="65" w16cid:durableId="1023556921">
-    <w:abstractNumId w:val="22"/>
     <w:lvlOverride w:ilvl="0">
       <w:startOverride w:val="1"/>
     </w:lvlOverride>
@@ -15826,15 +8349,10 @@
       <w:startOverride w:val="1"/>
     </w:lvlOverride>
   </w:num>
-  <w:num w:numId="66" w16cid:durableId="334458434">
-    <w:abstractNumId w:val="54"/>
+  <w:num w:numId="16" w16cid:durableId="522938430">
+    <w:abstractNumId w:val="11"/>
   </w:num>
-  <w:num w:numId="67" w16cid:durableId="5328103">
-    <w:abstractNumId w:val="39"/>
-  </w:num>
-  <w:num w:numId="68" w16cid:durableId="522938430">
-    <w:abstractNumId w:val="38"/>
-  </w:num>
+  <w:numIdMacAtCleanup w:val="16"/>
 </w:numbering>
 </file>
 
@@ -16440,6 +8958,7 @@
   <w:style w:type="character" w:default="1" w:styleId="DefaultParagraphFont">
     <w:name w:val="Default Paragraph Font"/>
     <w:uiPriority w:val="1"/>
+    <w:semiHidden/>
     <w:unhideWhenUsed/>
   </w:style>
   <w:style w:type="table" w:default="1" w:styleId="TableNormal">

--- a/Lõputöö dokumentatsioon.docx
+++ b/Lõputöö dokumentatsioon.docx
@@ -211,7 +211,7 @@
           <w:noProof/>
         </w:rPr>
         <w:pict w14:anchorId="0E3B09B4">
-          <v:rect id="_x0000_i1026" style="width:0;height:1.5pt" o:hralign="center" o:hrstd="t" o:hr="t" fillcolor="#a0a0a0" stroked="f"/>
+          <v:rect id="_x0000_i1025" style="width:0;height:1.5pt" o:hralign="center" o:hrstd="t" o:hr="t" fillcolor="#a0a0a0" stroked="f"/>
         </w:pict>
       </w:r>
     </w:p>
@@ -753,7 +753,7 @@
           <w:noProof/>
         </w:rPr>
         <w:pict w14:anchorId="09EFF518">
-          <v:rect id="_x0000_i1027" style="width:0;height:1.5pt" o:hralign="center" o:hrstd="t" o:hr="t" fillcolor="#a0a0a0" stroked="f"/>
+          <v:rect id="_x0000_i1026" style="width:0;height:1.5pt" o:hralign="center" o:hrstd="t" o:hr="t" fillcolor="#a0a0a0" stroked="f"/>
         </w:pict>
       </w:r>
     </w:p>
@@ -1152,7 +1152,7 @@
           <w:noProof/>
         </w:rPr>
         <w:pict w14:anchorId="559A3DC2">
-          <v:rect id="_x0000_i1028" style="width:0;height:1.5pt" o:hralign="center" o:hrstd="t" o:hr="t" fillcolor="#a0a0a0" stroked="f"/>
+          <v:rect id="_x0000_i1027" style="width:0;height:1.5pt" o:hralign="center" o:hrstd="t" o:hr="t" fillcolor="#a0a0a0" stroked="f"/>
         </w:pict>
       </w:r>
     </w:p>
@@ -1196,7 +1196,15 @@
         <w:t xml:space="preserve"> </w:t>
       </w:r>
       <w:r>
-        <w:t>laetuna csv failidena.</w:t>
+        <w:t xml:space="preserve">laetuna </w:t>
+      </w:r>
+      <w:proofErr w:type="spellStart"/>
+      <w:r>
+        <w:t>csv</w:t>
+      </w:r>
+      <w:proofErr w:type="spellEnd"/>
+      <w:r>
+        <w:t xml:space="preserve"> failidena.</w:t>
       </w:r>
       <w:r>
         <w:t xml:space="preserve"> </w:t>
@@ -1601,7 +1609,7 @@
           <w:noProof/>
         </w:rPr>
         <w:pict w14:anchorId="1940237B">
-          <v:rect id="_x0000_i1029" style="width:0;height:1.5pt" o:hralign="center" o:hrstd="t" o:hr="t" fillcolor="#a0a0a0" stroked="f"/>
+          <v:rect id="_x0000_i1028" style="width:0;height:1.5pt" o:hralign="center" o:hrstd="t" o:hr="t" fillcolor="#a0a0a0" stroked="f"/>
         </w:pict>
       </w:r>
     </w:p>
@@ -1734,7 +1742,31 @@
     </w:p>
     <w:p>
       <w:r>
-        <w:t xml:space="preserve">Struktureeritud failide impordi tulemusena on kohalikus PostgreSQL andmebaasis üles ehitatud relatsiooniline andmemudel (andmebaasi skeemis grupitoo_kv). </w:t>
+        <w:t xml:space="preserve">Struktureeritud failide impordi tulemusena on kohalikus </w:t>
+      </w:r>
+      <w:proofErr w:type="spellStart"/>
+      <w:r>
+        <w:t>PostgreSQL</w:t>
+      </w:r>
+      <w:proofErr w:type="spellEnd"/>
+      <w:r>
+        <w:t xml:space="preserve"> andmebaasis üles ehitatud </w:t>
+      </w:r>
+      <w:proofErr w:type="spellStart"/>
+      <w:r>
+        <w:t>relatsiooniline</w:t>
+      </w:r>
+      <w:proofErr w:type="spellEnd"/>
+      <w:r>
+        <w:t xml:space="preserve"> andmemudel (andmebaasi skeemis </w:t>
+      </w:r>
+      <w:proofErr w:type="spellStart"/>
+      <w:r>
+        <w:t>grupitoo_kv</w:t>
+      </w:r>
+      <w:proofErr w:type="spellEnd"/>
+      <w:r>
+        <w:t xml:space="preserve">). </w:t>
       </w:r>
       <w:r>
         <w:t>Kuna m</w:t>
@@ -1778,18 +1810,61 @@
           <w:i/>
           <w:iCs/>
         </w:rPr>
-        <w:t>Galaxy Schema</w:t>
-      </w:r>
-      <w:r>
-        <w:t xml:space="preserve"> või </w:t>
-      </w:r>
+        <w:t xml:space="preserve">Galaxy </w:t>
+      </w:r>
+      <w:proofErr w:type="spellStart"/>
       <w:r>
         <w:rPr>
           <w:i/>
           <w:iCs/>
         </w:rPr>
-        <w:t>Fact Constellation Schema</w:t>
-      </w:r>
+        <w:t>Schema</w:t>
+      </w:r>
+      <w:proofErr w:type="spellEnd"/>
+      <w:r>
+        <w:t xml:space="preserve"> või </w:t>
+      </w:r>
+      <w:proofErr w:type="spellStart"/>
+      <w:r>
+        <w:rPr>
+          <w:i/>
+          <w:iCs/>
+        </w:rPr>
+        <w:t>Fact</w:t>
+      </w:r>
+      <w:proofErr w:type="spellEnd"/>
+      <w:r>
+        <w:rPr>
+          <w:i/>
+          <w:iCs/>
+        </w:rPr>
+        <w:t xml:space="preserve"> </w:t>
+      </w:r>
+      <w:proofErr w:type="spellStart"/>
+      <w:r>
+        <w:rPr>
+          <w:i/>
+          <w:iCs/>
+        </w:rPr>
+        <w:t>Constellation</w:t>
+      </w:r>
+      <w:proofErr w:type="spellEnd"/>
+      <w:r>
+        <w:rPr>
+          <w:i/>
+          <w:iCs/>
+        </w:rPr>
+        <w:t xml:space="preserve"> </w:t>
+      </w:r>
+      <w:proofErr w:type="spellStart"/>
+      <w:r>
+        <w:rPr>
+          <w:i/>
+          <w:iCs/>
+        </w:rPr>
+        <w:t>Schema</w:t>
+      </w:r>
+      <w:proofErr w:type="spellEnd"/>
       <w:r>
         <w:t>).</w:t>
       </w:r>
@@ -1799,7 +1874,23 @@
         <w:t>Meie</w:t>
       </w:r>
       <w:r>
-        <w:t xml:space="preserve"> mudelis seob kõiki nelja faktitabelit ühine ajadimensioon (dim_time) ning piirkondlikke tabeleid asukohadimensioon (dim_county).</w:t>
+        <w:t xml:space="preserve"> mudelis seob kõiki nelja faktitabelit ühine ajadimensioon (</w:t>
+      </w:r>
+      <w:proofErr w:type="spellStart"/>
+      <w:r>
+        <w:t>dim_time</w:t>
+      </w:r>
+      <w:proofErr w:type="spellEnd"/>
+      <w:r>
+        <w:t>) ning piirkondlikke tabeleid asukohadimensioon (</w:t>
+      </w:r>
+      <w:proofErr w:type="spellStart"/>
+      <w:r>
+        <w:t>dim_county</w:t>
+      </w:r>
+      <w:proofErr w:type="spellEnd"/>
+      <w:r>
+        <w:t>).</w:t>
       </w:r>
     </w:p>
     <w:p>
@@ -1810,14 +1901,36 @@
         <w:t xml:space="preserve"> </w:t>
       </w:r>
       <w:r>
-        <w:t xml:space="preserve">vaheliste seoste loomisel on lähtutud andmete normaliseerituse tasemest ja optimeerimise vajadusest Power BI raportite jaoks, kasutades </w:t>
+        <w:t>vaheliste seoste loomisel on kasuta</w:t>
+      </w:r>
+      <w:r>
+        <w:t>tud</w:t>
+      </w:r>
+      <w:r>
+        <w:t xml:space="preserve"> </w:t>
       </w:r>
       <w:r>
         <w:rPr>
           <w:b/>
           <w:bCs/>
         </w:rPr>
-        <w:t>üks-mitmele (One-to-Many)</w:t>
+        <w:t>üks-mitmele (</w:t>
+      </w:r>
+      <w:proofErr w:type="spellStart"/>
+      <w:r>
+        <w:rPr>
+          <w:b/>
+          <w:bCs/>
+        </w:rPr>
+        <w:t>One-to-Many</w:t>
+      </w:r>
+      <w:proofErr w:type="spellEnd"/>
+      <w:r>
+        <w:rPr>
+          <w:b/>
+          <w:bCs/>
+        </w:rPr>
+        <w:t>)</w:t>
       </w:r>
       <w:r>
         <w:t xml:space="preserve"> seoseid.</w:t>
@@ -1854,7 +1967,13 @@
         <w:t>1 (üks / unikaalne kirje)</w:t>
       </w:r>
       <w:r>
-        <w:t xml:space="preserve"> = • (täpp seoseotsal näitab dimensioonitabeli primaarvõtit, kus väärtused ei kordu).</w:t>
+        <w:t xml:space="preserve"> = </w:t>
+      </w:r>
+      <w:r>
+        <w:t xml:space="preserve">◊ (romb </w:t>
+      </w:r>
+      <w:r>
+        <w:t>seoseotsal näitab dimensioonitabeli primaarvõtit, kus väärtused ei kordu).</w:t>
       </w:r>
     </w:p>
     <w:p>
@@ -1864,15 +1983,38 @@
           <w:numId w:val="16"/>
         </w:numPr>
       </w:pPr>
+      <w:proofErr w:type="spellStart"/>
       <w:r>
         <w:rPr>
           <w:b/>
           <w:bCs/>
         </w:rPr>
-        <w:t>many (mitu / korduv kirje)</w:t>
-      </w:r>
-      <w:r>
-        <w:t xml:space="preserve"> = ◊ (romb seoseotsal näitab faktitabeli välisvõtit, kus sama dimensiooni väärtus võib esineda mitmeid kordi).</w:t>
+        <w:t>many</w:t>
+      </w:r>
+      <w:proofErr w:type="spellEnd"/>
+      <w:r>
+        <w:rPr>
+          <w:b/>
+          <w:bCs/>
+        </w:rPr>
+        <w:t xml:space="preserve"> (mitu / korduv kirje)</w:t>
+      </w:r>
+      <w:r>
+        <w:t xml:space="preserve"> = </w:t>
+      </w:r>
+      <w:r>
+        <w:t xml:space="preserve">• (täpp </w:t>
+      </w:r>
+      <w:r>
+        <w:t xml:space="preserve">seoseotsal näitab faktitabeli </w:t>
+      </w:r>
+      <w:proofErr w:type="spellStart"/>
+      <w:r>
+        <w:t>välisvõtit</w:t>
+      </w:r>
+      <w:proofErr w:type="spellEnd"/>
+      <w:r>
+        <w:t>, kus sama dimensiooni väärtus võib esineda mitmeid kordi).</w:t>
       </w:r>
     </w:p>
     <w:p>
@@ -1889,7 +2031,15 @@
         <w:t>➔</w:t>
       </w:r>
       <w:r>
-        <w:t xml:space="preserve"> many), mis väldib andmete dubleerimist ja tagab optimaalse päringukiiruse raporti kuvaritel.</w:t>
+        <w:t xml:space="preserve"> </w:t>
+      </w:r>
+      <w:proofErr w:type="spellStart"/>
+      <w:r>
+        <w:t>many</w:t>
+      </w:r>
+      <w:proofErr w:type="spellEnd"/>
+      <w:r>
+        <w:t>), mis väldib andmete dubleerimist ja tagab optimaalse päringukiiruse raporti kuvaritel.</w:t>
       </w:r>
     </w:p>
     <w:p>
@@ -1964,7 +2114,141 @@
           <w:sz w:val="24"/>
           <w:szCs w:val="24"/>
         </w:rPr>
-        <w:t xml:space="preserve"> andmekorralduse kirjeldused asuvad Word-dokumendis ja mõõdikute kirjeldused on PowerBI infolehel.</w:t>
+        <w:t xml:space="preserve"> andmekorralduse kirjeldused asuvad </w:t>
+      </w:r>
+      <w:r>
+        <w:rPr>
+          <w:rFonts w:asciiTheme="minorHAnsi" w:eastAsiaTheme="minorHAnsi" w:hAnsiTheme="minorHAnsi" w:cstheme="minorBidi"/>
+          <w:color w:val="auto"/>
+          <w:sz w:val="24"/>
+          <w:szCs w:val="24"/>
+        </w:rPr>
+        <w:t xml:space="preserve">käesolevas </w:t>
+      </w:r>
+      <w:r>
+        <w:rPr>
+          <w:rFonts w:asciiTheme="minorHAnsi" w:eastAsiaTheme="minorHAnsi" w:hAnsiTheme="minorHAnsi" w:cstheme="minorBidi"/>
+          <w:color w:val="auto"/>
+          <w:sz w:val="24"/>
+          <w:szCs w:val="24"/>
+        </w:rPr>
+        <w:t xml:space="preserve">dokumendis ja mõõdikute kirjeldused on </w:t>
+      </w:r>
+      <w:proofErr w:type="spellStart"/>
+      <w:r>
+        <w:rPr>
+          <w:rFonts w:asciiTheme="minorHAnsi" w:eastAsiaTheme="minorHAnsi" w:hAnsiTheme="minorHAnsi" w:cstheme="minorBidi"/>
+          <w:color w:val="auto"/>
+          <w:sz w:val="24"/>
+          <w:szCs w:val="24"/>
+        </w:rPr>
+        <w:t>PowerBI</w:t>
+      </w:r>
+      <w:proofErr w:type="spellEnd"/>
+      <w:r>
+        <w:rPr>
+          <w:rFonts w:asciiTheme="minorHAnsi" w:eastAsiaTheme="minorHAnsi" w:hAnsiTheme="minorHAnsi" w:cstheme="minorBidi"/>
+          <w:color w:val="auto"/>
+          <w:sz w:val="24"/>
+          <w:szCs w:val="24"/>
+        </w:rPr>
+        <w:t xml:space="preserve"> </w:t>
+      </w:r>
+      <w:r>
+        <w:rPr>
+          <w:rFonts w:asciiTheme="minorHAnsi" w:eastAsiaTheme="minorHAnsi" w:hAnsiTheme="minorHAnsi" w:cstheme="minorBidi"/>
+          <w:color w:val="auto"/>
+          <w:sz w:val="24"/>
+          <w:szCs w:val="24"/>
+        </w:rPr>
+        <w:t>(„</w:t>
+      </w:r>
+      <w:r>
+        <w:rPr>
+          <w:rFonts w:asciiTheme="minorHAnsi" w:eastAsiaTheme="minorHAnsi" w:hAnsiTheme="minorHAnsi" w:cstheme="minorBidi"/>
+          <w:color w:val="auto"/>
+          <w:sz w:val="24"/>
+          <w:szCs w:val="24"/>
+        </w:rPr>
+        <w:t xml:space="preserve">KINNISVARA </w:t>
+      </w:r>
+      <w:proofErr w:type="spellStart"/>
+      <w:r>
+        <w:rPr>
+          <w:rFonts w:asciiTheme="minorHAnsi" w:eastAsiaTheme="minorHAnsi" w:hAnsiTheme="minorHAnsi" w:cstheme="minorBidi"/>
+          <w:color w:val="auto"/>
+          <w:sz w:val="24"/>
+          <w:szCs w:val="24"/>
+        </w:rPr>
+        <w:t>dashboard</w:t>
+      </w:r>
+      <w:proofErr w:type="spellEnd"/>
+      <w:r>
+        <w:rPr>
+          <w:rFonts w:asciiTheme="minorHAnsi" w:eastAsiaTheme="minorHAnsi" w:hAnsiTheme="minorHAnsi" w:cstheme="minorBidi"/>
+          <w:color w:val="auto"/>
+          <w:sz w:val="24"/>
+          <w:szCs w:val="24"/>
+        </w:rPr>
+        <w:t xml:space="preserve"> - </w:t>
+      </w:r>
+      <w:proofErr w:type="spellStart"/>
+      <w:r>
+        <w:rPr>
+          <w:rFonts w:asciiTheme="minorHAnsi" w:eastAsiaTheme="minorHAnsi" w:hAnsiTheme="minorHAnsi" w:cstheme="minorBidi"/>
+          <w:color w:val="auto"/>
+          <w:sz w:val="24"/>
+          <w:szCs w:val="24"/>
+        </w:rPr>
+        <w:t>final</w:t>
+      </w:r>
+      <w:proofErr w:type="spellEnd"/>
+      <w:r>
+        <w:rPr>
+          <w:rFonts w:asciiTheme="minorHAnsi" w:eastAsiaTheme="minorHAnsi" w:hAnsiTheme="minorHAnsi" w:cstheme="minorBidi"/>
+          <w:color w:val="auto"/>
+          <w:sz w:val="24"/>
+          <w:szCs w:val="24"/>
+        </w:rPr>
+        <w:t xml:space="preserve"> </w:t>
+      </w:r>
+      <w:proofErr w:type="spellStart"/>
+      <w:r>
+        <w:rPr>
+          <w:rFonts w:asciiTheme="minorHAnsi" w:eastAsiaTheme="minorHAnsi" w:hAnsiTheme="minorHAnsi" w:cstheme="minorBidi"/>
+          <w:color w:val="auto"/>
+          <w:sz w:val="24"/>
+          <w:szCs w:val="24"/>
+        </w:rPr>
+        <w:t>presentation.pbip</w:t>
+      </w:r>
+      <w:proofErr w:type="spellEnd"/>
+      <w:r>
+        <w:rPr>
+          <w:rFonts w:asciiTheme="minorHAnsi" w:eastAsiaTheme="minorHAnsi" w:hAnsiTheme="minorHAnsi" w:cstheme="minorBidi"/>
+          <w:color w:val="auto"/>
+          <w:sz w:val="24"/>
+          <w:szCs w:val="24"/>
+        </w:rPr>
+        <w:t>"</w:t>
+      </w:r>
+      <w:r>
+        <w:rPr>
+          <w:rFonts w:asciiTheme="minorHAnsi" w:eastAsiaTheme="minorHAnsi" w:hAnsiTheme="minorHAnsi" w:cstheme="minorBidi"/>
+          <w:color w:val="auto"/>
+          <w:sz w:val="24"/>
+          <w:szCs w:val="24"/>
+        </w:rPr>
+        <w:t xml:space="preserve">„) </w:t>
+      </w:r>
+      <w:r>
+        <w:rPr>
+          <w:rFonts w:asciiTheme="minorHAnsi" w:eastAsiaTheme="minorHAnsi" w:hAnsiTheme="minorHAnsi" w:cstheme="minorBidi"/>
+          <w:color w:val="auto"/>
+          <w:sz w:val="24"/>
+          <w:szCs w:val="24"/>
+        </w:rPr>
+        <w:t>infolehel.</w:t>
       </w:r>
     </w:p>
     <w:p/>
@@ -1980,6 +2264,7 @@
       </w:r>
     </w:p>
     <w:p>
+      <w:proofErr w:type="spellStart"/>
       <w:r>
         <w:rPr>
           <w:b/>
@@ -1987,14 +2272,20 @@
         </w:rPr>
         <w:t>fact_kv</w:t>
       </w:r>
+      <w:proofErr w:type="spellEnd"/>
       <w:r>
         <w:t xml:space="preserve"> </w:t>
       </w:r>
       <w:r>
         <w:t xml:space="preserve">= </w:t>
       </w:r>
-      <w:r>
-        <w:t>grain on</w:t>
+      <w:proofErr w:type="spellStart"/>
+      <w:r>
+        <w:t>grain</w:t>
+      </w:r>
+      <w:proofErr w:type="spellEnd"/>
+      <w:r>
+        <w:t xml:space="preserve"> on</w:t>
       </w:r>
       <w:r>
         <w:t xml:space="preserve"> ühe maakonna korterite keskmine m2 hind ühes kvartalis.</w:t>
@@ -2004,6 +2295,7 @@
       </w:r>
     </w:p>
     <w:p>
+      <w:proofErr w:type="spellStart"/>
       <w:r>
         <w:rPr>
           <w:b/>
@@ -2018,20 +2310,27 @@
         </w:rPr>
         <w:t>act_palk</w:t>
       </w:r>
+      <w:proofErr w:type="spellEnd"/>
       <w:r>
         <w:t xml:space="preserve"> </w:t>
       </w:r>
       <w:r>
         <w:t xml:space="preserve">= </w:t>
       </w:r>
-      <w:r>
-        <w:t>grain on ühe maakonna keskmine brutopalk ühes kvartalis.</w:t>
+      <w:proofErr w:type="spellStart"/>
+      <w:r>
+        <w:t>grain</w:t>
+      </w:r>
+      <w:proofErr w:type="spellEnd"/>
+      <w:r>
+        <w:t xml:space="preserve"> on ühe maakonna keskmine brutopalk ühes kvartalis.</w:t>
       </w:r>
       <w:r>
         <w:t xml:space="preserve"> 3 veergu, 1290 rida. Ajaperiood 2005-2026, 15 maakonda.</w:t>
       </w:r>
     </w:p>
     <w:p>
+      <w:proofErr w:type="spellStart"/>
       <w:r>
         <w:rPr>
           <w:b/>
@@ -2046,20 +2345,27 @@
         </w:rPr>
         <w:t>act_intressid</w:t>
       </w:r>
+      <w:proofErr w:type="spellEnd"/>
       <w:r>
         <w:t xml:space="preserve"> </w:t>
       </w:r>
       <w:r>
         <w:t xml:space="preserve">= </w:t>
       </w:r>
-      <w:r>
-        <w:t>grain on Eesti keskmine laenuintressi määr ühes kvartalis.</w:t>
+      <w:proofErr w:type="spellStart"/>
+      <w:r>
+        <w:t>grain</w:t>
+      </w:r>
+      <w:proofErr w:type="spellEnd"/>
+      <w:r>
+        <w:t xml:space="preserve"> on Eesti keskmine laenuintressi määr ühes kvartalis.</w:t>
       </w:r>
       <w:r>
         <w:t xml:space="preserve"> 2 veergu, 86 rida. Ajaperiood 2005-2026.</w:t>
       </w:r>
     </w:p>
     <w:p>
+      <w:proofErr w:type="spellStart"/>
       <w:r>
         <w:rPr>
           <w:b/>
@@ -2074,14 +2380,20 @@
         </w:rPr>
         <w:t>act_thi</w:t>
       </w:r>
+      <w:proofErr w:type="spellEnd"/>
       <w:r>
         <w:t xml:space="preserve"> </w:t>
       </w:r>
       <w:r>
         <w:t xml:space="preserve">= </w:t>
       </w:r>
-      <w:r>
-        <w:t>grain on Eesti keskmine THI indeks ühes kvartalis.</w:t>
+      <w:proofErr w:type="spellStart"/>
+      <w:r>
+        <w:t>grain</w:t>
+      </w:r>
+      <w:proofErr w:type="spellEnd"/>
+      <w:r>
+        <w:t xml:space="preserve"> on Eesti keskmine THI indeks ühes kvartalis.</w:t>
       </w:r>
       <w:r>
         <w:t xml:space="preserve"> 2 veergu, 86 rida. Ajaperiood 2005-2026.</w:t>
@@ -2125,6 +2437,7 @@
       </w:r>
     </w:p>
     <w:p>
+      <w:proofErr w:type="spellStart"/>
       <w:r>
         <w:rPr>
           <w:b/>
@@ -2132,20 +2445,27 @@
         </w:rPr>
         <w:t>dim_county</w:t>
       </w:r>
+      <w:proofErr w:type="spellEnd"/>
       <w:r>
         <w:t xml:space="preserve"> </w:t>
       </w:r>
       <w:r>
         <w:t xml:space="preserve">= </w:t>
       </w:r>
-      <w:r>
-        <w:t>grain on üks unikaalne maakond.</w:t>
+      <w:proofErr w:type="spellStart"/>
+      <w:r>
+        <w:t>grain</w:t>
+      </w:r>
+      <w:proofErr w:type="spellEnd"/>
+      <w:r>
+        <w:t xml:space="preserve"> on üks unikaalne maakond.</w:t>
       </w:r>
       <w:r>
         <w:t xml:space="preserve"> 2 veergu, 15 rida, 15 maakonda.</w:t>
       </w:r>
     </w:p>
     <w:p>
+      <w:proofErr w:type="spellStart"/>
       <w:r>
         <w:rPr>
           <w:b/>
@@ -2153,14 +2473,20 @@
         </w:rPr>
         <w:t>dim_time</w:t>
       </w:r>
+      <w:proofErr w:type="spellEnd"/>
       <w:r>
         <w:t xml:space="preserve"> </w:t>
       </w:r>
       <w:r>
         <w:t xml:space="preserve">= </w:t>
       </w:r>
-      <w:r>
-        <w:t>grain on üks kvartal.</w:t>
+      <w:proofErr w:type="spellStart"/>
+      <w:r>
+        <w:t>grain</w:t>
+      </w:r>
+      <w:proofErr w:type="spellEnd"/>
+      <w:r>
+        <w:t xml:space="preserve"> on üks kvartal.</w:t>
       </w:r>
       <w:r>
         <w:t xml:space="preserve"> 5 veergu, 86 rida. Ajaperiood 2005-2026 kvartalid</w:t>
@@ -2181,7 +2507,15 @@
         <w:t>1.</w:t>
       </w:r>
       <w:r>
-        <w:t>Maakondade dimensioon (grupitoo_kv.Dim_County)</w:t>
+        <w:t>Maakondade dimensioon (</w:t>
+      </w:r>
+      <w:proofErr w:type="spellStart"/>
+      <w:r>
+        <w:t>grupitoo_kv.Dim_County</w:t>
+      </w:r>
+      <w:proofErr w:type="spellEnd"/>
+      <w:r>
+        <w:t>)</w:t>
       </w:r>
     </w:p>
     <w:p>
@@ -2501,7 +2835,15 @@
         <w:pStyle w:val="Heading2"/>
       </w:pPr>
       <w:r>
-        <w:t>2. Aja dimensioon (grupitoo_kv.Dim_Time)</w:t>
+        <w:t>2. Aja dimensioon (</w:t>
+      </w:r>
+      <w:proofErr w:type="spellStart"/>
+      <w:r>
+        <w:t>grupitoo_kv.Dim_Time</w:t>
+      </w:r>
+      <w:proofErr w:type="spellEnd"/>
+      <w:r>
+        <w:t>)</w:t>
       </w:r>
     </w:p>
     <w:tbl>
@@ -3075,7 +3417,7 @@
           <w:noProof/>
         </w:rPr>
         <w:pict w14:anchorId="4C9DDDA8">
-          <v:rect id="_x0000_i1030" style="width:0;height:1.5pt" o:hralign="center" o:hrstd="t" o:hr="t" fillcolor="#a0a0a0" stroked="f"/>
+          <v:rect id="_x0000_i1029" style="width:0;height:1.5pt" o:hralign="center" o:hrstd="t" o:hr="t" fillcolor="#a0a0a0" stroked="f"/>
         </w:pict>
       </w:r>
     </w:p>
@@ -4637,7 +4979,7 @@
           <w:noProof/>
         </w:rPr>
         <w:pict w14:anchorId="5F4D43CE">
-          <v:rect id="_x0000_i1031" style="width:0;height:1.5pt" o:hralign="center" o:bullet="t" o:hrstd="t" o:hr="t" fillcolor="#a0a0a0" stroked="f"/>
+          <v:rect id="_x0000_i1030" style="width:0;height:1.5pt" o:hralign="center" o:bullet="t" o:hrstd="t" o:hr="t" fillcolor="#a0a0a0" stroked="f"/>
         </w:pict>
       </w:r>
     </w:p>
@@ -5709,7 +6051,15 @@
         <w:t>e</w:t>
       </w:r>
       <w:r>
-        <w:t>elarve kriteeriumite ja laenukoormuse soojuskaart (Heatmap)</w:t>
+        <w:t>elarve kriteeriumite ja laenukoormuse soojuskaart (</w:t>
+      </w:r>
+      <w:proofErr w:type="spellStart"/>
+      <w:r>
+        <w:t>Heatmap</w:t>
+      </w:r>
+      <w:proofErr w:type="spellEnd"/>
+      <w:r>
+        <w:t>)</w:t>
       </w:r>
     </w:p>
     <w:p>
@@ -5801,7 +6151,15 @@
         </w:numPr>
       </w:pPr>
       <w:r>
-        <w:t>Ajaline juhtkontroll ehk millist näitajat enne vaadata (Granger kausaalsuse meetodil tehtud regressioonmudel)</w:t>
+        <w:t>Ajaline juhtkontroll ehk millist näitajat enne vaadata (</w:t>
+      </w:r>
+      <w:proofErr w:type="spellStart"/>
+      <w:r>
+        <w:t>Granger</w:t>
+      </w:r>
+      <w:proofErr w:type="spellEnd"/>
+      <w:r>
+        <w:t xml:space="preserve"> kausaalsuse meetodil tehtud regressioonmudel)</w:t>
       </w:r>
     </w:p>
     <w:p>
@@ -5818,13 +6176,677 @@
         <w:t>.</w:t>
       </w:r>
     </w:p>
-    <w:p>
-      <w:pPr>
+    <w:p/>
+    <w:p/>
+    <w:p>
+      <w:pPr>
+        <w:pStyle w:val="Heading1"/>
+        <w:rPr>
+          <w:noProof/>
+        </w:rPr>
+      </w:pPr>
+      <w:r>
+        <w:rPr>
+          <w:noProof/>
+        </w:rPr>
+        <w:t>Grupp ja tööjaotus</w:t>
+      </w:r>
+    </w:p>
+    <w:p>
+      <w:r>
+        <w:t xml:space="preserve">Grupitöö on valminud õppetöö raames. Grupitöö autoriteks on Kaidi </w:t>
+      </w:r>
+      <w:proofErr w:type="spellStart"/>
+      <w:r>
+        <w:t>Soiela</w:t>
+      </w:r>
+      <w:proofErr w:type="spellEnd"/>
+      <w:r>
+        <w:t>, Siret Laaneoks, Merje Nõmmik ja Kristel Kuusik.</w:t>
+      </w:r>
+    </w:p>
+    <w:p/>
+    <w:p>
+      <w:pPr>
+        <w:pStyle w:val="Heading2"/>
+      </w:pPr>
+      <w:r>
+        <w:t>Rollide ja tööde jaotus</w:t>
+      </w:r>
+    </w:p>
+    <w:p>
+      <w:pPr>
+        <w:pStyle w:val="ListParagraph"/>
+        <w:numPr>
+          <w:ilvl w:val="0"/>
+          <w:numId w:val="26"/>
+        </w:numPr>
         <w:rPr>
           <w:b/>
           <w:bCs/>
         </w:rPr>
       </w:pPr>
+      <w:r>
+        <w:rPr>
+          <w:b/>
+          <w:bCs/>
+        </w:rPr>
+        <w:t>K</w:t>
+      </w:r>
+      <w:r>
+        <w:rPr>
+          <w:b/>
+          <w:bCs/>
+        </w:rPr>
+        <w:t>aidi</w:t>
+      </w:r>
+      <w:r>
+        <w:rPr>
+          <w:b/>
+          <w:bCs/>
+        </w:rPr>
+        <w:t xml:space="preserve">: </w:t>
+      </w:r>
+    </w:p>
+    <w:p>
+      <w:pPr>
+        <w:numPr>
+          <w:ilvl w:val="1"/>
+          <w:numId w:val="15"/>
+        </w:numPr>
+      </w:pPr>
+      <w:r>
+        <w:lastRenderedPageBreak/>
+        <w:t xml:space="preserve">Maa-ameti (korteriomandi hindade ja tehingute) andmete leidmine, </w:t>
+      </w:r>
+      <w:proofErr w:type="spellStart"/>
+      <w:r>
+        <w:t>allatõmbamine</w:t>
+      </w:r>
+      <w:proofErr w:type="spellEnd"/>
+      <w:r>
+        <w:t xml:space="preserve"> ja </w:t>
+      </w:r>
+      <w:proofErr w:type="spellStart"/>
+      <w:r>
+        <w:t>Pythoniga</w:t>
+      </w:r>
+      <w:proofErr w:type="spellEnd"/>
+      <w:r>
+        <w:t xml:space="preserve"> puhastatud ja töödeldud </w:t>
+      </w:r>
+      <w:proofErr w:type="spellStart"/>
+      <w:r>
+        <w:t>csv</w:t>
+      </w:r>
+      <w:proofErr w:type="spellEnd"/>
+      <w:r>
+        <w:t xml:space="preserve"> failiks töötlemine.</w:t>
+      </w:r>
+    </w:p>
+    <w:p>
+      <w:pPr>
+        <w:numPr>
+          <w:ilvl w:val="1"/>
+          <w:numId w:val="15"/>
+        </w:numPr>
+      </w:pPr>
+      <w:r>
+        <w:t xml:space="preserve">Puhastatud CSV faili tõmbamine </w:t>
+      </w:r>
+      <w:proofErr w:type="spellStart"/>
+      <w:r>
+        <w:t>Dbeaverisse</w:t>
+      </w:r>
+      <w:proofErr w:type="spellEnd"/>
+      <w:r>
+        <w:t xml:space="preserve">, et teha andmetest </w:t>
+      </w:r>
+      <w:proofErr w:type="spellStart"/>
+      <w:r>
+        <w:t>Fact</w:t>
+      </w:r>
+      <w:proofErr w:type="spellEnd"/>
+      <w:r>
+        <w:t xml:space="preserve"> tabel, mille ühendasime </w:t>
+      </w:r>
+      <w:proofErr w:type="spellStart"/>
+      <w:r>
+        <w:t>dim_date</w:t>
+      </w:r>
+      <w:proofErr w:type="spellEnd"/>
+      <w:r>
+        <w:t xml:space="preserve"> tabeliga ning </w:t>
+      </w:r>
+      <w:proofErr w:type="spellStart"/>
+      <w:r>
+        <w:t>dim_maakond</w:t>
+      </w:r>
+      <w:proofErr w:type="spellEnd"/>
+      <w:r>
+        <w:t xml:space="preserve"> tabeliga.</w:t>
+      </w:r>
+      <w:r>
+        <w:t xml:space="preserve"> </w:t>
+      </w:r>
+      <w:proofErr w:type="spellStart"/>
+      <w:r>
+        <w:t>Dim_date</w:t>
+      </w:r>
+      <w:proofErr w:type="spellEnd"/>
+      <w:r>
+        <w:t xml:space="preserve"> ja </w:t>
+      </w:r>
+      <w:proofErr w:type="spellStart"/>
+      <w:r>
+        <w:t>dim_maakond</w:t>
+      </w:r>
+      <w:proofErr w:type="spellEnd"/>
+      <w:r>
+        <w:t xml:space="preserve"> tabelite loomine.</w:t>
+      </w:r>
+    </w:p>
+    <w:p>
+      <w:pPr>
+        <w:numPr>
+          <w:ilvl w:val="1"/>
+          <w:numId w:val="15"/>
+        </w:numPr>
+      </w:pPr>
+      <w:r>
+        <w:t xml:space="preserve">Prognoosi loomine </w:t>
+      </w:r>
+      <w:proofErr w:type="spellStart"/>
+      <w:r>
+        <w:t>Pythonis</w:t>
+      </w:r>
+      <w:proofErr w:type="spellEnd"/>
+      <w:r>
+        <w:t xml:space="preserve">, sh </w:t>
+      </w:r>
+      <w:proofErr w:type="spellStart"/>
+      <w:r>
+        <w:t>app’i</w:t>
+      </w:r>
+      <w:proofErr w:type="spellEnd"/>
+      <w:r>
+        <w:t xml:space="preserve"> loomine</w:t>
+      </w:r>
+      <w:r>
+        <w:t xml:space="preserve">: </w:t>
+      </w:r>
+      <w:r>
+        <w:t>Kinnisvaraturu analüüs</w:t>
+      </w:r>
+      <w:r>
+        <w:t xml:space="preserve"> </w:t>
+      </w:r>
+    </w:p>
+    <w:p>
+      <w:pPr>
+        <w:pStyle w:val="ListParagraph"/>
+        <w:numPr>
+          <w:ilvl w:val="0"/>
+          <w:numId w:val="26"/>
+        </w:numPr>
+        <w:rPr>
+          <w:b/>
+          <w:bCs/>
+        </w:rPr>
+      </w:pPr>
+      <w:r>
+        <w:rPr>
+          <w:b/>
+          <w:bCs/>
+        </w:rPr>
+        <w:t>Siret:</w:t>
+      </w:r>
+    </w:p>
+    <w:p>
+      <w:pPr>
+        <w:numPr>
+          <w:ilvl w:val="1"/>
+          <w:numId w:val="15"/>
+        </w:numPr>
+      </w:pPr>
+      <w:r>
+        <w:t xml:space="preserve">Brutopalga toorandmete </w:t>
+      </w:r>
+      <w:r>
+        <w:t xml:space="preserve">leidmine ning </w:t>
+      </w:r>
+      <w:r>
+        <w:t xml:space="preserve">allalaadimine Statistikaametist </w:t>
+      </w:r>
+      <w:r>
+        <w:t xml:space="preserve">ja </w:t>
+      </w:r>
+      <w:proofErr w:type="spellStart"/>
+      <w:r>
+        <w:t>Pythoniga</w:t>
+      </w:r>
+      <w:proofErr w:type="spellEnd"/>
+      <w:r>
+        <w:t xml:space="preserve"> puhastatud ja töödeldud </w:t>
+      </w:r>
+      <w:proofErr w:type="spellStart"/>
+      <w:r>
+        <w:t>csv</w:t>
+      </w:r>
+      <w:proofErr w:type="spellEnd"/>
+      <w:r>
+        <w:t xml:space="preserve"> failiks töötlemine</w:t>
+      </w:r>
+      <w:r>
+        <w:t>.</w:t>
+      </w:r>
+    </w:p>
+    <w:p>
+      <w:pPr>
+        <w:numPr>
+          <w:ilvl w:val="1"/>
+          <w:numId w:val="15"/>
+        </w:numPr>
+      </w:pPr>
+      <w:r>
+        <w:t xml:space="preserve">Puhastatud CSV faili tõmbamine </w:t>
+      </w:r>
+      <w:proofErr w:type="spellStart"/>
+      <w:r>
+        <w:t>Dbeaverisse</w:t>
+      </w:r>
+      <w:proofErr w:type="spellEnd"/>
+      <w:r>
+        <w:t xml:space="preserve">, et teha andmetest </w:t>
+      </w:r>
+      <w:proofErr w:type="spellStart"/>
+      <w:r>
+        <w:t>Fact</w:t>
+      </w:r>
+      <w:proofErr w:type="spellEnd"/>
+      <w:r>
+        <w:t xml:space="preserve"> tabel, mille ühendasime </w:t>
+      </w:r>
+      <w:proofErr w:type="spellStart"/>
+      <w:r>
+        <w:t>dim_date</w:t>
+      </w:r>
+      <w:proofErr w:type="spellEnd"/>
+      <w:r>
+        <w:t xml:space="preserve"> tabeliga ning </w:t>
+      </w:r>
+      <w:proofErr w:type="spellStart"/>
+      <w:r>
+        <w:t>dim_maakond</w:t>
+      </w:r>
+      <w:proofErr w:type="spellEnd"/>
+      <w:r>
+        <w:t xml:space="preserve"> tabeliga</w:t>
+      </w:r>
+      <w:r>
+        <w:t>.</w:t>
+      </w:r>
+    </w:p>
+    <w:p>
+      <w:pPr>
+        <w:numPr>
+          <w:ilvl w:val="1"/>
+          <w:numId w:val="15"/>
+        </w:numPr>
+      </w:pPr>
+      <w:proofErr w:type="spellStart"/>
+      <w:r>
+        <w:t>Visuaalid</w:t>
+      </w:r>
+      <w:proofErr w:type="spellEnd"/>
+      <w:r>
+        <w:t xml:space="preserve"> </w:t>
+      </w:r>
+      <w:proofErr w:type="spellStart"/>
+      <w:r>
+        <w:t>PowerBI</w:t>
+      </w:r>
+      <w:proofErr w:type="spellEnd"/>
+      <w:r>
+        <w:t>-s</w:t>
+      </w:r>
+      <w:r>
+        <w:t xml:space="preserve"> (sh R-s</w:t>
+      </w:r>
+      <w:r>
+        <w:t>k</w:t>
+      </w:r>
+      <w:r>
+        <w:t>ript visuaal)</w:t>
+      </w:r>
+    </w:p>
+    <w:p>
+      <w:pPr>
+        <w:pStyle w:val="ListParagraph"/>
+        <w:numPr>
+          <w:ilvl w:val="1"/>
+          <w:numId w:val="15"/>
+        </w:numPr>
+      </w:pPr>
+      <w:proofErr w:type="spellStart"/>
+      <w:r>
+        <w:t>App’ide</w:t>
+      </w:r>
+      <w:proofErr w:type="spellEnd"/>
+      <w:r>
+        <w:t xml:space="preserve"> loomine: </w:t>
+      </w:r>
+      <w:r>
+        <w:t>1.</w:t>
+      </w:r>
+      <w:r>
+        <w:tab/>
+        <w:t>Eesti kinnisvara ostujõu kompass (2005–2026)</w:t>
+      </w:r>
+      <w:r>
+        <w:t xml:space="preserve"> ning 2.</w:t>
+      </w:r>
+      <w:r>
+        <w:t xml:space="preserve"> </w:t>
+      </w:r>
+      <w:r>
+        <w:t>Mitu ruutmeetrit korterit saad osta ühe kuupalgaga?</w:t>
+      </w:r>
+      <w:r>
+        <w:t xml:space="preserve"> </w:t>
+      </w:r>
+    </w:p>
+    <w:p>
+      <w:pPr>
+        <w:pStyle w:val="ListParagraph"/>
+        <w:numPr>
+          <w:ilvl w:val="0"/>
+          <w:numId w:val="26"/>
+        </w:numPr>
+        <w:rPr>
+          <w:b/>
+          <w:bCs/>
+        </w:rPr>
+      </w:pPr>
+      <w:r>
+        <w:rPr>
+          <w:b/>
+          <w:bCs/>
+        </w:rPr>
+        <w:t>Kristel:</w:t>
+      </w:r>
+    </w:p>
+    <w:p>
+      <w:pPr>
+        <w:pStyle w:val="ListParagraph"/>
+        <w:numPr>
+          <w:ilvl w:val="1"/>
+          <w:numId w:val="15"/>
+        </w:numPr>
+      </w:pPr>
+      <w:r>
+        <w:t>Statistikaameti kodulehelt</w:t>
+      </w:r>
+      <w:r>
+        <w:t xml:space="preserve"> THI</w:t>
+      </w:r>
+      <w:r>
+        <w:t xml:space="preserve"> algandmete </w:t>
+      </w:r>
+      <w:r>
+        <w:t xml:space="preserve">leidmine ning </w:t>
+      </w:r>
+      <w:r>
+        <w:t xml:space="preserve">alla laadimine </w:t>
+      </w:r>
+      <w:r>
+        <w:t xml:space="preserve">ja </w:t>
+      </w:r>
+      <w:proofErr w:type="spellStart"/>
+      <w:r>
+        <w:t>Pythoniga</w:t>
+      </w:r>
+      <w:proofErr w:type="spellEnd"/>
+      <w:r>
+        <w:t xml:space="preserve"> puhastatud ja töödeldud </w:t>
+      </w:r>
+      <w:proofErr w:type="spellStart"/>
+      <w:r>
+        <w:t>csv</w:t>
+      </w:r>
+      <w:proofErr w:type="spellEnd"/>
+      <w:r>
+        <w:t xml:space="preserve"> failiks töötlemine</w:t>
+      </w:r>
+      <w:r>
+        <w:t>, sh kuiste andmete viimine kvartalipõhiseks</w:t>
+      </w:r>
+      <w:r>
+        <w:t>.</w:t>
+      </w:r>
+    </w:p>
+    <w:p>
+      <w:pPr>
+        <w:numPr>
+          <w:ilvl w:val="1"/>
+          <w:numId w:val="15"/>
+        </w:numPr>
+      </w:pPr>
+      <w:r>
+        <w:t xml:space="preserve">Puhastatud CSV faili tõmbamine </w:t>
+      </w:r>
+      <w:proofErr w:type="spellStart"/>
+      <w:r>
+        <w:t>Dbeaverisse</w:t>
+      </w:r>
+      <w:proofErr w:type="spellEnd"/>
+      <w:r>
+        <w:t xml:space="preserve">, et teha andmetest </w:t>
+      </w:r>
+      <w:proofErr w:type="spellStart"/>
+      <w:r>
+        <w:t>Fact</w:t>
+      </w:r>
+      <w:proofErr w:type="spellEnd"/>
+      <w:r>
+        <w:t xml:space="preserve"> tabel, mille ühendasime </w:t>
+      </w:r>
+      <w:proofErr w:type="spellStart"/>
+      <w:r>
+        <w:t>dim_date</w:t>
+      </w:r>
+      <w:proofErr w:type="spellEnd"/>
+      <w:r>
+        <w:t xml:space="preserve"> tabeliga</w:t>
+      </w:r>
+      <w:r>
+        <w:t>.</w:t>
+      </w:r>
+    </w:p>
+    <w:p>
+      <w:pPr>
+        <w:numPr>
+          <w:ilvl w:val="1"/>
+          <w:numId w:val="15"/>
+        </w:numPr>
+      </w:pPr>
+      <w:proofErr w:type="spellStart"/>
+      <w:r>
+        <w:t>Visuaalid</w:t>
+      </w:r>
+      <w:proofErr w:type="spellEnd"/>
+      <w:r>
+        <w:t xml:space="preserve"> </w:t>
+      </w:r>
+      <w:proofErr w:type="spellStart"/>
+      <w:r>
+        <w:t>PowerBI-s</w:t>
+      </w:r>
+      <w:proofErr w:type="spellEnd"/>
+    </w:p>
+    <w:p>
+      <w:pPr>
+        <w:pStyle w:val="ListParagraph"/>
+        <w:numPr>
+          <w:ilvl w:val="1"/>
+          <w:numId w:val="15"/>
+        </w:numPr>
+      </w:pPr>
+      <w:r>
+        <w:t>Käesoleva dokumentatsiooni eestvedamine</w:t>
+      </w:r>
+    </w:p>
+    <w:p>
+      <w:pPr>
+        <w:pStyle w:val="ListParagraph"/>
+        <w:rPr>
+          <w:b/>
+          <w:bCs/>
+        </w:rPr>
+      </w:pPr>
+    </w:p>
+    <w:p>
+      <w:pPr>
+        <w:pStyle w:val="ListParagraph"/>
+        <w:numPr>
+          <w:ilvl w:val="0"/>
+          <w:numId w:val="26"/>
+        </w:numPr>
+        <w:rPr>
+          <w:b/>
+          <w:bCs/>
+        </w:rPr>
+      </w:pPr>
+      <w:r>
+        <w:rPr>
+          <w:b/>
+          <w:bCs/>
+        </w:rPr>
+        <w:t>Merje:</w:t>
+      </w:r>
+    </w:p>
+    <w:p>
+      <w:pPr>
+        <w:pStyle w:val="ListParagraph"/>
+        <w:numPr>
+          <w:ilvl w:val="1"/>
+          <w:numId w:val="15"/>
+        </w:numPr>
+      </w:pPr>
+      <w:r>
+        <w:t>Eesti Panga</w:t>
+      </w:r>
+      <w:r>
+        <w:t xml:space="preserve"> kodulehelt </w:t>
+      </w:r>
+      <w:r>
+        <w:t xml:space="preserve">intressi </w:t>
+      </w:r>
+      <w:r>
+        <w:t xml:space="preserve">algandmete </w:t>
+      </w:r>
+      <w:r>
+        <w:t xml:space="preserve">leidmine ning </w:t>
+      </w:r>
+      <w:r>
+        <w:t xml:space="preserve">alla laadimine </w:t>
+      </w:r>
+      <w:r>
+        <w:t xml:space="preserve">ja </w:t>
+      </w:r>
+      <w:proofErr w:type="spellStart"/>
+      <w:r>
+        <w:t>Pythoniga</w:t>
+      </w:r>
+      <w:proofErr w:type="spellEnd"/>
+      <w:r>
+        <w:t xml:space="preserve"> puhastatud ja töödeldud </w:t>
+      </w:r>
+      <w:proofErr w:type="spellStart"/>
+      <w:r>
+        <w:t>csv</w:t>
+      </w:r>
+      <w:proofErr w:type="spellEnd"/>
+      <w:r>
+        <w:t xml:space="preserve"> failiks töötlemine</w:t>
+      </w:r>
+      <w:r>
+        <w:t>, sh kuiste andmete viimine kvartalipõhiseks.</w:t>
+      </w:r>
+    </w:p>
+    <w:p>
+      <w:pPr>
+        <w:numPr>
+          <w:ilvl w:val="1"/>
+          <w:numId w:val="15"/>
+        </w:numPr>
+      </w:pPr>
+      <w:r>
+        <w:t xml:space="preserve">Puhastatud CSV faili tõmbamine </w:t>
+      </w:r>
+      <w:proofErr w:type="spellStart"/>
+      <w:r>
+        <w:t>Dbeaverisse</w:t>
+      </w:r>
+      <w:proofErr w:type="spellEnd"/>
+      <w:r>
+        <w:t xml:space="preserve">, et teha andmetest </w:t>
+      </w:r>
+      <w:proofErr w:type="spellStart"/>
+      <w:r>
+        <w:t>Fact</w:t>
+      </w:r>
+      <w:proofErr w:type="spellEnd"/>
+      <w:r>
+        <w:t xml:space="preserve"> tabel, mille ühendasime </w:t>
+      </w:r>
+      <w:proofErr w:type="spellStart"/>
+      <w:r>
+        <w:t>dim_date</w:t>
+      </w:r>
+      <w:proofErr w:type="spellEnd"/>
+      <w:r>
+        <w:t xml:space="preserve"> tabeliga</w:t>
+      </w:r>
+      <w:r>
+        <w:t>.</w:t>
+      </w:r>
+    </w:p>
+    <w:p>
+      <w:pPr>
+        <w:numPr>
+          <w:ilvl w:val="1"/>
+          <w:numId w:val="15"/>
+        </w:numPr>
+      </w:pPr>
+      <w:proofErr w:type="spellStart"/>
+      <w:r>
+        <w:t>Visuaalid</w:t>
+      </w:r>
+      <w:proofErr w:type="spellEnd"/>
+      <w:r>
+        <w:t xml:space="preserve"> </w:t>
+      </w:r>
+      <w:proofErr w:type="spellStart"/>
+      <w:r>
+        <w:t>PowerBI</w:t>
+      </w:r>
+      <w:proofErr w:type="spellEnd"/>
+      <w:r>
+        <w:t>-s</w:t>
+      </w:r>
+    </w:p>
+    <w:p>
+      <w:pPr>
+        <w:pStyle w:val="ListParagraph"/>
+        <w:numPr>
+          <w:ilvl w:val="1"/>
+          <w:numId w:val="15"/>
+        </w:numPr>
+      </w:pPr>
+      <w:r>
+        <w:t>Grupitöö presentatsiooni eestvedamine</w:t>
+      </w:r>
     </w:p>
     <w:sectPr>
       <w:footerReference w:type="default" r:id="rId18"/>
@@ -5932,6 +6954,155 @@
 <file path=word/numbering.xml><?xml version="1.0" encoding="utf-8"?>
 <w:numbering xmlns:wpc="http://schemas.microsoft.com/office/word/2010/wordprocessingCanvas" xmlns:cx="http://schemas.microsoft.com/office/drawing/2014/chartex" xmlns:cx1="http://schemas.microsoft.com/office/drawing/2015/9/8/chartex" xmlns:cx2="http://schemas.microsoft.com/office/drawing/2015/10/21/chartex" xmlns:cx3="http://schemas.microsoft.com/office/drawing/2016/5/9/chartex" xmlns:cx4="http://schemas.microsoft.com/office/drawing/2016/5/10/chartex" xmlns:cx5="http://schemas.microsoft.com/office/drawing/2016/5/11/chartex" xmlns:cx6="http://schemas.microsoft.com/office/drawing/2016/5/12/chartex" xmlns:cx7="http://schemas.microsoft.com/office/drawing/2016/5/13/chartex" xmlns:cx8="http://schemas.microsoft.com/office/drawing/2016/5/14/chartex" xmlns:mc="http://schemas.openxmlformats.org/markup-compatibility/2006" xmlns:aink="http://schemas.microsoft.com/office/drawing/2016/ink" xmlns:am3d="http://schemas.microsoft.com/office/drawing/2017/model3d" xmlns:o="urn:schemas-microsoft-com:office:office" xmlns:oel="http://schemas.microsoft.com/office/2019/extlst" xmlns:r="http://schemas.openxmlformats.org/officeDocument/2006/relationships" xmlns:m="http://schemas.openxmlformats.org/officeDocument/2006/math" xmlns:v="urn:schemas-microsoft-com:vml" xmlns:wp14="http://schemas.microsoft.com/office/word/2010/wordprocessingDrawing" xmlns:wp="http://schemas.openxmlformats.org/drawingml/2006/wordprocessingDrawing" xmlns:w10="urn:schemas-microsoft-com:office:word" xmlns:w="http://schemas.openxmlformats.org/wordprocessingml/2006/main" xmlns:w14="http://schemas.microsoft.com/office/word/2010/wordml" xmlns:w15="http://schemas.microsoft.com/office/word/2012/wordml" xmlns:w16cex="http://schemas.microsoft.com/office/word/2018/wordml/cex" xmlns:w16cid="http://schemas.microsoft.com/office/word/2016/wordml/cid" xmlns:w16="http://schemas.microsoft.com/office/word/2018/wordml" xmlns:w16sdtdh="http://schemas.microsoft.com/office/word/2020/wordml/sdtdatahash" xmlns:w16se="http://schemas.microsoft.com/office/word/2015/wordml/symex" xmlns:wpg="http://schemas.microsoft.com/office/word/2010/wordprocessingGroup" xmlns:wpi="http://schemas.microsoft.com/office/word/2010/wordprocessingInk" xmlns:wne="http://schemas.microsoft.com/office/word/2006/wordml" xmlns:wps="http://schemas.microsoft.com/office/word/2010/wordprocessingShape" mc:Ignorable="w14 w15 w16se w16cid w16 w16cex w16sdtdh wp14">
   <w:abstractNum w:abstractNumId="0" w15:restartNumberingAfterBreak="0">
+    <w:nsid w:val="0C8201FC"/>
+    <w:multiLevelType w:val="multilevel"/>
+    <w:tmpl w:val="7FAC4B50"/>
+    <w:lvl w:ilvl="0">
+      <w:start w:val="1"/>
+      <w:numFmt w:val="bullet"/>
+      <w:lvlText w:val=""/>
+      <w:lvlJc w:val="left"/>
+      <w:pPr>
+        <w:tabs>
+          <w:tab w:val="num" w:pos="720"/>
+        </w:tabs>
+        <w:ind w:left="720" w:hanging="360"/>
+      </w:pPr>
+      <w:rPr>
+        <w:rFonts w:ascii="Symbol" w:hAnsi="Symbol" w:hint="default"/>
+        <w:sz w:val="20"/>
+      </w:rPr>
+    </w:lvl>
+    <w:lvl w:ilvl="1">
+      <w:start w:val="1"/>
+      <w:numFmt w:val="bullet"/>
+      <w:lvlText w:val="o"/>
+      <w:lvlJc w:val="left"/>
+      <w:pPr>
+        <w:tabs>
+          <w:tab w:val="num" w:pos="1440"/>
+        </w:tabs>
+        <w:ind w:left="1440" w:hanging="360"/>
+      </w:pPr>
+      <w:rPr>
+        <w:rFonts w:ascii="Courier New" w:hAnsi="Courier New" w:hint="default"/>
+        <w:sz w:val="20"/>
+      </w:rPr>
+    </w:lvl>
+    <w:lvl w:ilvl="2" w:tentative="1">
+      <w:start w:val="1"/>
+      <w:numFmt w:val="bullet"/>
+      <w:lvlText w:val=""/>
+      <w:lvlJc w:val="left"/>
+      <w:pPr>
+        <w:tabs>
+          <w:tab w:val="num" w:pos="2160"/>
+        </w:tabs>
+        <w:ind w:left="2160" w:hanging="360"/>
+      </w:pPr>
+      <w:rPr>
+        <w:rFonts w:ascii="Wingdings" w:hAnsi="Wingdings" w:hint="default"/>
+        <w:sz w:val="20"/>
+      </w:rPr>
+    </w:lvl>
+    <w:lvl w:ilvl="3" w:tentative="1">
+      <w:start w:val="1"/>
+      <w:numFmt w:val="bullet"/>
+      <w:lvlText w:val=""/>
+      <w:lvlJc w:val="left"/>
+      <w:pPr>
+        <w:tabs>
+          <w:tab w:val="num" w:pos="2880"/>
+        </w:tabs>
+        <w:ind w:left="2880" w:hanging="360"/>
+      </w:pPr>
+      <w:rPr>
+        <w:rFonts w:ascii="Wingdings" w:hAnsi="Wingdings" w:hint="default"/>
+        <w:sz w:val="20"/>
+      </w:rPr>
+    </w:lvl>
+    <w:lvl w:ilvl="4" w:tentative="1">
+      <w:start w:val="1"/>
+      <w:numFmt w:val="bullet"/>
+      <w:lvlText w:val=""/>
+      <w:lvlJc w:val="left"/>
+      <w:pPr>
+        <w:tabs>
+          <w:tab w:val="num" w:pos="3600"/>
+        </w:tabs>
+        <w:ind w:left="3600" w:hanging="360"/>
+      </w:pPr>
+      <w:rPr>
+        <w:rFonts w:ascii="Wingdings" w:hAnsi="Wingdings" w:hint="default"/>
+        <w:sz w:val="20"/>
+      </w:rPr>
+    </w:lvl>
+    <w:lvl w:ilvl="5" w:tentative="1">
+      <w:start w:val="1"/>
+      <w:numFmt w:val="bullet"/>
+      <w:lvlText w:val=""/>
+      <w:lvlJc w:val="left"/>
+      <w:pPr>
+        <w:tabs>
+          <w:tab w:val="num" w:pos="4320"/>
+        </w:tabs>
+        <w:ind w:left="4320" w:hanging="360"/>
+      </w:pPr>
+      <w:rPr>
+        <w:rFonts w:ascii="Wingdings" w:hAnsi="Wingdings" w:hint="default"/>
+        <w:sz w:val="20"/>
+      </w:rPr>
+    </w:lvl>
+    <w:lvl w:ilvl="6" w:tentative="1">
+      <w:start w:val="1"/>
+      <w:numFmt w:val="bullet"/>
+      <w:lvlText w:val=""/>
+      <w:lvlJc w:val="left"/>
+      <w:pPr>
+        <w:tabs>
+          <w:tab w:val="num" w:pos="5040"/>
+        </w:tabs>
+        <w:ind w:left="5040" w:hanging="360"/>
+      </w:pPr>
+      <w:rPr>
+        <w:rFonts w:ascii="Wingdings" w:hAnsi="Wingdings" w:hint="default"/>
+        <w:sz w:val="20"/>
+      </w:rPr>
+    </w:lvl>
+    <w:lvl w:ilvl="7" w:tentative="1">
+      <w:start w:val="1"/>
+      <w:numFmt w:val="bullet"/>
+      <w:lvlText w:val=""/>
+      <w:lvlJc w:val="left"/>
+      <w:pPr>
+        <w:tabs>
+          <w:tab w:val="num" w:pos="5760"/>
+        </w:tabs>
+        <w:ind w:left="5760" w:hanging="360"/>
+      </w:pPr>
+      <w:rPr>
+        <w:rFonts w:ascii="Wingdings" w:hAnsi="Wingdings" w:hint="default"/>
+        <w:sz w:val="20"/>
+      </w:rPr>
+    </w:lvl>
+    <w:lvl w:ilvl="8" w:tentative="1">
+      <w:start w:val="1"/>
+      <w:numFmt w:val="bullet"/>
+      <w:lvlText w:val=""/>
+      <w:lvlJc w:val="left"/>
+      <w:pPr>
+        <w:tabs>
+          <w:tab w:val="num" w:pos="6480"/>
+        </w:tabs>
+        <w:ind w:left="6480" w:hanging="360"/>
+      </w:pPr>
+      <w:rPr>
+        <w:rFonts w:ascii="Wingdings" w:hAnsi="Wingdings" w:hint="default"/>
+        <w:sz w:val="20"/>
+      </w:rPr>
+    </w:lvl>
+  </w:abstractNum>
+  <w:abstractNum w:abstractNumId="1" w15:restartNumberingAfterBreak="0">
     <w:nsid w:val="117B4CCB"/>
     <w:multiLevelType w:val="multilevel"/>
     <w:tmpl w:val="8856EDF4"/>
@@ -6080,7 +7251,7 @@
       </w:rPr>
     </w:lvl>
   </w:abstractNum>
-  <w:abstractNum w:abstractNumId="1" w15:restartNumberingAfterBreak="0">
+  <w:abstractNum w:abstractNumId="2" w15:restartNumberingAfterBreak="0">
     <w:nsid w:val="1D242428"/>
     <w:multiLevelType w:val="multilevel"/>
     <w:tmpl w:val="7390E9D0"/>
@@ -6229,7 +7400,7 @@
       </w:rPr>
     </w:lvl>
   </w:abstractNum>
-  <w:abstractNum w:abstractNumId="2" w15:restartNumberingAfterBreak="0">
+  <w:abstractNum w:abstractNumId="3" w15:restartNumberingAfterBreak="0">
     <w:nsid w:val="1F536A1D"/>
     <w:multiLevelType w:val="multilevel"/>
     <w:tmpl w:val="2B105C98"/>
@@ -6378,7 +7549,156 @@
       </w:rPr>
     </w:lvl>
   </w:abstractNum>
-  <w:abstractNum w:abstractNumId="3" w15:restartNumberingAfterBreak="0">
+  <w:abstractNum w:abstractNumId="4" w15:restartNumberingAfterBreak="0">
+    <w:nsid w:val="2CF43AB5"/>
+    <w:multiLevelType w:val="multilevel"/>
+    <w:tmpl w:val="D7BE25CA"/>
+    <w:lvl w:ilvl="0">
+      <w:start w:val="1"/>
+      <w:numFmt w:val="bullet"/>
+      <w:lvlText w:val=""/>
+      <w:lvlJc w:val="left"/>
+      <w:pPr>
+        <w:tabs>
+          <w:tab w:val="num" w:pos="720"/>
+        </w:tabs>
+        <w:ind w:left="720" w:hanging="360"/>
+      </w:pPr>
+      <w:rPr>
+        <w:rFonts w:ascii="Symbol" w:hAnsi="Symbol" w:hint="default"/>
+        <w:sz w:val="20"/>
+      </w:rPr>
+    </w:lvl>
+    <w:lvl w:ilvl="1">
+      <w:start w:val="1"/>
+      <w:numFmt w:val="bullet"/>
+      <w:lvlText w:val="o"/>
+      <w:lvlJc w:val="left"/>
+      <w:pPr>
+        <w:tabs>
+          <w:tab w:val="num" w:pos="1440"/>
+        </w:tabs>
+        <w:ind w:left="1440" w:hanging="360"/>
+      </w:pPr>
+      <w:rPr>
+        <w:rFonts w:ascii="Courier New" w:hAnsi="Courier New" w:hint="default"/>
+        <w:sz w:val="20"/>
+      </w:rPr>
+    </w:lvl>
+    <w:lvl w:ilvl="2" w:tentative="1">
+      <w:start w:val="1"/>
+      <w:numFmt w:val="bullet"/>
+      <w:lvlText w:val=""/>
+      <w:lvlJc w:val="left"/>
+      <w:pPr>
+        <w:tabs>
+          <w:tab w:val="num" w:pos="2160"/>
+        </w:tabs>
+        <w:ind w:left="2160" w:hanging="360"/>
+      </w:pPr>
+      <w:rPr>
+        <w:rFonts w:ascii="Wingdings" w:hAnsi="Wingdings" w:hint="default"/>
+        <w:sz w:val="20"/>
+      </w:rPr>
+    </w:lvl>
+    <w:lvl w:ilvl="3" w:tentative="1">
+      <w:start w:val="1"/>
+      <w:numFmt w:val="bullet"/>
+      <w:lvlText w:val=""/>
+      <w:lvlJc w:val="left"/>
+      <w:pPr>
+        <w:tabs>
+          <w:tab w:val="num" w:pos="2880"/>
+        </w:tabs>
+        <w:ind w:left="2880" w:hanging="360"/>
+      </w:pPr>
+      <w:rPr>
+        <w:rFonts w:ascii="Wingdings" w:hAnsi="Wingdings" w:hint="default"/>
+        <w:sz w:val="20"/>
+      </w:rPr>
+    </w:lvl>
+    <w:lvl w:ilvl="4" w:tentative="1">
+      <w:start w:val="1"/>
+      <w:numFmt w:val="bullet"/>
+      <w:lvlText w:val=""/>
+      <w:lvlJc w:val="left"/>
+      <w:pPr>
+        <w:tabs>
+          <w:tab w:val="num" w:pos="3600"/>
+        </w:tabs>
+        <w:ind w:left="3600" w:hanging="360"/>
+      </w:pPr>
+      <w:rPr>
+        <w:rFonts w:ascii="Wingdings" w:hAnsi="Wingdings" w:hint="default"/>
+        <w:sz w:val="20"/>
+      </w:rPr>
+    </w:lvl>
+    <w:lvl w:ilvl="5" w:tentative="1">
+      <w:start w:val="1"/>
+      <w:numFmt w:val="bullet"/>
+      <w:lvlText w:val=""/>
+      <w:lvlJc w:val="left"/>
+      <w:pPr>
+        <w:tabs>
+          <w:tab w:val="num" w:pos="4320"/>
+        </w:tabs>
+        <w:ind w:left="4320" w:hanging="360"/>
+      </w:pPr>
+      <w:rPr>
+        <w:rFonts w:ascii="Wingdings" w:hAnsi="Wingdings" w:hint="default"/>
+        <w:sz w:val="20"/>
+      </w:rPr>
+    </w:lvl>
+    <w:lvl w:ilvl="6" w:tentative="1">
+      <w:start w:val="1"/>
+      <w:numFmt w:val="bullet"/>
+      <w:lvlText w:val=""/>
+      <w:lvlJc w:val="left"/>
+      <w:pPr>
+        <w:tabs>
+          <w:tab w:val="num" w:pos="5040"/>
+        </w:tabs>
+        <w:ind w:left="5040" w:hanging="360"/>
+      </w:pPr>
+      <w:rPr>
+        <w:rFonts w:ascii="Wingdings" w:hAnsi="Wingdings" w:hint="default"/>
+        <w:sz w:val="20"/>
+      </w:rPr>
+    </w:lvl>
+    <w:lvl w:ilvl="7" w:tentative="1">
+      <w:start w:val="1"/>
+      <w:numFmt w:val="bullet"/>
+      <w:lvlText w:val=""/>
+      <w:lvlJc w:val="left"/>
+      <w:pPr>
+        <w:tabs>
+          <w:tab w:val="num" w:pos="5760"/>
+        </w:tabs>
+        <w:ind w:left="5760" w:hanging="360"/>
+      </w:pPr>
+      <w:rPr>
+        <w:rFonts w:ascii="Wingdings" w:hAnsi="Wingdings" w:hint="default"/>
+        <w:sz w:val="20"/>
+      </w:rPr>
+    </w:lvl>
+    <w:lvl w:ilvl="8" w:tentative="1">
+      <w:start w:val="1"/>
+      <w:numFmt w:val="bullet"/>
+      <w:lvlText w:val=""/>
+      <w:lvlJc w:val="left"/>
+      <w:pPr>
+        <w:tabs>
+          <w:tab w:val="num" w:pos="6480"/>
+        </w:tabs>
+        <w:ind w:left="6480" w:hanging="360"/>
+      </w:pPr>
+      <w:rPr>
+        <w:rFonts w:ascii="Wingdings" w:hAnsi="Wingdings" w:hint="default"/>
+        <w:sz w:val="20"/>
+      </w:rPr>
+    </w:lvl>
+  </w:abstractNum>
+  <w:abstractNum w:abstractNumId="5" w15:restartNumberingAfterBreak="0">
     <w:nsid w:val="32286CE3"/>
     <w:multiLevelType w:val="multilevel"/>
     <w:tmpl w:val="20CA4FFA"/>
@@ -6527,7 +7847,7 @@
       </w:rPr>
     </w:lvl>
   </w:abstractNum>
-  <w:abstractNum w:abstractNumId="4" w15:restartNumberingAfterBreak="0">
+  <w:abstractNum w:abstractNumId="6" w15:restartNumberingAfterBreak="0">
     <w:nsid w:val="328560DC"/>
     <w:multiLevelType w:val="multilevel"/>
     <w:tmpl w:val="2C1EF1A6"/>
@@ -6644,7 +7964,156 @@
       </w:pPr>
     </w:lvl>
   </w:abstractNum>
-  <w:abstractNum w:abstractNumId="5" w15:restartNumberingAfterBreak="0">
+  <w:abstractNum w:abstractNumId="7" w15:restartNumberingAfterBreak="0">
+    <w:nsid w:val="352636A2"/>
+    <w:multiLevelType w:val="multilevel"/>
+    <w:tmpl w:val="6950B42A"/>
+    <w:lvl w:ilvl="0">
+      <w:start w:val="1"/>
+      <w:numFmt w:val="bullet"/>
+      <w:lvlText w:val=""/>
+      <w:lvlJc w:val="left"/>
+      <w:pPr>
+        <w:tabs>
+          <w:tab w:val="num" w:pos="720"/>
+        </w:tabs>
+        <w:ind w:left="720" w:hanging="360"/>
+      </w:pPr>
+      <w:rPr>
+        <w:rFonts w:ascii="Symbol" w:hAnsi="Symbol" w:hint="default"/>
+        <w:sz w:val="20"/>
+      </w:rPr>
+    </w:lvl>
+    <w:lvl w:ilvl="1">
+      <w:start w:val="1"/>
+      <w:numFmt w:val="bullet"/>
+      <w:lvlText w:val="o"/>
+      <w:lvlJc w:val="left"/>
+      <w:pPr>
+        <w:tabs>
+          <w:tab w:val="num" w:pos="1440"/>
+        </w:tabs>
+        <w:ind w:left="1440" w:hanging="360"/>
+      </w:pPr>
+      <w:rPr>
+        <w:rFonts w:ascii="Courier New" w:hAnsi="Courier New" w:hint="default"/>
+        <w:sz w:val="20"/>
+      </w:rPr>
+    </w:lvl>
+    <w:lvl w:ilvl="2" w:tentative="1">
+      <w:start w:val="1"/>
+      <w:numFmt w:val="bullet"/>
+      <w:lvlText w:val=""/>
+      <w:lvlJc w:val="left"/>
+      <w:pPr>
+        <w:tabs>
+          <w:tab w:val="num" w:pos="2160"/>
+        </w:tabs>
+        <w:ind w:left="2160" w:hanging="360"/>
+      </w:pPr>
+      <w:rPr>
+        <w:rFonts w:ascii="Wingdings" w:hAnsi="Wingdings" w:hint="default"/>
+        <w:sz w:val="20"/>
+      </w:rPr>
+    </w:lvl>
+    <w:lvl w:ilvl="3" w:tentative="1">
+      <w:start w:val="1"/>
+      <w:numFmt w:val="bullet"/>
+      <w:lvlText w:val=""/>
+      <w:lvlJc w:val="left"/>
+      <w:pPr>
+        <w:tabs>
+          <w:tab w:val="num" w:pos="2880"/>
+        </w:tabs>
+        <w:ind w:left="2880" w:hanging="360"/>
+      </w:pPr>
+      <w:rPr>
+        <w:rFonts w:ascii="Wingdings" w:hAnsi="Wingdings" w:hint="default"/>
+        <w:sz w:val="20"/>
+      </w:rPr>
+    </w:lvl>
+    <w:lvl w:ilvl="4" w:tentative="1">
+      <w:start w:val="1"/>
+      <w:numFmt w:val="bullet"/>
+      <w:lvlText w:val=""/>
+      <w:lvlJc w:val="left"/>
+      <w:pPr>
+        <w:tabs>
+          <w:tab w:val="num" w:pos="3600"/>
+        </w:tabs>
+        <w:ind w:left="3600" w:hanging="360"/>
+      </w:pPr>
+      <w:rPr>
+        <w:rFonts w:ascii="Wingdings" w:hAnsi="Wingdings" w:hint="default"/>
+        <w:sz w:val="20"/>
+      </w:rPr>
+    </w:lvl>
+    <w:lvl w:ilvl="5" w:tentative="1">
+      <w:start w:val="1"/>
+      <w:numFmt w:val="bullet"/>
+      <w:lvlText w:val=""/>
+      <w:lvlJc w:val="left"/>
+      <w:pPr>
+        <w:tabs>
+          <w:tab w:val="num" w:pos="4320"/>
+        </w:tabs>
+        <w:ind w:left="4320" w:hanging="360"/>
+      </w:pPr>
+      <w:rPr>
+        <w:rFonts w:ascii="Wingdings" w:hAnsi="Wingdings" w:hint="default"/>
+        <w:sz w:val="20"/>
+      </w:rPr>
+    </w:lvl>
+    <w:lvl w:ilvl="6" w:tentative="1">
+      <w:start w:val="1"/>
+      <w:numFmt w:val="bullet"/>
+      <w:lvlText w:val=""/>
+      <w:lvlJc w:val="left"/>
+      <w:pPr>
+        <w:tabs>
+          <w:tab w:val="num" w:pos="5040"/>
+        </w:tabs>
+        <w:ind w:left="5040" w:hanging="360"/>
+      </w:pPr>
+      <w:rPr>
+        <w:rFonts w:ascii="Wingdings" w:hAnsi="Wingdings" w:hint="default"/>
+        <w:sz w:val="20"/>
+      </w:rPr>
+    </w:lvl>
+    <w:lvl w:ilvl="7" w:tentative="1">
+      <w:start w:val="1"/>
+      <w:numFmt w:val="bullet"/>
+      <w:lvlText w:val=""/>
+      <w:lvlJc w:val="left"/>
+      <w:pPr>
+        <w:tabs>
+          <w:tab w:val="num" w:pos="5760"/>
+        </w:tabs>
+        <w:ind w:left="5760" w:hanging="360"/>
+      </w:pPr>
+      <w:rPr>
+        <w:rFonts w:ascii="Wingdings" w:hAnsi="Wingdings" w:hint="default"/>
+        <w:sz w:val="20"/>
+      </w:rPr>
+    </w:lvl>
+    <w:lvl w:ilvl="8" w:tentative="1">
+      <w:start w:val="1"/>
+      <w:numFmt w:val="bullet"/>
+      <w:lvlText w:val=""/>
+      <w:lvlJc w:val="left"/>
+      <w:pPr>
+        <w:tabs>
+          <w:tab w:val="num" w:pos="6480"/>
+        </w:tabs>
+        <w:ind w:left="6480" w:hanging="360"/>
+      </w:pPr>
+      <w:rPr>
+        <w:rFonts w:ascii="Wingdings" w:hAnsi="Wingdings" w:hint="default"/>
+        <w:sz w:val="20"/>
+      </w:rPr>
+    </w:lvl>
+  </w:abstractNum>
+  <w:abstractNum w:abstractNumId="8" w15:restartNumberingAfterBreak="0">
     <w:nsid w:val="38583C1F"/>
     <w:multiLevelType w:val="multilevel"/>
     <w:tmpl w:val="6E2C2928"/>
@@ -6793,7 +8262,7 @@
       </w:rPr>
     </w:lvl>
   </w:abstractNum>
-  <w:abstractNum w:abstractNumId="6" w15:restartNumberingAfterBreak="0">
+  <w:abstractNum w:abstractNumId="9" w15:restartNumberingAfterBreak="0">
     <w:nsid w:val="3AA462A9"/>
     <w:multiLevelType w:val="multilevel"/>
     <w:tmpl w:val="8A56AF26"/>
@@ -6942,7 +8411,242 @@
       </w:rPr>
     </w:lvl>
   </w:abstractNum>
-  <w:abstractNum w:abstractNumId="7" w15:restartNumberingAfterBreak="0">
+  <w:abstractNum w:abstractNumId="10" w15:restartNumberingAfterBreak="0">
+    <w:nsid w:val="3E592FC7"/>
+    <w:multiLevelType w:val="hybridMultilevel"/>
+    <w:tmpl w:val="405C64D0"/>
+    <w:lvl w:ilvl="0" w:tplc="0425000F">
+      <w:start w:val="1"/>
+      <w:numFmt w:val="decimal"/>
+      <w:lvlText w:val="%1."/>
+      <w:lvlJc w:val="left"/>
+      <w:pPr>
+        <w:ind w:left="720" w:hanging="360"/>
+      </w:pPr>
+    </w:lvl>
+    <w:lvl w:ilvl="1" w:tplc="04250019" w:tentative="1">
+      <w:start w:val="1"/>
+      <w:numFmt w:val="lowerLetter"/>
+      <w:lvlText w:val="%2."/>
+      <w:lvlJc w:val="left"/>
+      <w:pPr>
+        <w:ind w:left="1440" w:hanging="360"/>
+      </w:pPr>
+    </w:lvl>
+    <w:lvl w:ilvl="2" w:tplc="0425001B" w:tentative="1">
+      <w:start w:val="1"/>
+      <w:numFmt w:val="lowerRoman"/>
+      <w:lvlText w:val="%3."/>
+      <w:lvlJc w:val="right"/>
+      <w:pPr>
+        <w:ind w:left="2160" w:hanging="180"/>
+      </w:pPr>
+    </w:lvl>
+    <w:lvl w:ilvl="3" w:tplc="0425000F" w:tentative="1">
+      <w:start w:val="1"/>
+      <w:numFmt w:val="decimal"/>
+      <w:lvlText w:val="%4."/>
+      <w:lvlJc w:val="left"/>
+      <w:pPr>
+        <w:ind w:left="2880" w:hanging="360"/>
+      </w:pPr>
+    </w:lvl>
+    <w:lvl w:ilvl="4" w:tplc="04250019" w:tentative="1">
+      <w:start w:val="1"/>
+      <w:numFmt w:val="lowerLetter"/>
+      <w:lvlText w:val="%5."/>
+      <w:lvlJc w:val="left"/>
+      <w:pPr>
+        <w:ind w:left="3600" w:hanging="360"/>
+      </w:pPr>
+    </w:lvl>
+    <w:lvl w:ilvl="5" w:tplc="0425001B" w:tentative="1">
+      <w:start w:val="1"/>
+      <w:numFmt w:val="lowerRoman"/>
+      <w:lvlText w:val="%6."/>
+      <w:lvlJc w:val="right"/>
+      <w:pPr>
+        <w:ind w:left="4320" w:hanging="180"/>
+      </w:pPr>
+    </w:lvl>
+    <w:lvl w:ilvl="6" w:tplc="0425000F" w:tentative="1">
+      <w:start w:val="1"/>
+      <w:numFmt w:val="decimal"/>
+      <w:lvlText w:val="%7."/>
+      <w:lvlJc w:val="left"/>
+      <w:pPr>
+        <w:ind w:left="5040" w:hanging="360"/>
+      </w:pPr>
+    </w:lvl>
+    <w:lvl w:ilvl="7" w:tplc="04250019" w:tentative="1">
+      <w:start w:val="1"/>
+      <w:numFmt w:val="lowerLetter"/>
+      <w:lvlText w:val="%8."/>
+      <w:lvlJc w:val="left"/>
+      <w:pPr>
+        <w:ind w:left="5760" w:hanging="360"/>
+      </w:pPr>
+    </w:lvl>
+    <w:lvl w:ilvl="8" w:tplc="0425001B" w:tentative="1">
+      <w:start w:val="1"/>
+      <w:numFmt w:val="lowerRoman"/>
+      <w:lvlText w:val="%9."/>
+      <w:lvlJc w:val="right"/>
+      <w:pPr>
+        <w:ind w:left="6480" w:hanging="180"/>
+      </w:pPr>
+    </w:lvl>
+  </w:abstractNum>
+  <w:abstractNum w:abstractNumId="11" w15:restartNumberingAfterBreak="0">
+    <w:nsid w:val="489B32BD"/>
+    <w:multiLevelType w:val="multilevel"/>
+    <w:tmpl w:val="957429C0"/>
+    <w:lvl w:ilvl="0">
+      <w:start w:val="1"/>
+      <w:numFmt w:val="bullet"/>
+      <w:lvlText w:val=""/>
+      <w:lvlJc w:val="left"/>
+      <w:pPr>
+        <w:tabs>
+          <w:tab w:val="num" w:pos="720"/>
+        </w:tabs>
+        <w:ind w:left="720" w:hanging="360"/>
+      </w:pPr>
+      <w:rPr>
+        <w:rFonts w:ascii="Symbol" w:hAnsi="Symbol" w:hint="default"/>
+        <w:sz w:val="20"/>
+      </w:rPr>
+    </w:lvl>
+    <w:lvl w:ilvl="1">
+      <w:start w:val="1"/>
+      <w:numFmt w:val="bullet"/>
+      <w:lvlText w:val="o"/>
+      <w:lvlJc w:val="left"/>
+      <w:pPr>
+        <w:tabs>
+          <w:tab w:val="num" w:pos="1440"/>
+        </w:tabs>
+        <w:ind w:left="1440" w:hanging="360"/>
+      </w:pPr>
+      <w:rPr>
+        <w:rFonts w:ascii="Courier New" w:hAnsi="Courier New" w:hint="default"/>
+        <w:sz w:val="20"/>
+      </w:rPr>
+    </w:lvl>
+    <w:lvl w:ilvl="2" w:tentative="1">
+      <w:start w:val="1"/>
+      <w:numFmt w:val="bullet"/>
+      <w:lvlText w:val=""/>
+      <w:lvlJc w:val="left"/>
+      <w:pPr>
+        <w:tabs>
+          <w:tab w:val="num" w:pos="2160"/>
+        </w:tabs>
+        <w:ind w:left="2160" w:hanging="360"/>
+      </w:pPr>
+      <w:rPr>
+        <w:rFonts w:ascii="Wingdings" w:hAnsi="Wingdings" w:hint="default"/>
+        <w:sz w:val="20"/>
+      </w:rPr>
+    </w:lvl>
+    <w:lvl w:ilvl="3" w:tentative="1">
+      <w:start w:val="1"/>
+      <w:numFmt w:val="bullet"/>
+      <w:lvlText w:val=""/>
+      <w:lvlJc w:val="left"/>
+      <w:pPr>
+        <w:tabs>
+          <w:tab w:val="num" w:pos="2880"/>
+        </w:tabs>
+        <w:ind w:left="2880" w:hanging="360"/>
+      </w:pPr>
+      <w:rPr>
+        <w:rFonts w:ascii="Wingdings" w:hAnsi="Wingdings" w:hint="default"/>
+        <w:sz w:val="20"/>
+      </w:rPr>
+    </w:lvl>
+    <w:lvl w:ilvl="4" w:tentative="1">
+      <w:start w:val="1"/>
+      <w:numFmt w:val="bullet"/>
+      <w:lvlText w:val=""/>
+      <w:lvlJc w:val="left"/>
+      <w:pPr>
+        <w:tabs>
+          <w:tab w:val="num" w:pos="3600"/>
+        </w:tabs>
+        <w:ind w:left="3600" w:hanging="360"/>
+      </w:pPr>
+      <w:rPr>
+        <w:rFonts w:ascii="Wingdings" w:hAnsi="Wingdings" w:hint="default"/>
+        <w:sz w:val="20"/>
+      </w:rPr>
+    </w:lvl>
+    <w:lvl w:ilvl="5" w:tentative="1">
+      <w:start w:val="1"/>
+      <w:numFmt w:val="bullet"/>
+      <w:lvlText w:val=""/>
+      <w:lvlJc w:val="left"/>
+      <w:pPr>
+        <w:tabs>
+          <w:tab w:val="num" w:pos="4320"/>
+        </w:tabs>
+        <w:ind w:left="4320" w:hanging="360"/>
+      </w:pPr>
+      <w:rPr>
+        <w:rFonts w:ascii="Wingdings" w:hAnsi="Wingdings" w:hint="default"/>
+        <w:sz w:val="20"/>
+      </w:rPr>
+    </w:lvl>
+    <w:lvl w:ilvl="6" w:tentative="1">
+      <w:start w:val="1"/>
+      <w:numFmt w:val="bullet"/>
+      <w:lvlText w:val=""/>
+      <w:lvlJc w:val="left"/>
+      <w:pPr>
+        <w:tabs>
+          <w:tab w:val="num" w:pos="5040"/>
+        </w:tabs>
+        <w:ind w:left="5040" w:hanging="360"/>
+      </w:pPr>
+      <w:rPr>
+        <w:rFonts w:ascii="Wingdings" w:hAnsi="Wingdings" w:hint="default"/>
+        <w:sz w:val="20"/>
+      </w:rPr>
+    </w:lvl>
+    <w:lvl w:ilvl="7" w:tentative="1">
+      <w:start w:val="1"/>
+      <w:numFmt w:val="bullet"/>
+      <w:lvlText w:val=""/>
+      <w:lvlJc w:val="left"/>
+      <w:pPr>
+        <w:tabs>
+          <w:tab w:val="num" w:pos="5760"/>
+        </w:tabs>
+        <w:ind w:left="5760" w:hanging="360"/>
+      </w:pPr>
+      <w:rPr>
+        <w:rFonts w:ascii="Wingdings" w:hAnsi="Wingdings" w:hint="default"/>
+        <w:sz w:val="20"/>
+      </w:rPr>
+    </w:lvl>
+    <w:lvl w:ilvl="8" w:tentative="1">
+      <w:start w:val="1"/>
+      <w:numFmt w:val="bullet"/>
+      <w:lvlText w:val=""/>
+      <w:lvlJc w:val="left"/>
+      <w:pPr>
+        <w:tabs>
+          <w:tab w:val="num" w:pos="6480"/>
+        </w:tabs>
+        <w:ind w:left="6480" w:hanging="360"/>
+      </w:pPr>
+      <w:rPr>
+        <w:rFonts w:ascii="Wingdings" w:hAnsi="Wingdings" w:hint="default"/>
+        <w:sz w:val="20"/>
+      </w:rPr>
+    </w:lvl>
+  </w:abstractNum>
+  <w:abstractNum w:abstractNumId="12" w15:restartNumberingAfterBreak="0">
     <w:nsid w:val="49A913CC"/>
     <w:multiLevelType w:val="multilevel"/>
     <w:tmpl w:val="79C26AA8"/>
@@ -7091,7 +8795,7 @@
       </w:rPr>
     </w:lvl>
   </w:abstractNum>
-  <w:abstractNum w:abstractNumId="8" w15:restartNumberingAfterBreak="0">
+  <w:abstractNum w:abstractNumId="13" w15:restartNumberingAfterBreak="0">
     <w:nsid w:val="4C244288"/>
     <w:multiLevelType w:val="multilevel"/>
     <w:tmpl w:val="1924E868"/>
@@ -7240,7 +8944,7 @@
       </w:rPr>
     </w:lvl>
   </w:abstractNum>
-  <w:abstractNum w:abstractNumId="9" w15:restartNumberingAfterBreak="0">
+  <w:abstractNum w:abstractNumId="14" w15:restartNumberingAfterBreak="0">
     <w:nsid w:val="4DDA7A03"/>
     <w:multiLevelType w:val="multilevel"/>
     <w:tmpl w:val="2B105C98"/>
@@ -7389,7 +9093,242 @@
       </w:rPr>
     </w:lvl>
   </w:abstractNum>
-  <w:abstractNum w:abstractNumId="10" w15:restartNumberingAfterBreak="0">
+  <w:abstractNum w:abstractNumId="15" w15:restartNumberingAfterBreak="0">
+    <w:nsid w:val="523B6295"/>
+    <w:multiLevelType w:val="hybridMultilevel"/>
+    <w:tmpl w:val="5C34A242"/>
+    <w:lvl w:ilvl="0" w:tplc="0425000F">
+      <w:start w:val="1"/>
+      <w:numFmt w:val="decimal"/>
+      <w:lvlText w:val="%1."/>
+      <w:lvlJc w:val="left"/>
+      <w:pPr>
+        <w:ind w:left="1440" w:hanging="360"/>
+      </w:pPr>
+    </w:lvl>
+    <w:lvl w:ilvl="1" w:tplc="04250019" w:tentative="1">
+      <w:start w:val="1"/>
+      <w:numFmt w:val="lowerLetter"/>
+      <w:lvlText w:val="%2."/>
+      <w:lvlJc w:val="left"/>
+      <w:pPr>
+        <w:ind w:left="2160" w:hanging="360"/>
+      </w:pPr>
+    </w:lvl>
+    <w:lvl w:ilvl="2" w:tplc="0425001B" w:tentative="1">
+      <w:start w:val="1"/>
+      <w:numFmt w:val="lowerRoman"/>
+      <w:lvlText w:val="%3."/>
+      <w:lvlJc w:val="right"/>
+      <w:pPr>
+        <w:ind w:left="2880" w:hanging="180"/>
+      </w:pPr>
+    </w:lvl>
+    <w:lvl w:ilvl="3" w:tplc="0425000F" w:tentative="1">
+      <w:start w:val="1"/>
+      <w:numFmt w:val="decimal"/>
+      <w:lvlText w:val="%4."/>
+      <w:lvlJc w:val="left"/>
+      <w:pPr>
+        <w:ind w:left="3600" w:hanging="360"/>
+      </w:pPr>
+    </w:lvl>
+    <w:lvl w:ilvl="4" w:tplc="04250019" w:tentative="1">
+      <w:start w:val="1"/>
+      <w:numFmt w:val="lowerLetter"/>
+      <w:lvlText w:val="%5."/>
+      <w:lvlJc w:val="left"/>
+      <w:pPr>
+        <w:ind w:left="4320" w:hanging="360"/>
+      </w:pPr>
+    </w:lvl>
+    <w:lvl w:ilvl="5" w:tplc="0425001B" w:tentative="1">
+      <w:start w:val="1"/>
+      <w:numFmt w:val="lowerRoman"/>
+      <w:lvlText w:val="%6."/>
+      <w:lvlJc w:val="right"/>
+      <w:pPr>
+        <w:ind w:left="5040" w:hanging="180"/>
+      </w:pPr>
+    </w:lvl>
+    <w:lvl w:ilvl="6" w:tplc="0425000F" w:tentative="1">
+      <w:start w:val="1"/>
+      <w:numFmt w:val="decimal"/>
+      <w:lvlText w:val="%7."/>
+      <w:lvlJc w:val="left"/>
+      <w:pPr>
+        <w:ind w:left="5760" w:hanging="360"/>
+      </w:pPr>
+    </w:lvl>
+    <w:lvl w:ilvl="7" w:tplc="04250019" w:tentative="1">
+      <w:start w:val="1"/>
+      <w:numFmt w:val="lowerLetter"/>
+      <w:lvlText w:val="%8."/>
+      <w:lvlJc w:val="left"/>
+      <w:pPr>
+        <w:ind w:left="6480" w:hanging="360"/>
+      </w:pPr>
+    </w:lvl>
+    <w:lvl w:ilvl="8" w:tplc="0425001B" w:tentative="1">
+      <w:start w:val="1"/>
+      <w:numFmt w:val="lowerRoman"/>
+      <w:lvlText w:val="%9."/>
+      <w:lvlJc w:val="right"/>
+      <w:pPr>
+        <w:ind w:left="7200" w:hanging="180"/>
+      </w:pPr>
+    </w:lvl>
+  </w:abstractNum>
+  <w:abstractNum w:abstractNumId="16" w15:restartNumberingAfterBreak="0">
+    <w:nsid w:val="549813A8"/>
+    <w:multiLevelType w:val="multilevel"/>
+    <w:tmpl w:val="B4EAEA24"/>
+    <w:lvl w:ilvl="0">
+      <w:start w:val="1"/>
+      <w:numFmt w:val="bullet"/>
+      <w:lvlText w:val=""/>
+      <w:lvlJc w:val="left"/>
+      <w:pPr>
+        <w:tabs>
+          <w:tab w:val="num" w:pos="720"/>
+        </w:tabs>
+        <w:ind w:left="720" w:hanging="360"/>
+      </w:pPr>
+      <w:rPr>
+        <w:rFonts w:ascii="Symbol" w:hAnsi="Symbol" w:hint="default"/>
+        <w:sz w:val="20"/>
+      </w:rPr>
+    </w:lvl>
+    <w:lvl w:ilvl="1">
+      <w:start w:val="1"/>
+      <w:numFmt w:val="bullet"/>
+      <w:lvlText w:val="o"/>
+      <w:lvlJc w:val="left"/>
+      <w:pPr>
+        <w:tabs>
+          <w:tab w:val="num" w:pos="1440"/>
+        </w:tabs>
+        <w:ind w:left="1440" w:hanging="360"/>
+      </w:pPr>
+      <w:rPr>
+        <w:rFonts w:ascii="Courier New" w:hAnsi="Courier New" w:hint="default"/>
+        <w:sz w:val="20"/>
+      </w:rPr>
+    </w:lvl>
+    <w:lvl w:ilvl="2" w:tentative="1">
+      <w:start w:val="1"/>
+      <w:numFmt w:val="bullet"/>
+      <w:lvlText w:val=""/>
+      <w:lvlJc w:val="left"/>
+      <w:pPr>
+        <w:tabs>
+          <w:tab w:val="num" w:pos="2160"/>
+        </w:tabs>
+        <w:ind w:left="2160" w:hanging="360"/>
+      </w:pPr>
+      <w:rPr>
+        <w:rFonts w:ascii="Wingdings" w:hAnsi="Wingdings" w:hint="default"/>
+        <w:sz w:val="20"/>
+      </w:rPr>
+    </w:lvl>
+    <w:lvl w:ilvl="3" w:tentative="1">
+      <w:start w:val="1"/>
+      <w:numFmt w:val="bullet"/>
+      <w:lvlText w:val=""/>
+      <w:lvlJc w:val="left"/>
+      <w:pPr>
+        <w:tabs>
+          <w:tab w:val="num" w:pos="2880"/>
+        </w:tabs>
+        <w:ind w:left="2880" w:hanging="360"/>
+      </w:pPr>
+      <w:rPr>
+        <w:rFonts w:ascii="Wingdings" w:hAnsi="Wingdings" w:hint="default"/>
+        <w:sz w:val="20"/>
+      </w:rPr>
+    </w:lvl>
+    <w:lvl w:ilvl="4" w:tentative="1">
+      <w:start w:val="1"/>
+      <w:numFmt w:val="bullet"/>
+      <w:lvlText w:val=""/>
+      <w:lvlJc w:val="left"/>
+      <w:pPr>
+        <w:tabs>
+          <w:tab w:val="num" w:pos="3600"/>
+        </w:tabs>
+        <w:ind w:left="3600" w:hanging="360"/>
+      </w:pPr>
+      <w:rPr>
+        <w:rFonts w:ascii="Wingdings" w:hAnsi="Wingdings" w:hint="default"/>
+        <w:sz w:val="20"/>
+      </w:rPr>
+    </w:lvl>
+    <w:lvl w:ilvl="5" w:tentative="1">
+      <w:start w:val="1"/>
+      <w:numFmt w:val="bullet"/>
+      <w:lvlText w:val=""/>
+      <w:lvlJc w:val="left"/>
+      <w:pPr>
+        <w:tabs>
+          <w:tab w:val="num" w:pos="4320"/>
+        </w:tabs>
+        <w:ind w:left="4320" w:hanging="360"/>
+      </w:pPr>
+      <w:rPr>
+        <w:rFonts w:ascii="Wingdings" w:hAnsi="Wingdings" w:hint="default"/>
+        <w:sz w:val="20"/>
+      </w:rPr>
+    </w:lvl>
+    <w:lvl w:ilvl="6" w:tentative="1">
+      <w:start w:val="1"/>
+      <w:numFmt w:val="bullet"/>
+      <w:lvlText w:val=""/>
+      <w:lvlJc w:val="left"/>
+      <w:pPr>
+        <w:tabs>
+          <w:tab w:val="num" w:pos="5040"/>
+        </w:tabs>
+        <w:ind w:left="5040" w:hanging="360"/>
+      </w:pPr>
+      <w:rPr>
+        <w:rFonts w:ascii="Wingdings" w:hAnsi="Wingdings" w:hint="default"/>
+        <w:sz w:val="20"/>
+      </w:rPr>
+    </w:lvl>
+    <w:lvl w:ilvl="7" w:tentative="1">
+      <w:start w:val="1"/>
+      <w:numFmt w:val="bullet"/>
+      <w:lvlText w:val=""/>
+      <w:lvlJc w:val="left"/>
+      <w:pPr>
+        <w:tabs>
+          <w:tab w:val="num" w:pos="5760"/>
+        </w:tabs>
+        <w:ind w:left="5760" w:hanging="360"/>
+      </w:pPr>
+      <w:rPr>
+        <w:rFonts w:ascii="Wingdings" w:hAnsi="Wingdings" w:hint="default"/>
+        <w:sz w:val="20"/>
+      </w:rPr>
+    </w:lvl>
+    <w:lvl w:ilvl="8" w:tentative="1">
+      <w:start w:val="1"/>
+      <w:numFmt w:val="bullet"/>
+      <w:lvlText w:val=""/>
+      <w:lvlJc w:val="left"/>
+      <w:pPr>
+        <w:tabs>
+          <w:tab w:val="num" w:pos="6480"/>
+        </w:tabs>
+        <w:ind w:left="6480" w:hanging="360"/>
+      </w:pPr>
+      <w:rPr>
+        <w:rFonts w:ascii="Wingdings" w:hAnsi="Wingdings" w:hint="default"/>
+        <w:sz w:val="20"/>
+      </w:rPr>
+    </w:lvl>
+  </w:abstractNum>
+  <w:abstractNum w:abstractNumId="17" w15:restartNumberingAfterBreak="0">
     <w:nsid w:val="552D5924"/>
     <w:multiLevelType w:val="multilevel"/>
     <w:tmpl w:val="07CEE6EA"/>
@@ -7538,7 +9477,7 @@
       </w:rPr>
     </w:lvl>
   </w:abstractNum>
-  <w:abstractNum w:abstractNumId="11" w15:restartNumberingAfterBreak="0">
+  <w:abstractNum w:abstractNumId="18" w15:restartNumberingAfterBreak="0">
     <w:nsid w:val="567B7DE8"/>
     <w:multiLevelType w:val="multilevel"/>
     <w:tmpl w:val="1682B8D4"/>
@@ -7687,7 +9626,242 @@
       </w:rPr>
     </w:lvl>
   </w:abstractNum>
-  <w:abstractNum w:abstractNumId="12" w15:restartNumberingAfterBreak="0">
+  <w:abstractNum w:abstractNumId="19" w15:restartNumberingAfterBreak="0">
+    <w:nsid w:val="5B470707"/>
+    <w:multiLevelType w:val="hybridMultilevel"/>
+    <w:tmpl w:val="AA5ABE8E"/>
+    <w:lvl w:ilvl="0" w:tplc="0425000F">
+      <w:start w:val="1"/>
+      <w:numFmt w:val="decimal"/>
+      <w:lvlText w:val="%1."/>
+      <w:lvlJc w:val="left"/>
+      <w:pPr>
+        <w:ind w:left="720" w:hanging="360"/>
+      </w:pPr>
+    </w:lvl>
+    <w:lvl w:ilvl="1" w:tplc="04250019">
+      <w:start w:val="1"/>
+      <w:numFmt w:val="lowerLetter"/>
+      <w:lvlText w:val="%2."/>
+      <w:lvlJc w:val="left"/>
+      <w:pPr>
+        <w:ind w:left="1440" w:hanging="360"/>
+      </w:pPr>
+    </w:lvl>
+    <w:lvl w:ilvl="2" w:tplc="0425001B" w:tentative="1">
+      <w:start w:val="1"/>
+      <w:numFmt w:val="lowerRoman"/>
+      <w:lvlText w:val="%3."/>
+      <w:lvlJc w:val="right"/>
+      <w:pPr>
+        <w:ind w:left="2160" w:hanging="180"/>
+      </w:pPr>
+    </w:lvl>
+    <w:lvl w:ilvl="3" w:tplc="0425000F" w:tentative="1">
+      <w:start w:val="1"/>
+      <w:numFmt w:val="decimal"/>
+      <w:lvlText w:val="%4."/>
+      <w:lvlJc w:val="left"/>
+      <w:pPr>
+        <w:ind w:left="2880" w:hanging="360"/>
+      </w:pPr>
+    </w:lvl>
+    <w:lvl w:ilvl="4" w:tplc="04250019" w:tentative="1">
+      <w:start w:val="1"/>
+      <w:numFmt w:val="lowerLetter"/>
+      <w:lvlText w:val="%5."/>
+      <w:lvlJc w:val="left"/>
+      <w:pPr>
+        <w:ind w:left="3600" w:hanging="360"/>
+      </w:pPr>
+    </w:lvl>
+    <w:lvl w:ilvl="5" w:tplc="0425001B" w:tentative="1">
+      <w:start w:val="1"/>
+      <w:numFmt w:val="lowerRoman"/>
+      <w:lvlText w:val="%6."/>
+      <w:lvlJc w:val="right"/>
+      <w:pPr>
+        <w:ind w:left="4320" w:hanging="180"/>
+      </w:pPr>
+    </w:lvl>
+    <w:lvl w:ilvl="6" w:tplc="0425000F" w:tentative="1">
+      <w:start w:val="1"/>
+      <w:numFmt w:val="decimal"/>
+      <w:lvlText w:val="%7."/>
+      <w:lvlJc w:val="left"/>
+      <w:pPr>
+        <w:ind w:left="5040" w:hanging="360"/>
+      </w:pPr>
+    </w:lvl>
+    <w:lvl w:ilvl="7" w:tplc="04250019" w:tentative="1">
+      <w:start w:val="1"/>
+      <w:numFmt w:val="lowerLetter"/>
+      <w:lvlText w:val="%8."/>
+      <w:lvlJc w:val="left"/>
+      <w:pPr>
+        <w:ind w:left="5760" w:hanging="360"/>
+      </w:pPr>
+    </w:lvl>
+    <w:lvl w:ilvl="8" w:tplc="0425001B" w:tentative="1">
+      <w:start w:val="1"/>
+      <w:numFmt w:val="lowerRoman"/>
+      <w:lvlText w:val="%9."/>
+      <w:lvlJc w:val="right"/>
+      <w:pPr>
+        <w:ind w:left="6480" w:hanging="180"/>
+      </w:pPr>
+    </w:lvl>
+  </w:abstractNum>
+  <w:abstractNum w:abstractNumId="20" w15:restartNumberingAfterBreak="0">
+    <w:nsid w:val="5DBB1514"/>
+    <w:multiLevelType w:val="multilevel"/>
+    <w:tmpl w:val="9AC03A2E"/>
+    <w:lvl w:ilvl="0">
+      <w:start w:val="1"/>
+      <w:numFmt w:val="bullet"/>
+      <w:lvlText w:val=""/>
+      <w:lvlJc w:val="left"/>
+      <w:pPr>
+        <w:tabs>
+          <w:tab w:val="num" w:pos="720"/>
+        </w:tabs>
+        <w:ind w:left="720" w:hanging="360"/>
+      </w:pPr>
+      <w:rPr>
+        <w:rFonts w:ascii="Symbol" w:hAnsi="Symbol" w:hint="default"/>
+        <w:sz w:val="20"/>
+      </w:rPr>
+    </w:lvl>
+    <w:lvl w:ilvl="1" w:tentative="1">
+      <w:start w:val="1"/>
+      <w:numFmt w:val="bullet"/>
+      <w:lvlText w:val="o"/>
+      <w:lvlJc w:val="left"/>
+      <w:pPr>
+        <w:tabs>
+          <w:tab w:val="num" w:pos="1440"/>
+        </w:tabs>
+        <w:ind w:left="1440" w:hanging="360"/>
+      </w:pPr>
+      <w:rPr>
+        <w:rFonts w:ascii="Courier New" w:hAnsi="Courier New" w:hint="default"/>
+        <w:sz w:val="20"/>
+      </w:rPr>
+    </w:lvl>
+    <w:lvl w:ilvl="2" w:tentative="1">
+      <w:start w:val="1"/>
+      <w:numFmt w:val="bullet"/>
+      <w:lvlText w:val=""/>
+      <w:lvlJc w:val="left"/>
+      <w:pPr>
+        <w:tabs>
+          <w:tab w:val="num" w:pos="2160"/>
+        </w:tabs>
+        <w:ind w:left="2160" w:hanging="360"/>
+      </w:pPr>
+      <w:rPr>
+        <w:rFonts w:ascii="Wingdings" w:hAnsi="Wingdings" w:hint="default"/>
+        <w:sz w:val="20"/>
+      </w:rPr>
+    </w:lvl>
+    <w:lvl w:ilvl="3" w:tentative="1">
+      <w:start w:val="1"/>
+      <w:numFmt w:val="bullet"/>
+      <w:lvlText w:val=""/>
+      <w:lvlJc w:val="left"/>
+      <w:pPr>
+        <w:tabs>
+          <w:tab w:val="num" w:pos="2880"/>
+        </w:tabs>
+        <w:ind w:left="2880" w:hanging="360"/>
+      </w:pPr>
+      <w:rPr>
+        <w:rFonts w:ascii="Wingdings" w:hAnsi="Wingdings" w:hint="default"/>
+        <w:sz w:val="20"/>
+      </w:rPr>
+    </w:lvl>
+    <w:lvl w:ilvl="4" w:tentative="1">
+      <w:start w:val="1"/>
+      <w:numFmt w:val="bullet"/>
+      <w:lvlText w:val=""/>
+      <w:lvlJc w:val="left"/>
+      <w:pPr>
+        <w:tabs>
+          <w:tab w:val="num" w:pos="3600"/>
+        </w:tabs>
+        <w:ind w:left="3600" w:hanging="360"/>
+      </w:pPr>
+      <w:rPr>
+        <w:rFonts w:ascii="Wingdings" w:hAnsi="Wingdings" w:hint="default"/>
+        <w:sz w:val="20"/>
+      </w:rPr>
+    </w:lvl>
+    <w:lvl w:ilvl="5" w:tentative="1">
+      <w:start w:val="1"/>
+      <w:numFmt w:val="bullet"/>
+      <w:lvlText w:val=""/>
+      <w:lvlJc w:val="left"/>
+      <w:pPr>
+        <w:tabs>
+          <w:tab w:val="num" w:pos="4320"/>
+        </w:tabs>
+        <w:ind w:left="4320" w:hanging="360"/>
+      </w:pPr>
+      <w:rPr>
+        <w:rFonts w:ascii="Wingdings" w:hAnsi="Wingdings" w:hint="default"/>
+        <w:sz w:val="20"/>
+      </w:rPr>
+    </w:lvl>
+    <w:lvl w:ilvl="6" w:tentative="1">
+      <w:start w:val="1"/>
+      <w:numFmt w:val="bullet"/>
+      <w:lvlText w:val=""/>
+      <w:lvlJc w:val="left"/>
+      <w:pPr>
+        <w:tabs>
+          <w:tab w:val="num" w:pos="5040"/>
+        </w:tabs>
+        <w:ind w:left="5040" w:hanging="360"/>
+      </w:pPr>
+      <w:rPr>
+        <w:rFonts w:ascii="Wingdings" w:hAnsi="Wingdings" w:hint="default"/>
+        <w:sz w:val="20"/>
+      </w:rPr>
+    </w:lvl>
+    <w:lvl w:ilvl="7" w:tentative="1">
+      <w:start w:val="1"/>
+      <w:numFmt w:val="bullet"/>
+      <w:lvlText w:val=""/>
+      <w:lvlJc w:val="left"/>
+      <w:pPr>
+        <w:tabs>
+          <w:tab w:val="num" w:pos="5760"/>
+        </w:tabs>
+        <w:ind w:left="5760" w:hanging="360"/>
+      </w:pPr>
+      <w:rPr>
+        <w:rFonts w:ascii="Wingdings" w:hAnsi="Wingdings" w:hint="default"/>
+        <w:sz w:val="20"/>
+      </w:rPr>
+    </w:lvl>
+    <w:lvl w:ilvl="8" w:tentative="1">
+      <w:start w:val="1"/>
+      <w:numFmt w:val="bullet"/>
+      <w:lvlText w:val=""/>
+      <w:lvlJc w:val="left"/>
+      <w:pPr>
+        <w:tabs>
+          <w:tab w:val="num" w:pos="6480"/>
+        </w:tabs>
+        <w:ind w:left="6480" w:hanging="360"/>
+      </w:pPr>
+      <w:rPr>
+        <w:rFonts w:ascii="Wingdings" w:hAnsi="Wingdings" w:hint="default"/>
+        <w:sz w:val="20"/>
+      </w:rPr>
+    </w:lvl>
+  </w:abstractNum>
+  <w:abstractNum w:abstractNumId="21" w15:restartNumberingAfterBreak="0">
     <w:nsid w:val="5EF240F4"/>
     <w:multiLevelType w:val="multilevel"/>
     <w:tmpl w:val="0CF0D9AE"/>
@@ -7836,7 +10010,7 @@
       </w:rPr>
     </w:lvl>
   </w:abstractNum>
-  <w:abstractNum w:abstractNumId="13" w15:restartNumberingAfterBreak="0">
+  <w:abstractNum w:abstractNumId="22" w15:restartNumberingAfterBreak="0">
     <w:nsid w:val="64765A68"/>
     <w:multiLevelType w:val="multilevel"/>
     <w:tmpl w:val="CF64A726"/>
@@ -7981,7 +10155,156 @@
       </w:rPr>
     </w:lvl>
   </w:abstractNum>
-  <w:abstractNum w:abstractNumId="14" w15:restartNumberingAfterBreak="0">
+  <w:abstractNum w:abstractNumId="23" w15:restartNumberingAfterBreak="0">
+    <w:nsid w:val="6C6477AE"/>
+    <w:multiLevelType w:val="multilevel"/>
+    <w:tmpl w:val="39AE1A8E"/>
+    <w:lvl w:ilvl="0">
+      <w:start w:val="1"/>
+      <w:numFmt w:val="bullet"/>
+      <w:lvlText w:val=""/>
+      <w:lvlJc w:val="left"/>
+      <w:pPr>
+        <w:tabs>
+          <w:tab w:val="num" w:pos="720"/>
+        </w:tabs>
+        <w:ind w:left="720" w:hanging="360"/>
+      </w:pPr>
+      <w:rPr>
+        <w:rFonts w:ascii="Symbol" w:hAnsi="Symbol" w:hint="default"/>
+        <w:sz w:val="20"/>
+      </w:rPr>
+    </w:lvl>
+    <w:lvl w:ilvl="1">
+      <w:start w:val="1"/>
+      <w:numFmt w:val="bullet"/>
+      <w:lvlText w:val="o"/>
+      <w:lvlJc w:val="left"/>
+      <w:pPr>
+        <w:tabs>
+          <w:tab w:val="num" w:pos="1440"/>
+        </w:tabs>
+        <w:ind w:left="1440" w:hanging="360"/>
+      </w:pPr>
+      <w:rPr>
+        <w:rFonts w:ascii="Courier New" w:hAnsi="Courier New" w:hint="default"/>
+        <w:sz w:val="20"/>
+      </w:rPr>
+    </w:lvl>
+    <w:lvl w:ilvl="2" w:tentative="1">
+      <w:start w:val="1"/>
+      <w:numFmt w:val="bullet"/>
+      <w:lvlText w:val=""/>
+      <w:lvlJc w:val="left"/>
+      <w:pPr>
+        <w:tabs>
+          <w:tab w:val="num" w:pos="2160"/>
+        </w:tabs>
+        <w:ind w:left="2160" w:hanging="360"/>
+      </w:pPr>
+      <w:rPr>
+        <w:rFonts w:ascii="Wingdings" w:hAnsi="Wingdings" w:hint="default"/>
+        <w:sz w:val="20"/>
+      </w:rPr>
+    </w:lvl>
+    <w:lvl w:ilvl="3" w:tentative="1">
+      <w:start w:val="1"/>
+      <w:numFmt w:val="bullet"/>
+      <w:lvlText w:val=""/>
+      <w:lvlJc w:val="left"/>
+      <w:pPr>
+        <w:tabs>
+          <w:tab w:val="num" w:pos="2880"/>
+        </w:tabs>
+        <w:ind w:left="2880" w:hanging="360"/>
+      </w:pPr>
+      <w:rPr>
+        <w:rFonts w:ascii="Wingdings" w:hAnsi="Wingdings" w:hint="default"/>
+        <w:sz w:val="20"/>
+      </w:rPr>
+    </w:lvl>
+    <w:lvl w:ilvl="4" w:tentative="1">
+      <w:start w:val="1"/>
+      <w:numFmt w:val="bullet"/>
+      <w:lvlText w:val=""/>
+      <w:lvlJc w:val="left"/>
+      <w:pPr>
+        <w:tabs>
+          <w:tab w:val="num" w:pos="3600"/>
+        </w:tabs>
+        <w:ind w:left="3600" w:hanging="360"/>
+      </w:pPr>
+      <w:rPr>
+        <w:rFonts w:ascii="Wingdings" w:hAnsi="Wingdings" w:hint="default"/>
+        <w:sz w:val="20"/>
+      </w:rPr>
+    </w:lvl>
+    <w:lvl w:ilvl="5" w:tentative="1">
+      <w:start w:val="1"/>
+      <w:numFmt w:val="bullet"/>
+      <w:lvlText w:val=""/>
+      <w:lvlJc w:val="left"/>
+      <w:pPr>
+        <w:tabs>
+          <w:tab w:val="num" w:pos="4320"/>
+        </w:tabs>
+        <w:ind w:left="4320" w:hanging="360"/>
+      </w:pPr>
+      <w:rPr>
+        <w:rFonts w:ascii="Wingdings" w:hAnsi="Wingdings" w:hint="default"/>
+        <w:sz w:val="20"/>
+      </w:rPr>
+    </w:lvl>
+    <w:lvl w:ilvl="6" w:tentative="1">
+      <w:start w:val="1"/>
+      <w:numFmt w:val="bullet"/>
+      <w:lvlText w:val=""/>
+      <w:lvlJc w:val="left"/>
+      <w:pPr>
+        <w:tabs>
+          <w:tab w:val="num" w:pos="5040"/>
+        </w:tabs>
+        <w:ind w:left="5040" w:hanging="360"/>
+      </w:pPr>
+      <w:rPr>
+        <w:rFonts w:ascii="Wingdings" w:hAnsi="Wingdings" w:hint="default"/>
+        <w:sz w:val="20"/>
+      </w:rPr>
+    </w:lvl>
+    <w:lvl w:ilvl="7" w:tentative="1">
+      <w:start w:val="1"/>
+      <w:numFmt w:val="bullet"/>
+      <w:lvlText w:val=""/>
+      <w:lvlJc w:val="left"/>
+      <w:pPr>
+        <w:tabs>
+          <w:tab w:val="num" w:pos="5760"/>
+        </w:tabs>
+        <w:ind w:left="5760" w:hanging="360"/>
+      </w:pPr>
+      <w:rPr>
+        <w:rFonts w:ascii="Wingdings" w:hAnsi="Wingdings" w:hint="default"/>
+        <w:sz w:val="20"/>
+      </w:rPr>
+    </w:lvl>
+    <w:lvl w:ilvl="8" w:tentative="1">
+      <w:start w:val="1"/>
+      <w:numFmt w:val="bullet"/>
+      <w:lvlText w:val=""/>
+      <w:lvlJc w:val="left"/>
+      <w:pPr>
+        <w:tabs>
+          <w:tab w:val="num" w:pos="6480"/>
+        </w:tabs>
+        <w:ind w:left="6480" w:hanging="360"/>
+      </w:pPr>
+      <w:rPr>
+        <w:rFonts w:ascii="Wingdings" w:hAnsi="Wingdings" w:hint="default"/>
+        <w:sz w:val="20"/>
+      </w:rPr>
+    </w:lvl>
+  </w:abstractNum>
+  <w:abstractNum w:abstractNumId="24" w15:restartNumberingAfterBreak="0">
     <w:nsid w:val="6F3E66FD"/>
     <w:multiLevelType w:val="multilevel"/>
     <w:tmpl w:val="A8DEDA48"/>
@@ -8130,7 +10453,7 @@
       </w:rPr>
     </w:lvl>
   </w:abstractNum>
-  <w:abstractNum w:abstractNumId="15" w15:restartNumberingAfterBreak="0">
+  <w:abstractNum w:abstractNumId="25" w15:restartNumberingAfterBreak="0">
     <w:nsid w:val="7C3E2C74"/>
     <w:multiLevelType w:val="multilevel"/>
     <w:tmpl w:val="2B105C98"/>
@@ -8280,49 +10603,49 @@
     </w:lvl>
   </w:abstractNum>
   <w:num w:numId="1" w16cid:durableId="1373338415">
+    <w:abstractNumId w:val="5"/>
+  </w:num>
+  <w:num w:numId="2" w16cid:durableId="659386477">
+    <w:abstractNumId w:val="8"/>
+  </w:num>
+  <w:num w:numId="3" w16cid:durableId="1378043185">
+    <w:abstractNumId w:val="24"/>
+  </w:num>
+  <w:num w:numId="4" w16cid:durableId="769739249">
+    <w:abstractNumId w:val="1"/>
+  </w:num>
+  <w:num w:numId="5" w16cid:durableId="802891685">
+    <w:abstractNumId w:val="13"/>
+  </w:num>
+  <w:num w:numId="6" w16cid:durableId="838349774">
+    <w:abstractNumId w:val="2"/>
+  </w:num>
+  <w:num w:numId="7" w16cid:durableId="652609079">
+    <w:abstractNumId w:val="17"/>
+  </w:num>
+  <w:num w:numId="8" w16cid:durableId="1207643152">
+    <w:abstractNumId w:val="21"/>
+  </w:num>
+  <w:num w:numId="9" w16cid:durableId="1392189016">
     <w:abstractNumId w:val="3"/>
   </w:num>
-  <w:num w:numId="2" w16cid:durableId="659386477">
-    <w:abstractNumId w:val="5"/>
+  <w:num w:numId="10" w16cid:durableId="663633007">
+    <w:abstractNumId w:val="22"/>
   </w:num>
-  <w:num w:numId="3" w16cid:durableId="1378043185">
+  <w:num w:numId="11" w16cid:durableId="385102495">
+    <w:abstractNumId w:val="12"/>
+  </w:num>
+  <w:num w:numId="12" w16cid:durableId="2019118548">
+    <w:abstractNumId w:val="9"/>
+  </w:num>
+  <w:num w:numId="13" w16cid:durableId="1671441633">
+    <w:abstractNumId w:val="25"/>
+  </w:num>
+  <w:num w:numId="14" w16cid:durableId="1356662378">
     <w:abstractNumId w:val="14"/>
   </w:num>
-  <w:num w:numId="4" w16cid:durableId="769739249">
-    <w:abstractNumId w:val="0"/>
-  </w:num>
-  <w:num w:numId="5" w16cid:durableId="802891685">
-    <w:abstractNumId w:val="8"/>
-  </w:num>
-  <w:num w:numId="6" w16cid:durableId="838349774">
-    <w:abstractNumId w:val="1"/>
-  </w:num>
-  <w:num w:numId="7" w16cid:durableId="652609079">
-    <w:abstractNumId w:val="10"/>
-  </w:num>
-  <w:num w:numId="8" w16cid:durableId="1207643152">
-    <w:abstractNumId w:val="12"/>
-  </w:num>
-  <w:num w:numId="9" w16cid:durableId="1392189016">
-    <w:abstractNumId w:val="2"/>
-  </w:num>
-  <w:num w:numId="10" w16cid:durableId="663633007">
-    <w:abstractNumId w:val="13"/>
-  </w:num>
-  <w:num w:numId="11" w16cid:durableId="385102495">
-    <w:abstractNumId w:val="7"/>
-  </w:num>
-  <w:num w:numId="12" w16cid:durableId="2019118548">
+  <w:num w:numId="15" w16cid:durableId="1023556921">
     <w:abstractNumId w:val="6"/>
-  </w:num>
-  <w:num w:numId="13" w16cid:durableId="1671441633">
-    <w:abstractNumId w:val="15"/>
-  </w:num>
-  <w:num w:numId="14" w16cid:durableId="1356662378">
-    <w:abstractNumId w:val="9"/>
-  </w:num>
-  <w:num w:numId="15" w16cid:durableId="1023556921">
-    <w:abstractNumId w:val="4"/>
     <w:lvlOverride w:ilvl="0">
       <w:startOverride w:val="1"/>
     </w:lvlOverride>
@@ -8350,7 +10673,37 @@
     </w:lvlOverride>
   </w:num>
   <w:num w:numId="16" w16cid:durableId="522938430">
+    <w:abstractNumId w:val="18"/>
+  </w:num>
+  <w:num w:numId="17" w16cid:durableId="1096288237">
+    <w:abstractNumId w:val="20"/>
+  </w:num>
+  <w:num w:numId="18" w16cid:durableId="244071362">
+    <w:abstractNumId w:val="7"/>
+  </w:num>
+  <w:num w:numId="19" w16cid:durableId="113982318">
     <w:abstractNumId w:val="11"/>
+  </w:num>
+  <w:num w:numId="20" w16cid:durableId="454103591">
+    <w:abstractNumId w:val="4"/>
+  </w:num>
+  <w:num w:numId="21" w16cid:durableId="1230724595">
+    <w:abstractNumId w:val="0"/>
+  </w:num>
+  <w:num w:numId="22" w16cid:durableId="2130082462">
+    <w:abstractNumId w:val="23"/>
+  </w:num>
+  <w:num w:numId="23" w16cid:durableId="373115153">
+    <w:abstractNumId w:val="16"/>
+  </w:num>
+  <w:num w:numId="24" w16cid:durableId="149912262">
+    <w:abstractNumId w:val="10"/>
+  </w:num>
+  <w:num w:numId="25" w16cid:durableId="1860048929">
+    <w:abstractNumId w:val="15"/>
+  </w:num>
+  <w:num w:numId="26" w16cid:durableId="1172992873">
+    <w:abstractNumId w:val="19"/>
   </w:num>
   <w:numIdMacAtCleanup w:val="16"/>
 </w:numbering>
@@ -8958,7 +11311,6 @@
   <w:style w:type="character" w:default="1" w:styleId="DefaultParagraphFont">
     <w:name w:val="Default Paragraph Font"/>
     <w:uiPriority w:val="1"/>
-    <w:semiHidden/>
     <w:unhideWhenUsed/>
   </w:style>
   <w:style w:type="table" w:default="1" w:styleId="TableNormal">
